--- a/output/TestReport_DULAL NAHA (KOL2604070057)_2600128556_11d3f985-7e08-40be-91b4-48b35be363ee.docx
+++ b/output/TestReport_DULAL NAHA (KOL2604070057)_2600128556_11d3f985-7e08-40be-91b4-48b35be363ee.docx
@@ -4,350 +4,1151 @@
   <w:body>
     <w:p>
       <w:pPr>
-        <w:spacing w:before="80" w:after="240"/>
+        <w:autoSpaceDN w:val="0"/>
+        <w:autoSpaceDE w:val="0"/>
+        <w:widowControl/>
+        <w:spacing w:line="245" w:lineRule="auto" w:before="4070" w:after="0"/>
+        <w:ind w:left="3168" w:right="3168" w:firstLine="0"/>
         <w:jc w:val="center"/>
       </w:pPr>
       <w:r>
         <w:rPr>
-          <w:rFonts w:ascii="Cambria, serif" w:hAnsi="Cambria, serif"/>
+          <w:rFonts w:ascii="Cambria" w:hAnsi="Cambria" w:eastAsia="Cambria"/>
           <w:b/>
-          <w:color w:val="1F497D"/>
+          <w:i/>
+          <w:color w:val="000000"/>
           <w:sz w:val="28"/>
         </w:rPr>
-        <w:t>Whole exome with Mitochondrial Genome Sequencing</w:t>
+        <w:t xml:space="preserve">Liquidseq Actionable Genomic Profiling Panel </w:t>
+      </w:r>
+      <w:r>
+        <w:br/>
+      </w:r>
+      <w:r>
+        <w:rPr>
+          <w:rFonts w:ascii="Cambria" w:hAnsi="Cambria" w:eastAsia="Cambria"/>
+          <w:b/>
+          <w:i/>
+          <w:color w:val="000000"/>
+          <w:sz w:val="28"/>
+        </w:rPr>
+        <w:t>On Illumina Novaseq 6000 Platform</w:t>
       </w:r>
     </w:p>
     <w:p>
       <w:pPr>
-        <w:spacing w:before="200" w:after="80"/>
+        <w:autoSpaceDN w:val="0"/>
+        <w:autoSpaceDE w:val="0"/>
+        <w:widowControl/>
+        <w:spacing w:line="240" w:lineRule="auto" w:before="288" w:after="0"/>
+        <w:ind w:left="878" w:right="0" w:firstLine="0"/>
+        <w:jc w:val="left"/>
       </w:pPr>
       <w:r>
         <w:rPr>
-          <w:rFonts w:ascii="Cambria, serif" w:hAnsi="Cambria, serif"/>
+          <w:rFonts w:ascii="Cambria" w:hAnsi="Cambria" w:eastAsia="Cambria"/>
           <w:b/>
-          <w:color w:val="1F497D"/>
-          <w:sz w:val="22"/>
+          <w:i w:val="0"/>
+          <w:color w:val="000000"/>
+          <w:sz w:val="20"/>
+        </w:rPr>
+        <w:t>Clinical Indication: Metastatic Adenocarcinoma</w:t>
+      </w:r>
+    </w:p>
+    <w:p>
+      <w:pPr>
+        <w:autoSpaceDN w:val="0"/>
+        <w:autoSpaceDE w:val="0"/>
+        <w:widowControl/>
+        <w:spacing w:line="240" w:lineRule="auto" w:before="560" w:after="0"/>
+        <w:ind w:left="0" w:right="1702" w:firstLine="0"/>
+        <w:jc w:val="right"/>
+      </w:pPr>
+      <w:r>
+        <w:rPr>
+          <w:rFonts w:ascii="Cambria" w:hAnsi="Cambria" w:eastAsia="Cambria"/>
+          <w:b/>
+          <w:i w:val="0"/>
+          <w:color w:val="000000"/>
+          <w:sz w:val="28"/>
+        </w:rPr>
+        <w:t>Positive (Clinically significant Variant detected)</w:t>
+      </w:r>
+    </w:p>
+    <w:p>
+      <w:pPr>
+        <w:autoSpaceDN w:val="0"/>
+        <w:autoSpaceDE w:val="0"/>
+        <w:widowControl/>
+        <w:spacing w:line="240" w:lineRule="auto" w:before="534" w:after="0"/>
+        <w:ind w:left="1094" w:right="0" w:firstLine="0"/>
+        <w:jc w:val="left"/>
+      </w:pPr>
+      <w:r>
+        <w:rPr>
+          <w:rFonts w:ascii="Cambria" w:hAnsi="Cambria" w:eastAsia="Cambria"/>
+          <w:b/>
+          <w:i w:val="0"/>
+          <w:color w:val="000000"/>
+          <w:sz w:val="24"/>
+        </w:rPr>
+        <w:t>Report Highlights:</w:t>
+      </w:r>
+    </w:p>
+    <w:p>
+      <w:pPr>
+        <w:autoSpaceDN w:val="0"/>
+        <w:autoSpaceDE w:val="0"/>
+        <w:widowControl/>
+        <w:spacing w:line="240" w:lineRule="auto" w:before="1308" w:after="0"/>
+        <w:ind w:left="1094" w:right="0" w:firstLine="0"/>
+        <w:jc w:val="left"/>
+      </w:pPr>
+      <w:r>
+        <w:rPr>
+          <w:rFonts w:ascii="Cambria" w:hAnsi="Cambria" w:eastAsia="Cambria"/>
+          <w:b/>
+          <w:i w:val="0"/>
+          <w:color w:val="000000"/>
+          <w:sz w:val="24"/>
         </w:rPr>
         <w:t>Key Findings:</w:t>
       </w:r>
     </w:p>
     <w:p>
       <w:pPr>
-        <w:spacing w:line="276" w:lineRule="auto" w:after="80"/>
-        <w:ind w:left="360"/>
+        <w:autoSpaceDN w:val="0"/>
+        <w:autoSpaceDE w:val="0"/>
+        <w:widowControl/>
+        <w:spacing w:line="245" w:lineRule="auto" w:before="1302" w:after="0"/>
+        <w:ind w:left="878" w:right="864" w:firstLine="0"/>
+        <w:jc w:val="left"/>
       </w:pPr>
       <w:r>
         <w:rPr>
-          <w:rFonts w:ascii="Cambria, serif" w:hAnsi="Cambria, serif"/>
+          <w:rFonts w:ascii="Cambria" w:hAnsi="Cambria" w:eastAsia="Cambria"/>
           <w:b/>
-          <w:color w:val="ED7D31"/>
+          <w:i/>
+          <w:color w:val="000000"/>
           <w:sz w:val="20"/>
         </w:rPr>
-        <w:t>*Genetic test results are reported based on the recommendations of AMP-ASCO-CAP guidelines. **Public data sources included in relevant targeted therapies, guidelines: EMA, FDA, ESMO, NCCN.</w:t>
+        <w:t xml:space="preserve">*Genetic test results are reported based on the recommendations of AMP-ASCO-CAP guidelines. **Public data sources </w:t>
+      </w:r>
+      <w:r>
+        <w:rPr>
+          <w:rFonts w:ascii="Cambria" w:hAnsi="Cambria" w:eastAsia="Cambria"/>
+          <w:b/>
+          <w:i/>
+          <w:color w:val="000000"/>
+          <w:sz w:val="20"/>
+        </w:rPr>
+        <w:t>included in relevant targeted therapies, guidelines: EMA, FDA, ESMO, NCCN.</w:t>
       </w:r>
     </w:p>
     <w:p>
       <w:pPr>
-        <w:spacing w:before="200" w:after="80"/>
+        <w:autoSpaceDN w:val="0"/>
+        <w:autoSpaceDE w:val="0"/>
+        <w:widowControl/>
+        <w:spacing w:line="240" w:lineRule="auto" w:before="282" w:after="0"/>
+        <w:ind w:left="1094" w:right="0" w:firstLine="0"/>
+        <w:jc w:val="left"/>
       </w:pPr>
       <w:r>
         <w:rPr>
-          <w:rFonts w:ascii="Cambria, serif" w:hAnsi="Cambria, serif"/>
+          <w:rFonts w:ascii="Cambria" w:hAnsi="Cambria" w:eastAsia="Cambria"/>
           <w:b/>
-          <w:color w:val="1F497D"/>
-          <w:sz w:val="22"/>
+          <w:i w:val="0"/>
+          <w:color w:val="000000"/>
+          <w:sz w:val="24"/>
         </w:rPr>
         <w:t>Multi-Gene Biomarkers Results:</w:t>
       </w:r>
     </w:p>
     <w:p>
       <w:pPr>
-        <w:spacing w:line="276" w:lineRule="auto" w:after="80"/>
-        <w:jc w:val="both"/>
+        <w:autoSpaceDN w:val="0"/>
+        <w:autoSpaceDE w:val="0"/>
+        <w:widowControl/>
+        <w:spacing w:line="245" w:lineRule="auto" w:before="1152" w:after="0"/>
+        <w:ind w:left="878" w:right="576" w:firstLine="0"/>
+        <w:jc w:val="left"/>
       </w:pPr>
       <w:r>
         <w:rPr>
-          <w:rFonts w:ascii="Cambria, serif" w:hAnsi="Cambria, serif"/>
-          <w:color w:val="0D0D0D"/>
+          <w:rFonts w:ascii="Cambria" w:hAnsi="Cambria" w:eastAsia="Cambria"/>
+          <w:b/>
+          <w:i/>
+          <w:color w:val="000000"/>
           <w:sz w:val="20"/>
         </w:rPr>
-        <w:t># Correlation of the genetic findings with the clinical condition of the patient is required to arrive at accurate diagnosis, prognosis or therapeutic decisions.</w:t>
+        <w:t xml:space="preserve"># Correlation of the genetic findings with the clinical condition of the patient is required to arrive at accurate diagnosis, </w:t>
+      </w:r>
+      <w:r>
+        <w:rPr>
+          <w:rFonts w:ascii="Cambria" w:hAnsi="Cambria" w:eastAsia="Cambria"/>
+          <w:b/>
+          <w:i/>
+          <w:color w:val="000000"/>
+          <w:sz w:val="20"/>
+        </w:rPr>
+        <w:t>prognosis or therapeutic decisions.</w:t>
       </w:r>
     </w:p>
     <w:p>
       <w:pPr>
-        <w:spacing w:before="200" w:after="80"/>
+        <w:sectPr>
+          <w:pgSz w:w="12240" w:h="15840"/>
+          <w:pgMar w:top="0" w:right="0" w:bottom="0" w:left="0" w:header="720" w:footer="720" w:gutter="0"/>
+          <w:cols/>
+          <w:docGrid w:linePitch="360"/>
+        </w:sectPr>
+      </w:pPr>
+    </w:p>
+    <w:p>
+      <w:pPr>
+        <w:sectPr>
+          <w:pgSz w:w="12240" w:h="15840"/>
+          <w:pgMar w:top="0" w:right="0" w:bottom="0" w:left="0" w:header="720" w:footer="720" w:gutter="0"/>
+          <w:cols/>
+          <w:docGrid w:linePitch="360"/>
+        </w:sectPr>
+      </w:pPr>
+    </w:p>
+    <w:p>
+      <w:pPr>
+        <w:autoSpaceDN w:val="0"/>
+        <w:autoSpaceDE w:val="0"/>
+        <w:widowControl/>
+        <w:spacing w:line="240" w:lineRule="auto" w:before="4076" w:after="0"/>
+        <w:ind w:left="1114" w:right="0" w:firstLine="0"/>
+        <w:jc w:val="left"/>
       </w:pPr>
       <w:r>
         <w:rPr>
-          <w:rFonts w:ascii="Cambria, serif" w:hAnsi="Cambria, serif"/>
+          <w:rFonts w:ascii="Cambria" w:hAnsi="Cambria" w:eastAsia="Cambria"/>
           <w:b/>
-          <w:color w:val="1F497D"/>
-          <w:sz w:val="22"/>
+          <w:i w:val="0"/>
+          <w:color w:val="000000"/>
+          <w:sz w:val="24"/>
         </w:rPr>
-        <w:t>Variant Biomarker Description</w:t>
+        <w:t>Clinical Significance:</w:t>
       </w:r>
     </w:p>
     <w:p>
       <w:pPr>
-        <w:spacing w:line="276" w:lineRule="auto" w:after="80"/>
+        <w:autoSpaceDN w:val="0"/>
+        <w:autoSpaceDE w:val="0"/>
+        <w:widowControl/>
+        <w:spacing w:line="240" w:lineRule="auto" w:before="3934" w:after="0"/>
+        <w:ind w:left="1094" w:right="0" w:firstLine="0"/>
+        <w:jc w:val="left"/>
       </w:pPr>
       <w:r>
         <w:rPr>
-          <w:rFonts w:ascii="Cambria, serif" w:hAnsi="Cambria, serif"/>
-          <w:color w:val="0D0D0D"/>
-          <w:sz w:val="20"/>
+          <w:rFonts w:ascii="Cambria" w:hAnsi="Cambria" w:eastAsia="Cambria"/>
+          <w:b/>
+          <w:i w:val="0"/>
+          <w:color w:val="000000"/>
+          <w:sz w:val="24"/>
         </w:rPr>
-        <w:t>TP53 NM_000546.6 chr17:7578525 c.405C&gt;A p.(C135*)</w:t>
+        <w:t>Biomarker Description:</w:t>
       </w:r>
     </w:p>
     <w:p>
       <w:pPr>
-        <w:spacing w:before="200" w:after="80"/>
+        <w:sectPr>
+          <w:pgSz w:w="12240" w:h="15840"/>
+          <w:pgMar w:top="0" w:right="0" w:bottom="0" w:left="0" w:header="720" w:footer="720" w:gutter="0"/>
+          <w:cols/>
+          <w:docGrid w:linePitch="360"/>
+        </w:sectPr>
+      </w:pPr>
+    </w:p>
+    <w:p>
+      <w:pPr>
+        <w:sectPr>
+          <w:pgSz w:w="12240" w:h="15840"/>
+          <w:pgMar w:top="0" w:right="0" w:bottom="0" w:left="0" w:header="720" w:footer="720" w:gutter="0"/>
+          <w:cols/>
+          <w:docGrid w:linePitch="360"/>
+        </w:sectPr>
+      </w:pPr>
+    </w:p>
+    <w:p>
+      <w:pPr>
+        <w:autoSpaceDN w:val="0"/>
+        <w:tabs>
+          <w:tab w:pos="1094" w:val="left"/>
+        </w:tabs>
+        <w:autoSpaceDE w:val="0"/>
+        <w:widowControl/>
+        <w:spacing w:line="420" w:lineRule="auto" w:before="8862" w:after="0"/>
+        <w:ind w:left="878" w:right="8208" w:firstLine="0"/>
+        <w:jc w:val="left"/>
       </w:pPr>
       <w:r>
+        <w:tab/>
+      </w:r>
+      <w:r>
         <w:rPr>
-          <w:rFonts w:ascii="Cambria, serif" w:hAnsi="Cambria, serif"/>
+          <w:rFonts w:ascii="Cambria" w:hAnsi="Cambria" w:eastAsia="Cambria"/>
           <w:b/>
-          <w:color w:val="1F497D"/>
-          <w:sz w:val="22"/>
+          <w:i w:val="0"/>
+          <w:color w:val="000000"/>
+          <w:sz w:val="24"/>
         </w:rPr>
-        <w:t>SC0245 X X X X I</w:t>
+        <w:t xml:space="preserve">Therapy &amp; Clinical Trials: </w:t>
+      </w:r>
+      <w:r>
+        <w:br/>
+      </w:r>
+      <w:r>
+        <w:rPr>
+          <w:rFonts w:ascii="Cambria" w:hAnsi="Cambria" w:eastAsia="Cambria"/>
+          <w:b/>
+          <w:i w:val="0"/>
+          <w:color w:val="000000"/>
+          <w:sz w:val="20"/>
+        </w:rPr>
+        <w:t>TP53 p.(C135*) c.405C&gt;A</w:t>
       </w:r>
     </w:p>
     <w:p>
       <w:pPr>
-        <w:spacing w:line="276" w:lineRule="auto" w:after="80"/>
-        <w:jc w:val="both"/>
+        <w:sectPr>
+          <w:pgSz w:w="12240" w:h="15840"/>
+          <w:pgMar w:top="0" w:right="0" w:bottom="0" w:left="0" w:header="720" w:footer="720" w:gutter="0"/>
+          <w:cols/>
+          <w:docGrid w:linePitch="360"/>
+        </w:sectPr>
+      </w:pPr>
+    </w:p>
+    <w:p>
+      <w:pPr>
+        <w:sectPr>
+          <w:pgSz w:w="12240" w:h="15840"/>
+          <w:pgMar w:top="0" w:right="0" w:bottom="0" w:left="0" w:header="720" w:footer="720" w:gutter="0"/>
+          <w:cols/>
+          <w:docGrid w:linePitch="360"/>
+        </w:sectPr>
+      </w:pPr>
+    </w:p>
+    <w:p>
+      <w:pPr>
+        <w:sectPr>
+          <w:pgSz w:w="12240" w:h="15840"/>
+          <w:pgMar w:top="0" w:right="0" w:bottom="0" w:left="0" w:header="720" w:footer="720" w:gutter="0"/>
+          <w:cols/>
+          <w:docGrid w:linePitch="360"/>
+        </w:sectPr>
+      </w:pPr>
+    </w:p>
+    <w:p>
+      <w:pPr>
+        <w:sectPr>
+          <w:pgSz w:w="12240" w:h="15840"/>
+          <w:pgMar w:top="0" w:right="0" w:bottom="0" w:left="0" w:header="720" w:footer="720" w:gutter="0"/>
+          <w:cols/>
+          <w:docGrid w:linePitch="360"/>
+        </w:sectPr>
+      </w:pPr>
+    </w:p>
+    <w:p>
+      <w:pPr>
+        <w:autoSpaceDN w:val="0"/>
+        <w:autoSpaceDE w:val="0"/>
+        <w:widowControl/>
+        <w:spacing w:line="218" w:lineRule="exact" w:before="8608" w:after="0"/>
+        <w:ind w:left="878" w:right="144" w:firstLine="0"/>
+        <w:jc w:val="left"/>
       </w:pPr>
       <w:r>
         <w:rPr>
-          <w:rFonts w:ascii="Cambria, serif" w:hAnsi="Cambria, serif"/>
-          <w:color w:val="0D0D0D"/>
+          <w:rFonts w:ascii="Type3 (22 0 R)" w:hAnsi="Type3 (22 0 R)" w:eastAsia="Type3 (22 0 R)"/>
+          <w:b w:val="0"/>
+          <w:i w:val="0"/>
+          <w:color w:val="000000"/>
           <w:sz w:val="20"/>
         </w:rPr>
-        <w:t>📝Note:  ✓ : In this Cancer Type,  ✓ : In Other Cancer Type,  ✓ ✓ : both In this and Other Cancer Type,  X  : No Evidence. ⚠️ : Caution for Use</w:t>
+        <w:t>📝</w:t>
+      </w:r>
+      <w:r>
+        <w:rPr>
+          <w:rFonts w:ascii="Cambria" w:hAnsi="Cambria" w:eastAsia="Cambria"/>
+          <w:b w:val="0"/>
+          <w:i w:val="0"/>
+          <w:color w:val="000000"/>
+          <w:sz w:val="20"/>
+        </w:rPr>
+        <w:t xml:space="preserve">Note:  </w:t>
+      </w:r>
+      <w:r>
+        <w:rPr>
+          <w:rFonts w:ascii="Segoe UI Symbol" w:hAnsi="Segoe UI Symbol" w:eastAsia="Segoe UI Symbol"/>
+          <w:b w:val="0"/>
+          <w:i w:val="0"/>
+          <w:color w:val="000000"/>
+          <w:sz w:val="20"/>
+        </w:rPr>
+        <w:t>✓</w:t>
+      </w:r>
+      <w:r>
+        <w:rPr>
+          <w:rFonts w:ascii="Cambria" w:hAnsi="Cambria" w:eastAsia="Cambria"/>
+          <w:b w:val="0"/>
+          <w:i w:val="0"/>
+          <w:color w:val="000000"/>
+          <w:sz w:val="20"/>
+        </w:rPr>
+        <w:t xml:space="preserve"> : In this Cancer Type,  </w:t>
+      </w:r>
+      <w:r>
+        <w:rPr>
+          <w:rFonts w:ascii="Segoe UI Symbol" w:hAnsi="Segoe UI Symbol" w:eastAsia="Segoe UI Symbol"/>
+          <w:b w:val="0"/>
+          <w:i w:val="0"/>
+          <w:color w:val="000000"/>
+          <w:sz w:val="20"/>
+        </w:rPr>
+        <w:t>✓</w:t>
+      </w:r>
+      <w:r>
+        <w:rPr>
+          <w:rFonts w:ascii="Cambria" w:hAnsi="Cambria" w:eastAsia="Cambria"/>
+          <w:b w:val="0"/>
+          <w:i w:val="0"/>
+          <w:color w:val="000000"/>
+          <w:sz w:val="20"/>
+        </w:rPr>
+        <w:t xml:space="preserve"> : In Other Cancer Type,  </w:t>
+      </w:r>
+      <w:r>
+        <w:rPr>
+          <w:rFonts w:ascii="Segoe UI Symbol" w:hAnsi="Segoe UI Symbol" w:eastAsia="Segoe UI Symbol"/>
+          <w:b w:val="0"/>
+          <w:i w:val="0"/>
+          <w:color w:val="000000"/>
+          <w:sz w:val="20"/>
+        </w:rPr>
+        <w:t>✓</w:t>
+      </w:r>
+      <w:r>
+        <w:rPr>
+          <w:rFonts w:ascii="Segoe UI Symbol" w:hAnsi="Segoe UI Symbol" w:eastAsia="Segoe UI Symbol"/>
+          <w:b w:val="0"/>
+          <w:i w:val="0"/>
+          <w:color w:val="000000"/>
+          <w:sz w:val="20"/>
+        </w:rPr>
+        <w:t>✓</w:t>
+      </w:r>
+      <w:r>
+        <w:rPr>
+          <w:rFonts w:ascii="Cambria" w:hAnsi="Cambria" w:eastAsia="Cambria"/>
+          <w:b w:val="0"/>
+          <w:i w:val="0"/>
+          <w:color w:val="000000"/>
+          <w:sz w:val="20"/>
+        </w:rPr>
+        <w:t xml:space="preserve"> : both In this and Other Cancer Type,  X  : No Evidence. </w:t>
+      </w:r>
+      <w:r>
+        <w:rPr>
+          <w:rFonts w:ascii="Type3 (25 0 R)" w:hAnsi="Type3 (25 0 R)" w:eastAsia="Type3 (25 0 R)"/>
+          <w:b w:val="0"/>
+          <w:i w:val="0"/>
+          <w:color w:val="000000"/>
+          <w:sz w:val="20"/>
+        </w:rPr>
+        <w:t>⚠️</w:t>
+      </w:r>
+      <w:r>
+        <w:rPr>
+          <w:rFonts w:ascii="Cambria" w:hAnsi="Cambria" w:eastAsia="Cambria"/>
+          <w:b w:val="0"/>
+          <w:i w:val="0"/>
+          <w:color w:val="000000"/>
+          <w:sz w:val="20"/>
+        </w:rPr>
+        <w:t xml:space="preserve"> : Caution for </w:t>
+      </w:r>
+      <w:r>
+        <w:rPr>
+          <w:rFonts w:ascii="Cambria" w:hAnsi="Cambria" w:eastAsia="Cambria"/>
+          <w:b w:val="0"/>
+          <w:i w:val="0"/>
+          <w:color w:val="000000"/>
+          <w:sz w:val="20"/>
+        </w:rPr>
+        <w:t>Use</w:t>
       </w:r>
     </w:p>
     <w:p>
       <w:pPr>
-        <w:spacing w:before="200" w:after="80"/>
+        <w:autoSpaceDN w:val="0"/>
+        <w:autoSpaceDE w:val="0"/>
+        <w:widowControl/>
+        <w:spacing w:line="240" w:lineRule="auto" w:before="306" w:after="0"/>
+        <w:ind w:left="878" w:right="0" w:firstLine="0"/>
+        <w:jc w:val="left"/>
       </w:pPr>
       <w:r>
         <w:rPr>
-          <w:rFonts w:ascii="Cambria, serif" w:hAnsi="Cambria, serif"/>
+          <w:rFonts w:ascii="Cambria" w:hAnsi="Cambria" w:eastAsia="Cambria"/>
           <w:b/>
-          <w:color w:val="1F497D"/>
-          <w:sz w:val="22"/>
+          <w:i w:val="0"/>
+          <w:color w:val="000000"/>
+          <w:sz w:val="20"/>
         </w:rPr>
         <w:t>Test Description</w:t>
       </w:r>
     </w:p>
     <w:p>
       <w:pPr>
-        <w:spacing w:line="276" w:lineRule="auto" w:after="80"/>
-        <w:jc w:val="both"/>
+        <w:autoSpaceDN w:val="0"/>
+        <w:autoSpaceDE w:val="0"/>
+        <w:widowControl/>
+        <w:spacing w:line="245" w:lineRule="auto" w:before="82" w:after="0"/>
+        <w:ind w:left="878" w:right="432" w:firstLine="0"/>
+        <w:jc w:val="left"/>
       </w:pPr>
       <w:r>
         <w:rPr>
-          <w:rFonts w:ascii="Cambria, serif" w:hAnsi="Cambria, serif"/>
-          <w:color w:val="0D0D0D"/>
+          <w:rFonts w:ascii="Cambria" w:hAnsi="Cambria" w:eastAsia="Cambria"/>
+          <w:b/>
+          <w:i w:val="0"/>
+          <w:color w:val="000000"/>
           <w:sz w:val="20"/>
         </w:rPr>
-        <w:t>Liquidseq Actionable Genomic Profiling Panel is advancing precision oncology research through the analysis of multiple relevant biomarkers in a single next-generation sequencing (NGS) test.</w:t>
+        <w:t xml:space="preserve">Liquidseq Actionable Genomic Profiling Panel is advancing precision oncology research through the analysis of multiple </w:t>
+      </w:r>
+      <w:r>
+        <w:rPr>
+          <w:rFonts w:ascii="Cambria" w:hAnsi="Cambria" w:eastAsia="Cambria"/>
+          <w:b/>
+          <w:i w:val="0"/>
+          <w:color w:val="000000"/>
+          <w:sz w:val="20"/>
+        </w:rPr>
+        <w:t>relevant biomarkers in a single next-generation sequencing (NGS) test.</w:t>
       </w:r>
     </w:p>
     <w:p>
       <w:pPr>
-        <w:spacing w:before="200" w:after="80"/>
+        <w:autoSpaceDN w:val="0"/>
+        <w:autoSpaceDE w:val="0"/>
+        <w:widowControl/>
+        <w:spacing w:line="245" w:lineRule="auto" w:before="396" w:after="0"/>
+        <w:ind w:left="878" w:right="144" w:firstLine="0"/>
+        <w:jc w:val="left"/>
       </w:pPr>
       <w:r>
         <w:rPr>
-          <w:rFonts w:ascii="Cambria, serif" w:hAnsi="Cambria, serif"/>
+          <w:rFonts w:ascii="Cambria" w:hAnsi="Cambria" w:eastAsia="Cambria"/>
           <w:b/>
-          <w:color w:val="1F497D"/>
-          <w:sz w:val="22"/>
+          <w:i w:val="0"/>
+          <w:color w:val="000000"/>
+          <w:sz w:val="20"/>
         </w:rPr>
-        <w:t>General Content / Notes</w:t>
+        <w:t xml:space="preserve">The Liquidseq Actionable Genomic Profiling assay analyses  34  unique genes ( 28  DNA +  6  Fusions driver genes) for single </w:t>
+      </w:r>
+      <w:r>
+        <w:rPr>
+          <w:rFonts w:ascii="Cambria" w:hAnsi="Cambria" w:eastAsia="Cambria"/>
+          <w:b/>
+          <w:i w:val="0"/>
+          <w:color w:val="000000"/>
+          <w:sz w:val="20"/>
+        </w:rPr>
+        <w:t xml:space="preserve">gene and multiple gene biomarker insights, detects single gene biomarkers from all variant types including  SNVs, indels, </w:t>
+      </w:r>
+      <w:r>
+        <w:rPr>
+          <w:rFonts w:ascii="Cambria" w:hAnsi="Cambria" w:eastAsia="Cambria"/>
+          <w:b/>
+          <w:i w:val="0"/>
+          <w:color w:val="000000"/>
+          <w:sz w:val="20"/>
+        </w:rPr>
+        <w:t xml:space="preserve">CNVs, known and novel fusions, and splice variants.  Analyze complex multi-gene biomarkers for mutational signatures, </w:t>
+      </w:r>
+      <w:r>
+        <w:rPr>
+          <w:rFonts w:ascii="Cambria" w:hAnsi="Cambria" w:eastAsia="Cambria"/>
+          <w:b/>
+          <w:i w:val="0"/>
+          <w:color w:val="000000"/>
+          <w:sz w:val="20"/>
+        </w:rPr>
+        <w:t>including microsatellite instability ( MSI ) for immunotherapy research.</w:t>
       </w:r>
     </w:p>
     <w:p>
       <w:pPr>
-        <w:spacing w:line="276" w:lineRule="auto" w:after="80"/>
-        <w:jc w:val="both"/>
+        <w:autoSpaceDN w:val="0"/>
+        <w:autoSpaceDE w:val="0"/>
+        <w:widowControl/>
+        <w:spacing w:line="240" w:lineRule="auto" w:before="410" w:after="0"/>
+        <w:ind w:left="878" w:right="0" w:firstLine="0"/>
+        <w:jc w:val="left"/>
       </w:pPr>
       <w:r>
         <w:rPr>
-          <w:rFonts w:ascii="Cambria, serif" w:hAnsi="Cambria, serif"/>
-          <w:color w:val="0D0D0D"/>
+          <w:rFonts w:ascii="Cambria" w:hAnsi="Cambria" w:eastAsia="Cambria"/>
+          <w:b w:val="0"/>
+          <w:i w:val="0"/>
+          <w:color w:val="000000"/>
           <w:sz w:val="20"/>
         </w:rPr>
-        <w:t>Data Analysis: Sequencing data analyzed using a customized and validated bioinformatics pipeline capable of detecting various classes of genomic alterations, including single nucleotide variants ( SNVs ),  Indels , copy number variations ( CNVs ) and  fusions . As part of the streamlined bioinformatics workflow, Multi-gene Biomarkers such as Microsatellite Instability ( MSI ) Score is calculated. Reportable genomic alterations and fusions are prioritized, classified, and reported based on AMP-ASCO-CAP guidelines and NCCN guidelines.</w:t>
+        <w:t>The performance of the panel was verified using both commercially sourced reference controls and cell-free DNA (cfTNA)samples.</w:t>
       </w:r>
     </w:p>
     <w:p>
       <w:pPr>
-        <w:spacing w:line="276" w:lineRule="auto" w:after="80"/>
-        <w:jc w:val="both"/>
+        <w:autoSpaceDN w:val="0"/>
+        <w:autoSpaceDE w:val="0"/>
+        <w:widowControl/>
+        <w:spacing w:line="245" w:lineRule="auto" w:before="592" w:after="0"/>
+        <w:ind w:left="878" w:right="432" w:firstLine="0"/>
+        <w:jc w:val="left"/>
       </w:pPr>
       <w:r>
         <w:rPr>
-          <w:rFonts w:ascii="Cambria, serif" w:hAnsi="Cambria, serif"/>
-          <w:color w:val="0D0D0D"/>
+          <w:rFonts w:ascii="Cambria" w:hAnsi="Cambria" w:eastAsia="Cambria"/>
+          <w:b/>
+          <w:i w:val="0"/>
+          <w:color w:val="000000"/>
           <w:sz w:val="20"/>
         </w:rPr>
-        <w:t>Limit of Detection (LOD): The LOD for SNVs and Short InDels is 0.1% Variant allele Frequency (VAF) and for Fusions is 05 supporting reads.</w:t>
+        <w:t xml:space="preserve">Test Methodology Extraction &amp; Library Preparation: Cell free Total Nucleic acid (cfTNA) extracted from the liquid biopsy </w:t>
+      </w:r>
+      <w:r>
+        <w:rPr>
+          <w:rFonts w:ascii="Cambria" w:hAnsi="Cambria" w:eastAsia="Cambria"/>
+          <w:b/>
+          <w:i w:val="0"/>
+          <w:color w:val="000000"/>
+          <w:sz w:val="20"/>
+        </w:rPr>
+        <w:t xml:space="preserve">sample is used for targeted gene capture using a custom designed hybrid capture panel. In process quality controls were </w:t>
+      </w:r>
+      <w:r>
+        <w:rPr>
+          <w:rFonts w:ascii="Cambria" w:hAnsi="Cambria" w:eastAsia="Cambria"/>
+          <w:b/>
+          <w:i w:val="0"/>
+          <w:color w:val="000000"/>
+          <w:sz w:val="20"/>
+        </w:rPr>
+        <w:t>determined for prepared library.</w:t>
       </w:r>
     </w:p>
     <w:p>
       <w:pPr>
-        <w:spacing w:before="200" w:after="80"/>
+        <w:sectPr>
+          <w:pgSz w:w="12240" w:h="15840"/>
+          <w:pgMar w:top="0" w:right="0" w:bottom="0" w:left="0" w:header="720" w:footer="720" w:gutter="0"/>
+          <w:cols/>
+          <w:docGrid w:linePitch="360"/>
+        </w:sectPr>
+      </w:pPr>
+    </w:p>
+    <w:p>
+      <w:pPr>
+        <w:sectPr>
+          <w:pgSz w:w="12240" w:h="15840"/>
+          <w:pgMar w:top="0" w:right="0" w:bottom="0" w:left="0" w:header="720" w:footer="720" w:gutter="0"/>
+          <w:cols/>
+          <w:docGrid w:linePitch="360"/>
+        </w:sectPr>
+      </w:pPr>
+    </w:p>
+    <w:p>
+      <w:pPr>
+        <w:autoSpaceDN w:val="0"/>
+        <w:autoSpaceDE w:val="0"/>
+        <w:widowControl/>
+        <w:spacing w:line="245" w:lineRule="auto" w:before="4070" w:after="0"/>
+        <w:ind w:left="878" w:right="576" w:firstLine="0"/>
+        <w:jc w:val="left"/>
       </w:pPr>
       <w:r>
         <w:rPr>
-          <w:rFonts w:ascii="Cambria, serif" w:hAnsi="Cambria, serif"/>
+          <w:rFonts w:ascii="Cambria" w:hAnsi="Cambria" w:eastAsia="Cambria"/>
           <w:b/>
-          <w:color w:val="1F497D"/>
-          <w:sz w:val="22"/>
+          <w:i w:val="0"/>
+          <w:color w:val="000000"/>
+          <w:sz w:val="20"/>
+        </w:rPr>
+        <w:t xml:space="preserve">Sequencing : The libraries were sequenced at mean depth: &gt;25,000x on Illumina Novaseq- next generation sequencing </w:t>
+      </w:r>
+      <w:r>
+        <w:rPr>
+          <w:rFonts w:ascii="Cambria" w:hAnsi="Cambria" w:eastAsia="Cambria"/>
+          <w:b/>
+          <w:i w:val="0"/>
+          <w:color w:val="000000"/>
+          <w:sz w:val="20"/>
+        </w:rPr>
+        <w:t>platform.</w:t>
+      </w:r>
+    </w:p>
+    <w:p>
+      <w:pPr>
+        <w:autoSpaceDN w:val="0"/>
+        <w:autoSpaceDE w:val="0"/>
+        <w:widowControl/>
+        <w:spacing w:line="245" w:lineRule="auto" w:before="276" w:after="0"/>
+        <w:ind w:left="878" w:right="144" w:firstLine="0"/>
+        <w:jc w:val="left"/>
+      </w:pPr>
+      <w:r>
+        <w:rPr>
+          <w:rFonts w:ascii="Cambria" w:hAnsi="Cambria" w:eastAsia="Cambria"/>
+          <w:b/>
+          <w:i w:val="0"/>
+          <w:color w:val="000000"/>
+          <w:sz w:val="20"/>
+        </w:rPr>
+        <w:t xml:space="preserve">Data Analysis: Sequencing data analyzed using a customized and validated bioinformatics pipeline capable of detecting </w:t>
+      </w:r>
+      <w:r>
+        <w:rPr>
+          <w:rFonts w:ascii="Cambria" w:hAnsi="Cambria" w:eastAsia="Cambria"/>
+          <w:b/>
+          <w:i w:val="0"/>
+          <w:color w:val="000000"/>
+          <w:sz w:val="20"/>
+        </w:rPr>
+        <w:t xml:space="preserve">various classes of genomic alterations, including single nucleotide variants ( SNVs ),  Indels , copy number variations ( CNVs ) </w:t>
+      </w:r>
+      <w:r>
+        <w:rPr>
+          <w:rFonts w:ascii="Cambria" w:hAnsi="Cambria" w:eastAsia="Cambria"/>
+          <w:b/>
+          <w:i w:val="0"/>
+          <w:color w:val="000000"/>
+          <w:sz w:val="20"/>
+        </w:rPr>
+        <w:t xml:space="preserve">and  fusions . As part of the streamlined bioinformatics workflow, Multi-gene Biomarkers such as Microsatellite Instability ( </w:t>
+      </w:r>
+      <w:r>
+        <w:rPr>
+          <w:rFonts w:ascii="Cambria" w:hAnsi="Cambria" w:eastAsia="Cambria"/>
+          <w:b/>
+          <w:i w:val="0"/>
+          <w:color w:val="000000"/>
+          <w:sz w:val="20"/>
+        </w:rPr>
+        <w:t>MSI ) Score is calculated. Reportable genomic alterations and fusions are prioritized, classified, and reported based on AMP-</w:t>
+      </w:r>
+      <w:r>
+        <w:rPr>
+          <w:rFonts w:ascii="Cambria" w:hAnsi="Cambria" w:eastAsia="Cambria"/>
+          <w:b/>
+          <w:i w:val="0"/>
+          <w:color w:val="000000"/>
+          <w:sz w:val="20"/>
+        </w:rPr>
+        <w:t>ASCO-CAP guidelines and NCCN guidelines.</w:t>
+      </w:r>
+    </w:p>
+    <w:p>
+      <w:pPr>
+        <w:autoSpaceDN w:val="0"/>
+        <w:autoSpaceDE w:val="0"/>
+        <w:widowControl/>
+        <w:spacing w:line="245" w:lineRule="auto" w:before="96" w:after="0"/>
+        <w:ind w:left="878" w:right="288" w:firstLine="0"/>
+        <w:jc w:val="left"/>
+      </w:pPr>
+      <w:r>
+        <w:rPr>
+          <w:rFonts w:ascii="Cambria" w:hAnsi="Cambria" w:eastAsia="Cambria"/>
+          <w:b w:val="0"/>
+          <w:i w:val="0"/>
+          <w:color w:val="000000"/>
+          <w:sz w:val="20"/>
+        </w:rPr>
+        <w:t xml:space="preserve">Limit of Detection (LOD): The LOD for SNVs and Short InDels is 0.1% Variant allele Frequency (VAF) and for Fusions is 05 supporting </w:t>
+      </w:r>
+      <w:r>
+        <w:rPr>
+          <w:rFonts w:ascii="Cambria" w:hAnsi="Cambria" w:eastAsia="Cambria"/>
+          <w:b w:val="0"/>
+          <w:i w:val="0"/>
+          <w:color w:val="000000"/>
+          <w:sz w:val="20"/>
+        </w:rPr>
+        <w:t>reads.</w:t>
+      </w:r>
+    </w:p>
+    <w:p>
+      <w:pPr>
+        <w:autoSpaceDN w:val="0"/>
+        <w:autoSpaceDE w:val="0"/>
+        <w:widowControl/>
+        <w:spacing w:line="240" w:lineRule="auto" w:before="382" w:after="0"/>
+        <w:ind w:left="878" w:right="0" w:firstLine="0"/>
+        <w:jc w:val="left"/>
+      </w:pPr>
+      <w:r>
+        <w:rPr>
+          <w:rFonts w:ascii="Cambria" w:hAnsi="Cambria" w:eastAsia="Cambria"/>
+          <w:b/>
+          <w:i w:val="0"/>
+          <w:color w:val="000000"/>
+          <w:sz w:val="20"/>
         </w:rPr>
         <w:t>Notes</w:t>
       </w:r>
     </w:p>
     <w:p>
       <w:pPr>
-        <w:spacing w:line="276" w:lineRule="auto" w:after="80"/>
-        <w:jc w:val="both"/>
+        <w:autoSpaceDN w:val="0"/>
+        <w:autoSpaceDE w:val="0"/>
+        <w:widowControl/>
+        <w:spacing w:line="245" w:lineRule="auto" w:before="80" w:after="0"/>
+        <w:ind w:left="878" w:right="288" w:firstLine="0"/>
+        <w:jc w:val="left"/>
       </w:pPr>
       <w:r>
         <w:rPr>
-          <w:rFonts w:ascii="Cambria, serif" w:hAnsi="Cambria, serif"/>
-          <w:color w:val="0D0D0D"/>
+          <w:rFonts w:ascii="Cambria" w:hAnsi="Cambria" w:eastAsia="Cambria"/>
+          <w:b w:val="0"/>
+          <w:i w:val="0"/>
+          <w:color w:val="000000"/>
           <w:sz w:val="20"/>
         </w:rPr>
-        <w:t>Treatment decisions should not be based solely on the results of this test. Findings must be interpreted in the context of the patient’s complete clinical profile—including pathological, radiological, and family history—to guide diagnosis, prognosis, and therapeutic decisions.</w:t>
+        <w:t xml:space="preserve">Treatment decisions should not be based solely on the results of this test. Findings must be interpreted in the context of the patient’s </w:t>
+      </w:r>
+      <w:r>
+        <w:rPr>
+          <w:rFonts w:ascii="Cambria" w:hAnsi="Cambria" w:eastAsia="Cambria"/>
+          <w:b w:val="0"/>
+          <w:i w:val="0"/>
+          <w:color w:val="000000"/>
+          <w:sz w:val="20"/>
+        </w:rPr>
+        <w:t xml:space="preserve">complete clinical profile—including pathological, radiological, and family history—to guide diagnosis, prognosis, and therapeutic </w:t>
+      </w:r>
+      <w:r>
+        <w:rPr>
+          <w:rFonts w:ascii="Cambria" w:hAnsi="Cambria" w:eastAsia="Cambria"/>
+          <w:b w:val="0"/>
+          <w:i w:val="0"/>
+          <w:color w:val="000000"/>
+          <w:sz w:val="20"/>
+        </w:rPr>
+        <w:t>decisions.</w:t>
       </w:r>
     </w:p>
     <w:p>
       <w:pPr>
-        <w:spacing w:line="276" w:lineRule="auto" w:after="80"/>
-        <w:jc w:val="both"/>
+        <w:autoSpaceDN w:val="0"/>
+        <w:autoSpaceDE w:val="0"/>
+        <w:widowControl/>
+        <w:spacing w:line="245" w:lineRule="auto" w:before="396" w:after="0"/>
+        <w:ind w:left="878" w:right="144" w:firstLine="0"/>
+        <w:jc w:val="left"/>
       </w:pPr>
       <w:r>
         <w:rPr>
-          <w:rFonts w:ascii="Cambria, serif" w:hAnsi="Cambria, serif"/>
-          <w:color w:val="0D0D0D"/>
+          <w:rFonts w:ascii="Cambria" w:hAnsi="Cambria" w:eastAsia="Cambria"/>
+          <w:b w:val="0"/>
+          <w:i w:val="0"/>
+          <w:color w:val="000000"/>
           <w:sz w:val="20"/>
         </w:rPr>
-        <w:t>Therapy-related information in this report is derived from multiple sources including FDA-approved drug data, NCCN guidelines, peer-reviewed literature, standard clinical databases, and biomarker evidence strength. However, therapy options listed may not be suitable or beneficial for all patients. This report aims to provide a summary of potentially effective treatments, therapies that may pose increased risks, and those that may have limited benefit, based on genomic alterations identified. Prognostic and diagnostic biomarkers relevant to the disease context may also be reported.</w:t>
+        <w:t>Therapy-related information in this report is derived from multiple sources including FDA-approved drug data, NCCN guidelines, peer-</w:t>
+      </w:r>
+      <w:r>
+        <w:rPr>
+          <w:rFonts w:ascii="Cambria" w:hAnsi="Cambria" w:eastAsia="Cambria"/>
+          <w:b w:val="0"/>
+          <w:i w:val="0"/>
+          <w:color w:val="000000"/>
+          <w:sz w:val="20"/>
+        </w:rPr>
+        <w:t xml:space="preserve">reviewed literature, standard clinical databases, and biomarker evidence strength. However, therapy options listed may not be suitable </w:t>
+      </w:r>
+      <w:r>
+        <w:rPr>
+          <w:rFonts w:ascii="Cambria" w:hAnsi="Cambria" w:eastAsia="Cambria"/>
+          <w:b w:val="0"/>
+          <w:i w:val="0"/>
+          <w:color w:val="000000"/>
+          <w:sz w:val="20"/>
+        </w:rPr>
+        <w:t xml:space="preserve">or beneficial for all patients. This report aims to provide a summary of potentially effective treatments, therapies that may pose </w:t>
+      </w:r>
+      <w:r>
+        <w:rPr>
+          <w:rFonts w:ascii="Cambria" w:hAnsi="Cambria" w:eastAsia="Cambria"/>
+          <w:b w:val="0"/>
+          <w:i w:val="0"/>
+          <w:color w:val="000000"/>
+          <w:sz w:val="20"/>
+        </w:rPr>
+        <w:t xml:space="preserve">increased risks, and those that may have limited benefit, based on genomic alterations identified. Prognostic and diagnostic biomarkers </w:t>
+      </w:r>
+      <w:r>
+        <w:rPr>
+          <w:rFonts w:ascii="Cambria" w:hAnsi="Cambria" w:eastAsia="Cambria"/>
+          <w:b w:val="0"/>
+          <w:i w:val="0"/>
+          <w:color w:val="000000"/>
+          <w:sz w:val="20"/>
+        </w:rPr>
+        <w:t>relevant to the disease context may also be reported.</w:t>
       </w:r>
     </w:p>
     <w:p>
       <w:pPr>
-        <w:spacing w:line="276" w:lineRule="auto" w:after="80"/>
-        <w:jc w:val="both"/>
+        <w:autoSpaceDN w:val="0"/>
+        <w:autoSpaceDE w:val="0"/>
+        <w:widowControl/>
+        <w:spacing w:line="245" w:lineRule="auto" w:before="410" w:after="0"/>
+        <w:ind w:left="878" w:right="576" w:firstLine="0"/>
+        <w:jc w:val="left"/>
       </w:pPr>
       <w:r>
         <w:rPr>
-          <w:rFonts w:ascii="Cambria, serif" w:hAnsi="Cambria, serif"/>
-          <w:color w:val="0D0D0D"/>
+          <w:rFonts w:ascii="Cambria" w:hAnsi="Cambria" w:eastAsia="Cambria"/>
+          <w:b w:val="0"/>
+          <w:i w:val="0"/>
+          <w:color w:val="000000"/>
           <w:sz w:val="20"/>
         </w:rPr>
-        <w:t>SN Genelab Pvt Ltd does not guarantee completeness, accuracy, or eligibility for trial enrollment. Physicians must verify eligibility criteria for specific trials independently.</w:t>
+        <w:t xml:space="preserve">SN Genelab Pvt Ltd does not guarantee completeness, accuracy, or eligibility for trial enrollment. Physicians must verify eligibility </w:t>
+      </w:r>
+      <w:r>
+        <w:rPr>
+          <w:rFonts w:ascii="Cambria" w:hAnsi="Cambria" w:eastAsia="Cambria"/>
+          <w:b w:val="0"/>
+          <w:i w:val="0"/>
+          <w:color w:val="000000"/>
+          <w:sz w:val="20"/>
+        </w:rPr>
+        <w:t>criteria for specific trials independently.</w:t>
       </w:r>
     </w:p>
     <w:p>
       <w:pPr>
-        <w:spacing w:line="276" w:lineRule="auto" w:after="80"/>
-        <w:jc w:val="both"/>
+        <w:autoSpaceDN w:val="0"/>
+        <w:autoSpaceDE w:val="0"/>
+        <w:widowControl/>
+        <w:spacing w:line="245" w:lineRule="auto" w:before="396" w:after="0"/>
+        <w:ind w:left="878" w:right="288" w:firstLine="0"/>
+        <w:jc w:val="left"/>
       </w:pPr>
       <w:r>
         <w:rPr>
-          <w:rFonts w:ascii="Cambria, serif" w:hAnsi="Cambria, serif"/>
-          <w:color w:val="0D0D0D"/>
+          <w:rFonts w:ascii="Cambria" w:hAnsi="Cambria" w:eastAsia="Cambria"/>
+          <w:b w:val="0"/>
+          <w:i w:val="0"/>
+          <w:color w:val="000000"/>
           <w:sz w:val="20"/>
         </w:rPr>
-        <w:t>Identification of a genomic alteration does not guarantee therapeutic efficacy or predict ineffectiveness. Final decisions on treatment should rest with the treating physician. The absence of reported therapeutic options does not imply ineffectiveness or lack of safety of any medication selected independently.</w:t>
+        <w:t xml:space="preserve">Identification of a genomic alteration does not guarantee therapeutic efficacy or predict ineffectiveness. Final decisions on treatment </w:t>
+      </w:r>
+      <w:r>
+        <w:rPr>
+          <w:rFonts w:ascii="Cambria" w:hAnsi="Cambria" w:eastAsia="Cambria"/>
+          <w:b w:val="0"/>
+          <w:i w:val="0"/>
+          <w:color w:val="000000"/>
+          <w:sz w:val="20"/>
+        </w:rPr>
+        <w:t xml:space="preserve">should rest with the treating physician. The absence of reported therapeutic options does not imply ineffectiveness or lack of safety of </w:t>
+      </w:r>
+      <w:r>
+        <w:rPr>
+          <w:rFonts w:ascii="Cambria" w:hAnsi="Cambria" w:eastAsia="Cambria"/>
+          <w:b w:val="0"/>
+          <w:i w:val="0"/>
+          <w:color w:val="000000"/>
+          <w:sz w:val="20"/>
+        </w:rPr>
+        <w:t>any medication selected independently.</w:t>
       </w:r>
     </w:p>
     <w:p>
       <w:pPr>
-        <w:spacing w:line="276" w:lineRule="auto" w:after="80"/>
-        <w:jc w:val="both"/>
+        <w:autoSpaceDN w:val="0"/>
+        <w:autoSpaceDE w:val="0"/>
+        <w:widowControl/>
+        <w:spacing w:line="245" w:lineRule="auto" w:before="412" w:after="0"/>
+        <w:ind w:left="878" w:right="432" w:firstLine="0"/>
+        <w:jc w:val="left"/>
       </w:pPr>
       <w:r>
         <w:rPr>
-          <w:rFonts w:ascii="Cambria, serif" w:hAnsi="Cambria, serif"/>
-          <w:color w:val="0D0D0D"/>
+          <w:rFonts w:ascii="Cambria" w:hAnsi="Cambria" w:eastAsia="Cambria"/>
+          <w:b w:val="0"/>
+          <w:i w:val="0"/>
+          <w:color w:val="000000"/>
           <w:sz w:val="20"/>
         </w:rPr>
-        <w:t>All variant classifications and related clinical information are based on the latest evidence from peer-reviewed publications, public clinical databases, and medical guidelines (e.g., NCCN, ASCO, AMP) available at the time of report generation. However, literature is continuously evolving, and classification may change with emerging evidence.</w:t>
+        <w:t xml:space="preserve">All variant classifications and related clinical information are based on the latest evidence from peer-reviewed publications, public </w:t>
+      </w:r>
+      <w:r>
+        <w:rPr>
+          <w:rFonts w:ascii="Cambria" w:hAnsi="Cambria" w:eastAsia="Cambria"/>
+          <w:b w:val="0"/>
+          <w:i w:val="0"/>
+          <w:color w:val="000000"/>
+          <w:sz w:val="20"/>
+        </w:rPr>
+        <w:t xml:space="preserve">clinical databases, and medical guidelines (e.g., NCCN, ASCO, AMP) available at the time of report generation. However, literature is </w:t>
+      </w:r>
+      <w:r>
+        <w:rPr>
+          <w:rFonts w:ascii="Cambria" w:hAnsi="Cambria" w:eastAsia="Cambria"/>
+          <w:b w:val="0"/>
+          <w:i w:val="0"/>
+          <w:color w:val="000000"/>
+          <w:sz w:val="20"/>
+        </w:rPr>
+        <w:t>continuously evolving, and classification may change with emerging evidence.</w:t>
       </w:r>
     </w:p>
     <w:p>
       <w:pPr>
-        <w:spacing w:line="276" w:lineRule="auto" w:after="80"/>
-        <w:jc w:val="both"/>
+        <w:autoSpaceDN w:val="0"/>
+        <w:autoSpaceDE w:val="0"/>
+        <w:widowControl/>
+        <w:spacing w:line="245" w:lineRule="auto" w:before="410" w:after="0"/>
+        <w:ind w:left="878" w:right="432" w:firstLine="0"/>
+        <w:jc w:val="left"/>
       </w:pPr>
       <w:r>
         <w:rPr>
-          <w:rFonts w:ascii="Cambria, serif" w:hAnsi="Cambria, serif"/>
-          <w:color w:val="0D0D0D"/>
+          <w:rFonts w:ascii="Cambria" w:hAnsi="Cambria" w:eastAsia="Cambria"/>
+          <w:b w:val="0"/>
+          <w:i w:val="0"/>
+          <w:color w:val="000000"/>
           <w:sz w:val="20"/>
         </w:rPr>
-        <w:t>The assay is designed and validated for somatic variant detection, it does not differentiate between somatic and germline variants. If indicated, germline testing and genetic counselling are recommended.</w:t>
+        <w:t xml:space="preserve">The assay is designed and validated for somatic variant detection, it does not differentiate between somatic and germline variants. If </w:t>
+      </w:r>
+      <w:r>
+        <w:rPr>
+          <w:rFonts w:ascii="Cambria" w:hAnsi="Cambria" w:eastAsia="Cambria"/>
+          <w:b w:val="0"/>
+          <w:i w:val="0"/>
+          <w:color w:val="000000"/>
+          <w:sz w:val="20"/>
+        </w:rPr>
+        <w:t>indicated, germline testing and genetic counselling are recommended.</w:t>
       </w:r>
     </w:p>
     <w:p>
       <w:pPr>
-        <w:spacing w:before="200" w:after="80"/>
+        <w:sectPr>
+          <w:pgSz w:w="12240" w:h="15840"/>
+          <w:pgMar w:top="0" w:right="0" w:bottom="0" w:left="0" w:header="720" w:footer="720" w:gutter="0"/>
+          <w:cols/>
+          <w:docGrid w:linePitch="360"/>
+        </w:sectPr>
+      </w:pPr>
+    </w:p>
+    <w:p>
+      <w:pPr>
+        <w:sectPr>
+          <w:pgSz w:w="12240" w:h="15840"/>
+          <w:pgMar w:top="0" w:right="0" w:bottom="0" w:left="0" w:header="720" w:footer="720" w:gutter="0"/>
+          <w:cols/>
+          <w:docGrid w:linePitch="360"/>
+        </w:sectPr>
+      </w:pPr>
+    </w:p>
+    <w:p>
+      <w:pPr>
+        <w:autoSpaceDN w:val="0"/>
+        <w:autoSpaceDE w:val="0"/>
+        <w:widowControl/>
+        <w:spacing w:line="245" w:lineRule="auto" w:before="4160" w:after="0"/>
+        <w:ind w:left="878" w:right="288" w:firstLine="0"/>
+        <w:jc w:val="left"/>
       </w:pPr>
       <w:r>
         <w:rPr>
-          <w:rFonts w:ascii="Cambria, serif" w:hAnsi="Cambria, serif"/>
-          <w:b/>
-          <w:color w:val="1F497D"/>
-          <w:sz w:val="22"/>
+          <w:rFonts w:ascii="Cambria" w:hAnsi="Cambria" w:eastAsia="Cambria"/>
+          <w:b w:val="0"/>
+          <w:i w:val="0"/>
+          <w:color w:val="000000"/>
+          <w:sz w:val="20"/>
         </w:rPr>
-        <w:t>General Content / Notes</w:t>
+        <w:t xml:space="preserve">Poor-quality cfDNA/ Previous or Ongoing therapy may fail QC thresholds at various stages such as cfDNA extraction, library </w:t>
+      </w:r>
+      <w:r>
+        <w:rPr>
+          <w:rFonts w:ascii="Cambria" w:hAnsi="Cambria" w:eastAsia="Cambria"/>
+          <w:b w:val="0"/>
+          <w:i w:val="0"/>
+          <w:color w:val="000000"/>
+          <w:sz w:val="20"/>
+        </w:rPr>
+        <w:t xml:space="preserve">preparation, or bioinformatics, and may result in assay failure or compromised results, such as low gene coverage or shallow variant </w:t>
+      </w:r>
+      <w:r>
+        <w:rPr>
+          <w:rFonts w:ascii="Cambria" w:hAnsi="Cambria" w:eastAsia="Cambria"/>
+          <w:b w:val="0"/>
+          <w:i w:val="0"/>
+          <w:color w:val="000000"/>
+          <w:sz w:val="20"/>
+        </w:rPr>
+        <w:t>depth.</w:t>
       </w:r>
     </w:p>
     <w:p>
       <w:pPr>
-        <w:spacing w:line="276" w:lineRule="auto" w:after="80"/>
-        <w:jc w:val="both"/>
+        <w:autoSpaceDN w:val="0"/>
+        <w:autoSpaceDE w:val="0"/>
+        <w:widowControl/>
+        <w:spacing w:line="245" w:lineRule="auto" w:before="412" w:after="0"/>
+        <w:ind w:left="878" w:right="288" w:firstLine="0"/>
+        <w:jc w:val="left"/>
       </w:pPr>
       <w:r>
         <w:rPr>
-          <w:rFonts w:ascii="Cambria, serif" w:hAnsi="Cambria, serif"/>
-          <w:color w:val="0D0D0D"/>
+          <w:rFonts w:ascii="Cambria" w:hAnsi="Cambria" w:eastAsia="Cambria"/>
+          <w:b w:val="0"/>
+          <w:i w:val="0"/>
+          <w:color w:val="000000"/>
           <w:sz w:val="20"/>
         </w:rPr>
-        <w:t>Poor-quality cfDNA/ Previous or Ongoing therapy may fail QC thresholds at various stages such as cfDNA extraction, library preparation, or bioinformatics, and may result in assay failure or compromised results, such as low gene coverage or shallow variant depth.</w:t>
+        <w:t xml:space="preserve">Variants with lower allele frequencies may be reported if they are of strong or potential clinical relevance, or if previously detected in </w:t>
+      </w:r>
+      <w:r>
+        <w:rPr>
+          <w:rFonts w:ascii="Cambria" w:hAnsi="Cambria" w:eastAsia="Cambria"/>
+          <w:b w:val="0"/>
+          <w:i w:val="0"/>
+          <w:color w:val="000000"/>
+          <w:sz w:val="20"/>
+        </w:rPr>
+        <w:t>the same patient. False positives or negatives below assay sensitivity cannot be ruled out.</w:t>
       </w:r>
     </w:p>
     <w:p>
       <w:pPr>
-        <w:spacing w:line="276" w:lineRule="auto" w:after="80"/>
-        <w:jc w:val="both"/>
+        <w:autoSpaceDN w:val="0"/>
+        <w:autoSpaceDE w:val="0"/>
+        <w:widowControl/>
+        <w:spacing w:line="240" w:lineRule="auto" w:before="396" w:after="0"/>
+        <w:ind w:left="878" w:right="0" w:firstLine="0"/>
+        <w:jc w:val="left"/>
       </w:pPr>
       <w:r>
         <w:rPr>
-          <w:rFonts w:ascii="Cambria, serif" w:hAnsi="Cambria, serif"/>
-          <w:color w:val="0D0D0D"/>
-          <w:sz w:val="20"/>
-        </w:rPr>
-        <w:t>Variants with lower allele frequencies may be reported if they are of strong or potential clinical relevance, or if previously detected in the same patient. False positives or negatives below assay sensitivity cannot be ruled out.</w:t>
-      </w:r>
-    </w:p>
-    <w:p>
-      <w:pPr>
-        <w:spacing w:line="276" w:lineRule="auto" w:after="80"/>
-        <w:jc w:val="both"/>
-      </w:pPr>
-      <w:r>
-        <w:rPr>
-          <w:rFonts w:ascii="Cambria, serif" w:hAnsi="Cambria, serif"/>
-          <w:color w:val="0D0D0D"/>
+          <w:rFonts w:ascii="Cambria" w:hAnsi="Cambria" w:eastAsia="Cambria"/>
+          <w:b w:val="0"/>
+          <w:i w:val="0"/>
+          <w:color w:val="000000"/>
           <w:sz w:val="20"/>
         </w:rPr>
         <w:t>CNVs/gene amplifications reported, Confirmation using orthogonal methods such as DDPCR is recommended when clinically indicated.</w:t>
@@ -355,13 +1156,19 @@
     </w:p>
     <w:p>
       <w:pPr>
-        <w:spacing w:line="276" w:lineRule="auto" w:after="80"/>
-        <w:jc w:val="both"/>
+        <w:autoSpaceDN w:val="0"/>
+        <w:autoSpaceDE w:val="0"/>
+        <w:widowControl/>
+        <w:spacing w:line="240" w:lineRule="auto" w:before="636" w:after="0"/>
+        <w:ind w:left="878" w:right="0" w:firstLine="0"/>
+        <w:jc w:val="left"/>
       </w:pPr>
       <w:r>
         <w:rPr>
-          <w:rFonts w:ascii="Cambria, serif" w:hAnsi="Cambria, serif"/>
-          <w:color w:val="0D0D0D"/>
+          <w:rFonts w:ascii="Cambria" w:hAnsi="Cambria" w:eastAsia="Cambria"/>
+          <w:b w:val="0"/>
+          <w:i w:val="0"/>
+          <w:color w:val="000000"/>
           <w:sz w:val="20"/>
         </w:rPr>
         <w:t>Variants in non-coding regions or deep intronic sequences are not assessed in this assay.</w:t>
@@ -369,13 +1176,19 @@
     </w:p>
     <w:p>
       <w:pPr>
-        <w:spacing w:line="276" w:lineRule="auto" w:after="80"/>
-        <w:jc w:val="both"/>
+        <w:autoSpaceDN w:val="0"/>
+        <w:autoSpaceDE w:val="0"/>
+        <w:widowControl/>
+        <w:spacing w:line="240" w:lineRule="auto" w:before="82" w:after="0"/>
+        <w:ind w:left="878" w:right="0" w:firstLine="0"/>
+        <w:jc w:val="left"/>
       </w:pPr>
       <w:r>
         <w:rPr>
-          <w:rFonts w:ascii="Cambria, serif" w:hAnsi="Cambria, serif"/>
-          <w:color w:val="0D0D0D"/>
+          <w:rFonts w:ascii="Cambria" w:hAnsi="Cambria" w:eastAsia="Cambria"/>
+          <w:b/>
+          <w:i/>
+          <w:color w:val="000000"/>
           <w:sz w:val="20"/>
         </w:rPr>
         <w:t>This assay is under the scope of NABL as Liquidseq Actionable Panel.</w:t>
@@ -383,111 +1196,89 @@
     </w:p>
     <w:p>
       <w:pPr>
-        <w:spacing w:line="276" w:lineRule="auto" w:after="80"/>
-        <w:jc w:val="both"/>
+        <w:sectPr>
+          <w:pgSz w:w="12240" w:h="15840"/>
+          <w:pgMar w:top="0" w:right="0" w:bottom="0" w:left="0" w:header="720" w:footer="720" w:gutter="0"/>
+          <w:cols/>
+          <w:docGrid w:linePitch="360"/>
+        </w:sectPr>
+      </w:pPr>
+    </w:p>
+    <w:p>
+      <w:pPr>
+        <w:sectPr>
+          <w:pgSz w:w="12240" w:h="15840"/>
+          <w:pgMar w:top="0" w:right="0" w:bottom="0" w:left="0" w:header="720" w:footer="720" w:gutter="0"/>
+          <w:cols/>
+          <w:docGrid w:linePitch="360"/>
+        </w:sectPr>
+      </w:pPr>
+    </w:p>
+    <w:p>
+      <w:pPr>
+        <w:autoSpaceDN w:val="0"/>
+        <w:autoSpaceDE w:val="0"/>
+        <w:widowControl/>
+        <w:spacing w:line="240" w:lineRule="auto" w:before="7626" w:after="0"/>
+        <w:ind w:left="878" w:right="0" w:firstLine="0"/>
+        <w:jc w:val="left"/>
       </w:pPr>
       <w:r>
         <w:rPr>
-          <w:rFonts w:ascii="Cambria, serif" w:hAnsi="Cambria, serif"/>
-          <w:color w:val="0D0D0D"/>
+          <w:rFonts w:ascii="Cambria" w:hAnsi="Cambria" w:eastAsia="Cambria"/>
+          <w:b/>
+          <w:i w:val="0"/>
+          <w:color w:val="000000"/>
           <w:sz w:val="20"/>
-        </w:rPr>
-        <w:t>Tier Interpretation Tier IA Variants of Strong Clinical Significance: Biomarkers that predict response or resistance to US FDA- approved therapies for a specific type of tumor or have been included in professional guidelines as therapeutic, diagnostic, and/or prognostic biomarkers for specific types of tumors.</w:t>
-      </w:r>
-    </w:p>
-    <w:p>
-      <w:pPr>
-        <w:spacing w:before="200" w:after="80"/>
-      </w:pPr>
-      <w:r>
-        <w:rPr>
-          <w:rFonts w:ascii="Cambria, serif" w:hAnsi="Cambria, serif"/>
-          <w:b/>
-          <w:color w:val="1F497D"/>
-          <w:sz w:val="22"/>
-        </w:rPr>
-        <w:t>General Content / Notes</w:t>
-      </w:r>
-    </w:p>
-    <w:p>
-      <w:pPr>
-        <w:spacing w:line="276" w:lineRule="auto" w:after="80"/>
-        <w:jc w:val="both"/>
-      </w:pPr>
-      <w:r>
-        <w:rPr>
-          <w:rFonts w:ascii="Cambria, serif" w:hAnsi="Cambria, serif"/>
-          <w:color w:val="0D0D0D"/>
-          <w:sz w:val="20"/>
-        </w:rPr>
-        <w:t>Tier IIC Variants of Potential Clinical Significance: biomarkers that predict response or resistance to therapies approved by FDA or professional societies for a different tumor type (i.e., off-label use of a drug), serve as inclusion criteria for clinical trials, or have diagnostic and/or prognostic significance based on the results of multiple small studies.</w:t>
-      </w:r>
-    </w:p>
-    <w:p>
-      <w:pPr>
-        <w:spacing w:line="276" w:lineRule="auto" w:after="80"/>
-        <w:jc w:val="both"/>
-      </w:pPr>
-      <w:r>
-        <w:rPr>
-          <w:rFonts w:ascii="Cambria, serif" w:hAnsi="Cambria, serif"/>
-          <w:color w:val="0D0D0D"/>
-          <w:sz w:val="20"/>
-        </w:rPr>
-        <w:t>Tier IID Variants of Potential Clinical Significance: Biomarkers that show plausible therapeutic significance based on preclinical studies or may assist disease diagnosis and/or prognosis themselves or along with other biomarkers based on small studies or multiple case reports with no consensus.</w:t>
-      </w:r>
-    </w:p>
-    <w:p>
-      <w:pPr>
-        <w:spacing w:line="276" w:lineRule="auto" w:after="80"/>
-        <w:jc w:val="both"/>
-      </w:pPr>
-      <w:r>
-        <w:rPr>
-          <w:rFonts w:ascii="Cambria, serif" w:hAnsi="Cambria, serif"/>
-          <w:color w:val="0D0D0D"/>
-          <w:sz w:val="20"/>
-        </w:rPr>
-        <w:t>Tier III Variants of Unknown clinical significance (VUS): Not observed at a significant allele frequency in the general or specific subpopulation or pancancer or tumor specific variant databases. No convincing published evidence of cancer Association</w:t>
-      </w:r>
-    </w:p>
-    <w:p>
-      <w:pPr>
-        <w:spacing w:before="200" w:after="80"/>
-      </w:pPr>
-      <w:r>
-        <w:rPr>
-          <w:rFonts w:ascii="Cambria, serif" w:hAnsi="Cambria, serif"/>
-          <w:b/>
-          <w:color w:val="1F497D"/>
-          <w:sz w:val="22"/>
         </w:rPr>
         <w:t>References:</w:t>
       </w:r>
     </w:p>
     <w:p>
       <w:pPr>
-        <w:spacing w:line="276" w:lineRule="auto" w:after="80"/>
-        <w:jc w:val="both"/>
+        <w:autoSpaceDN w:val="0"/>
+        <w:autoSpaceDE w:val="0"/>
+        <w:widowControl/>
+        <w:spacing w:line="245" w:lineRule="auto" w:before="126" w:after="0"/>
+        <w:ind w:left="878" w:right="288" w:firstLine="0"/>
+        <w:jc w:val="left"/>
       </w:pPr>
       <w:r>
         <w:rPr>
-          <w:rFonts w:ascii="Cambria, serif" w:hAnsi="Cambria, serif"/>
-          <w:color w:val="0D0D0D"/>
+          <w:rFonts w:ascii="Cambria" w:hAnsi="Cambria" w:eastAsia="Cambria"/>
+          <w:b/>
+          <w:i/>
+          <w:color w:val="000000"/>
           <w:sz w:val="20"/>
         </w:rPr>
-        <w:t>1. O&amp;#x27;Leary et al. Reference sequence (RefSeq) database at NCBI: current status, taxonomic expansion, and functional annotation. Nucleic Acids Res. 2016 Jan 4;44(D1):D733-45. PMID: 26553804</w:t>
+        <w:t xml:space="preserve">1. O&amp;#x27;Leary et al. Reference sequence (RefSeq) database at NCBI: current status, taxonomic expansion, and functional </w:t>
+      </w:r>
+      <w:r>
+        <w:rPr>
+          <w:rFonts w:ascii="Cambria" w:hAnsi="Cambria" w:eastAsia="Cambria"/>
+          <w:b/>
+          <w:i/>
+          <w:color w:val="000000"/>
+          <w:sz w:val="20"/>
+        </w:rPr>
+        <w:t>annotation. Nucleic Acids Res. 2016 Jan 4;44(D1):D733-45. PMID: 26553804</w:t>
       </w:r>
     </w:p>
     <w:p>
       <w:pPr>
-        <w:spacing w:line="276" w:lineRule="auto" w:after="80"/>
-        <w:jc w:val="both"/>
+        <w:autoSpaceDN w:val="0"/>
+        <w:autoSpaceDE w:val="0"/>
+        <w:widowControl/>
+        <w:spacing w:line="240" w:lineRule="auto" w:before="156" w:after="0"/>
+        <w:ind w:left="878" w:right="0" w:firstLine="0"/>
+        <w:jc w:val="left"/>
       </w:pPr>
       <w:r>
         <w:rPr>
-          <w:rFonts w:ascii="Cambria, serif" w:hAnsi="Cambria, serif"/>
-          <w:color w:val="0D0D0D"/>
+          <w:rFonts w:ascii="Cambria" w:hAnsi="Cambria" w:eastAsia="Cambria"/>
+          <w:b/>
+          <w:i/>
+          <w:color w:val="000000"/>
           <w:sz w:val="20"/>
         </w:rPr>
         <w:t>Nag et al. The MDM2-p53 pathway revisited. J Biomed Res. 2013 Jul;27(4):254-71. PMID: 23885265</w:t>
@@ -495,231 +1286,335 @@
     </w:p>
     <w:p>
       <w:pPr>
-        <w:spacing w:line="276" w:lineRule="auto" w:after="80"/>
-        <w:jc w:val="both"/>
+        <w:autoSpaceDN w:val="0"/>
+        <w:tabs>
+          <w:tab w:pos="1238" w:val="left"/>
+        </w:tabs>
+        <w:autoSpaceDE w:val="0"/>
+        <w:widowControl/>
+        <w:spacing w:line="259" w:lineRule="auto" w:before="126" w:after="0"/>
+        <w:ind w:left="878" w:right="576" w:firstLine="0"/>
+        <w:jc w:val="left"/>
       </w:pPr>
       <w:r>
         <w:rPr>
-          <w:rFonts w:ascii="Cambria, serif" w:hAnsi="Cambria, serif"/>
-          <w:color w:val="0D0D0D"/>
+          <w:rFonts w:ascii="Cambria" w:hAnsi="Cambria" w:eastAsia="Cambria"/>
+          <w:b/>
+          <w:i/>
+          <w:color w:val="000000"/>
           <w:sz w:val="20"/>
         </w:rPr>
-        <w:t>Muller et al. Mutant p53 in cancer: new functions and therapeutic opportunities. Cancer Cell. 2014 Mar 17;25(3):304-17.</w:t>
+        <w:t xml:space="preserve">Muller et al. Mutant p53 in cancer: new functions and therapeutic opportunities. Cancer Cell. 2014 Mar 17;25(3):304-17. </w:t>
       </w:r>
-    </w:p>
-    <w:p>
-      <w:pPr>
-        <w:spacing w:before="200" w:after="80"/>
-      </w:pPr>
+      <w:r>
+        <w:tab/>
+      </w:r>
       <w:r>
         <w:rPr>
-          <w:rFonts w:ascii="Cambria, serif" w:hAnsi="Cambria, serif"/>
+          <w:rFonts w:ascii="Cambria" w:hAnsi="Cambria" w:eastAsia="Cambria"/>
           <w:b/>
-          <w:color w:val="1F497D"/>
-          <w:sz w:val="22"/>
+          <w:i/>
+          <w:color w:val="000000"/>
+          <w:sz w:val="20"/>
         </w:rPr>
         <w:t>PMID: 24651012</w:t>
       </w:r>
     </w:p>
     <w:p>
       <w:pPr>
-        <w:spacing w:line="276" w:lineRule="auto" w:after="80"/>
-        <w:jc w:val="both"/>
+        <w:autoSpaceDN w:val="0"/>
+        <w:tabs>
+          <w:tab w:pos="1238" w:val="left"/>
+        </w:tabs>
+        <w:autoSpaceDE w:val="0"/>
+        <w:widowControl/>
+        <w:spacing w:line="259" w:lineRule="auto" w:before="112" w:after="0"/>
+        <w:ind w:left="878" w:right="144" w:firstLine="0"/>
+        <w:jc w:val="left"/>
       </w:pPr>
       <w:r>
         <w:rPr>
-          <w:rFonts w:ascii="Cambria, serif" w:hAnsi="Cambria, serif"/>
-          <w:color w:val="0D0D0D"/>
+          <w:rFonts w:ascii="Cambria" w:hAnsi="Cambria" w:eastAsia="Cambria"/>
+          <w:b/>
+          <w:i/>
+          <w:color w:val="000000"/>
           <w:sz w:val="20"/>
         </w:rPr>
-        <w:t>Olivier et al. TP53 mutations in human cancers: origins, consequences, and clinical use. Cold Spring Harb Perspect Biol. 2010</w:t>
+        <w:t xml:space="preserve">Olivier et al. TP53 mutations in human cancers: origins, consequences, and clinical use. Cold Spring Harb Perspect Biol. 2010 </w:t>
       </w:r>
-    </w:p>
-    <w:p>
-      <w:pPr>
-        <w:spacing w:before="200" w:after="80"/>
-      </w:pPr>
+      <w:r>
+        <w:tab/>
+      </w:r>
       <w:r>
         <w:rPr>
-          <w:rFonts w:ascii="Cambria, serif" w:hAnsi="Cambria, serif"/>
+          <w:rFonts w:ascii="Cambria" w:hAnsi="Cambria" w:eastAsia="Cambria"/>
           <w:b/>
-          <w:color w:val="1F497D"/>
-          <w:sz w:val="22"/>
+          <w:i/>
+          <w:color w:val="000000"/>
+          <w:sz w:val="20"/>
         </w:rPr>
         <w:t>Jan;2(1):a001008. PMID: 20182602</w:t>
       </w:r>
     </w:p>
     <w:p>
       <w:pPr>
-        <w:spacing w:line="276" w:lineRule="auto" w:after="80"/>
-        <w:jc w:val="both"/>
+        <w:autoSpaceDN w:val="0"/>
+        <w:tabs>
+          <w:tab w:pos="1238" w:val="left"/>
+        </w:tabs>
+        <w:autoSpaceDE w:val="0"/>
+        <w:widowControl/>
+        <w:spacing w:line="259" w:lineRule="auto" w:before="110" w:after="0"/>
+        <w:ind w:left="878" w:right="144" w:firstLine="0"/>
+        <w:jc w:val="left"/>
       </w:pPr>
       <w:r>
         <w:rPr>
-          <w:rFonts w:ascii="Cambria, serif" w:hAnsi="Cambria, serif"/>
-          <w:color w:val="0D0D0D"/>
+          <w:rFonts w:ascii="Cambria" w:hAnsi="Cambria" w:eastAsia="Cambria"/>
+          <w:b/>
+          <w:i/>
+          <w:color w:val="000000"/>
           <w:sz w:val="20"/>
         </w:rPr>
-        <w:t>Guha et al. Inherited TP53 Mutations and the Li-Fraumeni Syndrome. Cold Spring Harb Perspect Med. 2017 Apr 3;7(4). PMID:</w:t>
+        <w:t xml:space="preserve">Guha et al. Inherited TP53 Mutations and the Li-Fraumeni Syndrome. Cold Spring Harb Perspect Med. 2017 Apr 3;7(4). PMID: </w:t>
       </w:r>
-    </w:p>
-    <w:p>
-      <w:pPr>
-        <w:spacing w:before="200" w:after="80"/>
-      </w:pPr>
+      <w:r>
+        <w:tab/>
+      </w:r>
       <w:r>
         <w:rPr>
-          <w:rFonts w:ascii="Cambria, serif" w:hAnsi="Cambria, serif"/>
+          <w:rFonts w:ascii="Cambria" w:hAnsi="Cambria" w:eastAsia="Cambria"/>
           <w:b/>
-          <w:color w:val="1F497D"/>
-          <w:sz w:val="22"/>
+          <w:i/>
+          <w:color w:val="000000"/>
+          <w:sz w:val="20"/>
         </w:rPr>
         <w:t>28270529</w:t>
       </w:r>
     </w:p>
     <w:p>
       <w:pPr>
-        <w:spacing w:line="276" w:lineRule="auto" w:after="80"/>
-        <w:jc w:val="both"/>
+        <w:autoSpaceDN w:val="0"/>
+        <w:autoSpaceDE w:val="0"/>
+        <w:widowControl/>
+        <w:spacing w:line="259" w:lineRule="auto" w:before="112" w:after="0"/>
+        <w:ind w:left="878" w:right="576" w:firstLine="0"/>
+        <w:jc w:val="left"/>
       </w:pPr>
       <w:r>
         <w:rPr>
-          <w:rFonts w:ascii="Cambria, serif" w:hAnsi="Cambria, serif"/>
-          <w:color w:val="0D0D0D"/>
+          <w:rFonts w:ascii="Cambria" w:hAnsi="Cambria" w:eastAsia="Cambria"/>
+          <w:b/>
+          <w:i/>
+          <w:color w:val="000000"/>
           <w:sz w:val="20"/>
         </w:rPr>
-        <w:t>Cerami et al. The cBio cancer genomics portal: an open platform for exploring multidimensional cancer genomics data. Cancer</w:t>
+        <w:t xml:space="preserve">Cerami et al. The cBio cancer genomics portal: an open platform for exploring multidimensional cancer genomics data. </w:t>
       </w:r>
-    </w:p>
-    <w:p>
-      <w:pPr>
-        <w:spacing w:before="200" w:after="80"/>
-      </w:pPr>
       <w:r>
         <w:rPr>
-          <w:rFonts w:ascii="Cambria, serif" w:hAnsi="Cambria, serif"/>
+          <w:rFonts w:ascii="Cambria" w:hAnsi="Cambria" w:eastAsia="Cambria"/>
           <w:b/>
-          <w:color w:val="1F497D"/>
-          <w:sz w:val="22"/>
+          <w:i/>
+          <w:color w:val="000000"/>
+          <w:sz w:val="20"/>
+        </w:rPr>
+        <w:t xml:space="preserve">Cancer </w:t>
+      </w:r>
+      <w:r>
+        <w:rPr>
+          <w:rFonts w:ascii="Cambria" w:hAnsi="Cambria" w:eastAsia="Cambria"/>
+          <w:b/>
+          <w:i/>
+          <w:color w:val="000000"/>
+          <w:sz w:val="20"/>
         </w:rPr>
         <w:t>Discov. 2012 May;2(5):401-4. PMID: 22588877</w:t>
       </w:r>
     </w:p>
     <w:p>
       <w:pPr>
-        <w:spacing w:line="276" w:lineRule="auto" w:after="80"/>
-        <w:jc w:val="both"/>
+        <w:autoSpaceDN w:val="0"/>
+        <w:autoSpaceDE w:val="0"/>
+        <w:widowControl/>
+        <w:spacing w:line="240" w:lineRule="auto" w:before="126" w:after="0"/>
+        <w:ind w:left="878" w:right="0" w:firstLine="0"/>
+        <w:jc w:val="left"/>
       </w:pPr>
       <w:r>
         <w:rPr>
-          <w:rFonts w:ascii="Cambria, serif" w:hAnsi="Cambria, serif"/>
+          <w:rFonts w:ascii="Cambria" w:hAnsi="Cambria" w:eastAsia="Cambria"/>
           <w:b/>
-          <w:color w:val="ED7D31"/>
+          <w:i/>
+          <w:color w:val="000000"/>
           <w:sz w:val="20"/>
         </w:rPr>
-        <w:t xml:space="preserve">Weinstein et al. The Cancer Genome Atlas Pan-Cancer analysis project. Nat. Genet. 2013 Oct; </w:t>
-      </w:r>
-      <w:r>
-        <w:rPr>
-          <w:rFonts w:ascii="Cambria, serif" w:hAnsi="Cambria, serif"/>
-          <w:sz w:val="20"/>
-        </w:rPr>
-        <w:t>45(10):1113-20. PMID: 24071849</w:t>
+        <w:t>Weinstein et al. The Cancer Genome Atlas Pan-Cancer analysis project. Nat. Genet. 2013 Oct;45(10):1113-20. PMID: 24071849</w:t>
       </w:r>
     </w:p>
     <w:p>
       <w:pPr>
-        <w:spacing w:line="276" w:lineRule="auto" w:after="80"/>
-        <w:jc w:val="both"/>
+        <w:autoSpaceDN w:val="0"/>
+        <w:tabs>
+          <w:tab w:pos="1238" w:val="left"/>
+        </w:tabs>
+        <w:autoSpaceDE w:val="0"/>
+        <w:widowControl/>
+        <w:spacing w:line="259" w:lineRule="auto" w:before="110" w:after="0"/>
+        <w:ind w:left="878" w:right="144" w:firstLine="0"/>
+        <w:jc w:val="left"/>
       </w:pPr>
       <w:r>
         <w:rPr>
-          <w:rFonts w:ascii="Cambria, serif" w:hAnsi="Cambria, serif"/>
-          <w:color w:val="0D0D0D"/>
+          <w:rFonts w:ascii="Cambria" w:hAnsi="Cambria" w:eastAsia="Cambria"/>
+          <w:b/>
+          <w:i/>
+          <w:color w:val="000000"/>
           <w:sz w:val="20"/>
         </w:rPr>
-        <w:t>Peter et al. Comprehensive genomic characterization of squamous cell lung cancers. Nature. 2012 Sep 27;489(7417):519-25.</w:t>
+        <w:t xml:space="preserve">Peter et al. Comprehensive genomic characterization of squamous cell lung cancers. Nature. 2012 Sep 27;489(7417):519-25. </w:t>
       </w:r>
-    </w:p>
-    <w:p>
-      <w:pPr>
-        <w:spacing w:before="200" w:after="80"/>
-      </w:pPr>
+      <w:r>
+        <w:tab/>
+      </w:r>
       <w:r>
         <w:rPr>
-          <w:rFonts w:ascii="Cambria, serif" w:hAnsi="Cambria, serif"/>
+          <w:rFonts w:ascii="Cambria" w:hAnsi="Cambria" w:eastAsia="Cambria"/>
           <w:b/>
-          <w:color w:val="1F497D"/>
-          <w:sz w:val="22"/>
+          <w:i/>
+          <w:color w:val="000000"/>
+          <w:sz w:val="20"/>
         </w:rPr>
         <w:t>PMID: 22960745</w:t>
       </w:r>
     </w:p>
     <w:p>
       <w:pPr>
-        <w:spacing w:line="276" w:lineRule="auto" w:after="80"/>
-        <w:jc w:val="both"/>
+        <w:autoSpaceDN w:val="0"/>
+        <w:autoSpaceDE w:val="0"/>
+        <w:widowControl/>
+        <w:spacing w:line="259" w:lineRule="auto" w:before="112" w:after="0"/>
+        <w:ind w:left="878" w:right="720" w:firstLine="0"/>
+        <w:jc w:val="left"/>
       </w:pPr>
       <w:r>
         <w:rPr>
-          <w:rFonts w:ascii="Cambria, serif" w:hAnsi="Cambria, serif"/>
-          <w:color w:val="0D0D0D"/>
+          <w:rFonts w:ascii="Cambria" w:hAnsi="Cambria" w:eastAsia="Cambria"/>
+          <w:b/>
+          <w:i/>
+          <w:color w:val="000000"/>
           <w:sz w:val="20"/>
         </w:rPr>
-        <w:t>Cancer Genome Atlas Network. Comprehensive genomic characterization of head and neck squamous cell carcinomas. Nature.</w:t>
+        <w:t xml:space="preserve">Cancer Genome Atlas Network. Comprehensive genomic characterization of head and neck squamous cell carcinomas. </w:t>
       </w:r>
-    </w:p>
-    <w:p>
-      <w:pPr>
-        <w:spacing w:before="200" w:after="80"/>
-      </w:pPr>
       <w:r>
         <w:rPr>
-          <w:rFonts w:ascii="Cambria, serif" w:hAnsi="Cambria, serif"/>
+          <w:rFonts w:ascii="Cambria" w:hAnsi="Cambria" w:eastAsia="Cambria"/>
           <w:b/>
-          <w:color w:val="1F497D"/>
-          <w:sz w:val="22"/>
+          <w:i/>
+          <w:color w:val="000000"/>
+          <w:sz w:val="20"/>
+        </w:rPr>
+        <w:t xml:space="preserve">Nature. </w:t>
+      </w:r>
+      <w:r>
+        <w:rPr>
+          <w:rFonts w:ascii="Cambria" w:hAnsi="Cambria" w:eastAsia="Cambria"/>
+          <w:b/>
+          <w:i/>
+          <w:color w:val="000000"/>
+          <w:sz w:val="20"/>
         </w:rPr>
         <w:t>2015 Jan 29;517(7536):576-82. PMID: 25631445</w:t>
       </w:r>
     </w:p>
     <w:p>
       <w:pPr>
-        <w:spacing w:line="276" w:lineRule="auto" w:after="80"/>
-        <w:jc w:val="both"/>
+        <w:autoSpaceDN w:val="0"/>
+        <w:tabs>
+          <w:tab w:pos="1238" w:val="left"/>
+        </w:tabs>
+        <w:autoSpaceDE w:val="0"/>
+        <w:widowControl/>
+        <w:spacing w:line="259" w:lineRule="auto" w:before="126" w:after="0"/>
+        <w:ind w:left="878" w:right="144" w:firstLine="0"/>
+        <w:jc w:val="left"/>
       </w:pPr>
       <w:r>
         <w:rPr>
-          <w:rFonts w:ascii="Cambria, serif" w:hAnsi="Cambria, serif"/>
-          <w:color w:val="0D0D0D"/>
+          <w:rFonts w:ascii="Cambria" w:hAnsi="Cambria" w:eastAsia="Cambria"/>
+          <w:b/>
+          <w:i/>
+          <w:color w:val="000000"/>
           <w:sz w:val="20"/>
         </w:rPr>
-        <w:t>Campbell et al. Distinct patterns of somatic genome alterations in lung adenocarcinomas and squamous cell carcinomas. Nat.</w:t>
+        <w:t xml:space="preserve">Campbell et al. Distinct patterns of somatic genome alterations in lung adenocarcinomas and squamous cell carcinomas. Nat. </w:t>
+      </w:r>
+      <w:r>
+        <w:tab/>
+      </w:r>
+      <w:r>
+        <w:rPr>
+          <w:rFonts w:ascii="Cambria" w:hAnsi="Cambria" w:eastAsia="Cambria"/>
+          <w:b/>
+          <w:i/>
+          <w:color w:val="000000"/>
+          <w:sz w:val="20"/>
+        </w:rPr>
+        <w:t>Genet. 2016 Jun;48(6):607-16. PMID: 27158780</w:t>
       </w:r>
     </w:p>
     <w:p>
       <w:pPr>
-        <w:spacing w:before="200" w:after="80"/>
+        <w:sectPr>
+          <w:pgSz w:w="12240" w:h="15840"/>
+          <w:pgMar w:top="0" w:right="0" w:bottom="0" w:left="0" w:header="720" w:footer="720" w:gutter="0"/>
+          <w:cols/>
+          <w:docGrid w:linePitch="360"/>
+        </w:sectPr>
+      </w:pPr>
+    </w:p>
+    <w:p>
+      <w:pPr>
+        <w:sectPr>
+          <w:pgSz w:w="12240" w:h="15840"/>
+          <w:pgMar w:top="0" w:right="0" w:bottom="0" w:left="0" w:header="720" w:footer="720" w:gutter="0"/>
+          <w:cols/>
+          <w:docGrid w:linePitch="360"/>
+        </w:sectPr>
+      </w:pPr>
+    </w:p>
+    <w:p>
+      <w:pPr>
+        <w:autoSpaceDN w:val="0"/>
+        <w:tabs>
+          <w:tab w:pos="1238" w:val="left"/>
+        </w:tabs>
+        <w:autoSpaceDE w:val="0"/>
+        <w:widowControl/>
+        <w:spacing w:line="259" w:lineRule="auto" w:before="4070" w:after="0"/>
+        <w:ind w:left="878" w:right="288" w:firstLine="0"/>
+        <w:jc w:val="left"/>
       </w:pPr>
       <w:r>
         <w:rPr>
-          <w:rFonts w:ascii="Cambria, serif" w:hAnsi="Cambria, serif"/>
+          <w:rFonts w:ascii="Cambria" w:hAnsi="Cambria" w:eastAsia="Cambria"/>
           <w:b/>
-          <w:color w:val="1F497D"/>
-          <w:sz w:val="22"/>
+          <w:i/>
+          <w:color w:val="000000"/>
+          <w:sz w:val="20"/>
         </w:rPr>
-        <w:t>General Content / Notes</w:t>
+        <w:t xml:space="preserve">Cancer Genome Atlas Research Network. Integrated genomic characterization of oesophageal carcinoma. Nature. 2017 Jan </w:t>
       </w:r>
-    </w:p>
-    <w:p>
-      <w:pPr>
-        <w:spacing w:line="276" w:lineRule="auto" w:after="80"/>
-        <w:jc w:val="both"/>
-      </w:pPr>
+      <w:r>
+        <w:tab/>
+      </w:r>
       <w:r>
         <w:rPr>
-          <w:rFonts w:ascii="Cambria, serif" w:hAnsi="Cambria, serif"/>
-          <w:color w:val="0D0D0D"/>
+          <w:rFonts w:ascii="Cambria" w:hAnsi="Cambria" w:eastAsia="Cambria"/>
+          <w:b/>
+          <w:i/>
+          <w:color w:val="000000"/>
           <w:sz w:val="20"/>
         </w:rPr>
         <w:t>12;541(7636):169-175. doi: 10.1038/nature20805. Epub 2017 Jan 4. PMID: 28052061</w:t>
@@ -727,153 +1622,203 @@
     </w:p>
     <w:p>
       <w:pPr>
-        <w:spacing w:line="276" w:lineRule="auto" w:after="80"/>
+        <w:autoSpaceDN w:val="0"/>
+        <w:tabs>
+          <w:tab w:pos="1238" w:val="left"/>
+        </w:tabs>
+        <w:autoSpaceDE w:val="0"/>
+        <w:widowControl/>
+        <w:spacing w:line="259" w:lineRule="auto" w:before="112" w:after="0"/>
+        <w:ind w:left="878" w:right="720" w:firstLine="0"/>
+        <w:jc w:val="left"/>
       </w:pPr>
       <w:r>
         <w:rPr>
-          <w:rFonts w:ascii="Cambria, serif" w:hAnsi="Cambria, serif"/>
-          <w:b w:val="0"/>
-          <w:color w:val="FF0000"/>
+          <w:rFonts w:ascii="Cambria" w:hAnsi="Cambria" w:eastAsia="Cambria"/>
+          <w:b/>
+          <w:i/>
+          <w:color w:val="000000"/>
           <w:sz w:val="20"/>
         </w:rPr>
-        <w:t>Olivier et al. The IARC TP53 database: new online mutation analysis and recommendations to users. Hum. Mutat. 2002</w:t>
+        <w:t xml:space="preserve">Olivier et al. The IARC TP53 database: new online mutation analysis and recommendations to users. Hum. Mutat. 2002 </w:t>
       </w:r>
-    </w:p>
-    <w:p>
-      <w:pPr>
-        <w:spacing w:before="200" w:after="80"/>
-      </w:pPr>
+      <w:r>
+        <w:tab/>
+      </w:r>
       <w:r>
         <w:rPr>
-          <w:rFonts w:ascii="Cambria, serif" w:hAnsi="Cambria, serif"/>
+          <w:rFonts w:ascii="Cambria" w:hAnsi="Cambria" w:eastAsia="Cambria"/>
           <w:b/>
-          <w:color w:val="1F497D"/>
-          <w:sz w:val="22"/>
+          <w:i/>
+          <w:color w:val="000000"/>
+          <w:sz w:val="20"/>
         </w:rPr>
         <w:t>Jun;19(6):607-14. PMID: 12007217</w:t>
       </w:r>
     </w:p>
     <w:p>
       <w:pPr>
-        <w:spacing w:line="276" w:lineRule="auto" w:after="80"/>
+        <w:autoSpaceDN w:val="0"/>
+        <w:tabs>
+          <w:tab w:pos="1238" w:val="left"/>
+        </w:tabs>
+        <w:autoSpaceDE w:val="0"/>
+        <w:widowControl/>
+        <w:spacing w:line="259" w:lineRule="auto" w:before="110" w:after="0"/>
+        <w:ind w:left="878" w:right="144" w:firstLine="0"/>
+        <w:jc w:val="left"/>
       </w:pPr>
       <w:r>
         <w:rPr>
-          <w:rFonts w:ascii="Cambria, serif" w:hAnsi="Cambria, serif"/>
+          <w:rFonts w:ascii="Cambria" w:hAnsi="Cambria" w:eastAsia="Cambria"/>
           <w:b/>
-          <w:color w:val="ED7D31"/>
+          <w:i/>
+          <w:color w:val="000000"/>
           <w:sz w:val="20"/>
         </w:rPr>
-        <w:t>Rivlin et al. Mutations in the p53 Tumor Suppressor Gene: Important Milestones at the Various Steps of Tumorigenesis. Genes</w:t>
+        <w:t xml:space="preserve">Rivlin et al. Mutations in the p53 Tumor Suppressor Gene: Important Milestones at the Various Steps of Tumorigenesis. Genes </w:t>
       </w:r>
-    </w:p>
-    <w:p>
-      <w:pPr>
-        <w:spacing w:before="200" w:after="80"/>
-      </w:pPr>
+      <w:r>
+        <w:tab/>
+      </w:r>
       <w:r>
         <w:rPr>
-          <w:rFonts w:ascii="Cambria, serif" w:hAnsi="Cambria, serif"/>
+          <w:rFonts w:ascii="Cambria" w:hAnsi="Cambria" w:eastAsia="Cambria"/>
           <w:b/>
-          <w:color w:val="1F497D"/>
-          <w:sz w:val="22"/>
+          <w:i/>
+          <w:color w:val="000000"/>
+          <w:sz w:val="20"/>
         </w:rPr>
         <w:t>Cancer. 2011 Apr;2(4):466-74. PMID: 21779514</w:t>
       </w:r>
     </w:p>
     <w:p>
       <w:pPr>
-        <w:spacing w:line="276" w:lineRule="auto" w:after="80"/>
-        <w:jc w:val="both"/>
+        <w:autoSpaceDN w:val="0"/>
+        <w:tabs>
+          <w:tab w:pos="1238" w:val="left"/>
+        </w:tabs>
+        <w:autoSpaceDE w:val="0"/>
+        <w:widowControl/>
+        <w:spacing w:line="259" w:lineRule="auto" w:before="112" w:after="0"/>
+        <w:ind w:left="878" w:right="864" w:firstLine="0"/>
+        <w:jc w:val="left"/>
       </w:pPr>
       <w:r>
         <w:rPr>
-          <w:rFonts w:ascii="Cambria, serif" w:hAnsi="Cambria, serif"/>
-          <w:color w:val="0D0D0D"/>
+          <w:rFonts w:ascii="Cambria" w:hAnsi="Cambria" w:eastAsia="Cambria"/>
+          <w:b/>
+          <w:i/>
+          <w:color w:val="000000"/>
           <w:sz w:val="20"/>
         </w:rPr>
-        <w:t>Petitjean et al. TP53 mutations in human cancers: functional selection and impact on cancer prognosis and outcomes.</w:t>
+        <w:t xml:space="preserve">Petitjean et al. TP53 mutations in human cancers: functional selection and impact on cancer prognosis and outcomes. </w:t>
       </w:r>
-    </w:p>
-    <w:p>
-      <w:pPr>
-        <w:spacing w:before="200" w:after="80"/>
-      </w:pPr>
+      <w:r>
+        <w:tab/>
+      </w:r>
       <w:r>
         <w:rPr>
-          <w:rFonts w:ascii="Cambria, serif" w:hAnsi="Cambria, serif"/>
+          <w:rFonts w:ascii="Cambria" w:hAnsi="Cambria" w:eastAsia="Cambria"/>
           <w:b/>
-          <w:color w:val="1F497D"/>
-          <w:sz w:val="22"/>
+          <w:i/>
+          <w:color w:val="000000"/>
+          <w:sz w:val="20"/>
         </w:rPr>
         <w:t>Oncogene. 2007 Apr 2;26(15):2157-65. PMID: 17401424</w:t>
       </w:r>
     </w:p>
     <w:p>
       <w:pPr>
-        <w:spacing w:line="276" w:lineRule="auto" w:after="80"/>
+        <w:autoSpaceDN w:val="0"/>
+        <w:tabs>
+          <w:tab w:pos="1238" w:val="left"/>
+        </w:tabs>
+        <w:autoSpaceDE w:val="0"/>
+        <w:widowControl/>
+        <w:spacing w:line="259" w:lineRule="auto" w:before="126" w:after="0"/>
+        <w:ind w:left="878" w:right="144" w:firstLine="0"/>
+        <w:jc w:val="left"/>
       </w:pPr>
       <w:r>
         <w:rPr>
-          <w:rFonts w:ascii="Cambria, serif" w:hAnsi="Cambria, serif"/>
-          <w:b w:val="0"/>
-          <w:color w:val="FF0000"/>
+          <w:rFonts w:ascii="Cambria" w:hAnsi="Cambria" w:eastAsia="Cambria"/>
+          <w:b/>
+          <w:i/>
+          <w:color w:val="000000"/>
           <w:sz w:val="20"/>
         </w:rPr>
-        <w:t>Soussi et al. Recommendations for analyzing and reporting TP53 gene variants in the high-throughput sequencing era. Hum.</w:t>
+        <w:t xml:space="preserve">Soussi et al. Recommendations for analyzing and reporting TP53 gene variants in the high-throughput sequencing era. Hum. </w:t>
       </w:r>
-    </w:p>
-    <w:p>
-      <w:pPr>
-        <w:spacing w:before="200" w:after="80"/>
-      </w:pPr>
+      <w:r>
+        <w:tab/>
+      </w:r>
       <w:r>
         <w:rPr>
-          <w:rFonts w:ascii="Cambria, serif" w:hAnsi="Cambria, serif"/>
+          <w:rFonts w:ascii="Cambria" w:hAnsi="Cambria" w:eastAsia="Cambria"/>
           <w:b/>
-          <w:color w:val="1F497D"/>
-          <w:sz w:val="22"/>
+          <w:i/>
+          <w:color w:val="000000"/>
+          <w:sz w:val="20"/>
         </w:rPr>
         <w:t>Mutat. 2014 Jun;35(6):766-78. PMID: 24729566</w:t>
       </w:r>
     </w:p>
     <w:p>
       <w:pPr>
-        <w:spacing w:line="276" w:lineRule="auto" w:after="80"/>
-        <w:jc w:val="both"/>
+        <w:autoSpaceDN w:val="0"/>
+        <w:autoSpaceDE w:val="0"/>
+        <w:widowControl/>
+        <w:spacing w:line="250" w:lineRule="auto" w:before="110" w:after="0"/>
+        <w:ind w:left="1238" w:right="864" w:hanging="360"/>
+        <w:jc w:val="left"/>
       </w:pPr>
       <w:r>
         <w:rPr>
-          <w:rFonts w:ascii="Cambria, serif" w:hAnsi="Cambria, serif"/>
-          <w:color w:val="0D0D0D"/>
+          <w:rFonts w:ascii="Cambria" w:hAnsi="Cambria" w:eastAsia="Cambria"/>
+          <w:b/>
+          <w:i/>
+          <w:color w:val="000000"/>
           <w:sz w:val="20"/>
         </w:rPr>
         <w:t>https://www.globenewswire.com/news-release/2020/10/13/2107498/0/en/PMV-Pharma-Granted-FDA-Fast-Track-</w:t>
       </w:r>
-    </w:p>
-    <w:p>
-      <w:pPr>
-        <w:spacing w:line="276" w:lineRule="auto" w:after="80"/>
-        <w:jc w:val="both"/>
-      </w:pPr>
       <w:r>
         <w:rPr>
-          <w:rFonts w:ascii="Cambria, serif" w:hAnsi="Cambria, serif"/>
-          <w:color w:val="0D0D0D"/>
+          <w:rFonts w:ascii="Cambria" w:hAnsi="Cambria" w:eastAsia="Cambria"/>
+          <w:b/>
+          <w:i/>
+          <w:color w:val="000000"/>
           <w:sz w:val="20"/>
         </w:rPr>
-        <w:t>Designation-of-PC14586-for-the-Treatment-of-Advanced-Cancer-Patients-that-have-Tumors-with-a-p53-Y220C- Mutation.html</w:t>
+        <w:t xml:space="preserve">Designation-of-PC14586-for-the-Treatment-of-Advanced-Cancer-Patients-that-have-Tumors-with-a-p53-Y220C- </w:t>
+      </w:r>
+      <w:r>
+        <w:rPr>
+          <w:rFonts w:ascii="Cambria" w:hAnsi="Cambria" w:eastAsia="Cambria"/>
+          <w:b/>
+          <w:i/>
+          <w:color w:val="000000"/>
+          <w:sz w:val="20"/>
+        </w:rPr>
+        <w:t>Mutation.html</w:t>
       </w:r>
     </w:p>
     <w:p>
       <w:pPr>
-        <w:spacing w:line="276" w:lineRule="auto" w:after="80"/>
-        <w:jc w:val="both"/>
+        <w:autoSpaceDN w:val="0"/>
+        <w:autoSpaceDE w:val="0"/>
+        <w:widowControl/>
+        <w:spacing w:line="240" w:lineRule="auto" w:before="156" w:after="0"/>
+        <w:ind w:left="878" w:right="0" w:firstLine="0"/>
+        <w:jc w:val="left"/>
       </w:pPr>
       <w:r>
         <w:rPr>
-          <w:rFonts w:ascii="Cambria, serif" w:hAnsi="Cambria, serif"/>
-          <w:color w:val="0D0D0D"/>
+          <w:rFonts w:ascii="Cambria" w:hAnsi="Cambria" w:eastAsia="Cambria"/>
+          <w:b/>
+          <w:i/>
+          <w:color w:val="000000"/>
           <w:sz w:val="20"/>
         </w:rPr>
         <w:t>https://ir.aprea.com//news-releases/news-release-details/aprea-therapeutics-receives-fda-fast-track-designation</w:t>
@@ -881,111 +1826,157 @@
     </w:p>
     <w:p>
       <w:pPr>
-        <w:spacing w:line="276" w:lineRule="auto" w:after="80"/>
-        <w:jc w:val="both"/>
+        <w:autoSpaceDN w:val="0"/>
+        <w:tabs>
+          <w:tab w:pos="1238" w:val="left"/>
+        </w:tabs>
+        <w:autoSpaceDE w:val="0"/>
+        <w:widowControl/>
+        <w:spacing w:line="259" w:lineRule="auto" w:before="126" w:after="0"/>
+        <w:ind w:left="878" w:right="288" w:firstLine="0"/>
+        <w:jc w:val="left"/>
       </w:pPr>
       <w:r>
         <w:rPr>
-          <w:rFonts w:ascii="Cambria, serif" w:hAnsi="Cambria, serif"/>
-          <w:color w:val="0D0D0D"/>
+          <w:rFonts w:ascii="Cambria" w:hAnsi="Cambria" w:eastAsia="Cambria"/>
+          <w:b/>
+          <w:i/>
+          <w:color w:val="000000"/>
           <w:sz w:val="20"/>
         </w:rPr>
         <w:t>http://vp280.alertir.com/en/pressreleases/karolinska-development%27s-portfolio-company-aprea-therapeutics-receives-</w:t>
       </w:r>
-    </w:p>
-    <w:p>
-      <w:pPr>
-        <w:spacing w:before="200" w:after="80"/>
-      </w:pPr>
+      <w:r>
+        <w:tab/>
+      </w:r>
       <w:r>
         <w:rPr>
-          <w:rFonts w:ascii="Cambria, serif" w:hAnsi="Cambria, serif"/>
+          <w:rFonts w:ascii="Cambria" w:hAnsi="Cambria" w:eastAsia="Cambria"/>
           <w:b/>
-          <w:color w:val="1F497D"/>
-          <w:sz w:val="22"/>
+          <w:i/>
+          <w:color w:val="000000"/>
+          <w:sz w:val="20"/>
         </w:rPr>
         <w:t>fda-breakthrough-therapy-designation-1769167</w:t>
       </w:r>
     </w:p>
     <w:p>
       <w:pPr>
-        <w:spacing w:line="276" w:lineRule="auto" w:after="80"/>
-        <w:jc w:val="both"/>
+        <w:autoSpaceDN w:val="0"/>
+        <w:autoSpaceDE w:val="0"/>
+        <w:widowControl/>
+        <w:spacing w:line="245" w:lineRule="auto" w:before="110" w:after="0"/>
+        <w:ind w:left="878" w:right="1872" w:firstLine="0"/>
+        <w:jc w:val="left"/>
       </w:pPr>
       <w:r>
         <w:rPr>
-          <w:rFonts w:ascii="Cambria, serif" w:hAnsi="Cambria, serif"/>
-          <w:color w:val="0D0D0D"/>
+          <w:rFonts w:ascii="Cambria" w:hAnsi="Cambria" w:eastAsia="Cambria"/>
+          <w:b/>
+          <w:i/>
+          <w:color w:val="000000"/>
           <w:sz w:val="20"/>
         </w:rPr>
-        <w:t>Parrales et al. Targeting Oncogenic Mutant p53 for Cancer Therapy. Front Oncol. 2015 Dec 21;5:288. doi: 10.3389/fonc.2015.00288. eCollection 2015. PMID: 26732534</w:t>
+        <w:t xml:space="preserve">Parrales et al. Targeting Oncogenic Mutant p53 for Cancer Therapy. Front Oncol. 2015 Dec 21;5:288. doi: </w:t>
+      </w:r>
+      <w:r>
+        <w:rPr>
+          <w:rFonts w:ascii="Cambria" w:hAnsi="Cambria" w:eastAsia="Cambria"/>
+          <w:b/>
+          <w:i/>
+          <w:color w:val="000000"/>
+          <w:sz w:val="20"/>
+        </w:rPr>
+        <w:t>10.3389/fonc.2015.00288. eCollection 2015. PMID: 26732534</w:t>
       </w:r>
     </w:p>
     <w:p>
       <w:pPr>
-        <w:spacing w:line="276" w:lineRule="auto" w:after="80"/>
-        <w:jc w:val="both"/>
+        <w:autoSpaceDN w:val="0"/>
+        <w:tabs>
+          <w:tab w:pos="1238" w:val="left"/>
+        </w:tabs>
+        <w:autoSpaceDE w:val="0"/>
+        <w:widowControl/>
+        <w:spacing w:line="259" w:lineRule="auto" w:before="156" w:after="0"/>
+        <w:ind w:left="878" w:right="576" w:firstLine="0"/>
+        <w:jc w:val="left"/>
       </w:pPr>
       <w:r>
         <w:rPr>
-          <w:rFonts w:ascii="Cambria, serif" w:hAnsi="Cambria, serif"/>
-          <w:color w:val="0D0D0D"/>
+          <w:rFonts w:ascii="Cambria" w:hAnsi="Cambria" w:eastAsia="Cambria"/>
+          <w:b/>
+          <w:i/>
+          <w:color w:val="000000"/>
           <w:sz w:val="20"/>
         </w:rPr>
-        <w:t>Zhao et al. Molecularly targeted therapies for p53-mutant cancers. Cell. Mol. Life Sci. 2017 Nov;74(22):4171-4187. PMID:</w:t>
+        <w:t xml:space="preserve">Zhao et al. Molecularly targeted therapies for p53-mutant cancers. Cell. Mol. Life Sci. 2017 Nov;74(22):4171-4187. PMID: </w:t>
       </w:r>
-    </w:p>
-    <w:p>
-      <w:pPr>
-        <w:spacing w:before="200" w:after="80"/>
-      </w:pPr>
+      <w:r>
+        <w:tab/>
+      </w:r>
       <w:r>
         <w:rPr>
-          <w:rFonts w:ascii="Cambria, serif" w:hAnsi="Cambria, serif"/>
+          <w:rFonts w:ascii="Cambria" w:hAnsi="Cambria" w:eastAsia="Cambria"/>
           <w:b/>
-          <w:color w:val="1F497D"/>
-          <w:sz w:val="22"/>
+          <w:i/>
+          <w:color w:val="000000"/>
+          <w:sz w:val="20"/>
         </w:rPr>
         <w:t>28643165</w:t>
       </w:r>
     </w:p>
     <w:p>
       <w:pPr>
-        <w:spacing w:line="276" w:lineRule="auto" w:after="80"/>
-        <w:jc w:val="both"/>
+        <w:autoSpaceDN w:val="0"/>
+        <w:tabs>
+          <w:tab w:pos="1238" w:val="left"/>
+        </w:tabs>
+        <w:autoSpaceDE w:val="0"/>
+        <w:widowControl/>
+        <w:spacing w:line="259" w:lineRule="auto" w:before="110" w:after="0"/>
+        <w:ind w:left="878" w:right="864" w:firstLine="0"/>
+        <w:jc w:val="left"/>
       </w:pPr>
       <w:r>
         <w:rPr>
-          <w:rFonts w:ascii="Cambria, serif" w:hAnsi="Cambria, serif"/>
-          <w:color w:val="0D0D0D"/>
+          <w:rFonts w:ascii="Cambria" w:hAnsi="Cambria" w:eastAsia="Cambria"/>
+          <w:b/>
+          <w:i/>
+          <w:color w:val="000000"/>
           <w:sz w:val="20"/>
         </w:rPr>
-        <w:t>Louis et al. The 2021 WHO Classification of Tumors of the Central Nervous System: a summary. Neuro Oncol. 2021 Aug</w:t>
+        <w:t xml:space="preserve">Louis et al. The 2021 WHO Classification of Tumors of the Central Nervous System: a summary. Neuro Oncol. 2021 Aug </w:t>
       </w:r>
-    </w:p>
-    <w:p>
-      <w:pPr>
-        <w:spacing w:before="200" w:after="80"/>
-      </w:pPr>
+      <w:r>
+        <w:tab/>
+      </w:r>
       <w:r>
         <w:rPr>
-          <w:rFonts w:ascii="Cambria, serif" w:hAnsi="Cambria, serif"/>
+          <w:rFonts w:ascii="Cambria" w:hAnsi="Cambria" w:eastAsia="Cambria"/>
           <w:b/>
-          <w:color w:val="1F497D"/>
-          <w:sz w:val="22"/>
+          <w:i/>
+          <w:color w:val="000000"/>
+          <w:sz w:val="20"/>
         </w:rPr>
         <w:t>2;23(8):1231-1251. PMID: 34185076</w:t>
       </w:r>
     </w:p>
     <w:p>
       <w:pPr>
-        <w:spacing w:line="276" w:lineRule="auto" w:after="80"/>
-        <w:jc w:val="both"/>
+        <w:autoSpaceDN w:val="0"/>
+        <w:autoSpaceDE w:val="0"/>
+        <w:widowControl/>
+        <w:spacing w:line="240" w:lineRule="auto" w:before="126" w:after="0"/>
+        <w:ind w:left="878" w:right="0" w:firstLine="0"/>
+        <w:jc w:val="left"/>
       </w:pPr>
       <w:r>
         <w:rPr>
-          <w:rFonts w:ascii="Cambria, serif" w:hAnsi="Cambria, serif"/>
-          <w:color w:val="0D0D0D"/>
+          <w:rFonts w:ascii="Cambria" w:hAnsi="Cambria" w:eastAsia="Cambria"/>
+          <w:b/>
+          <w:i/>
+          <w:color w:val="000000"/>
           <w:sz w:val="20"/>
         </w:rPr>
         <w:t>NCCN Guidelines&amp;amp;reg; - NCCN-Acute Myeloid Leukemia [Version 2.2025]</w:t>
@@ -993,27 +1984,35 @@
     </w:p>
     <w:p>
       <w:pPr>
-        <w:spacing w:line="276" w:lineRule="auto" w:after="80"/>
+        <w:autoSpaceDN w:val="0"/>
+        <w:tabs>
+          <w:tab w:pos="1238" w:val="left"/>
+        </w:tabs>
+        <w:autoSpaceDE w:val="0"/>
+        <w:widowControl/>
+        <w:spacing w:line="259" w:lineRule="auto" w:before="112" w:after="0"/>
+        <w:ind w:left="878" w:right="432" w:firstLine="0"/>
+        <w:jc w:val="left"/>
       </w:pPr>
       <w:r>
         <w:rPr>
-          <w:rFonts w:ascii="Cambria, serif" w:hAnsi="Cambria, serif"/>
-          <w:b w:val="0"/>
-          <w:color w:val="FF0000"/>
+          <w:rFonts w:ascii="Cambria" w:hAnsi="Cambria" w:eastAsia="Cambria"/>
+          <w:b/>
+          <w:i/>
+          <w:color w:val="000000"/>
           <w:sz w:val="20"/>
         </w:rPr>
-        <w:t>Döhner et al. Diagnosis and management of AML in adults: 2022 recommendations from an international expert panel on</w:t>
+        <w:t xml:space="preserve">Döhner et al. Diagnosis and management of AML in adults: 2022 recommendations from an international expert panel on </w:t>
       </w:r>
-    </w:p>
-    <w:p>
-      <w:pPr>
-        <w:spacing w:line="276" w:lineRule="auto" w:after="80"/>
-        <w:jc w:val="both"/>
-      </w:pPr>
+      <w:r>
+        <w:tab/>
+      </w:r>
       <w:r>
         <w:rPr>
-          <w:rFonts w:ascii="Cambria, serif" w:hAnsi="Cambria, serif"/>
-          <w:color w:val="0D0D0D"/>
+          <w:rFonts w:ascii="Cambria" w:hAnsi="Cambria" w:eastAsia="Cambria"/>
+          <w:b/>
+          <w:i/>
+          <w:color w:val="000000"/>
           <w:sz w:val="20"/>
         </w:rPr>
         <w:t>behalf of the ELN. Blood. 2022 Sep 22;140(12):1345-1377. PMID: 35797463</w:t>
@@ -1021,13 +2020,19 @@
     </w:p>
     <w:p>
       <w:pPr>
-        <w:spacing w:line="276" w:lineRule="auto" w:after="80"/>
-        <w:jc w:val="both"/>
+        <w:autoSpaceDN w:val="0"/>
+        <w:autoSpaceDE w:val="0"/>
+        <w:widowControl/>
+        <w:spacing w:line="240" w:lineRule="auto" w:before="110" w:after="0"/>
+        <w:ind w:left="878" w:right="0" w:firstLine="0"/>
+        <w:jc w:val="left"/>
       </w:pPr>
       <w:r>
         <w:rPr>
-          <w:rFonts w:ascii="Cambria, serif" w:hAnsi="Cambria, serif"/>
-          <w:color w:val="0D0D0D"/>
+          <w:rFonts w:ascii="Cambria" w:hAnsi="Cambria" w:eastAsia="Cambria"/>
+          <w:b/>
+          <w:i/>
+          <w:color w:val="000000"/>
           <w:sz w:val="20"/>
         </w:rPr>
         <w:t>NCCN Guidelines&amp;amp;reg; - NCCN-Myelodysplastic Syndromes [Version 2.2025]</w:t>
@@ -1035,13 +2040,19 @@
     </w:p>
     <w:p>
       <w:pPr>
-        <w:spacing w:line="276" w:lineRule="auto" w:after="80"/>
-        <w:jc w:val="both"/>
+        <w:autoSpaceDN w:val="0"/>
+        <w:autoSpaceDE w:val="0"/>
+        <w:widowControl/>
+        <w:spacing w:line="240" w:lineRule="auto" w:before="126" w:after="0"/>
+        <w:ind w:left="878" w:right="0" w:firstLine="0"/>
+        <w:jc w:val="left"/>
       </w:pPr>
       <w:r>
         <w:rPr>
-          <w:rFonts w:ascii="Cambria, serif" w:hAnsi="Cambria, serif"/>
-          <w:color w:val="0D0D0D"/>
+          <w:rFonts w:ascii="Cambria" w:hAnsi="Cambria" w:eastAsia="Cambria"/>
+          <w:b/>
+          <w:i/>
+          <w:color w:val="000000"/>
           <w:sz w:val="20"/>
         </w:rPr>
         <w:t>NCCN Guidelines&amp;amp;reg; - NCCN-Myeloproliferative Neoplasms [Version 1.2025]</w:t>
@@ -1049,13 +2060,19 @@
     </w:p>
     <w:p>
       <w:pPr>
-        <w:spacing w:line="276" w:lineRule="auto" w:after="80"/>
-        <w:jc w:val="both"/>
+        <w:autoSpaceDN w:val="0"/>
+        <w:autoSpaceDE w:val="0"/>
+        <w:widowControl/>
+        <w:spacing w:line="240" w:lineRule="auto" w:before="112" w:after="0"/>
+        <w:ind w:left="878" w:right="0" w:firstLine="0"/>
+        <w:jc w:val="left"/>
       </w:pPr>
       <w:r>
         <w:rPr>
-          <w:rFonts w:ascii="Cambria, serif" w:hAnsi="Cambria, serif"/>
-          <w:color w:val="0D0D0D"/>
+          <w:rFonts w:ascii="Cambria" w:hAnsi="Cambria" w:eastAsia="Cambria"/>
+          <w:b/>
+          <w:i/>
+          <w:color w:val="000000"/>
           <w:sz w:val="20"/>
         </w:rPr>
         <w:t>NCCN Guidelines&amp;amp;reg; - NCCN-Chronic Lymphocytic Leukemia/Small Lymphocytic Lymphoma [Version 3.2025]</w:t>
@@ -1063,13 +2080,19 @@
     </w:p>
     <w:p>
       <w:pPr>
-        <w:spacing w:line="276" w:lineRule="auto" w:after="80"/>
-        <w:jc w:val="both"/>
+        <w:autoSpaceDN w:val="0"/>
+        <w:autoSpaceDE w:val="0"/>
+        <w:widowControl/>
+        <w:spacing w:line="240" w:lineRule="auto" w:before="110" w:after="0"/>
+        <w:ind w:left="878" w:right="0" w:firstLine="0"/>
+        <w:jc w:val="left"/>
       </w:pPr>
       <w:r>
         <w:rPr>
-          <w:rFonts w:ascii="Cambria, serif" w:hAnsi="Cambria, serif"/>
-          <w:color w:val="0D0D0D"/>
+          <w:rFonts w:ascii="Cambria" w:hAnsi="Cambria" w:eastAsia="Cambria"/>
+          <w:b/>
+          <w:i/>
+          <w:color w:val="000000"/>
           <w:sz w:val="20"/>
         </w:rPr>
         <w:t>NCCN Guidelines&amp;amp;reg; - NCCN-Acute Lymphoblastic Leukemia [Version 3.2024]</w:t>
@@ -1077,27 +2100,95 @@
     </w:p>
     <w:p>
       <w:pPr>
-        <w:spacing w:before="200" w:after="80"/>
+        <w:autoSpaceDN w:val="0"/>
+        <w:autoSpaceDE w:val="0"/>
+        <w:widowControl/>
+        <w:spacing w:line="240" w:lineRule="auto" w:before="126" w:after="0"/>
+        <w:ind w:left="878" w:right="0" w:firstLine="0"/>
+        <w:jc w:val="left"/>
       </w:pPr>
       <w:r>
         <w:rPr>
-          <w:rFonts w:ascii="Cambria, serif" w:hAnsi="Cambria, serif"/>
+          <w:rFonts w:ascii="Cambria" w:hAnsi="Cambria" w:eastAsia="Cambria"/>
           <w:b/>
-          <w:color w:val="1F497D"/>
-          <w:sz w:val="22"/>
+          <w:i/>
+          <w:color w:val="000000"/>
+          <w:sz w:val="20"/>
+        </w:rPr>
+        <w:t>NCCN Guidelines&amp;amp;reg; - NCCN-B-Cell Lymphomas [Version 2.2025]</w:t>
+      </w:r>
+    </w:p>
+    <w:p>
+      <w:pPr>
+        <w:sectPr>
+          <w:pgSz w:w="12240" w:h="15840"/>
+          <w:pgMar w:top="0" w:right="0" w:bottom="0" w:left="0" w:header="720" w:footer="720" w:gutter="0"/>
+          <w:cols/>
+          <w:docGrid w:linePitch="360"/>
+        </w:sectPr>
+      </w:pPr>
+    </w:p>
+    <w:p>
+      <w:pPr>
+        <w:sectPr>
+          <w:pgSz w:w="12240" w:h="15840"/>
+          <w:pgMar w:top="0" w:right="0" w:bottom="0" w:left="0" w:header="720" w:footer="720" w:gutter="0"/>
+          <w:cols/>
+          <w:docGrid w:linePitch="360"/>
+        </w:sectPr>
+      </w:pPr>
+    </w:p>
+    <w:p>
+      <w:pPr>
+        <w:autoSpaceDN w:val="0"/>
+        <w:tabs>
+          <w:tab w:pos="1238" w:val="left"/>
+        </w:tabs>
+        <w:autoSpaceDE w:val="0"/>
+        <w:widowControl/>
+        <w:spacing w:line="259" w:lineRule="auto" w:before="4070" w:after="0"/>
+        <w:ind w:left="878" w:right="288" w:firstLine="0"/>
+        <w:jc w:val="left"/>
+      </w:pPr>
+      <w:r>
+        <w:rPr>
+          <w:rFonts w:ascii="Cambria" w:hAnsi="Cambria" w:eastAsia="Cambria"/>
+          <w:b/>
+          <w:i/>
+          <w:color w:val="000000"/>
+          <w:sz w:val="20"/>
+        </w:rPr>
+        <w:t xml:space="preserve">Bernard et al. Implications of TP53 allelic state for genome stability, clinical presentation and outcomes in myelodysplastic </w:t>
+      </w:r>
+      <w:r>
+        <w:tab/>
+      </w:r>
+      <w:r>
+        <w:rPr>
+          <w:rFonts w:ascii="Cambria" w:hAnsi="Cambria" w:eastAsia="Cambria"/>
+          <w:b/>
+          <w:i/>
+          <w:color w:val="000000"/>
+          <w:sz w:val="20"/>
         </w:rPr>
         <w:t>syndromes. Nat. Med. 2020 Aug 3. PMID: 32747829</w:t>
       </w:r>
     </w:p>
     <w:p>
       <w:pPr>
-        <w:spacing w:line="276" w:lineRule="auto" w:after="80"/>
-        <w:ind w:left="360"/>
+        <w:autoSpaceDN w:val="0"/>
+        <w:autoSpaceDE w:val="0"/>
+        <w:widowControl/>
+        <w:spacing w:line="240" w:lineRule="auto" w:before="576" w:after="0"/>
+        <w:ind w:left="0" w:right="0" w:firstLine="0"/>
+        <w:jc w:val="center"/>
       </w:pPr>
       <w:r>
         <w:rPr>
-          <w:rFonts w:ascii="Cambria, serif" w:hAnsi="Cambria, serif"/>
-          <w:color w:val="0D0D0D"/>
+          <w:rFonts w:ascii="Calibri" w:hAnsi="Calibri" w:eastAsia="Calibri"/>
+          <w:b w:val="0"/>
+          <w:i w:val="0"/>
+          <w:color w:val="000000"/>
           <w:sz w:val="20"/>
         </w:rPr>
         <w:t>------------------ End Of Report ------------------</w:t>
@@ -1105,4162 +2196,22 @@
     </w:p>
     <w:p>
       <w:pPr>
-        <w:spacing w:after="120"/>
+        <w:sectPr>
+          <w:pgSz w:w="12240" w:h="15840"/>
+          <w:pgMar w:top="0" w:right="0" w:bottom="0" w:left="0" w:header="720" w:footer="720" w:gutter="0"/>
+          <w:cols/>
+          <w:docGrid w:linePitch="360"/>
+        </w:sectPr>
       </w:pPr>
     </w:p>
-    <w:tbl>
-      <w:tblPr>
-        <w:tblW w:type="auto" w:w="0"/>
-        <w:jc w:val="center"/>
-        <w:tblLayout w:type="fixed"/>
-        <w:tblLook w:firstColumn="1" w:firstRow="1" w:lastColumn="0" w:lastRow="0" w:noHBand="0" w:noVBand="1" w:val="04A0"/>
-      </w:tblPr>
-      <w:tblGrid>
-        <w:gridCol w:w="1875"/>
-        <w:gridCol w:w="1875"/>
-        <w:gridCol w:w="1875"/>
-        <w:gridCol w:w="1875"/>
-        <w:gridCol w:w="1875"/>
-        <w:gridCol w:w="1875"/>
-      </w:tblGrid>
-      <w:tr>
-        <w:tc>
-          <w:tcPr>
-            <w:tcW w:type="dxa" w:w="1875"/>
-            <w:shd w:fill="1f497d"/>
-            <w:tcBorders>
-              <w:top w:val="single" w:sz="4" w:space="0" w:color="1f497d"/>
-              <w:left w:val="single" w:sz="4" w:space="0" w:color="1f497d"/>
-              <w:bottom w:val="single" w:sz="4" w:space="0" w:color="1f497d"/>
-              <w:right w:val="single" w:sz="4" w:space="0" w:color="1f497d"/>
-            </w:tcBorders>
-            <w:tcMar>
-              <w:top w:w="80" w:type="dxa"/>
-              <w:left w:w="100" w:type="dxa"/>
-              <w:bottom w:w="80" w:type="dxa"/>
-              <w:right w:w="100" w:type="dxa"/>
-            </w:tcMar>
-          </w:tcPr>
-          <w:p>
-            <w:pPr>
-              <w:jc w:val="center"/>
-            </w:pPr>
-            <w:r>
-              <w:rPr>
-                <w:rFonts w:ascii="Cambria, serif" w:hAnsi="Cambria, serif"/>
-                <w:b/>
-                <w:color w:val="FFFFFF"/>
-                <w:sz w:val="19"/>
-              </w:rPr>
-              <w:t>Tier I</w:t>
-            </w:r>
-          </w:p>
-        </w:tc>
-        <w:tc>
-          <w:tcPr>
-            <w:tcW w:type="dxa" w:w="1875"/>
-            <w:shd w:fill="1f497d"/>
-            <w:tcBorders>
-              <w:top w:val="single" w:sz="4" w:space="0" w:color="1f497d"/>
-              <w:left w:val="single" w:sz="4" w:space="0" w:color="1f497d"/>
-              <w:bottom w:val="single" w:sz="4" w:space="0" w:color="1f497d"/>
-              <w:right w:val="single" w:sz="4" w:space="0" w:color="1f497d"/>
-            </w:tcBorders>
-            <w:tcMar>
-              <w:top w:w="80" w:type="dxa"/>
-              <w:left w:w="100" w:type="dxa"/>
-              <w:bottom w:w="80" w:type="dxa"/>
-              <w:right w:w="100" w:type="dxa"/>
-            </w:tcMar>
-          </w:tcPr>
-          <w:p>
-            <w:pPr>
-              <w:jc w:val="center"/>
-            </w:pPr>
-            <w:r>
-              <w:rPr>
-                <w:rFonts w:ascii="Cambria, serif" w:hAnsi="Cambria, serif"/>
-                <w:b/>
-                <w:color w:val="FFFFFF"/>
-                <w:sz w:val="19"/>
-              </w:rPr>
-              <w:t>Tier II</w:t>
-            </w:r>
-          </w:p>
-        </w:tc>
-        <w:tc>
-          <w:tcPr>
-            <w:tcW w:type="dxa" w:w="1875"/>
-            <w:shd w:fill="1f497d"/>
-            <w:tcBorders>
-              <w:top w:val="single" w:sz="4" w:space="0" w:color="1f497d"/>
-              <w:left w:val="single" w:sz="4" w:space="0" w:color="1f497d"/>
-              <w:bottom w:val="single" w:sz="4" w:space="0" w:color="1f497d"/>
-              <w:right w:val="single" w:sz="4" w:space="0" w:color="1f497d"/>
-            </w:tcBorders>
-            <w:tcMar>
-              <w:top w:w="80" w:type="dxa"/>
-              <w:left w:w="100" w:type="dxa"/>
-              <w:bottom w:w="80" w:type="dxa"/>
-              <w:right w:w="100" w:type="dxa"/>
-            </w:tcMar>
-          </w:tcPr>
-          <w:p>
-            <w:pPr>
-              <w:jc w:val="center"/>
-            </w:pPr>
-            <w:r>
-              <w:rPr>
-                <w:rFonts w:ascii="Cambria, serif" w:hAnsi="Cambria, serif"/>
-                <w:b/>
-                <w:color w:val="FFFFFF"/>
-                <w:sz w:val="19"/>
-              </w:rPr>
-              <w:t>Tier III</w:t>
-            </w:r>
-          </w:p>
-        </w:tc>
-        <w:tc>
-          <w:tcPr>
-            <w:tcW w:type="dxa" w:w="1875"/>
-            <w:shd w:fill="1f497d"/>
-            <w:tcBorders>
-              <w:top w:val="single" w:sz="4" w:space="0" w:color="1f497d"/>
-              <w:left w:val="single" w:sz="4" w:space="0" w:color="1f497d"/>
-              <w:bottom w:val="single" w:sz="4" w:space="0" w:color="1f497d"/>
-              <w:right w:val="single" w:sz="4" w:space="0" w:color="1f497d"/>
-            </w:tcBorders>
-            <w:tcMar>
-              <w:top w:w="80" w:type="dxa"/>
-              <w:left w:w="100" w:type="dxa"/>
-              <w:bottom w:w="80" w:type="dxa"/>
-              <w:right w:w="100" w:type="dxa"/>
-            </w:tcMar>
-          </w:tcPr>
-          <w:p>
-            <w:pPr>
-              <w:jc w:val="center"/>
-            </w:pPr>
-            <w:r>
-              <w:rPr>
-                <w:rFonts w:ascii="Cambria, serif" w:hAnsi="Cambria, serif"/>
-                <w:b/>
-                <w:color w:val="FFFFFF"/>
-                <w:sz w:val="19"/>
-              </w:rPr>
-              <w:t>MSI</w:t>
-            </w:r>
-          </w:p>
-        </w:tc>
-        <w:tc>
-          <w:tcPr>
-            <w:tcW w:type="dxa" w:w="1875"/>
-            <w:shd w:fill="1f497d"/>
-            <w:tcBorders>
-              <w:top w:val="single" w:sz="4" w:space="0" w:color="1f497d"/>
-              <w:left w:val="single" w:sz="4" w:space="0" w:color="1f497d"/>
-              <w:bottom w:val="single" w:sz="4" w:space="0" w:color="1f497d"/>
-              <w:right w:val="single" w:sz="4" w:space="0" w:color="1f497d"/>
-            </w:tcBorders>
-            <w:tcMar>
-              <w:top w:w="80" w:type="dxa"/>
-              <w:left w:w="100" w:type="dxa"/>
-              <w:bottom w:w="80" w:type="dxa"/>
-              <w:right w:w="100" w:type="dxa"/>
-            </w:tcMar>
-          </w:tcPr>
-          <w:p>
-            <w:pPr>
-              <w:jc w:val="center"/>
-            </w:pPr>
-            <w:r>
-              <w:rPr>
-                <w:rFonts w:ascii="Cambria, serif" w:hAnsi="Cambria, serif"/>
-                <w:b/>
-                <w:color w:val="FFFFFF"/>
-                <w:sz w:val="19"/>
-              </w:rPr>
-              <w:t>Therapies</w:t>
-            </w:r>
-          </w:p>
-        </w:tc>
-        <w:tc>
-          <w:tcPr>
-            <w:tcW w:type="dxa" w:w="1875"/>
-            <w:shd w:fill="1f497d"/>
-            <w:tcBorders>
-              <w:top w:val="single" w:sz="4" w:space="0" w:color="1f497d"/>
-              <w:left w:val="single" w:sz="4" w:space="0" w:color="1f497d"/>
-              <w:bottom w:val="single" w:sz="4" w:space="0" w:color="1f497d"/>
-              <w:right w:val="single" w:sz="4" w:space="0" w:color="1f497d"/>
-            </w:tcBorders>
-            <w:tcMar>
-              <w:top w:w="80" w:type="dxa"/>
-              <w:left w:w="100" w:type="dxa"/>
-              <w:bottom w:w="80" w:type="dxa"/>
-              <w:right w:w="100" w:type="dxa"/>
-            </w:tcMar>
-          </w:tcPr>
-          <w:p>
-            <w:pPr>
-              <w:jc w:val="center"/>
-            </w:pPr>
-            <w:r>
-              <w:rPr>
-                <w:rFonts w:ascii="Cambria, serif" w:hAnsi="Cambria, serif"/>
-                <w:b/>
-                <w:color w:val="FFFFFF"/>
-                <w:sz w:val="19"/>
-              </w:rPr>
-              <w:t>Clinical Trials</w:t>
-            </w:r>
-          </w:p>
-        </w:tc>
-      </w:tr>
-      <w:tr>
-        <w:tc>
-          <w:tcPr>
-            <w:tcW w:type="dxa" w:w="1875"/>
-            <w:shd w:fill="DAEDF3"/>
-            <w:tcBorders>
-              <w:top w:val="single" w:sz="2" w:space="0" w:color="1f497d"/>
-              <w:left w:val="single" w:sz="2" w:space="0" w:color="1f497d"/>
-              <w:bottom w:val="single" w:sz="2" w:space="0" w:color="1f497d"/>
-              <w:right w:val="single" w:sz="2" w:space="0" w:color="1f497d"/>
-            </w:tcBorders>
-            <w:tcMar>
-              <w:top w:w="60" w:type="dxa"/>
-              <w:left w:w="80" w:type="dxa"/>
-              <w:bottom w:w="60" w:type="dxa"/>
-              <w:right w:w="80" w:type="dxa"/>
-            </w:tcMar>
-          </w:tcPr>
-          <w:p>
-            <w:r>
-              <w:rPr>
-                <w:rFonts w:ascii="Cambria, serif" w:hAnsi="Cambria, serif"/>
-                <w:color w:val="232729"/>
-                <w:sz w:val="18"/>
-              </w:rPr>
-              <w:t>0</w:t>
-            </w:r>
-          </w:p>
-        </w:tc>
-        <w:tc>
-          <w:tcPr>
-            <w:tcW w:type="dxa" w:w="1875"/>
-            <w:shd w:fill="DAEDF3"/>
-            <w:tcBorders>
-              <w:top w:val="single" w:sz="2" w:space="0" w:color="1f497d"/>
-              <w:left w:val="single" w:sz="2" w:space="0" w:color="1f497d"/>
-              <w:bottom w:val="single" w:sz="2" w:space="0" w:color="1f497d"/>
-              <w:right w:val="single" w:sz="2" w:space="0" w:color="1f497d"/>
-            </w:tcBorders>
-            <w:tcMar>
-              <w:top w:w="60" w:type="dxa"/>
-              <w:left w:w="80" w:type="dxa"/>
-              <w:bottom w:w="60" w:type="dxa"/>
-              <w:right w:w="80" w:type="dxa"/>
-            </w:tcMar>
-          </w:tcPr>
-          <w:p>
-            <w:r>
-              <w:rPr>
-                <w:rFonts w:ascii="Cambria, serif" w:hAnsi="Cambria, serif"/>
-                <w:color w:val="232729"/>
-                <w:sz w:val="18"/>
-              </w:rPr>
-              <w:t>1</w:t>
-            </w:r>
-          </w:p>
-        </w:tc>
-        <w:tc>
-          <w:tcPr>
-            <w:tcW w:type="dxa" w:w="1875"/>
-            <w:shd w:fill="DAEDF3"/>
-            <w:tcBorders>
-              <w:top w:val="single" w:sz="2" w:space="0" w:color="1f497d"/>
-              <w:left w:val="single" w:sz="2" w:space="0" w:color="1f497d"/>
-              <w:bottom w:val="single" w:sz="2" w:space="0" w:color="1f497d"/>
-              <w:right w:val="single" w:sz="2" w:space="0" w:color="1f497d"/>
-            </w:tcBorders>
-            <w:tcMar>
-              <w:top w:w="60" w:type="dxa"/>
-              <w:left w:w="80" w:type="dxa"/>
-              <w:bottom w:w="60" w:type="dxa"/>
-              <w:right w:w="80" w:type="dxa"/>
-            </w:tcMar>
-          </w:tcPr>
-          <w:p>
-            <w:r>
-              <w:rPr>
-                <w:rFonts w:ascii="Cambria, serif" w:hAnsi="Cambria, serif"/>
-                <w:color w:val="232729"/>
-                <w:sz w:val="18"/>
-              </w:rPr>
-              <w:t>0</w:t>
-            </w:r>
-          </w:p>
-        </w:tc>
-        <w:tc>
-          <w:tcPr>
-            <w:tcW w:type="dxa" w:w="1875"/>
-            <w:shd w:fill="DAEDF3"/>
-            <w:tcBorders>
-              <w:top w:val="single" w:sz="2" w:space="0" w:color="1f497d"/>
-              <w:left w:val="single" w:sz="2" w:space="0" w:color="1f497d"/>
-              <w:bottom w:val="single" w:sz="2" w:space="0" w:color="1f497d"/>
-              <w:right w:val="single" w:sz="2" w:space="0" w:color="1f497d"/>
-            </w:tcBorders>
-            <w:tcMar>
-              <w:top w:w="60" w:type="dxa"/>
-              <w:left w:w="80" w:type="dxa"/>
-              <w:bottom w:w="60" w:type="dxa"/>
-              <w:right w:w="80" w:type="dxa"/>
-            </w:tcMar>
-          </w:tcPr>
-          <w:p>
-            <w:r>
-              <w:rPr>
-                <w:rFonts w:ascii="Cambria, serif" w:hAnsi="Cambria, serif"/>
-                <w:color w:val="232729"/>
-                <w:sz w:val="18"/>
-              </w:rPr>
-              <w:t>Stable</w:t>
-            </w:r>
-          </w:p>
-        </w:tc>
-        <w:tc>
-          <w:tcPr>
-            <w:tcW w:type="dxa" w:w="1875"/>
-            <w:shd w:fill="DAEDF3"/>
-            <w:tcBorders>
-              <w:top w:val="single" w:sz="2" w:space="0" w:color="1f497d"/>
-              <w:left w:val="single" w:sz="2" w:space="0" w:color="1f497d"/>
-              <w:bottom w:val="single" w:sz="2" w:space="0" w:color="1f497d"/>
-              <w:right w:val="single" w:sz="2" w:space="0" w:color="1f497d"/>
-            </w:tcBorders>
-            <w:tcMar>
-              <w:top w:w="60" w:type="dxa"/>
-              <w:left w:w="80" w:type="dxa"/>
-              <w:bottom w:w="60" w:type="dxa"/>
-              <w:right w:w="80" w:type="dxa"/>
-            </w:tcMar>
-          </w:tcPr>
-          <w:p>
-            <w:r>
-              <w:rPr>
-                <w:rFonts w:ascii="Cambria, serif" w:hAnsi="Cambria, serif"/>
-                <w:color w:val="232729"/>
-                <w:sz w:val="18"/>
-              </w:rPr>
-              <w:t>0</w:t>
-            </w:r>
-          </w:p>
-        </w:tc>
-        <w:tc>
-          <w:tcPr>
-            <w:tcW w:type="dxa" w:w="1875"/>
-            <w:shd w:fill="DAEDF3"/>
-            <w:tcBorders>
-              <w:top w:val="single" w:sz="2" w:space="0" w:color="1f497d"/>
-              <w:left w:val="single" w:sz="2" w:space="0" w:color="1f497d"/>
-              <w:bottom w:val="single" w:sz="2" w:space="0" w:color="1f497d"/>
-              <w:right w:val="single" w:sz="2" w:space="0" w:color="1f497d"/>
-            </w:tcBorders>
-            <w:tcMar>
-              <w:top w:w="60" w:type="dxa"/>
-              <w:left w:w="80" w:type="dxa"/>
-              <w:bottom w:w="60" w:type="dxa"/>
-              <w:right w:w="80" w:type="dxa"/>
-            </w:tcMar>
-          </w:tcPr>
-          <w:p>
-            <w:r>
-              <w:rPr>
-                <w:rFonts w:ascii="Cambria, serif" w:hAnsi="Cambria, serif"/>
-                <w:color w:val="232729"/>
-                <w:sz w:val="18"/>
-              </w:rPr>
-              <w:t>43</w:t>
-            </w:r>
-          </w:p>
-        </w:tc>
-      </w:tr>
-    </w:tbl>
-    <w:p>
-      <w:pPr>
-        <w:spacing w:after="160"/>
-      </w:pPr>
-    </w:p>
-    <w:tbl>
-      <w:tblPr>
-        <w:tblW w:type="auto" w:w="0"/>
-        <w:jc w:val="center"/>
-        <w:tblLayout w:type="fixed"/>
-        <w:tblLook w:firstColumn="1" w:firstRow="1" w:lastColumn="0" w:lastRow="0" w:noHBand="0" w:noVBand="1" w:val="04A0"/>
-      </w:tblPr>
-      <w:tblGrid>
-        <w:gridCol w:w="2250"/>
-        <w:gridCol w:w="2250"/>
-        <w:gridCol w:w="2250"/>
-        <w:gridCol w:w="2250"/>
-        <w:gridCol w:w="2250"/>
-      </w:tblGrid>
-      <w:tr>
-        <w:tc>
-          <w:tcPr>
-            <w:tcW w:type="dxa" w:w="2250"/>
-            <w:shd w:fill="1f497d"/>
-            <w:tcBorders>
-              <w:top w:val="single" w:sz="4" w:space="0" w:color="1f497d"/>
-              <w:left w:val="single" w:sz="4" w:space="0" w:color="1f497d"/>
-              <w:bottom w:val="single" w:sz="4" w:space="0" w:color="1f497d"/>
-              <w:right w:val="single" w:sz="4" w:space="0" w:color="1f497d"/>
-            </w:tcBorders>
-            <w:tcMar>
-              <w:top w:w="80" w:type="dxa"/>
-              <w:left w:w="100" w:type="dxa"/>
-              <w:bottom w:w="80" w:type="dxa"/>
-              <w:right w:w="100" w:type="dxa"/>
-            </w:tcMar>
-          </w:tcPr>
-          <w:p>
-            <w:pPr>
-              <w:jc w:val="center"/>
-            </w:pPr>
-            <w:r>
-              <w:rPr>
-                <w:rFonts w:ascii="Cambria, serif" w:hAnsi="Cambria, serif"/>
-                <w:b/>
-                <w:color w:val="FFFFFF"/>
-                <w:sz w:val="19"/>
-              </w:rPr>
-              <w:t>Tier</w:t>
-            </w:r>
-          </w:p>
-        </w:tc>
-        <w:tc>
-          <w:tcPr>
-            <w:tcW w:type="dxa" w:w="2250"/>
-            <w:shd w:fill="1f497d"/>
-            <w:tcBorders>
-              <w:top w:val="single" w:sz="4" w:space="0" w:color="1f497d"/>
-              <w:left w:val="single" w:sz="4" w:space="0" w:color="1f497d"/>
-              <w:bottom w:val="single" w:sz="4" w:space="0" w:color="1f497d"/>
-              <w:right w:val="single" w:sz="4" w:space="0" w:color="1f497d"/>
-            </w:tcBorders>
-            <w:tcMar>
-              <w:top w:w="80" w:type="dxa"/>
-              <w:left w:w="100" w:type="dxa"/>
-              <w:bottom w:w="80" w:type="dxa"/>
-              <w:right w:w="100" w:type="dxa"/>
-            </w:tcMar>
-          </w:tcPr>
-          <w:p>
-            <w:pPr>
-              <w:jc w:val="center"/>
-            </w:pPr>
-            <w:r>
-              <w:rPr>
-                <w:rFonts w:ascii="Cambria, serif" w:hAnsi="Cambria, serif"/>
-                <w:b/>
-                <w:color w:val="FFFFFF"/>
-                <w:sz w:val="19"/>
-              </w:rPr>
-              <w:t>Gene &amp; Transcript</w:t>
-            </w:r>
-          </w:p>
-        </w:tc>
-        <w:tc>
-          <w:tcPr>
-            <w:tcW w:type="dxa" w:w="2250"/>
-            <w:shd w:fill="1f497d"/>
-            <w:tcBorders>
-              <w:top w:val="single" w:sz="4" w:space="0" w:color="1f497d"/>
-              <w:left w:val="single" w:sz="4" w:space="0" w:color="1f497d"/>
-              <w:bottom w:val="single" w:sz="4" w:space="0" w:color="1f497d"/>
-              <w:right w:val="single" w:sz="4" w:space="0" w:color="1f497d"/>
-            </w:tcBorders>
-            <w:tcMar>
-              <w:top w:w="80" w:type="dxa"/>
-              <w:left w:w="100" w:type="dxa"/>
-              <w:bottom w:w="80" w:type="dxa"/>
-              <w:right w:w="100" w:type="dxa"/>
-            </w:tcMar>
-          </w:tcPr>
-          <w:p>
-            <w:pPr>
-              <w:jc w:val="center"/>
-            </w:pPr>
-            <w:r>
-              <w:rPr>
-                <w:rFonts w:ascii="Cambria, serif" w:hAnsi="Cambria, serif"/>
-                <w:b/>
-                <w:color w:val="FFFFFF"/>
-                <w:sz w:val="19"/>
-              </w:rPr>
-              <w:t>Variant</w:t>
-            </w:r>
-          </w:p>
-        </w:tc>
-        <w:tc>
-          <w:tcPr>
-            <w:tcW w:type="dxa" w:w="2250"/>
-            <w:shd w:fill="1f497d"/>
-            <w:tcBorders>
-              <w:top w:val="single" w:sz="4" w:space="0" w:color="1f497d"/>
-              <w:left w:val="single" w:sz="4" w:space="0" w:color="1f497d"/>
-              <w:bottom w:val="single" w:sz="4" w:space="0" w:color="1f497d"/>
-              <w:right w:val="single" w:sz="4" w:space="0" w:color="1f497d"/>
-            </w:tcBorders>
-            <w:tcMar>
-              <w:top w:w="80" w:type="dxa"/>
-              <w:left w:w="100" w:type="dxa"/>
-              <w:bottom w:w="80" w:type="dxa"/>
-              <w:right w:w="100" w:type="dxa"/>
-            </w:tcMar>
-          </w:tcPr>
-          <w:p>
-            <w:pPr>
-              <w:jc w:val="center"/>
-            </w:pPr>
-            <w:r>
-              <w:rPr>
-                <w:rFonts w:ascii="Cambria, serif" w:hAnsi="Cambria, serif"/>
-                <w:b/>
-                <w:color w:val="FFFFFF"/>
-                <w:sz w:val="19"/>
-              </w:rPr>
-              <w:t>Exon</w:t>
-            </w:r>
-          </w:p>
-        </w:tc>
-        <w:tc>
-          <w:tcPr>
-            <w:tcW w:type="dxa" w:w="2250"/>
-            <w:shd w:fill="1f497d"/>
-            <w:tcBorders>
-              <w:top w:val="single" w:sz="4" w:space="0" w:color="1f497d"/>
-              <w:left w:val="single" w:sz="4" w:space="0" w:color="1f497d"/>
-              <w:bottom w:val="single" w:sz="4" w:space="0" w:color="1f497d"/>
-              <w:right w:val="single" w:sz="4" w:space="0" w:color="1f497d"/>
-            </w:tcBorders>
-            <w:tcMar>
-              <w:top w:w="80" w:type="dxa"/>
-              <w:left w:w="100" w:type="dxa"/>
-              <w:bottom w:w="80" w:type="dxa"/>
-              <w:right w:w="100" w:type="dxa"/>
-            </w:tcMar>
-          </w:tcPr>
-          <w:p>
-            <w:pPr>
-              <w:jc w:val="center"/>
-            </w:pPr>
-            <w:r>
-              <w:rPr>
-                <w:rFonts w:ascii="Cambria, serif" w:hAnsi="Cambria, serif"/>
-                <w:b/>
-                <w:color w:val="FFFFFF"/>
-                <w:sz w:val="19"/>
-              </w:rPr>
-              <w:t>Coverage/VAF</w:t>
-            </w:r>
-          </w:p>
-        </w:tc>
-      </w:tr>
-      <w:tr>
-        <w:tc>
-          <w:tcPr>
-            <w:tcW w:type="dxa" w:w="2250"/>
-            <w:shd w:fill="DAEDF3"/>
-            <w:tcBorders>
-              <w:top w:val="single" w:sz="2" w:space="0" w:color="1f497d"/>
-              <w:left w:val="single" w:sz="2" w:space="0" w:color="1f497d"/>
-              <w:bottom w:val="single" w:sz="2" w:space="0" w:color="1f497d"/>
-              <w:right w:val="single" w:sz="2" w:space="0" w:color="1f497d"/>
-            </w:tcBorders>
-            <w:tcMar>
-              <w:top w:w="60" w:type="dxa"/>
-              <w:left w:w="80" w:type="dxa"/>
-              <w:bottom w:w="60" w:type="dxa"/>
-              <w:right w:w="80" w:type="dxa"/>
-            </w:tcMar>
-          </w:tcPr>
-          <w:p>
-            <w:r>
-              <w:rPr>
-                <w:rFonts w:ascii="Cambria, serif" w:hAnsi="Cambria, serif"/>
-                <w:color w:val="232729"/>
-                <w:sz w:val="18"/>
-              </w:rPr>
-              <w:t>IIC</w:t>
-            </w:r>
-          </w:p>
-        </w:tc>
-        <w:tc>
-          <w:tcPr>
-            <w:tcW w:type="dxa" w:w="2250"/>
-            <w:shd w:fill="DAEDF3"/>
-            <w:tcBorders>
-              <w:top w:val="single" w:sz="2" w:space="0" w:color="1f497d"/>
-              <w:left w:val="single" w:sz="2" w:space="0" w:color="1f497d"/>
-              <w:bottom w:val="single" w:sz="2" w:space="0" w:color="1f497d"/>
-              <w:right w:val="single" w:sz="2" w:space="0" w:color="1f497d"/>
-            </w:tcBorders>
-            <w:tcMar>
-              <w:top w:w="60" w:type="dxa"/>
-              <w:left w:w="80" w:type="dxa"/>
-              <w:bottom w:w="60" w:type="dxa"/>
-              <w:right w:w="80" w:type="dxa"/>
-            </w:tcMar>
-          </w:tcPr>
-          <w:p>
-            <w:r>
-              <w:rPr>
-                <w:rFonts w:ascii="Cambria, serif" w:hAnsi="Cambria, serif"/>
-                <w:color w:val="232729"/>
-                <w:sz w:val="18"/>
-              </w:rPr>
-              <w:t>TP53 NM 000546.6 _</w:t>
-            </w:r>
-          </w:p>
-        </w:tc>
-        <w:tc>
-          <w:tcPr>
-            <w:tcW w:type="dxa" w:w="2250"/>
-            <w:shd w:fill="DAEDF3"/>
-            <w:tcBorders>
-              <w:top w:val="single" w:sz="2" w:space="0" w:color="1f497d"/>
-              <w:left w:val="single" w:sz="2" w:space="0" w:color="1f497d"/>
-              <w:bottom w:val="single" w:sz="2" w:space="0" w:color="1f497d"/>
-              <w:right w:val="single" w:sz="2" w:space="0" w:color="1f497d"/>
-            </w:tcBorders>
-            <w:tcMar>
-              <w:top w:w="60" w:type="dxa"/>
-              <w:left w:w="80" w:type="dxa"/>
-              <w:bottom w:w="60" w:type="dxa"/>
-              <w:right w:w="80" w:type="dxa"/>
-            </w:tcMar>
-          </w:tcPr>
-          <w:p>
-            <w:r>
-              <w:rPr>
-                <w:rFonts w:ascii="Cambria, serif" w:hAnsi="Cambria, serif"/>
-                <w:color w:val="232729"/>
-                <w:sz w:val="18"/>
-              </w:rPr>
-              <w:t>c.405C&gt;A p.(C135*)</w:t>
-            </w:r>
-          </w:p>
-        </w:tc>
-        <w:tc>
-          <w:tcPr>
-            <w:tcW w:type="dxa" w:w="2250"/>
-            <w:shd w:fill="DAEDF3"/>
-            <w:tcBorders>
-              <w:top w:val="single" w:sz="2" w:space="0" w:color="1f497d"/>
-              <w:left w:val="single" w:sz="2" w:space="0" w:color="1f497d"/>
-              <w:bottom w:val="single" w:sz="2" w:space="0" w:color="1f497d"/>
-              <w:right w:val="single" w:sz="2" w:space="0" w:color="1f497d"/>
-            </w:tcBorders>
-            <w:tcMar>
-              <w:top w:w="60" w:type="dxa"/>
-              <w:left w:w="80" w:type="dxa"/>
-              <w:bottom w:w="60" w:type="dxa"/>
-              <w:right w:w="80" w:type="dxa"/>
-            </w:tcMar>
-          </w:tcPr>
-          <w:p>
-            <w:r>
-              <w:rPr>
-                <w:rFonts w:ascii="Cambria, serif" w:hAnsi="Cambria, serif"/>
-                <w:color w:val="232729"/>
-                <w:sz w:val="18"/>
-              </w:rPr>
-              <w:t>5</w:t>
-            </w:r>
-          </w:p>
-        </w:tc>
-        <w:tc>
-          <w:tcPr>
-            <w:tcW w:type="dxa" w:w="2250"/>
-            <w:shd w:fill="DAEDF3"/>
-            <w:tcBorders>
-              <w:top w:val="single" w:sz="2" w:space="0" w:color="1f497d"/>
-              <w:left w:val="single" w:sz="2" w:space="0" w:color="1f497d"/>
-              <w:bottom w:val="single" w:sz="2" w:space="0" w:color="1f497d"/>
-              <w:right w:val="single" w:sz="2" w:space="0" w:color="1f497d"/>
-            </w:tcBorders>
-            <w:tcMar>
-              <w:top w:w="60" w:type="dxa"/>
-              <w:left w:w="80" w:type="dxa"/>
-              <w:bottom w:w="60" w:type="dxa"/>
-              <w:right w:w="80" w:type="dxa"/>
-            </w:tcMar>
-          </w:tcPr>
-          <w:p>
-            <w:r>
-              <w:rPr>
-                <w:rFonts w:ascii="Cambria, serif" w:hAnsi="Cambria, serif"/>
-                <w:color w:val="232729"/>
-                <w:sz w:val="18"/>
-              </w:rPr>
-              <w:t>691x / 93.13%</w:t>
-            </w:r>
-          </w:p>
-        </w:tc>
-      </w:tr>
-    </w:tbl>
-    <w:p>
-      <w:pPr>
-        <w:spacing w:after="160"/>
-      </w:pPr>
-    </w:p>
-    <w:tbl>
-      <w:tblPr>
-        <w:tblW w:type="auto" w:w="0"/>
-        <w:jc w:val="center"/>
-        <w:tblLayout w:type="fixed"/>
-        <w:tblLook w:firstColumn="1" w:firstRow="1" w:lastColumn="0" w:lastRow="0" w:noHBand="0" w:noVBand="1" w:val="04A0"/>
-      </w:tblPr>
-      <w:tblGrid>
-        <w:gridCol w:w="3750"/>
-        <w:gridCol w:w="3750"/>
-        <w:gridCol w:w="3750"/>
-      </w:tblGrid>
-      <w:tr>
-        <w:tc>
-          <w:tcPr>
-            <w:tcW w:type="dxa" w:w="3750"/>
-            <w:shd w:fill="1f497d"/>
-            <w:tcBorders>
-              <w:top w:val="single" w:sz="4" w:space="0" w:color="1f497d"/>
-              <w:left w:val="single" w:sz="4" w:space="0" w:color="1f497d"/>
-              <w:bottom w:val="single" w:sz="4" w:space="0" w:color="1f497d"/>
-              <w:right w:val="single" w:sz="4" w:space="0" w:color="1f497d"/>
-            </w:tcBorders>
-            <w:tcMar>
-              <w:top w:w="80" w:type="dxa"/>
-              <w:left w:w="100" w:type="dxa"/>
-              <w:bottom w:w="80" w:type="dxa"/>
-              <w:right w:w="100" w:type="dxa"/>
-            </w:tcMar>
-          </w:tcPr>
-          <w:p>
-            <w:pPr>
-              <w:jc w:val="center"/>
-            </w:pPr>
-            <w:r>
-              <w:rPr>
-                <w:rFonts w:ascii="Cambria, serif" w:hAnsi="Cambria, serif"/>
-                <w:b/>
-                <w:color w:val="FFFFFF"/>
-                <w:sz w:val="19"/>
-              </w:rPr>
-              <w:t>Assay Biomarker</w:t>
-            </w:r>
-          </w:p>
-        </w:tc>
-        <w:tc>
-          <w:tcPr>
-            <w:tcW w:type="dxa" w:w="3750"/>
-            <w:shd w:fill="1f497d"/>
-            <w:tcBorders>
-              <w:top w:val="single" w:sz="4" w:space="0" w:color="1f497d"/>
-              <w:left w:val="single" w:sz="4" w:space="0" w:color="1f497d"/>
-              <w:bottom w:val="single" w:sz="4" w:space="0" w:color="1f497d"/>
-              <w:right w:val="single" w:sz="4" w:space="0" w:color="1f497d"/>
-            </w:tcBorders>
-            <w:tcMar>
-              <w:top w:w="80" w:type="dxa"/>
-              <w:left w:w="100" w:type="dxa"/>
-              <w:bottom w:w="80" w:type="dxa"/>
-              <w:right w:w="100" w:type="dxa"/>
-            </w:tcMar>
-          </w:tcPr>
-          <w:p>
-            <w:pPr>
-              <w:jc w:val="center"/>
-            </w:pPr>
-            <w:r>
-              <w:rPr>
-                <w:rFonts w:ascii="Cambria, serif" w:hAnsi="Cambria, serif"/>
-                <w:b/>
-                <w:color w:val="FFFFFF"/>
-                <w:sz w:val="19"/>
-              </w:rPr>
-              <w:t>Result</w:t>
-            </w:r>
-          </w:p>
-        </w:tc>
-        <w:tc>
-          <w:tcPr>
-            <w:tcW w:type="dxa" w:w="3750"/>
-            <w:shd w:fill="1f497d"/>
-            <w:tcBorders>
-              <w:top w:val="single" w:sz="4" w:space="0" w:color="1f497d"/>
-              <w:left w:val="single" w:sz="4" w:space="0" w:color="1f497d"/>
-              <w:bottom w:val="single" w:sz="4" w:space="0" w:color="1f497d"/>
-              <w:right w:val="single" w:sz="4" w:space="0" w:color="1f497d"/>
-            </w:tcBorders>
-            <w:tcMar>
-              <w:top w:w="80" w:type="dxa"/>
-              <w:left w:w="100" w:type="dxa"/>
-              <w:bottom w:w="80" w:type="dxa"/>
-              <w:right w:w="100" w:type="dxa"/>
-            </w:tcMar>
-          </w:tcPr>
-          <w:p>
-            <w:pPr>
-              <w:jc w:val="center"/>
-            </w:pPr>
-            <w:r>
-              <w:rPr>
-                <w:rFonts w:ascii="Cambria, serif" w:hAnsi="Cambria, serif"/>
-                <w:b/>
-                <w:color w:val="FFFFFF"/>
-                <w:sz w:val="19"/>
-              </w:rPr>
-              <w:t>Interpretation</w:t>
-            </w:r>
-          </w:p>
-        </w:tc>
-      </w:tr>
-      <w:tr>
-        <w:tc>
-          <w:tcPr>
-            <w:tcW w:type="dxa" w:w="3750"/>
-            <w:shd w:fill="DAEDF3"/>
-            <w:tcBorders>
-              <w:top w:val="single" w:sz="2" w:space="0" w:color="1f497d"/>
-              <w:left w:val="single" w:sz="2" w:space="0" w:color="1f497d"/>
-              <w:bottom w:val="single" w:sz="2" w:space="0" w:color="1f497d"/>
-              <w:right w:val="single" w:sz="2" w:space="0" w:color="1f497d"/>
-            </w:tcBorders>
-            <w:tcMar>
-              <w:top w:w="60" w:type="dxa"/>
-              <w:left w:w="80" w:type="dxa"/>
-              <w:bottom w:w="60" w:type="dxa"/>
-              <w:right w:w="80" w:type="dxa"/>
-            </w:tcMar>
-          </w:tcPr>
-          <w:p>
-            <w:r>
-              <w:rPr>
-                <w:rFonts w:ascii="Cambria, serif" w:hAnsi="Cambria, serif"/>
-                <w:color w:val="232729"/>
-                <w:sz w:val="18"/>
-              </w:rPr>
-              <w:t>Microsatellite Instability (MSI)</w:t>
-            </w:r>
-          </w:p>
-        </w:tc>
-        <w:tc>
-          <w:tcPr>
-            <w:tcW w:type="dxa" w:w="3750"/>
-            <w:shd w:fill="DAEDF3"/>
-            <w:tcBorders>
-              <w:top w:val="single" w:sz="2" w:space="0" w:color="1f497d"/>
-              <w:left w:val="single" w:sz="2" w:space="0" w:color="1f497d"/>
-              <w:bottom w:val="single" w:sz="2" w:space="0" w:color="1f497d"/>
-              <w:right w:val="single" w:sz="2" w:space="0" w:color="1f497d"/>
-            </w:tcBorders>
-            <w:tcMar>
-              <w:top w:w="60" w:type="dxa"/>
-              <w:left w:w="80" w:type="dxa"/>
-              <w:bottom w:w="60" w:type="dxa"/>
-              <w:right w:w="80" w:type="dxa"/>
-            </w:tcMar>
-          </w:tcPr>
-          <w:p>
-            <w:r>
-              <w:rPr>
-                <w:rFonts w:ascii="Cambria, serif" w:hAnsi="Cambria, serif"/>
-                <w:color w:val="232729"/>
-                <w:sz w:val="18"/>
-              </w:rPr>
-              <w:t>Stable</w:t>
-            </w:r>
-          </w:p>
-        </w:tc>
-        <w:tc>
-          <w:tcPr>
-            <w:tcW w:type="dxa" w:w="3750"/>
-            <w:shd w:fill="DAEDF3"/>
-            <w:tcBorders>
-              <w:top w:val="single" w:sz="2" w:space="0" w:color="1f497d"/>
-              <w:left w:val="single" w:sz="2" w:space="0" w:color="1f497d"/>
-              <w:bottom w:val="single" w:sz="2" w:space="0" w:color="1f497d"/>
-              <w:right w:val="single" w:sz="2" w:space="0" w:color="1f497d"/>
-            </w:tcBorders>
-            <w:tcMar>
-              <w:top w:w="60" w:type="dxa"/>
-              <w:left w:w="80" w:type="dxa"/>
-              <w:bottom w:w="60" w:type="dxa"/>
-              <w:right w:w="80" w:type="dxa"/>
-            </w:tcMar>
-          </w:tcPr>
-          <w:p>
-            <w:r>
-              <w:rPr>
-                <w:rFonts w:ascii="Cambria, serif" w:hAnsi="Cambria, serif"/>
-                <w:color w:val="232729"/>
-                <w:sz w:val="18"/>
-              </w:rPr>
-              <w:t>Stable Microsatellite detected</w:t>
-            </w:r>
-          </w:p>
-        </w:tc>
-      </w:tr>
-    </w:tbl>
-    <w:p>
-      <w:pPr>
-        <w:spacing w:after="160"/>
-      </w:pPr>
-    </w:p>
-    <w:tbl>
-      <w:tblPr>
-        <w:tblW w:type="auto" w:w="0"/>
-        <w:jc w:val="center"/>
-        <w:tblLayout w:type="fixed"/>
-        <w:tblLook w:firstColumn="1" w:firstRow="1" w:lastColumn="0" w:lastRow="0" w:noHBand="0" w:noVBand="1" w:val="04A0"/>
-      </w:tblPr>
-      <w:tblGrid>
-        <w:gridCol w:w="3750"/>
-        <w:gridCol w:w="3750"/>
-        <w:gridCol w:w="3750"/>
-      </w:tblGrid>
-      <w:tr>
-        <w:tc>
-          <w:tcPr>
-            <w:tcW w:type="dxa" w:w="3750"/>
-            <w:shd w:fill="1f497d"/>
-            <w:tcBorders>
-              <w:top w:val="single" w:sz="4" w:space="0" w:color="1f497d"/>
-              <w:left w:val="single" w:sz="4" w:space="0" w:color="1f497d"/>
-              <w:bottom w:val="single" w:sz="4" w:space="0" w:color="1f497d"/>
-              <w:right w:val="single" w:sz="4" w:space="0" w:color="1f497d"/>
-            </w:tcBorders>
-            <w:tcMar>
-              <w:top w:w="80" w:type="dxa"/>
-              <w:left w:w="100" w:type="dxa"/>
-              <w:bottom w:w="80" w:type="dxa"/>
-              <w:right w:w="100" w:type="dxa"/>
-            </w:tcMar>
-          </w:tcPr>
-          <w:p>
-            <w:pPr>
-              <w:jc w:val="center"/>
-            </w:pPr>
-            <w:r>
-              <w:rPr>
-                <w:rFonts w:ascii="Cambria, serif" w:hAnsi="Cambria, serif"/>
-                <w:b/>
-                <w:color w:val="FFFFFF"/>
-                <w:sz w:val="19"/>
-              </w:rPr>
-              <w:t>Variant</w:t>
-            </w:r>
-          </w:p>
-        </w:tc>
-        <w:tc>
-          <w:tcPr>
-            <w:tcW w:type="dxa" w:w="3750"/>
-            <w:shd w:fill="1f497d"/>
-            <w:tcBorders>
-              <w:top w:val="single" w:sz="4" w:space="0" w:color="1f497d"/>
-              <w:left w:val="single" w:sz="4" w:space="0" w:color="1f497d"/>
-              <w:bottom w:val="single" w:sz="4" w:space="0" w:color="1f497d"/>
-              <w:right w:val="single" w:sz="4" w:space="0" w:color="1f497d"/>
-            </w:tcBorders>
-            <w:tcMar>
-              <w:top w:w="80" w:type="dxa"/>
-              <w:left w:w="100" w:type="dxa"/>
-              <w:bottom w:w="80" w:type="dxa"/>
-              <w:right w:w="100" w:type="dxa"/>
-            </w:tcMar>
-          </w:tcPr>
-          <w:p>
-            <w:pPr>
-              <w:jc w:val="center"/>
-            </w:pPr>
-            <w:r>
-              <w:rPr>
-                <w:rFonts w:ascii="Cambria, serif" w:hAnsi="Cambria, serif"/>
-                <w:b/>
-                <w:color w:val="FFFFFF"/>
-                <w:sz w:val="19"/>
-              </w:rPr>
-              <w:t>Therapy</w:t>
-            </w:r>
-          </w:p>
-        </w:tc>
-        <w:tc>
-          <w:tcPr>
-            <w:tcW w:type="dxa" w:w="3750"/>
-            <w:shd w:fill="1f497d"/>
-            <w:tcBorders>
-              <w:top w:val="single" w:sz="4" w:space="0" w:color="1f497d"/>
-              <w:left w:val="single" w:sz="4" w:space="0" w:color="1f497d"/>
-              <w:bottom w:val="single" w:sz="4" w:space="0" w:color="1f497d"/>
-              <w:right w:val="single" w:sz="4" w:space="0" w:color="1f497d"/>
-            </w:tcBorders>
-            <w:tcMar>
-              <w:top w:w="80" w:type="dxa"/>
-              <w:left w:w="100" w:type="dxa"/>
-              <w:bottom w:w="80" w:type="dxa"/>
-              <w:right w:w="100" w:type="dxa"/>
-            </w:tcMar>
-          </w:tcPr>
-          <w:p>
-            <w:pPr>
-              <w:jc w:val="center"/>
-            </w:pPr>
-            <w:r>
-              <w:rPr>
-                <w:rFonts w:ascii="Cambria, serif" w:hAnsi="Cambria, serif"/>
-                <w:b/>
-                <w:color w:val="FFFFFF"/>
-                <w:sz w:val="19"/>
-              </w:rPr>
-            </w:r>
-          </w:p>
-        </w:tc>
-      </w:tr>
-      <w:tr>
-        <w:tc>
-          <w:tcPr>
-            <w:tcW w:type="dxa" w:w="3750"/>
-            <w:shd w:fill="DAEDF3"/>
-            <w:tcBorders>
-              <w:top w:val="single" w:sz="2" w:space="0" w:color="1f497d"/>
-              <w:left w:val="single" w:sz="2" w:space="0" w:color="1f497d"/>
-              <w:bottom w:val="single" w:sz="2" w:space="0" w:color="1f497d"/>
-              <w:right w:val="single" w:sz="2" w:space="0" w:color="1f497d"/>
-            </w:tcBorders>
-            <w:tcMar>
-              <w:top w:w="60" w:type="dxa"/>
-              <w:left w:w="80" w:type="dxa"/>
-              <w:bottom w:w="60" w:type="dxa"/>
-              <w:right w:w="80" w:type="dxa"/>
-            </w:tcMar>
-          </w:tcPr>
-          <w:p>
-            <w:r>
-              <w:rPr>
-                <w:rFonts w:ascii="Cambria, serif" w:hAnsi="Cambria, serif"/>
-                <w:color w:val="232729"/>
-                <w:sz w:val="18"/>
-              </w:rPr>
-            </w:r>
-          </w:p>
-        </w:tc>
-        <w:tc>
-          <w:tcPr>
-            <w:tcW w:type="dxa" w:w="3750"/>
-            <w:shd w:fill="DAEDF3"/>
-            <w:tcBorders>
-              <w:top w:val="single" w:sz="2" w:space="0" w:color="1f497d"/>
-              <w:left w:val="single" w:sz="2" w:space="0" w:color="1f497d"/>
-              <w:bottom w:val="single" w:sz="2" w:space="0" w:color="1f497d"/>
-              <w:right w:val="single" w:sz="2" w:space="0" w:color="1f497d"/>
-            </w:tcBorders>
-            <w:tcMar>
-              <w:top w:w="60" w:type="dxa"/>
-              <w:left w:w="80" w:type="dxa"/>
-              <w:bottom w:w="60" w:type="dxa"/>
-              <w:right w:w="80" w:type="dxa"/>
-            </w:tcMar>
-          </w:tcPr>
-          <w:p>
-            <w:r>
-              <w:rPr>
-                <w:rFonts w:ascii="Cambria, serif" w:hAnsi="Cambria, serif"/>
-                <w:color w:val="232729"/>
-                <w:sz w:val="18"/>
-              </w:rPr>
-              <w:t>In This Cancer</w:t>
-            </w:r>
-          </w:p>
-        </w:tc>
-        <w:tc>
-          <w:tcPr>
-            <w:tcW w:type="dxa" w:w="3750"/>
-            <w:shd w:fill="DAEDF3"/>
-            <w:tcBorders>
-              <w:top w:val="single" w:sz="2" w:space="0" w:color="1f497d"/>
-              <w:left w:val="single" w:sz="2" w:space="0" w:color="1f497d"/>
-              <w:bottom w:val="single" w:sz="2" w:space="0" w:color="1f497d"/>
-              <w:right w:val="single" w:sz="2" w:space="0" w:color="1f497d"/>
-            </w:tcBorders>
-            <w:tcMar>
-              <w:top w:w="60" w:type="dxa"/>
-              <w:left w:w="80" w:type="dxa"/>
-              <w:bottom w:w="60" w:type="dxa"/>
-              <w:right w:w="80" w:type="dxa"/>
-            </w:tcMar>
-          </w:tcPr>
-          <w:p>
-            <w:r>
-              <w:rPr>
-                <w:rFonts w:ascii="Cambria, serif" w:hAnsi="Cambria, serif"/>
-                <w:color w:val="232729"/>
-                <w:sz w:val="18"/>
-              </w:rPr>
-              <w:t>In Other Cancer</w:t>
-            </w:r>
-          </w:p>
-        </w:tc>
-      </w:tr>
-      <w:tr>
-        <w:tc>
-          <w:tcPr>
-            <w:tcW w:type="dxa" w:w="3750"/>
-            <w:shd w:fill="FFFFFF"/>
-            <w:tcBorders>
-              <w:top w:val="single" w:sz="2" w:space="0" w:color="1f497d"/>
-              <w:left w:val="single" w:sz="2" w:space="0" w:color="1f497d"/>
-              <w:bottom w:val="single" w:sz="2" w:space="0" w:color="1f497d"/>
-              <w:right w:val="single" w:sz="2" w:space="0" w:color="1f497d"/>
-            </w:tcBorders>
-            <w:tcMar>
-              <w:top w:w="60" w:type="dxa"/>
-              <w:left w:w="80" w:type="dxa"/>
-              <w:bottom w:w="60" w:type="dxa"/>
-              <w:right w:w="80" w:type="dxa"/>
-            </w:tcMar>
-          </w:tcPr>
-          <w:p>
-            <w:r>
-              <w:rPr>
-                <w:rFonts w:ascii="Cambria, serif" w:hAnsi="Cambria, serif"/>
-                <w:color w:val="232729"/>
-                <w:sz w:val="18"/>
-              </w:rPr>
-              <w:t>IIC TP53 p.(C135*)</w:t>
-            </w:r>
-          </w:p>
-        </w:tc>
-        <w:tc>
-          <w:tcPr>
-            <w:tcW w:type="dxa" w:w="3750"/>
-            <w:shd w:fill="FFFFFF"/>
-            <w:tcBorders>
-              <w:top w:val="single" w:sz="2" w:space="0" w:color="1f497d"/>
-              <w:left w:val="single" w:sz="2" w:space="0" w:color="1f497d"/>
-              <w:bottom w:val="single" w:sz="2" w:space="0" w:color="1f497d"/>
-              <w:right w:val="single" w:sz="2" w:space="0" w:color="1f497d"/>
-            </w:tcBorders>
-            <w:tcMar>
-              <w:top w:w="60" w:type="dxa"/>
-              <w:left w:w="80" w:type="dxa"/>
-              <w:bottom w:w="60" w:type="dxa"/>
-              <w:right w:w="80" w:type="dxa"/>
-            </w:tcMar>
-          </w:tcPr>
-          <w:p>
-            <w:r>
-              <w:rPr>
-                <w:rFonts w:ascii="Cambria, serif" w:hAnsi="Cambria, serif"/>
-                <w:color w:val="232729"/>
-                <w:sz w:val="18"/>
-              </w:rPr>
-              <w:t>▪None*</w:t>
-            </w:r>
-          </w:p>
-        </w:tc>
-        <w:tc>
-          <w:tcPr>
-            <w:tcW w:type="dxa" w:w="3750"/>
-            <w:shd w:fill="FFFFFF"/>
-            <w:tcBorders>
-              <w:top w:val="single" w:sz="2" w:space="0" w:color="1f497d"/>
-              <w:left w:val="single" w:sz="2" w:space="0" w:color="1f497d"/>
-              <w:bottom w:val="single" w:sz="2" w:space="0" w:color="1f497d"/>
-              <w:right w:val="single" w:sz="2" w:space="0" w:color="1f497d"/>
-            </w:tcBorders>
-            <w:tcMar>
-              <w:top w:w="60" w:type="dxa"/>
-              <w:left w:w="80" w:type="dxa"/>
-              <w:bottom w:w="60" w:type="dxa"/>
-              <w:right w:w="80" w:type="dxa"/>
-            </w:tcMar>
-          </w:tcPr>
-          <w:p>
-            <w:r>
-              <w:rPr>
-                <w:rFonts w:ascii="Cambria, serif" w:hAnsi="Cambria, serif"/>
-                <w:color w:val="232729"/>
-                <w:sz w:val="18"/>
-              </w:rPr>
-              <w:t>▪None*</w:t>
-            </w:r>
-          </w:p>
-        </w:tc>
-      </w:tr>
-    </w:tbl>
-    <w:p>
-      <w:pPr>
-        <w:spacing w:after="160"/>
-      </w:pPr>
-    </w:p>
-    <w:tbl>
-      <w:tblPr>
-        <w:tblW w:type="auto" w:w="0"/>
-        <w:jc w:val="center"/>
-        <w:tblLayout w:type="fixed"/>
-        <w:tblLook w:firstColumn="1" w:firstRow="1" w:lastColumn="0" w:lastRow="0" w:noHBand="0" w:noVBand="1" w:val="04A0"/>
-      </w:tblPr>
-      <w:tblGrid>
-        <w:gridCol w:w="3750"/>
-        <w:gridCol w:w="3750"/>
-        <w:gridCol w:w="3750"/>
-      </w:tblGrid>
-      <w:tr>
-        <w:tc>
-          <w:tcPr>
-            <w:tcW w:type="dxa" w:w="3750"/>
-            <w:shd w:fill="1f497d"/>
-            <w:tcBorders>
-              <w:top w:val="single" w:sz="4" w:space="0" w:color="1f497d"/>
-              <w:left w:val="single" w:sz="4" w:space="0" w:color="1f497d"/>
-              <w:bottom w:val="single" w:sz="4" w:space="0" w:color="1f497d"/>
-              <w:right w:val="single" w:sz="4" w:space="0" w:color="1f497d"/>
-            </w:tcBorders>
-            <w:tcMar>
-              <w:top w:w="80" w:type="dxa"/>
-              <w:left w:w="100" w:type="dxa"/>
-              <w:bottom w:w="80" w:type="dxa"/>
-              <w:right w:w="100" w:type="dxa"/>
-            </w:tcMar>
-          </w:tcPr>
-          <w:p>
-            <w:pPr>
-              <w:jc w:val="center"/>
-            </w:pPr>
-            <w:r>
-              <w:rPr>
-                <w:rFonts w:ascii="Cambria, serif" w:hAnsi="Cambria, serif"/>
-                <w:b/>
-                <w:color w:val="FFFFFF"/>
-                <w:sz w:val="19"/>
-              </w:rPr>
-              <w:t>Variant</w:t>
-            </w:r>
-          </w:p>
-        </w:tc>
-        <w:tc>
-          <w:tcPr>
-            <w:tcW w:type="dxa" w:w="3750"/>
-            <w:shd w:fill="1f497d"/>
-            <w:tcBorders>
-              <w:top w:val="single" w:sz="4" w:space="0" w:color="1f497d"/>
-              <w:left w:val="single" w:sz="4" w:space="0" w:color="1f497d"/>
-              <w:bottom w:val="single" w:sz="4" w:space="0" w:color="1f497d"/>
-              <w:right w:val="single" w:sz="4" w:space="0" w:color="1f497d"/>
-            </w:tcBorders>
-            <w:tcMar>
-              <w:top w:w="80" w:type="dxa"/>
-              <w:left w:w="100" w:type="dxa"/>
-              <w:bottom w:w="80" w:type="dxa"/>
-              <w:right w:w="100" w:type="dxa"/>
-            </w:tcMar>
-          </w:tcPr>
-          <w:p>
-            <w:pPr>
-              <w:jc w:val="center"/>
-            </w:pPr>
-            <w:r>
-              <w:rPr>
-                <w:rFonts w:ascii="Cambria, serif" w:hAnsi="Cambria, serif"/>
-                <w:b/>
-                <w:color w:val="FFFFFF"/>
-                <w:sz w:val="19"/>
-              </w:rPr>
-              <w:t>Diagnostic Significance</w:t>
-            </w:r>
-          </w:p>
-        </w:tc>
-        <w:tc>
-          <w:tcPr>
-            <w:tcW w:type="dxa" w:w="3750"/>
-            <w:shd w:fill="1f497d"/>
-            <w:tcBorders>
-              <w:top w:val="single" w:sz="4" w:space="0" w:color="1f497d"/>
-              <w:left w:val="single" w:sz="4" w:space="0" w:color="1f497d"/>
-              <w:bottom w:val="single" w:sz="4" w:space="0" w:color="1f497d"/>
-              <w:right w:val="single" w:sz="4" w:space="0" w:color="1f497d"/>
-            </w:tcBorders>
-            <w:tcMar>
-              <w:top w:w="80" w:type="dxa"/>
-              <w:left w:w="100" w:type="dxa"/>
-              <w:bottom w:w="80" w:type="dxa"/>
-              <w:right w:w="100" w:type="dxa"/>
-            </w:tcMar>
-          </w:tcPr>
-          <w:p>
-            <w:pPr>
-              <w:jc w:val="center"/>
-            </w:pPr>
-            <w:r>
-              <w:rPr>
-                <w:rFonts w:ascii="Cambria, serif" w:hAnsi="Cambria, serif"/>
-                <w:b/>
-                <w:color w:val="FFFFFF"/>
-                <w:sz w:val="19"/>
-              </w:rPr>
-              <w:t>Prognostic Significance</w:t>
-            </w:r>
-          </w:p>
-        </w:tc>
-      </w:tr>
-      <w:tr>
-        <w:tc>
-          <w:tcPr>
-            <w:tcW w:type="dxa" w:w="3750"/>
-            <w:shd w:fill="DAEDF3"/>
-            <w:tcBorders>
-              <w:top w:val="single" w:sz="2" w:space="0" w:color="1f497d"/>
-              <w:left w:val="single" w:sz="2" w:space="0" w:color="1f497d"/>
-              <w:bottom w:val="single" w:sz="2" w:space="0" w:color="1f497d"/>
-              <w:right w:val="single" w:sz="2" w:space="0" w:color="1f497d"/>
-            </w:tcBorders>
-            <w:tcMar>
-              <w:top w:w="60" w:type="dxa"/>
-              <w:left w:w="80" w:type="dxa"/>
-              <w:bottom w:w="60" w:type="dxa"/>
-              <w:right w:w="80" w:type="dxa"/>
-            </w:tcMar>
-          </w:tcPr>
-          <w:p>
-            <w:r>
-              <w:rPr>
-                <w:rFonts w:ascii="Cambria, serif" w:hAnsi="Cambria, serif"/>
-                <w:color w:val="232729"/>
-                <w:sz w:val="18"/>
-              </w:rPr>
-              <w:t>TP53 p.(C135*)</w:t>
-            </w:r>
-          </w:p>
-        </w:tc>
-        <w:tc>
-          <w:tcPr>
-            <w:tcW w:type="dxa" w:w="3750"/>
-            <w:shd w:fill="DAEDF3"/>
-            <w:tcBorders>
-              <w:top w:val="single" w:sz="2" w:space="0" w:color="1f497d"/>
-              <w:left w:val="single" w:sz="2" w:space="0" w:color="1f497d"/>
-              <w:bottom w:val="single" w:sz="2" w:space="0" w:color="1f497d"/>
-              <w:right w:val="single" w:sz="2" w:space="0" w:color="1f497d"/>
-            </w:tcBorders>
-            <w:tcMar>
-              <w:top w:w="60" w:type="dxa"/>
-              <w:left w:w="80" w:type="dxa"/>
-              <w:bottom w:w="60" w:type="dxa"/>
-              <w:right w:w="80" w:type="dxa"/>
-            </w:tcMar>
-          </w:tcPr>
-          <w:p>
-            <w:r>
-              <w:rPr>
-                <w:rFonts w:ascii="Cambria, serif" w:hAnsi="Cambria, serif"/>
-                <w:color w:val="232729"/>
-                <w:sz w:val="18"/>
-              </w:rPr>
-              <w:t>None*</w:t>
-            </w:r>
-          </w:p>
-        </w:tc>
-        <w:tc>
-          <w:tcPr>
-            <w:tcW w:type="dxa" w:w="3750"/>
-            <w:shd w:fill="DAEDF3"/>
-            <w:tcBorders>
-              <w:top w:val="single" w:sz="2" w:space="0" w:color="1f497d"/>
-              <w:left w:val="single" w:sz="2" w:space="0" w:color="1f497d"/>
-              <w:bottom w:val="single" w:sz="2" w:space="0" w:color="1f497d"/>
-              <w:right w:val="single" w:sz="2" w:space="0" w:color="1f497d"/>
-            </w:tcBorders>
-            <w:tcMar>
-              <w:top w:w="60" w:type="dxa"/>
-              <w:left w:w="80" w:type="dxa"/>
-              <w:bottom w:w="60" w:type="dxa"/>
-              <w:right w:w="80" w:type="dxa"/>
-            </w:tcMar>
-          </w:tcPr>
-          <w:p>
-            <w:r>
-              <w:rPr>
-                <w:rFonts w:ascii="Cambria, serif" w:hAnsi="Cambria, serif"/>
-                <w:color w:val="232729"/>
-                <w:sz w:val="18"/>
-              </w:rPr>
-              <w:t>None*</w:t>
-            </w:r>
-          </w:p>
-        </w:tc>
-      </w:tr>
-    </w:tbl>
-    <w:p>
-      <w:pPr>
-        <w:spacing w:after="160"/>
-      </w:pPr>
-    </w:p>
-    <w:tbl>
-      <w:tblPr>
-        <w:tblW w:type="auto" w:w="0"/>
-        <w:jc w:val="center"/>
-        <w:tblLayout w:type="fixed"/>
-        <w:tblLook w:firstColumn="1" w:firstRow="1" w:lastColumn="0" w:lastRow="0" w:noHBand="0" w:noVBand="1" w:val="04A0"/>
-      </w:tblPr>
-      <w:tblGrid>
-        <w:gridCol w:w="2250"/>
-        <w:gridCol w:w="2250"/>
-        <w:gridCol w:w="2250"/>
-        <w:gridCol w:w="2250"/>
-        <w:gridCol w:w="2250"/>
-      </w:tblGrid>
-      <w:tr>
-        <w:tc>
-          <w:tcPr>
-            <w:tcW w:type="dxa" w:w="2250"/>
-            <w:shd w:fill="1f497d"/>
-            <w:tcBorders>
-              <w:top w:val="single" w:sz="4" w:space="0" w:color="1f497d"/>
-              <w:left w:val="single" w:sz="4" w:space="0" w:color="1f497d"/>
-              <w:bottom w:val="single" w:sz="4" w:space="0" w:color="1f497d"/>
-              <w:right w:val="single" w:sz="4" w:space="0" w:color="1f497d"/>
-            </w:tcBorders>
-            <w:tcMar>
-              <w:top w:w="80" w:type="dxa"/>
-              <w:left w:w="100" w:type="dxa"/>
-              <w:bottom w:w="80" w:type="dxa"/>
-              <w:right w:w="100" w:type="dxa"/>
-            </w:tcMar>
-          </w:tcPr>
-          <w:p>
-            <w:pPr>
-              <w:jc w:val="center"/>
-            </w:pPr>
-            <w:r>
-              <w:rPr>
-                <w:rFonts w:ascii="Cambria, serif" w:hAnsi="Cambria, serif"/>
-                <w:b/>
-                <w:color w:val="FFFFFF"/>
-                <w:sz w:val="19"/>
-              </w:rPr>
-              <w:t>DNA Gene List</w:t>
-            </w:r>
-          </w:p>
-        </w:tc>
-        <w:tc>
-          <w:tcPr>
-            <w:tcW w:type="dxa" w:w="2250"/>
-            <w:shd w:fill="1f497d"/>
-            <w:tcBorders>
-              <w:top w:val="single" w:sz="4" w:space="0" w:color="1f497d"/>
-              <w:left w:val="single" w:sz="4" w:space="0" w:color="1f497d"/>
-              <w:bottom w:val="single" w:sz="4" w:space="0" w:color="1f497d"/>
-              <w:right w:val="single" w:sz="4" w:space="0" w:color="1f497d"/>
-            </w:tcBorders>
-            <w:tcMar>
-              <w:top w:w="80" w:type="dxa"/>
-              <w:left w:w="100" w:type="dxa"/>
-              <w:bottom w:w="80" w:type="dxa"/>
-              <w:right w:w="100" w:type="dxa"/>
-            </w:tcMar>
-          </w:tcPr>
-          <w:p>
-            <w:pPr>
-              <w:jc w:val="center"/>
-            </w:pPr>
-            <w:r>
-              <w:rPr>
-                <w:rFonts w:ascii="Cambria, serif" w:hAnsi="Cambria, serif"/>
-                <w:b/>
-                <w:color w:val="FFFFFF"/>
-                <w:sz w:val="19"/>
-              </w:rPr>
-            </w:r>
-          </w:p>
-        </w:tc>
-        <w:tc>
-          <w:tcPr>
-            <w:tcW w:type="dxa" w:w="2250"/>
-            <w:shd w:fill="1f497d"/>
-            <w:tcBorders>
-              <w:top w:val="single" w:sz="4" w:space="0" w:color="1f497d"/>
-              <w:left w:val="single" w:sz="4" w:space="0" w:color="1f497d"/>
-              <w:bottom w:val="single" w:sz="4" w:space="0" w:color="1f497d"/>
-              <w:right w:val="single" w:sz="4" w:space="0" w:color="1f497d"/>
-            </w:tcBorders>
-            <w:tcMar>
-              <w:top w:w="80" w:type="dxa"/>
-              <w:left w:w="100" w:type="dxa"/>
-              <w:bottom w:w="80" w:type="dxa"/>
-              <w:right w:w="100" w:type="dxa"/>
-            </w:tcMar>
-          </w:tcPr>
-          <w:p>
-            <w:pPr>
-              <w:jc w:val="center"/>
-            </w:pPr>
-            <w:r>
-              <w:rPr>
-                <w:rFonts w:ascii="Cambria, serif" w:hAnsi="Cambria, serif"/>
-                <w:b/>
-                <w:color w:val="FFFFFF"/>
-                <w:sz w:val="19"/>
-              </w:rPr>
-            </w:r>
-          </w:p>
-        </w:tc>
-        <w:tc>
-          <w:tcPr>
-            <w:tcW w:type="dxa" w:w="2250"/>
-            <w:shd w:fill="1f497d"/>
-            <w:tcBorders>
-              <w:top w:val="single" w:sz="4" w:space="0" w:color="1f497d"/>
-              <w:left w:val="single" w:sz="4" w:space="0" w:color="1f497d"/>
-              <w:bottom w:val="single" w:sz="4" w:space="0" w:color="1f497d"/>
-              <w:right w:val="single" w:sz="4" w:space="0" w:color="1f497d"/>
-            </w:tcBorders>
-            <w:tcMar>
-              <w:top w:w="80" w:type="dxa"/>
-              <w:left w:w="100" w:type="dxa"/>
-              <w:bottom w:w="80" w:type="dxa"/>
-              <w:right w:w="100" w:type="dxa"/>
-            </w:tcMar>
-          </w:tcPr>
-          <w:p>
-            <w:pPr>
-              <w:jc w:val="center"/>
-            </w:pPr>
-            <w:r>
-              <w:rPr>
-                <w:rFonts w:ascii="Cambria, serif" w:hAnsi="Cambria, serif"/>
-                <w:b/>
-                <w:color w:val="FFFFFF"/>
-                <w:sz w:val="19"/>
-              </w:rPr>
-            </w:r>
-          </w:p>
-        </w:tc>
-        <w:tc>
-          <w:tcPr>
-            <w:tcW w:type="dxa" w:w="2250"/>
-            <w:shd w:fill="1f497d"/>
-            <w:tcBorders>
-              <w:top w:val="single" w:sz="4" w:space="0" w:color="1f497d"/>
-              <w:left w:val="single" w:sz="4" w:space="0" w:color="1f497d"/>
-              <w:bottom w:val="single" w:sz="4" w:space="0" w:color="1f497d"/>
-              <w:right w:val="single" w:sz="4" w:space="0" w:color="1f497d"/>
-            </w:tcBorders>
-            <w:tcMar>
-              <w:top w:w="80" w:type="dxa"/>
-              <w:left w:w="100" w:type="dxa"/>
-              <w:bottom w:w="80" w:type="dxa"/>
-              <w:right w:w="100" w:type="dxa"/>
-            </w:tcMar>
-          </w:tcPr>
-          <w:p>
-            <w:pPr>
-              <w:jc w:val="center"/>
-            </w:pPr>
-            <w:r>
-              <w:rPr>
-                <w:rFonts w:ascii="Cambria, serif" w:hAnsi="Cambria, serif"/>
-                <w:b/>
-                <w:color w:val="FFFFFF"/>
-                <w:sz w:val="19"/>
-              </w:rPr>
-            </w:r>
-          </w:p>
-        </w:tc>
-      </w:tr>
-      <w:tr>
-        <w:tc>
-          <w:tcPr>
-            <w:tcW w:type="dxa" w:w="2250"/>
-            <w:shd w:fill="DAEDF3"/>
-            <w:tcBorders>
-              <w:top w:val="single" w:sz="2" w:space="0" w:color="1f497d"/>
-              <w:left w:val="single" w:sz="2" w:space="0" w:color="1f497d"/>
-              <w:bottom w:val="single" w:sz="2" w:space="0" w:color="1f497d"/>
-              <w:right w:val="single" w:sz="2" w:space="0" w:color="1f497d"/>
-            </w:tcBorders>
-            <w:tcMar>
-              <w:top w:w="60" w:type="dxa"/>
-              <w:left w:w="80" w:type="dxa"/>
-              <w:bottom w:w="60" w:type="dxa"/>
-              <w:right w:w="80" w:type="dxa"/>
-            </w:tcMar>
-          </w:tcPr>
-          <w:p>
-            <w:r>
-              <w:rPr>
-                <w:rFonts w:ascii="Cambria, serif" w:hAnsi="Cambria, serif"/>
-                <w:color w:val="232729"/>
-                <w:sz w:val="18"/>
-              </w:rPr>
-              <w:t>AKT1</w:t>
-            </w:r>
-          </w:p>
-        </w:tc>
-        <w:tc>
-          <w:tcPr>
-            <w:tcW w:type="dxa" w:w="2250"/>
-            <w:shd w:fill="DAEDF3"/>
-            <w:tcBorders>
-              <w:top w:val="single" w:sz="2" w:space="0" w:color="1f497d"/>
-              <w:left w:val="single" w:sz="2" w:space="0" w:color="1f497d"/>
-              <w:bottom w:val="single" w:sz="2" w:space="0" w:color="1f497d"/>
-              <w:right w:val="single" w:sz="2" w:space="0" w:color="1f497d"/>
-            </w:tcBorders>
-            <w:tcMar>
-              <w:top w:w="60" w:type="dxa"/>
-              <w:left w:w="80" w:type="dxa"/>
-              <w:bottom w:w="60" w:type="dxa"/>
-              <w:right w:w="80" w:type="dxa"/>
-            </w:tcMar>
-          </w:tcPr>
-          <w:p>
-            <w:r>
-              <w:rPr>
-                <w:rFonts w:ascii="Cambria, serif" w:hAnsi="Cambria, serif"/>
-                <w:color w:val="232729"/>
-                <w:sz w:val="18"/>
-              </w:rPr>
-              <w:t>ALK</w:t>
-            </w:r>
-          </w:p>
-        </w:tc>
-        <w:tc>
-          <w:tcPr>
-            <w:tcW w:type="dxa" w:w="2250"/>
-            <w:shd w:fill="DAEDF3"/>
-            <w:tcBorders>
-              <w:top w:val="single" w:sz="2" w:space="0" w:color="1f497d"/>
-              <w:left w:val="single" w:sz="2" w:space="0" w:color="1f497d"/>
-              <w:bottom w:val="single" w:sz="2" w:space="0" w:color="1f497d"/>
-              <w:right w:val="single" w:sz="2" w:space="0" w:color="1f497d"/>
-            </w:tcBorders>
-            <w:tcMar>
-              <w:top w:w="60" w:type="dxa"/>
-              <w:left w:w="80" w:type="dxa"/>
-              <w:bottom w:w="60" w:type="dxa"/>
-              <w:right w:w="80" w:type="dxa"/>
-            </w:tcMar>
-          </w:tcPr>
-          <w:p>
-            <w:r>
-              <w:rPr>
-                <w:rFonts w:ascii="Cambria, serif" w:hAnsi="Cambria, serif"/>
-                <w:color w:val="232729"/>
-                <w:sz w:val="18"/>
-              </w:rPr>
-              <w:t>APC</w:t>
-            </w:r>
-          </w:p>
-        </w:tc>
-        <w:tc>
-          <w:tcPr>
-            <w:tcW w:type="dxa" w:w="2250"/>
-            <w:shd w:fill="DAEDF3"/>
-            <w:tcBorders>
-              <w:top w:val="single" w:sz="2" w:space="0" w:color="1f497d"/>
-              <w:left w:val="single" w:sz="2" w:space="0" w:color="1f497d"/>
-              <w:bottom w:val="single" w:sz="2" w:space="0" w:color="1f497d"/>
-              <w:right w:val="single" w:sz="2" w:space="0" w:color="1f497d"/>
-            </w:tcBorders>
-            <w:tcMar>
-              <w:top w:w="60" w:type="dxa"/>
-              <w:left w:w="80" w:type="dxa"/>
-              <w:bottom w:w="60" w:type="dxa"/>
-              <w:right w:w="80" w:type="dxa"/>
-            </w:tcMar>
-          </w:tcPr>
-          <w:p>
-            <w:r>
-              <w:rPr>
-                <w:rFonts w:ascii="Cambria, serif" w:hAnsi="Cambria, serif"/>
-                <w:color w:val="232729"/>
-                <w:sz w:val="18"/>
-              </w:rPr>
-              <w:t>ATM</w:t>
-            </w:r>
-          </w:p>
-        </w:tc>
-        <w:tc>
-          <w:tcPr>
-            <w:tcW w:type="dxa" w:w="2250"/>
-            <w:shd w:fill="DAEDF3"/>
-            <w:tcBorders>
-              <w:top w:val="single" w:sz="2" w:space="0" w:color="1f497d"/>
-              <w:left w:val="single" w:sz="2" w:space="0" w:color="1f497d"/>
-              <w:bottom w:val="single" w:sz="2" w:space="0" w:color="1f497d"/>
-              <w:right w:val="single" w:sz="2" w:space="0" w:color="1f497d"/>
-            </w:tcBorders>
-            <w:tcMar>
-              <w:top w:w="60" w:type="dxa"/>
-              <w:left w:w="80" w:type="dxa"/>
-              <w:bottom w:w="60" w:type="dxa"/>
-              <w:right w:w="80" w:type="dxa"/>
-            </w:tcMar>
-          </w:tcPr>
-          <w:p>
-            <w:r>
-              <w:rPr>
-                <w:rFonts w:ascii="Cambria, serif" w:hAnsi="Cambria, serif"/>
-                <w:color w:val="232729"/>
-                <w:sz w:val="18"/>
-              </w:rPr>
-              <w:t>BRAF</w:t>
-            </w:r>
-          </w:p>
-        </w:tc>
-      </w:tr>
-      <w:tr>
-        <w:tc>
-          <w:tcPr>
-            <w:tcW w:type="dxa" w:w="2250"/>
-            <w:shd w:fill="FFFFFF"/>
-            <w:tcBorders>
-              <w:top w:val="single" w:sz="2" w:space="0" w:color="1f497d"/>
-              <w:left w:val="single" w:sz="2" w:space="0" w:color="1f497d"/>
-              <w:bottom w:val="single" w:sz="2" w:space="0" w:color="1f497d"/>
-              <w:right w:val="single" w:sz="2" w:space="0" w:color="1f497d"/>
-            </w:tcBorders>
-            <w:tcMar>
-              <w:top w:w="60" w:type="dxa"/>
-              <w:left w:w="80" w:type="dxa"/>
-              <w:bottom w:w="60" w:type="dxa"/>
-              <w:right w:w="80" w:type="dxa"/>
-            </w:tcMar>
-          </w:tcPr>
-          <w:p>
-            <w:r>
-              <w:rPr>
-                <w:rFonts w:ascii="Cambria, serif" w:hAnsi="Cambria, serif"/>
-                <w:color w:val="232729"/>
-                <w:sz w:val="18"/>
-              </w:rPr>
-              <w:t>BRCA1</w:t>
-            </w:r>
-          </w:p>
-        </w:tc>
-        <w:tc>
-          <w:tcPr>
-            <w:tcW w:type="dxa" w:w="2250"/>
-            <w:shd w:fill="FFFFFF"/>
-            <w:tcBorders>
-              <w:top w:val="single" w:sz="2" w:space="0" w:color="1f497d"/>
-              <w:left w:val="single" w:sz="2" w:space="0" w:color="1f497d"/>
-              <w:bottom w:val="single" w:sz="2" w:space="0" w:color="1f497d"/>
-              <w:right w:val="single" w:sz="2" w:space="0" w:color="1f497d"/>
-            </w:tcBorders>
-            <w:tcMar>
-              <w:top w:w="60" w:type="dxa"/>
-              <w:left w:w="80" w:type="dxa"/>
-              <w:bottom w:w="60" w:type="dxa"/>
-              <w:right w:w="80" w:type="dxa"/>
-            </w:tcMar>
-          </w:tcPr>
-          <w:p>
-            <w:r>
-              <w:rPr>
-                <w:rFonts w:ascii="Cambria, serif" w:hAnsi="Cambria, serif"/>
-                <w:color w:val="232729"/>
-                <w:sz w:val="18"/>
-              </w:rPr>
-              <w:t>BRCA2</w:t>
-            </w:r>
-          </w:p>
-        </w:tc>
-        <w:tc>
-          <w:tcPr>
-            <w:tcW w:type="dxa" w:w="2250"/>
-            <w:shd w:fill="FFFFFF"/>
-            <w:tcBorders>
-              <w:top w:val="single" w:sz="2" w:space="0" w:color="1f497d"/>
-              <w:left w:val="single" w:sz="2" w:space="0" w:color="1f497d"/>
-              <w:bottom w:val="single" w:sz="2" w:space="0" w:color="1f497d"/>
-              <w:right w:val="single" w:sz="2" w:space="0" w:color="1f497d"/>
-            </w:tcBorders>
-            <w:tcMar>
-              <w:top w:w="60" w:type="dxa"/>
-              <w:left w:w="80" w:type="dxa"/>
-              <w:bottom w:w="60" w:type="dxa"/>
-              <w:right w:w="80" w:type="dxa"/>
-            </w:tcMar>
-          </w:tcPr>
-          <w:p>
-            <w:r>
-              <w:rPr>
-                <w:rFonts w:ascii="Cambria, serif" w:hAnsi="Cambria, serif"/>
-                <w:color w:val="232729"/>
-                <w:sz w:val="18"/>
-              </w:rPr>
-              <w:t>CTNNB1</w:t>
-            </w:r>
-          </w:p>
-        </w:tc>
-        <w:tc>
-          <w:tcPr>
-            <w:tcW w:type="dxa" w:w="2250"/>
-            <w:shd w:fill="FFFFFF"/>
-            <w:tcBorders>
-              <w:top w:val="single" w:sz="2" w:space="0" w:color="1f497d"/>
-              <w:left w:val="single" w:sz="2" w:space="0" w:color="1f497d"/>
-              <w:bottom w:val="single" w:sz="2" w:space="0" w:color="1f497d"/>
-              <w:right w:val="single" w:sz="2" w:space="0" w:color="1f497d"/>
-            </w:tcBorders>
-            <w:tcMar>
-              <w:top w:w="60" w:type="dxa"/>
-              <w:left w:w="80" w:type="dxa"/>
-              <w:bottom w:w="60" w:type="dxa"/>
-              <w:right w:w="80" w:type="dxa"/>
-            </w:tcMar>
-          </w:tcPr>
-          <w:p>
-            <w:r>
-              <w:rPr>
-                <w:rFonts w:ascii="Cambria, serif" w:hAnsi="Cambria, serif"/>
-                <w:color w:val="232729"/>
-                <w:sz w:val="18"/>
-              </w:rPr>
-              <w:t>EGFR</w:t>
-            </w:r>
-          </w:p>
-        </w:tc>
-        <w:tc>
-          <w:tcPr>
-            <w:tcW w:type="dxa" w:w="2250"/>
-            <w:shd w:fill="FFFFFF"/>
-            <w:tcBorders>
-              <w:top w:val="single" w:sz="2" w:space="0" w:color="1f497d"/>
-              <w:left w:val="single" w:sz="2" w:space="0" w:color="1f497d"/>
-              <w:bottom w:val="single" w:sz="2" w:space="0" w:color="1f497d"/>
-              <w:right w:val="single" w:sz="2" w:space="0" w:color="1f497d"/>
-            </w:tcBorders>
-            <w:tcMar>
-              <w:top w:w="60" w:type="dxa"/>
-              <w:left w:w="80" w:type="dxa"/>
-              <w:bottom w:w="60" w:type="dxa"/>
-              <w:right w:w="80" w:type="dxa"/>
-            </w:tcMar>
-          </w:tcPr>
-          <w:p>
-            <w:r>
-              <w:rPr>
-                <w:rFonts w:ascii="Cambria, serif" w:hAnsi="Cambria, serif"/>
-                <w:color w:val="232729"/>
-                <w:sz w:val="18"/>
-              </w:rPr>
-              <w:t>ERBB2</w:t>
-            </w:r>
-          </w:p>
-        </w:tc>
-      </w:tr>
-      <w:tr>
-        <w:tc>
-          <w:tcPr>
-            <w:tcW w:type="dxa" w:w="2250"/>
-            <w:shd w:fill="DAEDF3"/>
-            <w:tcBorders>
-              <w:top w:val="single" w:sz="2" w:space="0" w:color="1f497d"/>
-              <w:left w:val="single" w:sz="2" w:space="0" w:color="1f497d"/>
-              <w:bottom w:val="single" w:sz="2" w:space="0" w:color="1f497d"/>
-              <w:right w:val="single" w:sz="2" w:space="0" w:color="1f497d"/>
-            </w:tcBorders>
-            <w:tcMar>
-              <w:top w:w="60" w:type="dxa"/>
-              <w:left w:w="80" w:type="dxa"/>
-              <w:bottom w:w="60" w:type="dxa"/>
-              <w:right w:w="80" w:type="dxa"/>
-            </w:tcMar>
-          </w:tcPr>
-          <w:p>
-            <w:r>
-              <w:rPr>
-                <w:rFonts w:ascii="Cambria, serif" w:hAnsi="Cambria, serif"/>
-                <w:color w:val="232729"/>
-                <w:sz w:val="18"/>
-              </w:rPr>
-              <w:t>ERBB3</w:t>
-            </w:r>
-          </w:p>
-        </w:tc>
-        <w:tc>
-          <w:tcPr>
-            <w:tcW w:type="dxa" w:w="2250"/>
-            <w:shd w:fill="DAEDF3"/>
-            <w:tcBorders>
-              <w:top w:val="single" w:sz="2" w:space="0" w:color="1f497d"/>
-              <w:left w:val="single" w:sz="2" w:space="0" w:color="1f497d"/>
-              <w:bottom w:val="single" w:sz="2" w:space="0" w:color="1f497d"/>
-              <w:right w:val="single" w:sz="2" w:space="0" w:color="1f497d"/>
-            </w:tcBorders>
-            <w:tcMar>
-              <w:top w:w="60" w:type="dxa"/>
-              <w:left w:w="80" w:type="dxa"/>
-              <w:bottom w:w="60" w:type="dxa"/>
-              <w:right w:w="80" w:type="dxa"/>
-            </w:tcMar>
-          </w:tcPr>
-          <w:p>
-            <w:r>
-              <w:rPr>
-                <w:rFonts w:ascii="Cambria, serif" w:hAnsi="Cambria, serif"/>
-                <w:color w:val="232729"/>
-                <w:sz w:val="18"/>
-              </w:rPr>
-              <w:t>ESR1</w:t>
-            </w:r>
-          </w:p>
-        </w:tc>
-        <w:tc>
-          <w:tcPr>
-            <w:tcW w:type="dxa" w:w="2250"/>
-            <w:shd w:fill="DAEDF3"/>
-            <w:tcBorders>
-              <w:top w:val="single" w:sz="2" w:space="0" w:color="1f497d"/>
-              <w:left w:val="single" w:sz="2" w:space="0" w:color="1f497d"/>
-              <w:bottom w:val="single" w:sz="2" w:space="0" w:color="1f497d"/>
-              <w:right w:val="single" w:sz="2" w:space="0" w:color="1f497d"/>
-            </w:tcBorders>
-            <w:tcMar>
-              <w:top w:w="60" w:type="dxa"/>
-              <w:left w:w="80" w:type="dxa"/>
-              <w:bottom w:w="60" w:type="dxa"/>
-              <w:right w:w="80" w:type="dxa"/>
-            </w:tcMar>
-          </w:tcPr>
-          <w:p>
-            <w:r>
-              <w:rPr>
-                <w:rFonts w:ascii="Cambria, serif" w:hAnsi="Cambria, serif"/>
-                <w:color w:val="232729"/>
-                <w:sz w:val="18"/>
-              </w:rPr>
-              <w:t>FOXL2</w:t>
-            </w:r>
-          </w:p>
-        </w:tc>
-        <w:tc>
-          <w:tcPr>
-            <w:tcW w:type="dxa" w:w="2250"/>
-            <w:shd w:fill="DAEDF3"/>
-            <w:tcBorders>
-              <w:top w:val="single" w:sz="2" w:space="0" w:color="1f497d"/>
-              <w:left w:val="single" w:sz="2" w:space="0" w:color="1f497d"/>
-              <w:bottom w:val="single" w:sz="2" w:space="0" w:color="1f497d"/>
-              <w:right w:val="single" w:sz="2" w:space="0" w:color="1f497d"/>
-            </w:tcBorders>
-            <w:tcMar>
-              <w:top w:w="60" w:type="dxa"/>
-              <w:left w:w="80" w:type="dxa"/>
-              <w:bottom w:w="60" w:type="dxa"/>
-              <w:right w:w="80" w:type="dxa"/>
-            </w:tcMar>
-          </w:tcPr>
-          <w:p>
-            <w:r>
-              <w:rPr>
-                <w:rFonts w:ascii="Cambria, serif" w:hAnsi="Cambria, serif"/>
-                <w:color w:val="232729"/>
-                <w:sz w:val="18"/>
-              </w:rPr>
-              <w:t>GNA11</w:t>
-            </w:r>
-          </w:p>
-        </w:tc>
-        <w:tc>
-          <w:tcPr>
-            <w:tcW w:type="dxa" w:w="2250"/>
-            <w:shd w:fill="DAEDF3"/>
-            <w:tcBorders>
-              <w:top w:val="single" w:sz="2" w:space="0" w:color="1f497d"/>
-              <w:left w:val="single" w:sz="2" w:space="0" w:color="1f497d"/>
-              <w:bottom w:val="single" w:sz="2" w:space="0" w:color="1f497d"/>
-              <w:right w:val="single" w:sz="2" w:space="0" w:color="1f497d"/>
-            </w:tcBorders>
-            <w:tcMar>
-              <w:top w:w="60" w:type="dxa"/>
-              <w:left w:w="80" w:type="dxa"/>
-              <w:bottom w:w="60" w:type="dxa"/>
-              <w:right w:w="80" w:type="dxa"/>
-            </w:tcMar>
-          </w:tcPr>
-          <w:p>
-            <w:r>
-              <w:rPr>
-                <w:rFonts w:ascii="Cambria, serif" w:hAnsi="Cambria, serif"/>
-                <w:color w:val="232729"/>
-                <w:sz w:val="18"/>
-              </w:rPr>
-              <w:t>GNAQ</w:t>
-            </w:r>
-          </w:p>
-        </w:tc>
-      </w:tr>
-      <w:tr>
-        <w:tc>
-          <w:tcPr>
-            <w:tcW w:type="dxa" w:w="2250"/>
-            <w:shd w:fill="FFFFFF"/>
-            <w:tcBorders>
-              <w:top w:val="single" w:sz="2" w:space="0" w:color="1f497d"/>
-              <w:left w:val="single" w:sz="2" w:space="0" w:color="1f497d"/>
-              <w:bottom w:val="single" w:sz="2" w:space="0" w:color="1f497d"/>
-              <w:right w:val="single" w:sz="2" w:space="0" w:color="1f497d"/>
-            </w:tcBorders>
-            <w:tcMar>
-              <w:top w:w="60" w:type="dxa"/>
-              <w:left w:w="80" w:type="dxa"/>
-              <w:bottom w:w="60" w:type="dxa"/>
-              <w:right w:w="80" w:type="dxa"/>
-            </w:tcMar>
-          </w:tcPr>
-          <w:p>
-            <w:r>
-              <w:rPr>
-                <w:rFonts w:ascii="Cambria, serif" w:hAnsi="Cambria, serif"/>
-                <w:color w:val="232729"/>
-                <w:sz w:val="18"/>
-              </w:rPr>
-              <w:t>HRAS</w:t>
-            </w:r>
-          </w:p>
-        </w:tc>
-        <w:tc>
-          <w:tcPr>
-            <w:tcW w:type="dxa" w:w="2250"/>
-            <w:shd w:fill="FFFFFF"/>
-            <w:tcBorders>
-              <w:top w:val="single" w:sz="2" w:space="0" w:color="1f497d"/>
-              <w:left w:val="single" w:sz="2" w:space="0" w:color="1f497d"/>
-              <w:bottom w:val="single" w:sz="2" w:space="0" w:color="1f497d"/>
-              <w:right w:val="single" w:sz="2" w:space="0" w:color="1f497d"/>
-            </w:tcBorders>
-            <w:tcMar>
-              <w:top w:w="60" w:type="dxa"/>
-              <w:left w:w="80" w:type="dxa"/>
-              <w:bottom w:w="60" w:type="dxa"/>
-              <w:right w:w="80" w:type="dxa"/>
-            </w:tcMar>
-          </w:tcPr>
-          <w:p>
-            <w:r>
-              <w:rPr>
-                <w:rFonts w:ascii="Cambria, serif" w:hAnsi="Cambria, serif"/>
-                <w:color w:val="232729"/>
-                <w:sz w:val="18"/>
-              </w:rPr>
-              <w:t>IDH1</w:t>
-            </w:r>
-          </w:p>
-        </w:tc>
-        <w:tc>
-          <w:tcPr>
-            <w:tcW w:type="dxa" w:w="2250"/>
-            <w:shd w:fill="FFFFFF"/>
-            <w:tcBorders>
-              <w:top w:val="single" w:sz="2" w:space="0" w:color="1f497d"/>
-              <w:left w:val="single" w:sz="2" w:space="0" w:color="1f497d"/>
-              <w:bottom w:val="single" w:sz="2" w:space="0" w:color="1f497d"/>
-              <w:right w:val="single" w:sz="2" w:space="0" w:color="1f497d"/>
-            </w:tcBorders>
-            <w:tcMar>
-              <w:top w:w="60" w:type="dxa"/>
-              <w:left w:w="80" w:type="dxa"/>
-              <w:bottom w:w="60" w:type="dxa"/>
-              <w:right w:w="80" w:type="dxa"/>
-            </w:tcMar>
-          </w:tcPr>
-          <w:p>
-            <w:r>
-              <w:rPr>
-                <w:rFonts w:ascii="Cambria, serif" w:hAnsi="Cambria, serif"/>
-                <w:color w:val="232729"/>
-                <w:sz w:val="18"/>
-              </w:rPr>
-              <w:t>IDH2</w:t>
-            </w:r>
-          </w:p>
-        </w:tc>
-        <w:tc>
-          <w:tcPr>
-            <w:tcW w:type="dxa" w:w="2250"/>
-            <w:shd w:fill="FFFFFF"/>
-            <w:tcBorders>
-              <w:top w:val="single" w:sz="2" w:space="0" w:color="1f497d"/>
-              <w:left w:val="single" w:sz="2" w:space="0" w:color="1f497d"/>
-              <w:bottom w:val="single" w:sz="2" w:space="0" w:color="1f497d"/>
-              <w:right w:val="single" w:sz="2" w:space="0" w:color="1f497d"/>
-            </w:tcBorders>
-            <w:tcMar>
-              <w:top w:w="60" w:type="dxa"/>
-              <w:left w:w="80" w:type="dxa"/>
-              <w:bottom w:w="60" w:type="dxa"/>
-              <w:right w:w="80" w:type="dxa"/>
-            </w:tcMar>
-          </w:tcPr>
-          <w:p>
-            <w:r>
-              <w:rPr>
-                <w:rFonts w:ascii="Cambria, serif" w:hAnsi="Cambria, serif"/>
-                <w:color w:val="232729"/>
-                <w:sz w:val="18"/>
-              </w:rPr>
-              <w:t>KIT</w:t>
-            </w:r>
-          </w:p>
-        </w:tc>
-        <w:tc>
-          <w:tcPr>
-            <w:tcW w:type="dxa" w:w="2250"/>
-            <w:shd w:fill="FFFFFF"/>
-            <w:tcBorders>
-              <w:top w:val="single" w:sz="2" w:space="0" w:color="1f497d"/>
-              <w:left w:val="single" w:sz="2" w:space="0" w:color="1f497d"/>
-              <w:bottom w:val="single" w:sz="2" w:space="0" w:color="1f497d"/>
-              <w:right w:val="single" w:sz="2" w:space="0" w:color="1f497d"/>
-            </w:tcBorders>
-            <w:tcMar>
-              <w:top w:w="60" w:type="dxa"/>
-              <w:left w:w="80" w:type="dxa"/>
-              <w:bottom w:w="60" w:type="dxa"/>
-              <w:right w:w="80" w:type="dxa"/>
-            </w:tcMar>
-          </w:tcPr>
-          <w:p>
-            <w:r>
-              <w:rPr>
-                <w:rFonts w:ascii="Cambria, serif" w:hAnsi="Cambria, serif"/>
-                <w:color w:val="232729"/>
-                <w:sz w:val="18"/>
-              </w:rPr>
-              <w:t>KRAS</w:t>
-            </w:r>
-          </w:p>
-        </w:tc>
-      </w:tr>
-      <w:tr>
-        <w:tc>
-          <w:tcPr>
-            <w:tcW w:type="dxa" w:w="2250"/>
-            <w:shd w:fill="DAEDF3"/>
-            <w:tcBorders>
-              <w:top w:val="single" w:sz="2" w:space="0" w:color="1f497d"/>
-              <w:left w:val="single" w:sz="2" w:space="0" w:color="1f497d"/>
-              <w:bottom w:val="single" w:sz="2" w:space="0" w:color="1f497d"/>
-              <w:right w:val="single" w:sz="2" w:space="0" w:color="1f497d"/>
-            </w:tcBorders>
-            <w:tcMar>
-              <w:top w:w="60" w:type="dxa"/>
-              <w:left w:w="80" w:type="dxa"/>
-              <w:bottom w:w="60" w:type="dxa"/>
-              <w:right w:w="80" w:type="dxa"/>
-            </w:tcMar>
-          </w:tcPr>
-          <w:p>
-            <w:r>
-              <w:rPr>
-                <w:rFonts w:ascii="Cambria, serif" w:hAnsi="Cambria, serif"/>
-                <w:color w:val="232729"/>
-                <w:sz w:val="18"/>
-              </w:rPr>
-              <w:t>MET</w:t>
-            </w:r>
-          </w:p>
-        </w:tc>
-        <w:tc>
-          <w:tcPr>
-            <w:tcW w:type="dxa" w:w="2250"/>
-            <w:shd w:fill="DAEDF3"/>
-            <w:tcBorders>
-              <w:top w:val="single" w:sz="2" w:space="0" w:color="1f497d"/>
-              <w:left w:val="single" w:sz="2" w:space="0" w:color="1f497d"/>
-              <w:bottom w:val="single" w:sz="2" w:space="0" w:color="1f497d"/>
-              <w:right w:val="single" w:sz="2" w:space="0" w:color="1f497d"/>
-            </w:tcBorders>
-            <w:tcMar>
-              <w:top w:w="60" w:type="dxa"/>
-              <w:left w:w="80" w:type="dxa"/>
-              <w:bottom w:w="60" w:type="dxa"/>
-              <w:right w:w="80" w:type="dxa"/>
-            </w:tcMar>
-          </w:tcPr>
-          <w:p>
-            <w:r>
-              <w:rPr>
-                <w:rFonts w:ascii="Cambria, serif" w:hAnsi="Cambria, serif"/>
-                <w:color w:val="232729"/>
-                <w:sz w:val="18"/>
-              </w:rPr>
-              <w:t>NRAS</w:t>
-            </w:r>
-          </w:p>
-        </w:tc>
-        <w:tc>
-          <w:tcPr>
-            <w:tcW w:type="dxa" w:w="2250"/>
-            <w:shd w:fill="DAEDF3"/>
-            <w:tcBorders>
-              <w:top w:val="single" w:sz="2" w:space="0" w:color="1f497d"/>
-              <w:left w:val="single" w:sz="2" w:space="0" w:color="1f497d"/>
-              <w:bottom w:val="single" w:sz="2" w:space="0" w:color="1f497d"/>
-              <w:right w:val="single" w:sz="2" w:space="0" w:color="1f497d"/>
-            </w:tcBorders>
-            <w:tcMar>
-              <w:top w:w="60" w:type="dxa"/>
-              <w:left w:w="80" w:type="dxa"/>
-              <w:bottom w:w="60" w:type="dxa"/>
-              <w:right w:w="80" w:type="dxa"/>
-            </w:tcMar>
-          </w:tcPr>
-          <w:p>
-            <w:r>
-              <w:rPr>
-                <w:rFonts w:ascii="Cambria, serif" w:hAnsi="Cambria, serif"/>
-                <w:color w:val="232729"/>
-                <w:sz w:val="18"/>
-              </w:rPr>
-              <w:t>PDGFRA</w:t>
-            </w:r>
-          </w:p>
-        </w:tc>
-        <w:tc>
-          <w:tcPr>
-            <w:tcW w:type="dxa" w:w="2250"/>
-            <w:shd w:fill="DAEDF3"/>
-            <w:tcBorders>
-              <w:top w:val="single" w:sz="2" w:space="0" w:color="1f497d"/>
-              <w:left w:val="single" w:sz="2" w:space="0" w:color="1f497d"/>
-              <w:bottom w:val="single" w:sz="2" w:space="0" w:color="1f497d"/>
-              <w:right w:val="single" w:sz="2" w:space="0" w:color="1f497d"/>
-            </w:tcBorders>
-            <w:tcMar>
-              <w:top w:w="60" w:type="dxa"/>
-              <w:left w:w="80" w:type="dxa"/>
-              <w:bottom w:w="60" w:type="dxa"/>
-              <w:right w:w="80" w:type="dxa"/>
-            </w:tcMar>
-          </w:tcPr>
-          <w:p>
-            <w:r>
-              <w:rPr>
-                <w:rFonts w:ascii="Cambria, serif" w:hAnsi="Cambria, serif"/>
-                <w:color w:val="232729"/>
-                <w:sz w:val="18"/>
-              </w:rPr>
-              <w:t>PIK3CA</w:t>
-            </w:r>
-          </w:p>
-        </w:tc>
-        <w:tc>
-          <w:tcPr>
-            <w:tcW w:type="dxa" w:w="2250"/>
-            <w:shd w:fill="DAEDF3"/>
-            <w:tcBorders>
-              <w:top w:val="single" w:sz="2" w:space="0" w:color="1f497d"/>
-              <w:left w:val="single" w:sz="2" w:space="0" w:color="1f497d"/>
-              <w:bottom w:val="single" w:sz="2" w:space="0" w:color="1f497d"/>
-              <w:right w:val="single" w:sz="2" w:space="0" w:color="1f497d"/>
-            </w:tcBorders>
-            <w:tcMar>
-              <w:top w:w="60" w:type="dxa"/>
-              <w:left w:w="80" w:type="dxa"/>
-              <w:bottom w:w="60" w:type="dxa"/>
-              <w:right w:w="80" w:type="dxa"/>
-            </w:tcMar>
-          </w:tcPr>
-          <w:p>
-            <w:r>
-              <w:rPr>
-                <w:rFonts w:ascii="Cambria, serif" w:hAnsi="Cambria, serif"/>
-                <w:color w:val="232729"/>
-                <w:sz w:val="18"/>
-              </w:rPr>
-              <w:t>POLE</w:t>
-            </w:r>
-          </w:p>
-        </w:tc>
-      </w:tr>
-      <w:tr>
-        <w:tc>
-          <w:tcPr>
-            <w:tcW w:type="dxa" w:w="2250"/>
-            <w:shd w:fill="FFFFFF"/>
-            <w:tcBorders>
-              <w:top w:val="single" w:sz="2" w:space="0" w:color="1f497d"/>
-              <w:left w:val="single" w:sz="2" w:space="0" w:color="1f497d"/>
-              <w:bottom w:val="single" w:sz="2" w:space="0" w:color="1f497d"/>
-              <w:right w:val="single" w:sz="2" w:space="0" w:color="1f497d"/>
-            </w:tcBorders>
-            <w:tcMar>
-              <w:top w:w="60" w:type="dxa"/>
-              <w:left w:w="80" w:type="dxa"/>
-              <w:bottom w:w="60" w:type="dxa"/>
-              <w:right w:w="80" w:type="dxa"/>
-            </w:tcMar>
-          </w:tcPr>
-          <w:p>
-            <w:r>
-              <w:rPr>
-                <w:rFonts w:ascii="Cambria, serif" w:hAnsi="Cambria, serif"/>
-                <w:color w:val="232729"/>
-                <w:sz w:val="18"/>
-              </w:rPr>
-              <w:t>RAF1</w:t>
-            </w:r>
-          </w:p>
-        </w:tc>
-        <w:tc>
-          <w:tcPr>
-            <w:tcW w:type="dxa" w:w="2250"/>
-            <w:shd w:fill="FFFFFF"/>
-            <w:tcBorders>
-              <w:top w:val="single" w:sz="2" w:space="0" w:color="1f497d"/>
-              <w:left w:val="single" w:sz="2" w:space="0" w:color="1f497d"/>
-              <w:bottom w:val="single" w:sz="2" w:space="0" w:color="1f497d"/>
-              <w:right w:val="single" w:sz="2" w:space="0" w:color="1f497d"/>
-            </w:tcBorders>
-            <w:tcMar>
-              <w:top w:w="60" w:type="dxa"/>
-              <w:left w:w="80" w:type="dxa"/>
-              <w:bottom w:w="60" w:type="dxa"/>
-              <w:right w:w="80" w:type="dxa"/>
-            </w:tcMar>
-          </w:tcPr>
-          <w:p>
-            <w:r>
-              <w:rPr>
-                <w:rFonts w:ascii="Cambria, serif" w:hAnsi="Cambria, serif"/>
-                <w:color w:val="232729"/>
-                <w:sz w:val="18"/>
-              </w:rPr>
-              <w:t>RET</w:t>
-            </w:r>
-          </w:p>
-        </w:tc>
-        <w:tc>
-          <w:tcPr>
-            <w:tcW w:type="dxa" w:w="2250"/>
-            <w:shd w:fill="FFFFFF"/>
-            <w:tcBorders>
-              <w:top w:val="single" w:sz="2" w:space="0" w:color="1f497d"/>
-              <w:left w:val="single" w:sz="2" w:space="0" w:color="1f497d"/>
-              <w:bottom w:val="single" w:sz="2" w:space="0" w:color="1f497d"/>
-              <w:right w:val="single" w:sz="2" w:space="0" w:color="1f497d"/>
-            </w:tcBorders>
-            <w:tcMar>
-              <w:top w:w="60" w:type="dxa"/>
-              <w:left w:w="80" w:type="dxa"/>
-              <w:bottom w:w="60" w:type="dxa"/>
-              <w:right w:w="80" w:type="dxa"/>
-            </w:tcMar>
-          </w:tcPr>
-          <w:p>
-            <w:r>
-              <w:rPr>
-                <w:rFonts w:ascii="Cambria, serif" w:hAnsi="Cambria, serif"/>
-                <w:color w:val="232729"/>
-                <w:sz w:val="18"/>
-              </w:rPr>
-              <w:t>TP53</w:t>
-            </w:r>
-          </w:p>
-        </w:tc>
-        <w:tc>
-          <w:tcPr>
-            <w:tcW w:type="dxa" w:w="2250"/>
-            <w:shd w:fill="FFFFFF"/>
-            <w:tcBorders>
-              <w:top w:val="single" w:sz="2" w:space="0" w:color="1f497d"/>
-              <w:left w:val="single" w:sz="2" w:space="0" w:color="1f497d"/>
-              <w:bottom w:val="single" w:sz="2" w:space="0" w:color="1f497d"/>
-              <w:right w:val="single" w:sz="2" w:space="0" w:color="1f497d"/>
-            </w:tcBorders>
-            <w:tcMar>
-              <w:top w:w="60" w:type="dxa"/>
-              <w:left w:w="80" w:type="dxa"/>
-              <w:bottom w:w="60" w:type="dxa"/>
-              <w:right w:w="80" w:type="dxa"/>
-            </w:tcMar>
-          </w:tcPr>
-          <w:p>
-            <w:r>
-              <w:rPr>
-                <w:rFonts w:ascii="Cambria, serif" w:hAnsi="Cambria, serif"/>
-                <w:color w:val="232729"/>
-                <w:sz w:val="18"/>
-              </w:rPr>
-            </w:r>
-          </w:p>
-        </w:tc>
-        <w:tc>
-          <w:tcPr>
-            <w:tcW w:type="dxa" w:w="2250"/>
-            <w:shd w:fill="FFFFFF"/>
-            <w:tcBorders>
-              <w:top w:val="single" w:sz="2" w:space="0" w:color="1f497d"/>
-              <w:left w:val="single" w:sz="2" w:space="0" w:color="1f497d"/>
-              <w:bottom w:val="single" w:sz="2" w:space="0" w:color="1f497d"/>
-              <w:right w:val="single" w:sz="2" w:space="0" w:color="1f497d"/>
-            </w:tcBorders>
-            <w:tcMar>
-              <w:top w:w="60" w:type="dxa"/>
-              <w:left w:w="80" w:type="dxa"/>
-              <w:bottom w:w="60" w:type="dxa"/>
-              <w:right w:w="80" w:type="dxa"/>
-            </w:tcMar>
-          </w:tcPr>
-          <w:p>
-            <w:r>
-              <w:rPr>
-                <w:rFonts w:ascii="Cambria, serif" w:hAnsi="Cambria, serif"/>
-                <w:color w:val="232729"/>
-                <w:sz w:val="18"/>
-              </w:rPr>
-            </w:r>
-          </w:p>
-        </w:tc>
-      </w:tr>
-    </w:tbl>
-    <w:p>
-      <w:pPr>
-        <w:spacing w:after="160"/>
-      </w:pPr>
-    </w:p>
-    <w:tbl>
-      <w:tblPr>
-        <w:tblW w:type="auto" w:w="0"/>
-        <w:jc w:val="center"/>
-        <w:tblLayout w:type="fixed"/>
-        <w:tblLook w:firstColumn="1" w:firstRow="1" w:lastColumn="0" w:lastRow="0" w:noHBand="0" w:noVBand="1" w:val="04A0"/>
-      </w:tblPr>
-      <w:tblGrid>
-        <w:gridCol w:w="2250"/>
-        <w:gridCol w:w="2250"/>
-        <w:gridCol w:w="2250"/>
-        <w:gridCol w:w="2250"/>
-        <w:gridCol w:w="2250"/>
-      </w:tblGrid>
-      <w:tr>
-        <w:tc>
-          <w:tcPr>
-            <w:tcW w:type="dxa" w:w="2250"/>
-            <w:shd w:fill="1f497d"/>
-            <w:tcBorders>
-              <w:top w:val="single" w:sz="4" w:space="0" w:color="1f497d"/>
-              <w:left w:val="single" w:sz="4" w:space="0" w:color="1f497d"/>
-              <w:bottom w:val="single" w:sz="4" w:space="0" w:color="1f497d"/>
-              <w:right w:val="single" w:sz="4" w:space="0" w:color="1f497d"/>
-            </w:tcBorders>
-            <w:tcMar>
-              <w:top w:w="80" w:type="dxa"/>
-              <w:left w:w="100" w:type="dxa"/>
-              <w:bottom w:w="80" w:type="dxa"/>
-              <w:right w:w="100" w:type="dxa"/>
-            </w:tcMar>
-          </w:tcPr>
-          <w:p>
-            <w:pPr>
-              <w:jc w:val="center"/>
-            </w:pPr>
-            <w:r>
-              <w:rPr>
-                <w:rFonts w:ascii="Cambria, serif" w:hAnsi="Cambria, serif"/>
-                <w:b/>
-                <w:color w:val="FFFFFF"/>
-                <w:sz w:val="19"/>
-              </w:rPr>
-              <w:t>RNA Gene List</w:t>
-            </w:r>
-          </w:p>
-        </w:tc>
-        <w:tc>
-          <w:tcPr>
-            <w:tcW w:type="dxa" w:w="2250"/>
-            <w:shd w:fill="1f497d"/>
-            <w:tcBorders>
-              <w:top w:val="single" w:sz="4" w:space="0" w:color="1f497d"/>
-              <w:left w:val="single" w:sz="4" w:space="0" w:color="1f497d"/>
-              <w:bottom w:val="single" w:sz="4" w:space="0" w:color="1f497d"/>
-              <w:right w:val="single" w:sz="4" w:space="0" w:color="1f497d"/>
-            </w:tcBorders>
-            <w:tcMar>
-              <w:top w:w="80" w:type="dxa"/>
-              <w:left w:w="100" w:type="dxa"/>
-              <w:bottom w:w="80" w:type="dxa"/>
-              <w:right w:w="100" w:type="dxa"/>
-            </w:tcMar>
-          </w:tcPr>
-          <w:p>
-            <w:pPr>
-              <w:jc w:val="center"/>
-            </w:pPr>
-            <w:r>
-              <w:rPr>
-                <w:rFonts w:ascii="Cambria, serif" w:hAnsi="Cambria, serif"/>
-                <w:b/>
-                <w:color w:val="FFFFFF"/>
-                <w:sz w:val="19"/>
-              </w:rPr>
-            </w:r>
-          </w:p>
-        </w:tc>
-        <w:tc>
-          <w:tcPr>
-            <w:tcW w:type="dxa" w:w="2250"/>
-            <w:shd w:fill="1f497d"/>
-            <w:tcBorders>
-              <w:top w:val="single" w:sz="4" w:space="0" w:color="1f497d"/>
-              <w:left w:val="single" w:sz="4" w:space="0" w:color="1f497d"/>
-              <w:bottom w:val="single" w:sz="4" w:space="0" w:color="1f497d"/>
-              <w:right w:val="single" w:sz="4" w:space="0" w:color="1f497d"/>
-            </w:tcBorders>
-            <w:tcMar>
-              <w:top w:w="80" w:type="dxa"/>
-              <w:left w:w="100" w:type="dxa"/>
-              <w:bottom w:w="80" w:type="dxa"/>
-              <w:right w:w="100" w:type="dxa"/>
-            </w:tcMar>
-          </w:tcPr>
-          <w:p>
-            <w:pPr>
-              <w:jc w:val="center"/>
-            </w:pPr>
-            <w:r>
-              <w:rPr>
-                <w:rFonts w:ascii="Cambria, serif" w:hAnsi="Cambria, serif"/>
-                <w:b/>
-                <w:color w:val="FFFFFF"/>
-                <w:sz w:val="19"/>
-              </w:rPr>
-            </w:r>
-          </w:p>
-        </w:tc>
-        <w:tc>
-          <w:tcPr>
-            <w:tcW w:type="dxa" w:w="2250"/>
-            <w:shd w:fill="1f497d"/>
-            <w:tcBorders>
-              <w:top w:val="single" w:sz="4" w:space="0" w:color="1f497d"/>
-              <w:left w:val="single" w:sz="4" w:space="0" w:color="1f497d"/>
-              <w:bottom w:val="single" w:sz="4" w:space="0" w:color="1f497d"/>
-              <w:right w:val="single" w:sz="4" w:space="0" w:color="1f497d"/>
-            </w:tcBorders>
-            <w:tcMar>
-              <w:top w:w="80" w:type="dxa"/>
-              <w:left w:w="100" w:type="dxa"/>
-              <w:bottom w:w="80" w:type="dxa"/>
-              <w:right w:w="100" w:type="dxa"/>
-            </w:tcMar>
-          </w:tcPr>
-          <w:p>
-            <w:pPr>
-              <w:jc w:val="center"/>
-            </w:pPr>
-            <w:r>
-              <w:rPr>
-                <w:rFonts w:ascii="Cambria, serif" w:hAnsi="Cambria, serif"/>
-                <w:b/>
-                <w:color w:val="FFFFFF"/>
-                <w:sz w:val="19"/>
-              </w:rPr>
-            </w:r>
-          </w:p>
-        </w:tc>
-        <w:tc>
-          <w:tcPr>
-            <w:tcW w:type="dxa" w:w="2250"/>
-            <w:shd w:fill="1f497d"/>
-            <w:tcBorders>
-              <w:top w:val="single" w:sz="4" w:space="0" w:color="1f497d"/>
-              <w:left w:val="single" w:sz="4" w:space="0" w:color="1f497d"/>
-              <w:bottom w:val="single" w:sz="4" w:space="0" w:color="1f497d"/>
-              <w:right w:val="single" w:sz="4" w:space="0" w:color="1f497d"/>
-            </w:tcBorders>
-            <w:tcMar>
-              <w:top w:w="80" w:type="dxa"/>
-              <w:left w:w="100" w:type="dxa"/>
-              <w:bottom w:w="80" w:type="dxa"/>
-              <w:right w:w="100" w:type="dxa"/>
-            </w:tcMar>
-          </w:tcPr>
-          <w:p>
-            <w:pPr>
-              <w:jc w:val="center"/>
-            </w:pPr>
-            <w:r>
-              <w:rPr>
-                <w:rFonts w:ascii="Cambria, serif" w:hAnsi="Cambria, serif"/>
-                <w:b/>
-                <w:color w:val="FFFFFF"/>
-                <w:sz w:val="19"/>
-              </w:rPr>
-            </w:r>
-          </w:p>
-        </w:tc>
-      </w:tr>
-      <w:tr>
-        <w:tc>
-          <w:tcPr>
-            <w:tcW w:type="dxa" w:w="2250"/>
-            <w:shd w:fill="DAEDF3"/>
-            <w:tcBorders>
-              <w:top w:val="single" w:sz="2" w:space="0" w:color="1f497d"/>
-              <w:left w:val="single" w:sz="2" w:space="0" w:color="1f497d"/>
-              <w:bottom w:val="single" w:sz="2" w:space="0" w:color="1f497d"/>
-              <w:right w:val="single" w:sz="2" w:space="0" w:color="1f497d"/>
-            </w:tcBorders>
-            <w:tcMar>
-              <w:top w:w="60" w:type="dxa"/>
-              <w:left w:w="80" w:type="dxa"/>
-              <w:bottom w:w="60" w:type="dxa"/>
-              <w:right w:w="80" w:type="dxa"/>
-            </w:tcMar>
-          </w:tcPr>
-          <w:p>
-            <w:r>
-              <w:rPr>
-                <w:rFonts w:ascii="Cambria, serif" w:hAnsi="Cambria, serif"/>
-                <w:color w:val="232729"/>
-                <w:sz w:val="18"/>
-              </w:rPr>
-              <w:t>ALK</w:t>
-            </w:r>
-          </w:p>
-        </w:tc>
-        <w:tc>
-          <w:tcPr>
-            <w:tcW w:type="dxa" w:w="2250"/>
-            <w:shd w:fill="DAEDF3"/>
-            <w:tcBorders>
-              <w:top w:val="single" w:sz="2" w:space="0" w:color="1f497d"/>
-              <w:left w:val="single" w:sz="2" w:space="0" w:color="1f497d"/>
-              <w:bottom w:val="single" w:sz="2" w:space="0" w:color="1f497d"/>
-              <w:right w:val="single" w:sz="2" w:space="0" w:color="1f497d"/>
-            </w:tcBorders>
-            <w:tcMar>
-              <w:top w:w="60" w:type="dxa"/>
-              <w:left w:w="80" w:type="dxa"/>
-              <w:bottom w:w="60" w:type="dxa"/>
-              <w:right w:w="80" w:type="dxa"/>
-            </w:tcMar>
-          </w:tcPr>
-          <w:p>
-            <w:r>
-              <w:rPr>
-                <w:rFonts w:ascii="Cambria, serif" w:hAnsi="Cambria, serif"/>
-                <w:color w:val="232729"/>
-                <w:sz w:val="18"/>
-              </w:rPr>
-              <w:t>MET</w:t>
-            </w:r>
-          </w:p>
-        </w:tc>
-        <w:tc>
-          <w:tcPr>
-            <w:tcW w:type="dxa" w:w="2250"/>
-            <w:shd w:fill="DAEDF3"/>
-            <w:tcBorders>
-              <w:top w:val="single" w:sz="2" w:space="0" w:color="1f497d"/>
-              <w:left w:val="single" w:sz="2" w:space="0" w:color="1f497d"/>
-              <w:bottom w:val="single" w:sz="2" w:space="0" w:color="1f497d"/>
-              <w:right w:val="single" w:sz="2" w:space="0" w:color="1f497d"/>
-            </w:tcBorders>
-            <w:tcMar>
-              <w:top w:w="60" w:type="dxa"/>
-              <w:left w:w="80" w:type="dxa"/>
-              <w:bottom w:w="60" w:type="dxa"/>
-              <w:right w:w="80" w:type="dxa"/>
-            </w:tcMar>
-          </w:tcPr>
-          <w:p>
-            <w:r>
-              <w:rPr>
-                <w:rFonts w:ascii="Cambria, serif" w:hAnsi="Cambria, serif"/>
-                <w:color w:val="232729"/>
-                <w:sz w:val="18"/>
-              </w:rPr>
-              <w:t>NTRK1</w:t>
-            </w:r>
-          </w:p>
-        </w:tc>
-        <w:tc>
-          <w:tcPr>
-            <w:tcW w:type="dxa" w:w="2250"/>
-            <w:shd w:fill="DAEDF3"/>
-            <w:tcBorders>
-              <w:top w:val="single" w:sz="2" w:space="0" w:color="1f497d"/>
-              <w:left w:val="single" w:sz="2" w:space="0" w:color="1f497d"/>
-              <w:bottom w:val="single" w:sz="2" w:space="0" w:color="1f497d"/>
-              <w:right w:val="single" w:sz="2" w:space="0" w:color="1f497d"/>
-            </w:tcBorders>
-            <w:tcMar>
-              <w:top w:w="60" w:type="dxa"/>
-              <w:left w:w="80" w:type="dxa"/>
-              <w:bottom w:w="60" w:type="dxa"/>
-              <w:right w:w="80" w:type="dxa"/>
-            </w:tcMar>
-          </w:tcPr>
-          <w:p>
-            <w:r>
-              <w:rPr>
-                <w:rFonts w:ascii="Cambria, serif" w:hAnsi="Cambria, serif"/>
-                <w:color w:val="232729"/>
-                <w:sz w:val="18"/>
-              </w:rPr>
-              <w:t>NTRK2</w:t>
-            </w:r>
-          </w:p>
-        </w:tc>
-        <w:tc>
-          <w:tcPr>
-            <w:tcW w:type="dxa" w:w="2250"/>
-            <w:shd w:fill="DAEDF3"/>
-            <w:tcBorders>
-              <w:top w:val="single" w:sz="2" w:space="0" w:color="1f497d"/>
-              <w:left w:val="single" w:sz="2" w:space="0" w:color="1f497d"/>
-              <w:bottom w:val="single" w:sz="2" w:space="0" w:color="1f497d"/>
-              <w:right w:val="single" w:sz="2" w:space="0" w:color="1f497d"/>
-            </w:tcBorders>
-            <w:tcMar>
-              <w:top w:w="60" w:type="dxa"/>
-              <w:left w:w="80" w:type="dxa"/>
-              <w:bottom w:w="60" w:type="dxa"/>
-              <w:right w:w="80" w:type="dxa"/>
-            </w:tcMar>
-          </w:tcPr>
-          <w:p>
-            <w:r>
-              <w:rPr>
-                <w:rFonts w:ascii="Cambria, serif" w:hAnsi="Cambria, serif"/>
-                <w:color w:val="232729"/>
-                <w:sz w:val="18"/>
-              </w:rPr>
-              <w:t>NTRK3</w:t>
-            </w:r>
-          </w:p>
-        </w:tc>
-      </w:tr>
-      <w:tr>
-        <w:tc>
-          <w:tcPr>
-            <w:tcW w:type="dxa" w:w="2250"/>
-            <w:shd w:fill="FFFFFF"/>
-            <w:tcBorders>
-              <w:top w:val="single" w:sz="2" w:space="0" w:color="1f497d"/>
-              <w:left w:val="single" w:sz="2" w:space="0" w:color="1f497d"/>
-              <w:bottom w:val="single" w:sz="2" w:space="0" w:color="1f497d"/>
-              <w:right w:val="single" w:sz="2" w:space="0" w:color="1f497d"/>
-            </w:tcBorders>
-            <w:tcMar>
-              <w:top w:w="60" w:type="dxa"/>
-              <w:left w:w="80" w:type="dxa"/>
-              <w:bottom w:w="60" w:type="dxa"/>
-              <w:right w:w="80" w:type="dxa"/>
-            </w:tcMar>
-          </w:tcPr>
-          <w:p>
-            <w:r>
-              <w:rPr>
-                <w:rFonts w:ascii="Cambria, serif" w:hAnsi="Cambria, serif"/>
-                <w:color w:val="232729"/>
-                <w:sz w:val="18"/>
-              </w:rPr>
-              <w:t>ROS1</w:t>
-            </w:r>
-          </w:p>
-        </w:tc>
-        <w:tc>
-          <w:tcPr>
-            <w:tcW w:type="dxa" w:w="2250"/>
-            <w:shd w:fill="FFFFFF"/>
-            <w:tcBorders>
-              <w:top w:val="single" w:sz="2" w:space="0" w:color="1f497d"/>
-              <w:left w:val="single" w:sz="2" w:space="0" w:color="1f497d"/>
-              <w:bottom w:val="single" w:sz="2" w:space="0" w:color="1f497d"/>
-              <w:right w:val="single" w:sz="2" w:space="0" w:color="1f497d"/>
-            </w:tcBorders>
-            <w:tcMar>
-              <w:top w:w="60" w:type="dxa"/>
-              <w:left w:w="80" w:type="dxa"/>
-              <w:bottom w:w="60" w:type="dxa"/>
-              <w:right w:w="80" w:type="dxa"/>
-            </w:tcMar>
-          </w:tcPr>
-          <w:p>
-            <w:r>
-              <w:rPr>
-                <w:rFonts w:ascii="Cambria, serif" w:hAnsi="Cambria, serif"/>
-                <w:color w:val="232729"/>
-                <w:sz w:val="18"/>
-              </w:rPr>
-            </w:r>
-          </w:p>
-        </w:tc>
-        <w:tc>
-          <w:tcPr>
-            <w:tcW w:type="dxa" w:w="2250"/>
-            <w:shd w:fill="FFFFFF"/>
-            <w:tcBorders>
-              <w:top w:val="single" w:sz="2" w:space="0" w:color="1f497d"/>
-              <w:left w:val="single" w:sz="2" w:space="0" w:color="1f497d"/>
-              <w:bottom w:val="single" w:sz="2" w:space="0" w:color="1f497d"/>
-              <w:right w:val="single" w:sz="2" w:space="0" w:color="1f497d"/>
-            </w:tcBorders>
-            <w:tcMar>
-              <w:top w:w="60" w:type="dxa"/>
-              <w:left w:w="80" w:type="dxa"/>
-              <w:bottom w:w="60" w:type="dxa"/>
-              <w:right w:w="80" w:type="dxa"/>
-            </w:tcMar>
-          </w:tcPr>
-          <w:p>
-            <w:r>
-              <w:rPr>
-                <w:rFonts w:ascii="Cambria, serif" w:hAnsi="Cambria, serif"/>
-                <w:color w:val="232729"/>
-                <w:sz w:val="18"/>
-              </w:rPr>
-            </w:r>
-          </w:p>
-        </w:tc>
-        <w:tc>
-          <w:tcPr>
-            <w:tcW w:type="dxa" w:w="2250"/>
-            <w:shd w:fill="FFFFFF"/>
-            <w:tcBorders>
-              <w:top w:val="single" w:sz="2" w:space="0" w:color="1f497d"/>
-              <w:left w:val="single" w:sz="2" w:space="0" w:color="1f497d"/>
-              <w:bottom w:val="single" w:sz="2" w:space="0" w:color="1f497d"/>
-              <w:right w:val="single" w:sz="2" w:space="0" w:color="1f497d"/>
-            </w:tcBorders>
-            <w:tcMar>
-              <w:top w:w="60" w:type="dxa"/>
-              <w:left w:w="80" w:type="dxa"/>
-              <w:bottom w:w="60" w:type="dxa"/>
-              <w:right w:w="80" w:type="dxa"/>
-            </w:tcMar>
-          </w:tcPr>
-          <w:p>
-            <w:r>
-              <w:rPr>
-                <w:rFonts w:ascii="Cambria, serif" w:hAnsi="Cambria, serif"/>
-                <w:color w:val="232729"/>
-                <w:sz w:val="18"/>
-              </w:rPr>
-            </w:r>
-          </w:p>
-        </w:tc>
-        <w:tc>
-          <w:tcPr>
-            <w:tcW w:type="dxa" w:w="2250"/>
-            <w:shd w:fill="FFFFFF"/>
-            <w:tcBorders>
-              <w:top w:val="single" w:sz="2" w:space="0" w:color="1f497d"/>
-              <w:left w:val="single" w:sz="2" w:space="0" w:color="1f497d"/>
-              <w:bottom w:val="single" w:sz="2" w:space="0" w:color="1f497d"/>
-              <w:right w:val="single" w:sz="2" w:space="0" w:color="1f497d"/>
-            </w:tcBorders>
-            <w:tcMar>
-              <w:top w:w="60" w:type="dxa"/>
-              <w:left w:w="80" w:type="dxa"/>
-              <w:bottom w:w="60" w:type="dxa"/>
-              <w:right w:w="80" w:type="dxa"/>
-            </w:tcMar>
-          </w:tcPr>
-          <w:p>
-            <w:r>
-              <w:rPr>
-                <w:rFonts w:ascii="Cambria, serif" w:hAnsi="Cambria, serif"/>
-                <w:color w:val="232729"/>
-                <w:sz w:val="18"/>
-              </w:rPr>
-            </w:r>
-          </w:p>
-        </w:tc>
-      </w:tr>
-    </w:tbl>
-    <w:p>
-      <w:pPr>
-        <w:spacing w:after="160"/>
-      </w:pPr>
-    </w:p>
-    <w:tbl>
-      <w:tblPr>
-        <w:tblW w:type="auto" w:w="0"/>
-        <w:jc w:val="center"/>
-        <w:tblLayout w:type="fixed"/>
-        <w:tblLook w:firstColumn="1" w:firstRow="1" w:lastColumn="0" w:lastRow="0" w:noHBand="0" w:noVBand="1" w:val="04A0"/>
-      </w:tblPr>
-      <w:tblGrid>
-        <w:gridCol w:w="5624"/>
-        <w:gridCol w:w="5624"/>
-      </w:tblGrid>
-      <w:tr>
-        <w:tc>
-          <w:tcPr>
-            <w:tcW w:type="dxa" w:w="5624"/>
-            <w:shd w:fill="1f497d"/>
-            <w:tcBorders>
-              <w:top w:val="single" w:sz="4" w:space="0" w:color="1f497d"/>
-              <w:left w:val="single" w:sz="4" w:space="0" w:color="1f497d"/>
-              <w:bottom w:val="single" w:sz="4" w:space="0" w:color="1f497d"/>
-              <w:right w:val="single" w:sz="4" w:space="0" w:color="1f497d"/>
-            </w:tcBorders>
-            <w:tcMar>
-              <w:top w:w="80" w:type="dxa"/>
-              <w:left w:w="100" w:type="dxa"/>
-              <w:bottom w:w="80" w:type="dxa"/>
-              <w:right w:w="100" w:type="dxa"/>
-            </w:tcMar>
-          </w:tcPr>
-          <w:p>
-            <w:pPr>
-              <w:jc w:val="center"/>
-            </w:pPr>
-            <w:r>
-              <w:rPr>
-                <w:rFonts w:ascii="Cambria, serif" w:hAnsi="Cambria, serif"/>
-                <w:b/>
-                <w:color w:val="FFFFFF"/>
-                <w:sz w:val="19"/>
-              </w:rPr>
-              <w:t>MSI</w:t>
-            </w:r>
-          </w:p>
-        </w:tc>
-        <w:tc>
-          <w:tcPr>
-            <w:tcW w:type="dxa" w:w="5624"/>
-            <w:shd w:fill="1f497d"/>
-            <w:tcBorders>
-              <w:top w:val="single" w:sz="4" w:space="0" w:color="1f497d"/>
-              <w:left w:val="single" w:sz="4" w:space="0" w:color="1f497d"/>
-              <w:bottom w:val="single" w:sz="4" w:space="0" w:color="1f497d"/>
-              <w:right w:val="single" w:sz="4" w:space="0" w:color="1f497d"/>
-            </w:tcBorders>
-            <w:tcMar>
-              <w:top w:w="80" w:type="dxa"/>
-              <w:left w:w="100" w:type="dxa"/>
-              <w:bottom w:w="80" w:type="dxa"/>
-              <w:right w:w="100" w:type="dxa"/>
-            </w:tcMar>
-          </w:tcPr>
-          <w:p>
-            <w:pPr>
-              <w:jc w:val="center"/>
-            </w:pPr>
-            <w:r>
-              <w:rPr>
-                <w:rFonts w:ascii="Cambria, serif" w:hAnsi="Cambria, serif"/>
-                <w:b/>
-                <w:color w:val="FFFFFF"/>
-                <w:sz w:val="19"/>
-              </w:rPr>
-              <w:t>% of Unstable Loci</w:t>
-            </w:r>
-          </w:p>
-        </w:tc>
-      </w:tr>
-      <w:tr>
-        <w:tc>
-          <w:tcPr>
-            <w:tcW w:type="dxa" w:w="5624"/>
-            <w:shd w:fill="DAEDF3"/>
-            <w:tcBorders>
-              <w:top w:val="single" w:sz="2" w:space="0" w:color="1f497d"/>
-              <w:left w:val="single" w:sz="2" w:space="0" w:color="1f497d"/>
-              <w:bottom w:val="single" w:sz="2" w:space="0" w:color="1f497d"/>
-              <w:right w:val="single" w:sz="2" w:space="0" w:color="1f497d"/>
-            </w:tcBorders>
-            <w:tcMar>
-              <w:top w:w="60" w:type="dxa"/>
-              <w:left w:w="80" w:type="dxa"/>
-              <w:bottom w:w="60" w:type="dxa"/>
-              <w:right w:w="80" w:type="dxa"/>
-            </w:tcMar>
-          </w:tcPr>
-          <w:p>
-            <w:r>
-              <w:rPr>
-                <w:rFonts w:ascii="Cambria, serif" w:hAnsi="Cambria, serif"/>
-                <w:color w:val="232729"/>
-                <w:sz w:val="18"/>
-              </w:rPr>
-              <w:t>MSI - Stable</w:t>
-            </w:r>
-          </w:p>
-        </w:tc>
-        <w:tc>
-          <w:tcPr>
-            <w:tcW w:type="dxa" w:w="5624"/>
-            <w:shd w:fill="DAEDF3"/>
-            <w:tcBorders>
-              <w:top w:val="single" w:sz="2" w:space="0" w:color="1f497d"/>
-              <w:left w:val="single" w:sz="2" w:space="0" w:color="1f497d"/>
-              <w:bottom w:val="single" w:sz="2" w:space="0" w:color="1f497d"/>
-              <w:right w:val="single" w:sz="2" w:space="0" w:color="1f497d"/>
-            </w:tcBorders>
-            <w:tcMar>
-              <w:top w:w="60" w:type="dxa"/>
-              <w:left w:w="80" w:type="dxa"/>
-              <w:bottom w:w="60" w:type="dxa"/>
-              <w:right w:w="80" w:type="dxa"/>
-            </w:tcMar>
-          </w:tcPr>
-          <w:p>
-            <w:r>
-              <w:rPr>
-                <w:rFonts w:ascii="Cambria, serif" w:hAnsi="Cambria, serif"/>
-                <w:color w:val="232729"/>
-                <w:sz w:val="18"/>
-              </w:rPr>
-              <w:t>0-19%</w:t>
-            </w:r>
-          </w:p>
-        </w:tc>
-      </w:tr>
-      <w:tr>
-        <w:tc>
-          <w:tcPr>
-            <w:tcW w:type="dxa" w:w="5624"/>
-            <w:shd w:fill="FFFFFF"/>
-            <w:tcBorders>
-              <w:top w:val="single" w:sz="2" w:space="0" w:color="1f497d"/>
-              <w:left w:val="single" w:sz="2" w:space="0" w:color="1f497d"/>
-              <w:bottom w:val="single" w:sz="2" w:space="0" w:color="1f497d"/>
-              <w:right w:val="single" w:sz="2" w:space="0" w:color="1f497d"/>
-            </w:tcBorders>
-            <w:tcMar>
-              <w:top w:w="60" w:type="dxa"/>
-              <w:left w:w="80" w:type="dxa"/>
-              <w:bottom w:w="60" w:type="dxa"/>
-              <w:right w:w="80" w:type="dxa"/>
-            </w:tcMar>
-          </w:tcPr>
-          <w:p>
-            <w:r>
-              <w:rPr>
-                <w:rFonts w:ascii="Cambria, serif" w:hAnsi="Cambria, serif"/>
-                <w:color w:val="232729"/>
-                <w:sz w:val="18"/>
-              </w:rPr>
-              <w:t>MSI - Low / Intermediate</w:t>
-            </w:r>
-          </w:p>
-        </w:tc>
-        <w:tc>
-          <w:tcPr>
-            <w:tcW w:type="dxa" w:w="5624"/>
-            <w:shd w:fill="FFFFFF"/>
-            <w:tcBorders>
-              <w:top w:val="single" w:sz="2" w:space="0" w:color="1f497d"/>
-              <w:left w:val="single" w:sz="2" w:space="0" w:color="1f497d"/>
-              <w:bottom w:val="single" w:sz="2" w:space="0" w:color="1f497d"/>
-              <w:right w:val="single" w:sz="2" w:space="0" w:color="1f497d"/>
-            </w:tcBorders>
-            <w:tcMar>
-              <w:top w:w="60" w:type="dxa"/>
-              <w:left w:w="80" w:type="dxa"/>
-              <w:bottom w:w="60" w:type="dxa"/>
-              <w:right w:w="80" w:type="dxa"/>
-            </w:tcMar>
-          </w:tcPr>
-          <w:p>
-            <w:r>
-              <w:rPr>
-                <w:rFonts w:ascii="Cambria, serif" w:hAnsi="Cambria, serif"/>
-                <w:color w:val="232729"/>
-                <w:sz w:val="18"/>
-              </w:rPr>
-              <w:t>20-30%</w:t>
-            </w:r>
-          </w:p>
-        </w:tc>
-      </w:tr>
-      <w:tr>
-        <w:tc>
-          <w:tcPr>
-            <w:tcW w:type="dxa" w:w="5624"/>
-            <w:shd w:fill="DAEDF3"/>
-            <w:tcBorders>
-              <w:top w:val="single" w:sz="2" w:space="0" w:color="1f497d"/>
-              <w:left w:val="single" w:sz="2" w:space="0" w:color="1f497d"/>
-              <w:bottom w:val="single" w:sz="2" w:space="0" w:color="1f497d"/>
-              <w:right w:val="single" w:sz="2" w:space="0" w:color="1f497d"/>
-            </w:tcBorders>
-            <w:tcMar>
-              <w:top w:w="60" w:type="dxa"/>
-              <w:left w:w="80" w:type="dxa"/>
-              <w:bottom w:w="60" w:type="dxa"/>
-              <w:right w:w="80" w:type="dxa"/>
-            </w:tcMar>
-          </w:tcPr>
-          <w:p>
-            <w:r>
-              <w:rPr>
-                <w:rFonts w:ascii="Cambria, serif" w:hAnsi="Cambria, serif"/>
-                <w:color w:val="232729"/>
-                <w:sz w:val="18"/>
-              </w:rPr>
-              <w:t>MSI - High</w:t>
-            </w:r>
-          </w:p>
-        </w:tc>
-        <w:tc>
-          <w:tcPr>
-            <w:tcW w:type="dxa" w:w="5624"/>
-            <w:shd w:fill="DAEDF3"/>
-            <w:tcBorders>
-              <w:top w:val="single" w:sz="2" w:space="0" w:color="1f497d"/>
-              <w:left w:val="single" w:sz="2" w:space="0" w:color="1f497d"/>
-              <w:bottom w:val="single" w:sz="2" w:space="0" w:color="1f497d"/>
-              <w:right w:val="single" w:sz="2" w:space="0" w:color="1f497d"/>
-            </w:tcBorders>
-            <w:tcMar>
-              <w:top w:w="60" w:type="dxa"/>
-              <w:left w:w="80" w:type="dxa"/>
-              <w:bottom w:w="60" w:type="dxa"/>
-              <w:right w:w="80" w:type="dxa"/>
-            </w:tcMar>
-          </w:tcPr>
-          <w:p>
-            <w:r>
-              <w:rPr>
-                <w:rFonts w:ascii="Cambria, serif" w:hAnsi="Cambria, serif"/>
-                <w:color w:val="232729"/>
-                <w:sz w:val="18"/>
-              </w:rPr>
-              <w:t>&gt;30%</w:t>
-            </w:r>
-          </w:p>
-        </w:tc>
-      </w:tr>
-    </w:tbl>
-    <w:p>
-      <w:pPr>
-        <w:spacing w:after="160"/>
-      </w:pPr>
-    </w:p>
-    <w:tbl>
-      <w:tblPr>
-        <w:tblW w:type="auto" w:w="0"/>
-        <w:jc w:val="center"/>
-        <w:tblLayout w:type="fixed"/>
-        <w:tblLook w:firstColumn="1" w:firstRow="1" w:lastColumn="0" w:lastRow="0" w:noHBand="0" w:noVBand="1" w:val="04A0"/>
-      </w:tblPr>
-      <w:tblGrid>
-        <w:gridCol w:w="3750"/>
-        <w:gridCol w:w="3750"/>
-        <w:gridCol w:w="3750"/>
-      </w:tblGrid>
-      <w:tr>
-        <w:tc>
-          <w:tcPr>
-            <w:tcW w:type="dxa" w:w="3750"/>
-            <w:tcBorders>
-              <w:top w:val="single" w:sz="4" w:space="0" w:color="FFFFFF"/>
-              <w:left w:val="single" w:sz="4" w:space="0" w:color="FFFFFF"/>
-              <w:bottom w:val="single" w:sz="4" w:space="0" w:color="FFFFFF"/>
-              <w:right w:val="single" w:sz="4" w:space="0" w:color="FFFFFF"/>
-            </w:tcBorders>
-          </w:tcPr>
-          <w:p>
-            <w:pPr>
-              <w:jc w:val="center"/>
-            </w:pPr>
-            <w:r>
-              <w:drawing>
-                <wp:inline xmlns:a="http://schemas.openxmlformats.org/drawingml/2006/main" xmlns:pic="http://schemas.openxmlformats.org/drawingml/2006/picture">
-                  <wp:extent cx="1097280" cy="771761"/>
-                  <wp:docPr id="1" name="Picture 1"/>
-                  <wp:cNvGraphicFramePr>
-                    <a:graphicFrameLocks noChangeAspect="1"/>
-                  </wp:cNvGraphicFramePr>
-                  <a:graphic>
-                    <a:graphicData uri="http://schemas.openxmlformats.org/drawingml/2006/picture">
-                      <pic:pic>
-                        <pic:nvPicPr>
-                          <pic:cNvPr id="0" name="image4.png"/>
-                          <pic:cNvPicPr/>
-                        </pic:nvPicPr>
-                        <pic:blipFill>
-                          <a:blip r:embed="rId11"/>
-                          <a:stretch>
-                            <a:fillRect/>
-                          </a:stretch>
-                        </pic:blipFill>
-                        <pic:spPr>
-                          <a:xfrm>
-                            <a:off x="0" y="0"/>
-                            <a:ext cx="1097280" cy="771761"/>
-                          </a:xfrm>
-                          <a:prstGeom prst="rect"/>
-                        </pic:spPr>
-                      </pic:pic>
-                    </a:graphicData>
-                  </a:graphic>
-                </wp:inline>
-              </w:drawing>
-            </w:r>
-          </w:p>
-        </w:tc>
-        <w:tc>
-          <w:tcPr>
-            <w:tcW w:type="dxa" w:w="3750"/>
-            <w:tcBorders>
-              <w:top w:val="single" w:sz="4" w:space="0" w:color="FFFFFF"/>
-              <w:left w:val="single" w:sz="4" w:space="0" w:color="FFFFFF"/>
-              <w:bottom w:val="single" w:sz="4" w:space="0" w:color="FFFFFF"/>
-              <w:right w:val="single" w:sz="4" w:space="0" w:color="FFFFFF"/>
-            </w:tcBorders>
-          </w:tcPr>
-          <w:p>
-            <w:pPr>
-              <w:jc w:val="center"/>
-            </w:pPr>
-            <w:r>
-              <w:drawing>
-                <wp:inline xmlns:a="http://schemas.openxmlformats.org/drawingml/2006/main" xmlns:pic="http://schemas.openxmlformats.org/drawingml/2006/picture">
-                  <wp:extent cx="1097280" cy="771761"/>
-                  <wp:docPr id="2" name="Picture 2"/>
-                  <wp:cNvGraphicFramePr>
-                    <a:graphicFrameLocks noChangeAspect="1"/>
-                  </wp:cNvGraphicFramePr>
-                  <a:graphic>
-                    <a:graphicData uri="http://schemas.openxmlformats.org/drawingml/2006/picture">
-                      <pic:pic>
-                        <pic:nvPicPr>
-                          <pic:cNvPr id="0" name="image4.png"/>
-                          <pic:cNvPicPr/>
-                        </pic:nvPicPr>
-                        <pic:blipFill>
-                          <a:blip r:embed="rId11"/>
-                          <a:stretch>
-                            <a:fillRect/>
-                          </a:stretch>
-                        </pic:blipFill>
-                        <pic:spPr>
-                          <a:xfrm>
-                            <a:off x="0" y="0"/>
-                            <a:ext cx="1097280" cy="771761"/>
-                          </a:xfrm>
-                          <a:prstGeom prst="rect"/>
-                        </pic:spPr>
-                      </pic:pic>
-                    </a:graphicData>
-                  </a:graphic>
-                </wp:inline>
-              </w:drawing>
-            </w:r>
-          </w:p>
-        </w:tc>
-        <w:tc>
-          <w:tcPr>
-            <w:tcW w:type="dxa" w:w="3750"/>
-            <w:tcBorders>
-              <w:top w:val="single" w:sz="4" w:space="0" w:color="FFFFFF"/>
-              <w:left w:val="single" w:sz="4" w:space="0" w:color="FFFFFF"/>
-              <w:bottom w:val="single" w:sz="4" w:space="0" w:color="FFFFFF"/>
-              <w:right w:val="single" w:sz="4" w:space="0" w:color="FFFFFF"/>
-            </w:tcBorders>
-          </w:tcPr>
-          <w:p>
-            <w:pPr>
-              <w:jc w:val="center"/>
-            </w:pPr>
-            <w:r>
-              <w:drawing>
-                <wp:inline xmlns:a="http://schemas.openxmlformats.org/drawingml/2006/main" xmlns:pic="http://schemas.openxmlformats.org/drawingml/2006/picture">
-                  <wp:extent cx="1097280" cy="764837"/>
-                  <wp:docPr id="3" name="Picture 3"/>
-                  <wp:cNvGraphicFramePr>
-                    <a:graphicFrameLocks noChangeAspect="1"/>
-                  </wp:cNvGraphicFramePr>
-                  <a:graphic>
-                    <a:graphicData uri="http://schemas.openxmlformats.org/drawingml/2006/picture">
-                      <pic:pic>
-                        <pic:nvPicPr>
-                          <pic:cNvPr id="0" name="image6.png"/>
-                          <pic:cNvPicPr/>
-                        </pic:nvPicPr>
-                        <pic:blipFill>
-                          <a:blip r:embed="rId12"/>
-                          <a:stretch>
-                            <a:fillRect/>
-                          </a:stretch>
-                        </pic:blipFill>
-                        <pic:spPr>
-                          <a:xfrm>
-                            <a:off x="0" y="0"/>
-                            <a:ext cx="1097280" cy="764837"/>
-                          </a:xfrm>
-                          <a:prstGeom prst="rect"/>
-                        </pic:spPr>
-                      </pic:pic>
-                    </a:graphicData>
-                  </a:graphic>
-                </wp:inline>
-              </w:drawing>
-            </w:r>
-          </w:p>
-        </w:tc>
-      </w:tr>
-      <w:tr>
-        <w:tc>
-          <w:tcPr>
-            <w:tcW w:type="dxa" w:w="3750"/>
-            <w:tcBorders>
-              <w:top w:val="single" w:sz="4" w:space="0" w:color="FFFFFF"/>
-              <w:left w:val="single" w:sz="4" w:space="0" w:color="FFFFFF"/>
-              <w:bottom w:val="single" w:sz="4" w:space="0" w:color="FFFFFF"/>
-              <w:right w:val="single" w:sz="4" w:space="0" w:color="FFFFFF"/>
-            </w:tcBorders>
-          </w:tcPr>
-          <w:p>
-            <w:pPr>
-              <w:jc w:val="center"/>
-            </w:pPr>
-            <w:r>
-              <w:rPr>
-                <w:rFonts w:ascii="Cambria, serif" w:hAnsi="Cambria, serif"/>
-                <w:b/>
-                <w:color w:val="1F497D"/>
-                <w:sz w:val="18"/>
-              </w:rPr>
-              <w:t>Prepared / Verified By</w:t>
-            </w:r>
-          </w:p>
-        </w:tc>
-        <w:tc>
-          <w:tcPr>
-            <w:tcW w:type="dxa" w:w="3750"/>
-            <w:tcBorders>
-              <w:top w:val="single" w:sz="4" w:space="0" w:color="FFFFFF"/>
-              <w:left w:val="single" w:sz="4" w:space="0" w:color="FFFFFF"/>
-              <w:bottom w:val="single" w:sz="4" w:space="0" w:color="FFFFFF"/>
-              <w:right w:val="single" w:sz="4" w:space="0" w:color="FFFFFF"/>
-            </w:tcBorders>
-          </w:tcPr>
-          <w:p>
-            <w:pPr>
-              <w:jc w:val="center"/>
-            </w:pPr>
-            <w:r>
-              <w:rPr>
-                <w:rFonts w:ascii="Cambria, serif" w:hAnsi="Cambria, serif"/>
-                <w:b/>
-                <w:color w:val="1F497D"/>
-                <w:sz w:val="18"/>
-              </w:rPr>
-              <w:t>Reviewing Officer</w:t>
-            </w:r>
-          </w:p>
-        </w:tc>
-        <w:tc>
-          <w:tcPr>
-            <w:tcW w:type="dxa" w:w="3750"/>
-            <w:tcBorders>
-              <w:top w:val="single" w:sz="4" w:space="0" w:color="FFFFFF"/>
-              <w:left w:val="single" w:sz="4" w:space="0" w:color="FFFFFF"/>
-              <w:bottom w:val="single" w:sz="4" w:space="0" w:color="FFFFFF"/>
-              <w:right w:val="single" w:sz="4" w:space="0" w:color="FFFFFF"/>
-            </w:tcBorders>
-          </w:tcPr>
-          <w:p>
-            <w:pPr>
-              <w:jc w:val="center"/>
-            </w:pPr>
-            <w:r>
-              <w:rPr>
-                <w:rFonts w:ascii="Cambria, serif" w:hAnsi="Cambria, serif"/>
-                <w:b/>
-                <w:color w:val="1F497D"/>
-                <w:sz w:val="18"/>
-              </w:rPr>
-              <w:t>Authorized Signatory</w:t>
-            </w:r>
-          </w:p>
-        </w:tc>
-      </w:tr>
-    </w:tbl>
-    <w:p>
-      <w:pPr>
-        <w:jc w:val="center"/>
-      </w:pPr>
-      <w:r>
-        <w:rPr>
-          <w:rFonts w:ascii="Cambria, serif" w:hAnsi="Cambria, serif"/>
-          <w:b/>
-          <w:color w:val="1F497D"/>
-          <w:sz w:val="20"/>
-        </w:rPr>
-        <w:br/>
-        <w:t>------------------ End Of Report ------------------</w:t>
-        <w:br/>
-      </w:r>
-    </w:p>
     <w:sectPr>
-      <w:headerReference w:type="default" r:id="rId9"/>
-      <w:footerReference w:type="default" r:id="rId10"/>
       <w:pgSz w:w="12240" w:h="15840"/>
-      <w:pgMar w:top="2080" w:right="425" w:bottom="2780" w:left="566" w:header="1152" w:footer="2599" w:gutter="0"/>
-      <w:cols w:space="720"/>
+      <w:pgMar w:top="0" w:right="0" w:bottom="0" w:left="0" w:header="720" w:footer="720" w:gutter="0"/>
+      <w:cols/>
       <w:docGrid w:linePitch="360"/>
     </w:sectPr>
   </w:body>
 </w:document>
-</file>
-
-<file path=word/footer1.xml><?xml version="1.0" encoding="utf-8"?>
-<w:ftr xmlns:m="http://schemas.openxmlformats.org/officeDocument/2006/math" xmlns:mc="http://schemas.openxmlformats.org/markup-compatibility/2006" xmlns:mo="http://schemas.microsoft.com/office/mac/office/2008/main" xmlns:mv="urn:schemas-microsoft-com:mac:vml" xmlns:o="urn:schemas-microsoft-com:office:office" xmlns:r="http://schemas.openxmlformats.org/officeDocument/2006/relationships" xmlns:v="urn:schemas-microsoft-com:vml" xmlns:w10="urn:schemas-microsoft-com:office:word" xmlns:w14="http://schemas.microsoft.com/office/word/2010/wordml" xmlns:w="http://schemas.openxmlformats.org/wordprocessingml/2006/main" xmlns:wne="http://schemas.microsoft.com/office/word/2006/wordml" xmlns:wp14="http://schemas.microsoft.com/office/word/2010/wordprocessingDrawing" xmlns:wp="http://schemas.openxmlformats.org/drawingml/2006/wordprocessingDrawing" xmlns:wpc="http://schemas.microsoft.com/office/word/2010/wordprocessingCanvas" xmlns:wpg="http://schemas.microsoft.com/office/word/2010/wordprocessingGroup" xmlns:wpi="http://schemas.microsoft.com/office/word/2010/wordprocessingInk" xmlns:wps="http://schemas.microsoft.com/office/word/2010/wordprocessingShape" mc:Ignorable="w14 wp14">
-  <w:p>
-    <w:pPr>
-      <w:pStyle w:val="Footer"/>
-      <w:jc w:val="center"/>
-    </w:pPr>
-    <w:r>
-      <w:rPr>
-        <w:rFonts w:ascii="Arial MT" w:hAnsi="Arial MT"/>
-        <w:sz w:val="16"/>
-      </w:rPr>
-      <w:tab/>
-      <w:t xml:space="preserve">Page </w:t>
-      <w:fldChar w:fldCharType="begin"/>
-      <w:instrText xml:space="preserve"> PAGE </w:instrText>
-      <w:fldChar w:fldCharType="separate"/>
-      <w:fldChar w:fldCharType="end"/>
-    </w:r>
-    <w:r>
-      <w:rPr>
-        <w:rFonts w:ascii="Arial MT" w:hAnsi="Arial MT"/>
-        <w:sz w:val="16"/>
-      </w:rPr>
-      <w:t xml:space="preserve"> of </w:t>
-      <w:fldChar w:fldCharType="begin"/>
-      <w:instrText xml:space="preserve"> NUMPAGES </w:instrText>
-      <w:fldChar w:fldCharType="separate"/>
-      <w:fldChar w:fldCharType="end"/>
-    </w:r>
-    <w:r>
-      <w:rPr>
-        <w:rFonts w:ascii="Arial MT" w:hAnsi="Arial MT"/>
-        <w:sz w:val="16"/>
-      </w:rPr>
-      <w:tab/>
-    </w:r>
-  </w:p>
-</w:ftr>
-</file>
-
-<file path=word/header1.xml><?xml version="1.0" encoding="utf-8"?>
-<w:hdr xmlns:m="http://schemas.openxmlformats.org/officeDocument/2006/math" xmlns:mc="http://schemas.openxmlformats.org/markup-compatibility/2006" xmlns:mo="http://schemas.microsoft.com/office/mac/office/2008/main" xmlns:mv="urn:schemas-microsoft-com:mac:vml" xmlns:o="urn:schemas-microsoft-com:office:office" xmlns:r="http://schemas.openxmlformats.org/officeDocument/2006/relationships" xmlns:v="urn:schemas-microsoft-com:vml" xmlns:w10="urn:schemas-microsoft-com:office:word" xmlns:w14="http://schemas.microsoft.com/office/word/2010/wordml" xmlns:w="http://schemas.openxmlformats.org/wordprocessingml/2006/main" xmlns:wne="http://schemas.microsoft.com/office/word/2006/wordml" xmlns:wp14="http://schemas.microsoft.com/office/word/2010/wordprocessingDrawing" xmlns:wp="http://schemas.openxmlformats.org/drawingml/2006/wordprocessingDrawing" xmlns:wpc="http://schemas.microsoft.com/office/word/2010/wordprocessingCanvas" xmlns:wpg="http://schemas.microsoft.com/office/word/2010/wordprocessingGroup" xmlns:wpi="http://schemas.microsoft.com/office/word/2010/wordprocessingInk" xmlns:wps="http://schemas.microsoft.com/office/word/2010/wordprocessingShape" mc:Ignorable="w14 wp14">
-  <w:p>
-    <w:pPr>
-      <w:pStyle w:val="Header"/>
-      <w:spacing w:after="40"/>
-      <w:jc w:val="center"/>
-    </w:pPr>
-    <w:r>
-      <w:drawing>
-        <wp:inline xmlns:a="http://schemas.openxmlformats.org/drawingml/2006/main" xmlns:pic="http://schemas.openxmlformats.org/drawingml/2006/picture">
-          <wp:extent cx="6858000" cy="8291286"/>
-          <wp:docPr id="1" name="Picture 1"/>
-          <wp:cNvGraphicFramePr>
-            <a:graphicFrameLocks noChangeAspect="1"/>
-          </wp:cNvGraphicFramePr>
-          <a:graphic>
-            <a:graphicData uri="http://schemas.openxmlformats.org/drawingml/2006/picture">
-              <pic:pic>
-                <pic:nvPicPr>
-                  <pic:cNvPr id="0" name="header_image1.png"/>
-                  <pic:cNvPicPr/>
-                </pic:nvPicPr>
-                <pic:blipFill>
-                  <a:blip r:embed="rId1"/>
-                  <a:stretch>
-                    <a:fillRect/>
-                  </a:stretch>
-                </pic:blipFill>
-                <pic:spPr>
-                  <a:xfrm>
-                    <a:off x="0" y="0"/>
-                    <a:ext cx="6858000" cy="8291286"/>
-                  </a:xfrm>
-                  <a:prstGeom prst="rect"/>
-                </pic:spPr>
-              </pic:pic>
-            </a:graphicData>
-          </a:graphic>
-        </wp:inline>
-      </w:drawing>
-    </w:r>
-  </w:p>
-  <w:tbl>
-    <w:tblPr>
-      <w:tblW w:type="auto" w:w="0"/>
-      <w:jc w:val="center"/>
-      <w:tblLayout w:type="fixed"/>
-      <w:tblLook w:firstColumn="1" w:firstRow="1" w:lastColumn="0" w:lastRow="0" w:noHBand="0" w:noVBand="1" w:val="04A0"/>
-    </w:tblPr>
-    <w:tblGrid>
-      <w:gridCol w:w="2700"/>
-      <w:gridCol w:w="2700"/>
-      <w:gridCol w:w="2700"/>
-      <w:gridCol w:w="2700"/>
-    </w:tblGrid>
-    <w:tr>
-      <w:tc>
-        <w:tcPr>
-          <w:tcW w:type="dxa" w:w="2700"/>
-          <w:tcW w:w="1744" w:type="dxa"/>
-          <w:tcMar>
-            <w:top w:w="40" w:type="dxa"/>
-            <w:left w:w="60" w:type="dxa"/>
-            <w:bottom w:w="40" w:type="dxa"/>
-            <w:right w:w="60" w:type="dxa"/>
-          </w:tcMar>
-          <w:tcBorders>
-            <w:top w:val="single" w:sz="2" w:space="0" w:color="CBD5E1"/>
-            <w:left w:val="single" w:sz="2" w:space="0" w:color="CBD5E1"/>
-            <w:bottom w:val="single" w:sz="2" w:space="0" w:color="CBD5E1"/>
-            <w:right w:val="single" w:sz="2" w:space="0" w:color="CBD5E1"/>
-          </w:tcBorders>
-        </w:tcPr>
-        <w:p>
-          <w:pPr>
-            <w:spacing w:before="0" w:after="0" w:line="240" w:lineRule="auto"/>
-          </w:pPr>
-          <w:r>
-            <w:rPr>
-              <w:rFonts w:ascii="Cambria, serif" w:hAnsi="Cambria, serif"/>
-              <w:b/>
-              <w:color w:val="1F497D"/>
-              <w:sz w:val="18"/>
-            </w:rPr>
-            <w:t>Name</w:t>
-          </w:r>
-        </w:p>
-      </w:tc>
-      <w:tc>
-        <w:tcPr>
-          <w:tcW w:type="dxa" w:w="2700"/>
-          <w:tcW w:w="3215" w:type="dxa"/>
-          <w:tcMar>
-            <w:top w:w="40" w:type="dxa"/>
-            <w:left w:w="60" w:type="dxa"/>
-            <w:bottom w:w="40" w:type="dxa"/>
-            <w:right w:w="60" w:type="dxa"/>
-          </w:tcMar>
-          <w:tcBorders>
-            <w:top w:val="single" w:sz="2" w:space="0" w:color="CBD5E1"/>
-            <w:left w:val="single" w:sz="2" w:space="0" w:color="CBD5E1"/>
-            <w:bottom w:val="single" w:sz="2" w:space="0" w:color="CBD5E1"/>
-            <w:right w:val="single" w:sz="2" w:space="0" w:color="CBD5E1"/>
-          </w:tcBorders>
-        </w:tcPr>
-        <w:p>
-          <w:pPr>
-            <w:spacing w:before="0" w:after="0" w:line="240" w:lineRule="auto"/>
-          </w:pPr>
-          <w:r>
-            <w:rPr>
-              <w:rFonts w:ascii="Cambria, serif" w:hAnsi="Cambria, serif"/>
-              <w:color w:val="0D0D0D"/>
-              <w:sz w:val="18"/>
-            </w:rPr>
-            <w:t>: MasterRUDRANSH GARG</w:t>
-          </w:r>
-        </w:p>
-      </w:tc>
-      <w:tc>
-        <w:tcPr>
-          <w:tcW w:type="dxa" w:w="2700"/>
-          <w:tcW w:w="1779" w:type="dxa"/>
-          <w:tcMar>
-            <w:top w:w="40" w:type="dxa"/>
-            <w:left w:w="60" w:type="dxa"/>
-            <w:bottom w:w="40" w:type="dxa"/>
-            <w:right w:w="60" w:type="dxa"/>
-          </w:tcMar>
-          <w:tcBorders>
-            <w:top w:val="single" w:sz="2" w:space="0" w:color="CBD5E1"/>
-            <w:left w:val="single" w:sz="2" w:space="0" w:color="CBD5E1"/>
-            <w:bottom w:val="single" w:sz="2" w:space="0" w:color="CBD5E1"/>
-            <w:right w:val="single" w:sz="2" w:space="0" w:color="CBD5E1"/>
-          </w:tcBorders>
-        </w:tcPr>
-        <w:p>
-          <w:pPr>
-            <w:spacing w:before="0" w:after="0" w:line="240" w:lineRule="auto"/>
-          </w:pPr>
-          <w:r>
-            <w:rPr>
-              <w:rFonts w:ascii="Cambria, serif" w:hAnsi="Cambria, serif"/>
-              <w:b/>
-              <w:color w:val="1F497D"/>
-              <w:sz w:val="18"/>
-            </w:rPr>
-            <w:t>Centre Details</w:t>
-          </w:r>
-        </w:p>
-      </w:tc>
-      <w:tc>
-        <w:tcPr>
-          <w:tcW w:type="dxa" w:w="2700"/>
-          <w:tcW w:w="4062" w:type="dxa"/>
-          <w:tcMar>
-            <w:top w:w="40" w:type="dxa"/>
-            <w:left w:w="60" w:type="dxa"/>
-            <w:bottom w:w="40" w:type="dxa"/>
-            <w:right w:w="60" w:type="dxa"/>
-          </w:tcMar>
-          <w:tcBorders>
-            <w:top w:val="single" w:sz="2" w:space="0" w:color="CBD5E1"/>
-            <w:left w:val="single" w:sz="2" w:space="0" w:color="CBD5E1"/>
-            <w:bottom w:val="single" w:sz="2" w:space="0" w:color="CBD5E1"/>
-            <w:right w:val="single" w:sz="2" w:space="0" w:color="CBD5E1"/>
-          </w:tcBorders>
-        </w:tcPr>
-        <w:p>
-          <w:pPr>
-            <w:spacing w:before="0" w:after="0" w:line="240" w:lineRule="auto"/>
-          </w:pPr>
-          <w:r>
-            <w:rPr>
-              <w:rFonts w:ascii="Cambria, serif" w:hAnsi="Cambria, serif"/>
-              <w:color w:val="0D0D0D"/>
-              <w:sz w:val="18"/>
-            </w:rPr>
-            <w:t>:VIVEK KALRA2219</w:t>
-          </w:r>
-        </w:p>
-      </w:tc>
-    </w:tr>
-    <w:tr>
-      <w:tc>
-        <w:tcPr>
-          <w:tcW w:type="dxa" w:w="2700"/>
-          <w:tcW w:w="1744" w:type="dxa"/>
-          <w:tcMar>
-            <w:top w:w="40" w:type="dxa"/>
-            <w:left w:w="60" w:type="dxa"/>
-            <w:bottom w:w="40" w:type="dxa"/>
-            <w:right w:w="60" w:type="dxa"/>
-          </w:tcMar>
-          <w:tcBorders>
-            <w:top w:val="single" w:sz="2" w:space="0" w:color="CBD5E1"/>
-            <w:left w:val="single" w:sz="2" w:space="0" w:color="CBD5E1"/>
-            <w:bottom w:val="single" w:sz="2" w:space="0" w:color="CBD5E1"/>
-            <w:right w:val="single" w:sz="2" w:space="0" w:color="CBD5E1"/>
-          </w:tcBorders>
-        </w:tcPr>
-        <w:p>
-          <w:pPr>
-            <w:spacing w:before="0" w:after="0" w:line="240" w:lineRule="auto"/>
-          </w:pPr>
-          <w:r>
-            <w:rPr>
-              <w:rFonts w:ascii="Cambria, serif" w:hAnsi="Cambria, serif"/>
-              <w:b/>
-              <w:color w:val="1F497D"/>
-              <w:sz w:val="18"/>
-            </w:rPr>
-            <w:t>Age</w:t>
-          </w:r>
-        </w:p>
-      </w:tc>
-      <w:tc>
-        <w:tcPr>
-          <w:tcW w:type="dxa" w:w="2700"/>
-          <w:tcW w:w="3215" w:type="dxa"/>
-          <w:tcMar>
-            <w:top w:w="40" w:type="dxa"/>
-            <w:left w:w="60" w:type="dxa"/>
-            <w:bottom w:w="40" w:type="dxa"/>
-            <w:right w:w="60" w:type="dxa"/>
-          </w:tcMar>
-          <w:tcBorders>
-            <w:top w:val="single" w:sz="2" w:space="0" w:color="CBD5E1"/>
-            <w:left w:val="single" w:sz="2" w:space="0" w:color="CBD5E1"/>
-            <w:bottom w:val="single" w:sz="2" w:space="0" w:color="CBD5E1"/>
-            <w:right w:val="single" w:sz="2" w:space="0" w:color="CBD5E1"/>
-          </w:tcBorders>
-        </w:tcPr>
-        <w:p>
-          <w:pPr>
-            <w:spacing w:before="0" w:after="0" w:line="240" w:lineRule="auto"/>
-          </w:pPr>
-          <w:r>
-            <w:rPr>
-              <w:rFonts w:ascii="Cambria, serif" w:hAnsi="Cambria, serif"/>
-              <w:color w:val="0D0D0D"/>
-              <w:sz w:val="18"/>
-            </w:rPr>
-            <w:t>: 10 Mon 26 Days</w:t>
-            <w:tab/>
-            <w:t>Sex: Male</w:t>
-          </w:r>
-        </w:p>
-      </w:tc>
-      <w:tc>
-        <w:tcPr>
-          <w:tcW w:type="dxa" w:w="2700"/>
-          <w:tcW w:w="1779" w:type="dxa"/>
-          <w:tcMar>
-            <w:top w:w="40" w:type="dxa"/>
-            <w:left w:w="60" w:type="dxa"/>
-            <w:bottom w:w="40" w:type="dxa"/>
-            <w:right w:w="60" w:type="dxa"/>
-          </w:tcMar>
-          <w:tcBorders>
-            <w:top w:val="single" w:sz="2" w:space="0" w:color="CBD5E1"/>
-            <w:left w:val="single" w:sz="2" w:space="0" w:color="CBD5E1"/>
-            <w:bottom w:val="single" w:sz="2" w:space="0" w:color="CBD5E1"/>
-            <w:right w:val="single" w:sz="2" w:space="0" w:color="CBD5E1"/>
-          </w:tcBorders>
-        </w:tcPr>
-        <w:p>
-          <w:pPr>
-            <w:spacing w:before="0" w:after="0" w:line="240" w:lineRule="auto"/>
-          </w:pPr>
-          <w:r>
-            <w:rPr>
-              <w:rFonts w:ascii="Cambria, serif" w:hAnsi="Cambria, serif"/>
-              <w:b/>
-              <w:color w:val="1F497D"/>
-              <w:sz w:val="18"/>
-            </w:rPr>
-            <w:t>Accession.ID</w:t>
-          </w:r>
-        </w:p>
-      </w:tc>
-      <w:tc>
-        <w:tcPr>
-          <w:tcW w:type="dxa" w:w="2700"/>
-          <w:tcW w:w="4062" w:type="dxa"/>
-          <w:tcMar>
-            <w:top w:w="40" w:type="dxa"/>
-            <w:left w:w="60" w:type="dxa"/>
-            <w:bottom w:w="40" w:type="dxa"/>
-            <w:right w:w="60" w:type="dxa"/>
-          </w:tcMar>
-          <w:tcBorders>
-            <w:top w:val="single" w:sz="2" w:space="0" w:color="CBD5E1"/>
-            <w:left w:val="single" w:sz="2" w:space="0" w:color="CBD5E1"/>
-            <w:bottom w:val="single" w:sz="2" w:space="0" w:color="CBD5E1"/>
-            <w:right w:val="single" w:sz="2" w:space="0" w:color="CBD5E1"/>
-          </w:tcBorders>
-        </w:tcPr>
-        <w:p>
-          <w:pPr>
-            <w:spacing w:before="0" w:after="0" w:line="240" w:lineRule="auto"/>
-          </w:pPr>
-          <w:r>
-            <w:rPr>
-              <w:rFonts w:ascii="Cambria, serif" w:hAnsi="Cambria, serif"/>
-              <w:color w:val="0D0D0D"/>
-              <w:sz w:val="18"/>
-            </w:rPr>
-            <w:t>:SDL2603090101</w:t>
-          </w:r>
-        </w:p>
-      </w:tc>
-    </w:tr>
-    <w:tr>
-      <w:tc>
-        <w:tcPr>
-          <w:tcW w:type="dxa" w:w="2700"/>
-          <w:tcW w:w="1744" w:type="dxa"/>
-          <w:tcMar>
-            <w:top w:w="40" w:type="dxa"/>
-            <w:left w:w="60" w:type="dxa"/>
-            <w:bottom w:w="40" w:type="dxa"/>
-            <w:right w:w="60" w:type="dxa"/>
-          </w:tcMar>
-          <w:tcBorders>
-            <w:top w:val="single" w:sz="2" w:space="0" w:color="CBD5E1"/>
-            <w:left w:val="single" w:sz="2" w:space="0" w:color="CBD5E1"/>
-            <w:bottom w:val="single" w:sz="2" w:space="0" w:color="CBD5E1"/>
-            <w:right w:val="single" w:sz="2" w:space="0" w:color="CBD5E1"/>
-          </w:tcBorders>
-        </w:tcPr>
-        <w:p>
-          <w:pPr>
-            <w:spacing w:before="0" w:after="0" w:line="240" w:lineRule="auto"/>
-          </w:pPr>
-          <w:r>
-            <w:rPr>
-              <w:rFonts w:ascii="Cambria, serif" w:hAnsi="Cambria, serif"/>
-              <w:b/>
-              <w:color w:val="1F497D"/>
-              <w:sz w:val="18"/>
-            </w:rPr>
-            <w:t>Collection Date</w:t>
-          </w:r>
-        </w:p>
-      </w:tc>
-      <w:tc>
-        <w:tcPr>
-          <w:tcW w:type="dxa" w:w="2700"/>
-          <w:tcW w:w="3215" w:type="dxa"/>
-          <w:tcMar>
-            <w:top w:w="40" w:type="dxa"/>
-            <w:left w:w="60" w:type="dxa"/>
-            <w:bottom w:w="40" w:type="dxa"/>
-            <w:right w:w="60" w:type="dxa"/>
-          </w:tcMar>
-          <w:tcBorders>
-            <w:top w:val="single" w:sz="2" w:space="0" w:color="CBD5E1"/>
-            <w:left w:val="single" w:sz="2" w:space="0" w:color="CBD5E1"/>
-            <w:bottom w:val="single" w:sz="2" w:space="0" w:color="CBD5E1"/>
-            <w:right w:val="single" w:sz="2" w:space="0" w:color="CBD5E1"/>
-          </w:tcBorders>
-        </w:tcPr>
-        <w:p>
-          <w:pPr>
-            <w:spacing w:before="0" w:after="0" w:line="240" w:lineRule="auto"/>
-          </w:pPr>
-          <w:r>
-            <w:rPr>
-              <w:rFonts w:ascii="Cambria, serif" w:hAnsi="Cambria, serif"/>
-              <w:color w:val="0D0D0D"/>
-              <w:sz w:val="18"/>
-            </w:rPr>
-            <w:t>: 09/Mar/2026 08:21PM</w:t>
-          </w:r>
-        </w:p>
-      </w:tc>
-      <w:tc>
-        <w:tcPr>
-          <w:tcW w:type="dxa" w:w="2700"/>
-          <w:tcW w:w="1779" w:type="dxa"/>
-          <w:tcMar>
-            <w:top w:w="40" w:type="dxa"/>
-            <w:left w:w="60" w:type="dxa"/>
-            <w:bottom w:w="40" w:type="dxa"/>
-            <w:right w:w="60" w:type="dxa"/>
-          </w:tcMar>
-          <w:tcBorders>
-            <w:top w:val="single" w:sz="2" w:space="0" w:color="CBD5E1"/>
-            <w:left w:val="single" w:sz="2" w:space="0" w:color="CBD5E1"/>
-            <w:bottom w:val="single" w:sz="2" w:space="0" w:color="CBD5E1"/>
-            <w:right w:val="single" w:sz="2" w:space="0" w:color="CBD5E1"/>
-          </w:tcBorders>
-        </w:tcPr>
-        <w:p>
-          <w:pPr>
-            <w:spacing w:before="0" w:after="0" w:line="240" w:lineRule="auto"/>
-          </w:pPr>
-          <w:r>
-            <w:rPr>
-              <w:rFonts w:ascii="Cambria, serif" w:hAnsi="Cambria, serif"/>
-              <w:b/>
-              <w:color w:val="1F497D"/>
-              <w:sz w:val="18"/>
-            </w:rPr>
-            <w:t>Referred By</w:t>
-          </w:r>
-        </w:p>
-      </w:tc>
-      <w:tc>
-        <w:tcPr>
-          <w:tcW w:type="dxa" w:w="2700"/>
-          <w:tcW w:w="4062" w:type="dxa"/>
-          <w:tcMar>
-            <w:top w:w="40" w:type="dxa"/>
-            <w:left w:w="60" w:type="dxa"/>
-            <w:bottom w:w="40" w:type="dxa"/>
-            <w:right w:w="60" w:type="dxa"/>
-          </w:tcMar>
-          <w:tcBorders>
-            <w:top w:val="single" w:sz="2" w:space="0" w:color="CBD5E1"/>
-            <w:left w:val="single" w:sz="2" w:space="0" w:color="CBD5E1"/>
-            <w:bottom w:val="single" w:sz="2" w:space="0" w:color="CBD5E1"/>
-            <w:right w:val="single" w:sz="2" w:space="0" w:color="CBD5E1"/>
-          </w:tcBorders>
-        </w:tcPr>
-        <w:p>
-          <w:pPr>
-            <w:spacing w:before="0" w:after="0" w:line="240" w:lineRule="auto"/>
-          </w:pPr>
-          <w:r>
-            <w:rPr>
-              <w:rFonts w:ascii="Cambria, serif" w:hAnsi="Cambria, serif"/>
-              <w:color w:val="0D0D0D"/>
-              <w:sz w:val="18"/>
-            </w:rPr>
-            <w:t>:DR VEENA KALRA</w:t>
-          </w:r>
-        </w:p>
-      </w:tc>
-    </w:tr>
-    <w:tr>
-      <w:tc>
-        <w:tcPr>
-          <w:tcW w:type="dxa" w:w="2700"/>
-          <w:tcW w:w="1744" w:type="dxa"/>
-          <w:tcMar>
-            <w:top w:w="40" w:type="dxa"/>
-            <w:left w:w="60" w:type="dxa"/>
-            <w:bottom w:w="40" w:type="dxa"/>
-            <w:right w:w="60" w:type="dxa"/>
-          </w:tcMar>
-          <w:tcBorders>
-            <w:top w:val="single" w:sz="2" w:space="0" w:color="CBD5E1"/>
-            <w:left w:val="single" w:sz="2" w:space="0" w:color="CBD5E1"/>
-            <w:bottom w:val="single" w:sz="2" w:space="0" w:color="CBD5E1"/>
-            <w:right w:val="single" w:sz="2" w:space="0" w:color="CBD5E1"/>
-          </w:tcBorders>
-        </w:tcPr>
-        <w:p>
-          <w:pPr>
-            <w:spacing w:before="0" w:after="0" w:line="240" w:lineRule="auto"/>
-          </w:pPr>
-          <w:r>
-            <w:rPr>
-              <w:rFonts w:ascii="Cambria, serif" w:hAnsi="Cambria, serif"/>
-              <w:b/>
-              <w:color w:val="1F497D"/>
-              <w:sz w:val="18"/>
-            </w:rPr>
-            <w:t>Received Date</w:t>
-          </w:r>
-        </w:p>
-      </w:tc>
-      <w:tc>
-        <w:tcPr>
-          <w:tcW w:type="dxa" w:w="2700"/>
-          <w:tcW w:w="3215" w:type="dxa"/>
-          <w:tcMar>
-            <w:top w:w="40" w:type="dxa"/>
-            <w:left w:w="60" w:type="dxa"/>
-            <w:bottom w:w="40" w:type="dxa"/>
-            <w:right w:w="60" w:type="dxa"/>
-          </w:tcMar>
-          <w:tcBorders>
-            <w:top w:val="single" w:sz="2" w:space="0" w:color="CBD5E1"/>
-            <w:left w:val="single" w:sz="2" w:space="0" w:color="CBD5E1"/>
-            <w:bottom w:val="single" w:sz="2" w:space="0" w:color="CBD5E1"/>
-            <w:right w:val="single" w:sz="2" w:space="0" w:color="CBD5E1"/>
-          </w:tcBorders>
-        </w:tcPr>
-        <w:p>
-          <w:pPr>
-            <w:spacing w:before="0" w:after="0" w:line="240" w:lineRule="auto"/>
-          </w:pPr>
-          <w:r>
-            <w:rPr>
-              <w:rFonts w:ascii="Cambria, serif" w:hAnsi="Cambria, serif"/>
-              <w:color w:val="0D0D0D"/>
-              <w:sz w:val="18"/>
-            </w:rPr>
-            <w:t>: 10/Mar/2026 02:08PM</w:t>
-          </w:r>
-        </w:p>
-      </w:tc>
-      <w:tc>
-        <w:tcPr>
-          <w:tcW w:type="dxa" w:w="2700"/>
-          <w:tcW w:w="1779" w:type="dxa"/>
-          <w:tcMar>
-            <w:top w:w="40" w:type="dxa"/>
-            <w:left w:w="60" w:type="dxa"/>
-            <w:bottom w:w="40" w:type="dxa"/>
-            <w:right w:w="60" w:type="dxa"/>
-          </w:tcMar>
-          <w:tcBorders>
-            <w:top w:val="single" w:sz="2" w:space="0" w:color="CBD5E1"/>
-            <w:left w:val="single" w:sz="2" w:space="0" w:color="CBD5E1"/>
-            <w:bottom w:val="single" w:sz="2" w:space="0" w:color="CBD5E1"/>
-            <w:right w:val="single" w:sz="2" w:space="0" w:color="CBD5E1"/>
-          </w:tcBorders>
-        </w:tcPr>
-        <w:p>
-          <w:pPr>
-            <w:spacing w:before="0" w:after="0" w:line="240" w:lineRule="auto"/>
-          </w:pPr>
-          <w:r>
-            <w:rPr>
-              <w:rFonts w:ascii="Cambria, serif" w:hAnsi="Cambria, serif"/>
-              <w:b/>
-              <w:color w:val="1F497D"/>
-              <w:sz w:val="18"/>
-            </w:rPr>
-            <w:t>Report Date</w:t>
-          </w:r>
-        </w:p>
-      </w:tc>
-      <w:tc>
-        <w:tcPr>
-          <w:tcW w:type="dxa" w:w="2700"/>
-          <w:tcW w:w="4062" w:type="dxa"/>
-          <w:tcMar>
-            <w:top w:w="40" w:type="dxa"/>
-            <w:left w:w="60" w:type="dxa"/>
-            <w:bottom w:w="40" w:type="dxa"/>
-            <w:right w:w="60" w:type="dxa"/>
-          </w:tcMar>
-          <w:tcBorders>
-            <w:top w:val="single" w:sz="2" w:space="0" w:color="CBD5E1"/>
-            <w:left w:val="single" w:sz="2" w:space="0" w:color="CBD5E1"/>
-            <w:bottom w:val="single" w:sz="2" w:space="0" w:color="CBD5E1"/>
-            <w:right w:val="single" w:sz="2" w:space="0" w:color="CBD5E1"/>
-          </w:tcBorders>
-        </w:tcPr>
-        <w:p>
-          <w:pPr>
-            <w:spacing w:before="0" w:after="0" w:line="240" w:lineRule="auto"/>
-          </w:pPr>
-          <w:r>
-            <w:rPr>
-              <w:rFonts w:ascii="Cambria, serif" w:hAnsi="Cambria, serif"/>
-              <w:color w:val="0D0D0D"/>
-              <w:sz w:val="18"/>
-            </w:rPr>
-            <w:t>:15/APR/2026 03:41PM</w:t>
-          </w:r>
-        </w:p>
-      </w:tc>
-    </w:tr>
-    <w:tr>
-      <w:tc>
-        <w:tcPr>
-          <w:tcW w:type="dxa" w:w="2700"/>
-          <w:tcW w:w="1744" w:type="dxa"/>
-          <w:tcMar>
-            <w:top w:w="40" w:type="dxa"/>
-            <w:left w:w="60" w:type="dxa"/>
-            <w:bottom w:w="40" w:type="dxa"/>
-            <w:right w:w="60" w:type="dxa"/>
-          </w:tcMar>
-          <w:tcBorders>
-            <w:top w:val="single" w:sz="2" w:space="0" w:color="CBD5E1"/>
-            <w:left w:val="single" w:sz="2" w:space="0" w:color="CBD5E1"/>
-            <w:bottom w:val="single" w:sz="2" w:space="0" w:color="CBD5E1"/>
-            <w:right w:val="single" w:sz="2" w:space="0" w:color="CBD5E1"/>
-          </w:tcBorders>
-        </w:tcPr>
-        <w:p>
-          <w:pPr>
-            <w:spacing w:before="0" w:after="0" w:line="240" w:lineRule="auto"/>
-          </w:pPr>
-          <w:r>
-            <w:rPr>
-              <w:rFonts w:ascii="Cambria, serif" w:hAnsi="Cambria, serif"/>
-              <w:b/>
-              <w:color w:val="1F497D"/>
-              <w:sz w:val="18"/>
-            </w:rPr>
-            <w:t>Registration Date</w:t>
-          </w:r>
-        </w:p>
-      </w:tc>
-      <w:tc>
-        <w:tcPr>
-          <w:tcW w:type="dxa" w:w="2700"/>
-          <w:tcW w:w="3215" w:type="dxa"/>
-          <w:tcMar>
-            <w:top w:w="40" w:type="dxa"/>
-            <w:left w:w="60" w:type="dxa"/>
-            <w:bottom w:w="40" w:type="dxa"/>
-            <w:right w:w="60" w:type="dxa"/>
-          </w:tcMar>
-          <w:tcBorders>
-            <w:top w:val="single" w:sz="2" w:space="0" w:color="CBD5E1"/>
-            <w:left w:val="single" w:sz="2" w:space="0" w:color="CBD5E1"/>
-            <w:bottom w:val="single" w:sz="2" w:space="0" w:color="CBD5E1"/>
-            <w:right w:val="single" w:sz="2" w:space="0" w:color="CBD5E1"/>
-          </w:tcBorders>
-        </w:tcPr>
-        <w:p>
-          <w:pPr>
-            <w:spacing w:before="0" w:after="0" w:line="240" w:lineRule="auto"/>
-          </w:pPr>
-          <w:r>
-            <w:rPr>
-              <w:rFonts w:ascii="Cambria, serif" w:hAnsi="Cambria, serif"/>
-              <w:color w:val="0D0D0D"/>
-              <w:sz w:val="18"/>
-            </w:rPr>
-            <w:t>: 09/Mar/2026 08:21PM</w:t>
-          </w:r>
-        </w:p>
-      </w:tc>
-      <w:tc>
-        <w:tcPr>
-          <w:tcW w:type="dxa" w:w="2700"/>
-          <w:tcW w:w="1779" w:type="dxa"/>
-          <w:tcMar>
-            <w:top w:w="40" w:type="dxa"/>
-            <w:left w:w="60" w:type="dxa"/>
-            <w:bottom w:w="40" w:type="dxa"/>
-            <w:right w:w="60" w:type="dxa"/>
-          </w:tcMar>
-          <w:tcBorders>
-            <w:top w:val="single" w:sz="2" w:space="0" w:color="CBD5E1"/>
-            <w:left w:val="single" w:sz="2" w:space="0" w:color="CBD5E1"/>
-            <w:bottom w:val="single" w:sz="2" w:space="0" w:color="CBD5E1"/>
-            <w:right w:val="single" w:sz="2" w:space="0" w:color="CBD5E1"/>
-          </w:tcBorders>
-        </w:tcPr>
-        <w:p>
-          <w:pPr>
-            <w:spacing w:before="0" w:after="0" w:line="240" w:lineRule="auto"/>
-          </w:pPr>
-          <w:r>
-            <w:rPr>
-              <w:rFonts w:ascii="Cambria, serif" w:hAnsi="Cambria, serif"/>
-              <w:b/>
-              <w:color w:val="1F497D"/>
-              <w:sz w:val="18"/>
-            </w:rPr>
-            <w:t>Sample Type</w:t>
-          </w:r>
-        </w:p>
-      </w:tc>
-      <w:tc>
-        <w:tcPr>
-          <w:tcW w:type="dxa" w:w="2700"/>
-          <w:tcW w:w="4062" w:type="dxa"/>
-          <w:tcMar>
-            <w:top w:w="40" w:type="dxa"/>
-            <w:left w:w="60" w:type="dxa"/>
-            <w:bottom w:w="40" w:type="dxa"/>
-            <w:right w:w="60" w:type="dxa"/>
-          </w:tcMar>
-          <w:tcBorders>
-            <w:top w:val="single" w:sz="2" w:space="0" w:color="CBD5E1"/>
-            <w:left w:val="single" w:sz="2" w:space="0" w:color="CBD5E1"/>
-            <w:bottom w:val="single" w:sz="2" w:space="0" w:color="CBD5E1"/>
-            <w:right w:val="single" w:sz="2" w:space="0" w:color="CBD5E1"/>
-          </w:tcBorders>
-        </w:tcPr>
-        <w:p>
-          <w:pPr>
-            <w:spacing w:before="0" w:after="0" w:line="240" w:lineRule="auto"/>
-          </w:pPr>
-          <w:r>
-            <w:rPr>
-              <w:rFonts w:ascii="Cambria, serif" w:hAnsi="Cambria, serif"/>
-              <w:color w:val="0D0D0D"/>
-              <w:sz w:val="18"/>
-            </w:rPr>
-            <w:t>: EDTA PERIPHERAL BLOOD</w:t>
-          </w:r>
-        </w:p>
-      </w:tc>
-    </w:tr>
-  </w:tbl>
-</w:hdr>
 </file>
 
 <file path=word/numbering.xml><?xml version="1.0" encoding="utf-8"?>

--- a/output/TestReport_DULAL NAHA (KOL2604070057)_2600128556_11d3f985-7e08-40be-91b4-48b35be363ee.docx
+++ b/output/TestReport_DULAL NAHA (KOL2604070057)_2600128556_11d3f985-7e08-40be-91b4-48b35be363ee.docx
@@ -18,12 +18,12 @@
         <w:jc w:val="center"/>
         <w:tblLook w:firstColumn="1" w:firstRow="1" w:lastColumn="0" w:lastRow="0" w:noHBand="0" w:noVBand="1" w:val="04A0"/>
         <w:tblBorders>
-          <w:top w:val="single" w:sz="2" w:space="0" w:color="cbd5e1"/>
-          <w:left w:val="single" w:sz="2" w:space="0" w:color="cbd5e1"/>
-          <w:bottom w:val="single" w:sz="2" w:space="0" w:color="cbd5e1"/>
-          <w:right w:val="single" w:sz="2" w:space="0" w:color="cbd5e1"/>
-          <w:insideH w:val="single" w:sz="2" w:space="0" w:color="cbd5e1"/>
-          <w:insideV w:val="single" w:sz="2" w:space="0" w:color="cbd5e1"/>
+          <w:top w:val="single" w:sz="2" w:space="0" w:color="000000"/>
+          <w:left w:val="single" w:sz="2" w:space="0" w:color="000000"/>
+          <w:bottom w:val="single" w:sz="2" w:space="0" w:color="000000"/>
+          <w:right w:val="single" w:sz="2" w:space="0" w:color="000000"/>
+          <w:insideH w:val="single" w:sz="2" w:space="0" w:color="000000"/>
+          <w:insideV w:val="single" w:sz="2" w:space="0" w:color="000000"/>
         </w:tblBorders>
       </w:tblPr>
       <w:tblGrid>
@@ -409,41 +409,7 @@
     </w:p>
     <w:p>
       <w:pPr>
-        <w:keepNext/>
-        <w:spacing w:before="78" w:after="80"/>
-        <w:jc w:val="left"/>
-      </w:pPr>
-      <w:r>
-        <w:rPr>
-          <w:rFonts w:ascii="Cambria" w:hAnsi="Cambria"/>
-          <w:b/>
-          <w:i w:val="0"/>
-          <w:color w:val="1F497D"/>
-          <w:sz w:val="26"/>
-        </w:rPr>
-        <w:t>Liquidseq Actionable Genomic Profiling Panel</w:t>
-      </w:r>
-    </w:p>
-    <w:p>
-      <w:pPr>
-        <w:keepNext/>
-        <w:spacing w:before="0" w:after="80"/>
-        <w:jc w:val="left"/>
-      </w:pPr>
-      <w:r>
-        <w:rPr>
-          <w:rFonts w:ascii="Cambria" w:hAnsi="Cambria"/>
-          <w:b/>
-          <w:i w:val="0"/>
-          <w:color w:val="1F497D"/>
-          <w:sz w:val="26"/>
-        </w:rPr>
-        <w:t>On Illumina Novaseq 6000 Platform</w:t>
-      </w:r>
-    </w:p>
-    <w:p>
-      <w:pPr>
-        <w:spacing w:before="289" w:after="80" w:line="276" w:lineRule="auto"/>
+        <w:spacing w:before="360" w:after="80" w:line="276" w:lineRule="auto"/>
         <w:jc w:val="left"/>
       </w:pPr>
       <w:r>
@@ -458,18 +424,28 @@
     <w:p>
       <w:pPr>
         <w:keepNext/>
-        <w:spacing w:before="316" w:after="80"/>
-        <w:jc w:val="left"/>
+        <w:shd w:val="clear" w:color="auto" w:fill="C00000"/>
+        <w:spacing w:before="160" w:after="160"/>
+        <w:jc w:val="center"/>
       </w:pPr>
       <w:r>
         <w:rPr>
           <w:rFonts w:ascii="Cambria" w:hAnsi="Cambria"/>
           <w:b/>
-          <w:i w:val="0"/>
-          <w:color w:val="1F497D"/>
+          <w:color w:val="FFFFFF"/>
           <w:sz w:val="26"/>
         </w:rPr>
-        <w:t>Positive (Clinically significant Variant detected)</w:t>
+        <w:t>Positive</w:t>
+        <w:br/>
+      </w:r>
+      <w:r>
+        <w:rPr>
+          <w:rFonts w:ascii="Cambria" w:hAnsi="Cambria"/>
+          <w:b w:val="0"/>
+          <w:color w:val="FFFFFF"/>
+          <w:sz w:val="19"/>
+        </w:rPr>
+        <w:t>(Clinically significant Variant detected)</w:t>
       </w:r>
     </w:p>
     <w:p>
@@ -483,8 +459,8 @@
           <w:rFonts w:ascii="Cambria" w:hAnsi="Cambria"/>
           <w:b/>
           <w:i w:val="0"/>
-          <w:color w:val="1F497D"/>
-          <w:sz w:val="26"/>
+          <w:color w:val="008080"/>
+          <w:sz w:val="24"/>
         </w:rPr>
         <w:t>Report Highlights:</w:t>
       </w:r>
@@ -505,12 +481,12 @@
         <w:jc w:val="center"/>
         <w:tblLook w:firstColumn="1" w:firstRow="1" w:lastColumn="0" w:lastRow="0" w:noHBand="0" w:noVBand="1" w:val="04A0"/>
         <w:tblBorders>
-          <w:top w:val="single" w:sz="4" w:space="0" w:color="1f497d"/>
-          <w:left w:val="single" w:sz="4" w:space="0" w:color="1f497d"/>
-          <w:bottom w:val="single" w:sz="4" w:space="0" w:color="1f497d"/>
-          <w:right w:val="single" w:sz="4" w:space="0" w:color="1f497d"/>
-          <w:insideH w:val="single" w:sz="4" w:space="0" w:color="1f497d"/>
-          <w:insideV w:val="single" w:sz="4" w:space="0" w:color="1f497d"/>
+          <w:top w:val="single" w:sz="4" w:space="0" w:color="000000"/>
+          <w:left w:val="single" w:sz="4" w:space="0" w:color="000000"/>
+          <w:bottom w:val="single" w:sz="4" w:space="0" w:color="000000"/>
+          <w:right w:val="single" w:sz="4" w:space="0" w:color="000000"/>
+          <w:insideH w:val="single" w:sz="4" w:space="0" w:color="000000"/>
+          <w:insideV w:val="single" w:sz="4" w:space="0" w:color="000000"/>
         </w:tblBorders>
       </w:tblPr>
       <w:tblGrid>
@@ -529,7 +505,7 @@
         <w:tc>
           <w:tcPr>
             <w:tcW w:type="dxa" w:w="1570"/>
-            <w:shd w:val="clear" w:color="auto" w:fill="1f497d"/>
+            <w:shd w:val="clear" w:color="auto" w:fill="008080"/>
             <w:tcMar>
               <w:top w:w="60" w:type="dxa"/>
               <w:bottom w:w="60" w:type="dxa"/>
@@ -546,7 +522,7 @@
                 <w:rFonts w:ascii="Cambria" w:hAnsi="Cambria"/>
                 <w:b/>
                 <w:color w:val="FFFFFF"/>
-                <w:sz w:val="19"/>
+                <w:sz w:val="20"/>
               </w:rPr>
               <w:t>Tier I</w:t>
             </w:r>
@@ -555,7 +531,7 @@
         <w:tc>
           <w:tcPr>
             <w:tcW w:type="dxa" w:w="1646"/>
-            <w:shd w:val="clear" w:color="auto" w:fill="1f497d"/>
+            <w:shd w:val="clear" w:color="auto" w:fill="008080"/>
             <w:tcMar>
               <w:top w:w="60" w:type="dxa"/>
               <w:bottom w:w="60" w:type="dxa"/>
@@ -572,7 +548,7 @@
                 <w:rFonts w:ascii="Cambria" w:hAnsi="Cambria"/>
                 <w:b/>
                 <w:color w:val="FFFFFF"/>
-                <w:sz w:val="19"/>
+                <w:sz w:val="20"/>
               </w:rPr>
               <w:t>Tier II</w:t>
             </w:r>
@@ -581,7 +557,7 @@
         <w:tc>
           <w:tcPr>
             <w:tcW w:type="dxa" w:w="1719"/>
-            <w:shd w:val="clear" w:color="auto" w:fill="1f497d"/>
+            <w:shd w:val="clear" w:color="auto" w:fill="008080"/>
             <w:tcMar>
               <w:top w:w="60" w:type="dxa"/>
               <w:bottom w:w="60" w:type="dxa"/>
@@ -598,7 +574,7 @@
                 <w:rFonts w:ascii="Cambria" w:hAnsi="Cambria"/>
                 <w:b/>
                 <w:color w:val="FFFFFF"/>
-                <w:sz w:val="19"/>
+                <w:sz w:val="20"/>
               </w:rPr>
               <w:t>Tier III</w:t>
             </w:r>
@@ -607,7 +583,7 @@
         <w:tc>
           <w:tcPr>
             <w:tcW w:type="dxa" w:w="1570"/>
-            <w:shd w:val="clear" w:color="auto" w:fill="1f497d"/>
+            <w:shd w:val="clear" w:color="auto" w:fill="008080"/>
             <w:tcMar>
               <w:top w:w="60" w:type="dxa"/>
               <w:bottom w:w="60" w:type="dxa"/>
@@ -624,7 +600,7 @@
                 <w:rFonts w:ascii="Cambria" w:hAnsi="Cambria"/>
                 <w:b/>
                 <w:color w:val="FFFFFF"/>
-                <w:sz w:val="19"/>
+                <w:sz w:val="20"/>
               </w:rPr>
               <w:t>MSI</w:t>
             </w:r>
@@ -633,7 +609,7 @@
         <w:tc>
           <w:tcPr>
             <w:tcW w:type="dxa" w:w="1789"/>
-            <w:shd w:val="clear" w:color="auto" w:fill="1f497d"/>
+            <w:shd w:val="clear" w:color="auto" w:fill="008080"/>
             <w:tcMar>
               <w:top w:w="60" w:type="dxa"/>
               <w:bottom w:w="60" w:type="dxa"/>
@@ -650,7 +626,7 @@
                 <w:rFonts w:ascii="Cambria" w:hAnsi="Cambria"/>
                 <w:b/>
                 <w:color w:val="FFFFFF"/>
-                <w:sz w:val="19"/>
+                <w:sz w:val="20"/>
               </w:rPr>
               <w:t>Therapies</w:t>
             </w:r>
@@ -659,7 +635,7 @@
         <w:tc>
           <w:tcPr>
             <w:tcW w:type="dxa" w:w="2172"/>
-            <w:shd w:val="clear" w:color="auto" w:fill="1f497d"/>
+            <w:shd w:val="clear" w:color="auto" w:fill="008080"/>
             <w:tcMar>
               <w:top w:w="60" w:type="dxa"/>
               <w:bottom w:w="60" w:type="dxa"/>
@@ -676,7 +652,7 @@
                 <w:rFonts w:ascii="Cambria" w:hAnsi="Cambria"/>
                 <w:b/>
                 <w:color w:val="FFFFFF"/>
-                <w:sz w:val="19"/>
+                <w:sz w:val="20"/>
               </w:rPr>
               <w:t>Clinical Trials</w:t>
             </w:r>
@@ -690,6 +666,7 @@
         <w:tc>
           <w:tcPr>
             <w:tcW w:type="dxa" w:w="1570"/>
+            <w:shd w:val="clear" w:color="auto" w:fill="f8f8f8"/>
             <w:tcMar>
               <w:top w:w="60" w:type="dxa"/>
               <w:bottom w:w="60" w:type="dxa"/>
@@ -698,11 +675,16 @@
             </w:tcMar>
           </w:tcPr>
           <w:p>
+            <w:pPr>
+              <w:jc w:val="left"/>
+            </w:pPr>
             <w:r>
               <w:rPr>
                 <w:rFonts w:ascii="Cambria" w:hAnsi="Cambria"/>
+                <w:b w:val="0"/>
+                <w:i w:val="0"/>
                 <w:color w:val="000000"/>
-                <w:sz w:val="19"/>
+                <w:sz w:val="20"/>
               </w:rPr>
               <w:t>0</w:t>
             </w:r>
@@ -711,6 +693,7 @@
         <w:tc>
           <w:tcPr>
             <w:tcW w:type="dxa" w:w="1646"/>
+            <w:shd w:val="clear" w:color="auto" w:fill="f8f8f8"/>
             <w:tcMar>
               <w:top w:w="60" w:type="dxa"/>
               <w:bottom w:w="60" w:type="dxa"/>
@@ -719,11 +702,16 @@
             </w:tcMar>
           </w:tcPr>
           <w:p>
+            <w:pPr>
+              <w:jc w:val="left"/>
+            </w:pPr>
             <w:r>
               <w:rPr>
                 <w:rFonts w:ascii="Cambria" w:hAnsi="Cambria"/>
+                <w:b w:val="0"/>
+                <w:i w:val="0"/>
                 <w:color w:val="000000"/>
-                <w:sz w:val="19"/>
+                <w:sz w:val="20"/>
               </w:rPr>
               <w:t>1</w:t>
             </w:r>
@@ -732,6 +720,7 @@
         <w:tc>
           <w:tcPr>
             <w:tcW w:type="dxa" w:w="1719"/>
+            <w:shd w:val="clear" w:color="auto" w:fill="f8f8f8"/>
             <w:tcMar>
               <w:top w:w="60" w:type="dxa"/>
               <w:bottom w:w="60" w:type="dxa"/>
@@ -740,11 +729,16 @@
             </w:tcMar>
           </w:tcPr>
           <w:p>
+            <w:pPr>
+              <w:jc w:val="left"/>
+            </w:pPr>
             <w:r>
               <w:rPr>
                 <w:rFonts w:ascii="Cambria" w:hAnsi="Cambria"/>
+                <w:b w:val="0"/>
+                <w:i w:val="0"/>
                 <w:color w:val="000000"/>
-                <w:sz w:val="19"/>
+                <w:sz w:val="20"/>
               </w:rPr>
               <w:t>0</w:t>
             </w:r>
@@ -753,6 +747,7 @@
         <w:tc>
           <w:tcPr>
             <w:tcW w:type="dxa" w:w="1570"/>
+            <w:shd w:val="clear" w:color="auto" w:fill="f8f8f8"/>
             <w:tcMar>
               <w:top w:w="60" w:type="dxa"/>
               <w:bottom w:w="60" w:type="dxa"/>
@@ -761,12 +756,16 @@
             </w:tcMar>
           </w:tcPr>
           <w:p>
+            <w:pPr>
+              <w:jc w:val="left"/>
+            </w:pPr>
             <w:r>
               <w:rPr>
                 <w:rFonts w:ascii="Cambria" w:hAnsi="Cambria"/>
-                <w:b/>
-                <w:color w:val="008000"/>
-                <w:sz w:val="19"/>
+                <w:b w:val="0"/>
+                <w:i w:val="0"/>
+                <w:color w:val="000000"/>
+                <w:sz w:val="20"/>
               </w:rPr>
               <w:t>Stable</w:t>
             </w:r>
@@ -775,6 +774,7 @@
         <w:tc>
           <w:tcPr>
             <w:tcW w:type="dxa" w:w="1789"/>
+            <w:shd w:val="clear" w:color="auto" w:fill="f8f8f8"/>
             <w:tcMar>
               <w:top w:w="60" w:type="dxa"/>
               <w:bottom w:w="60" w:type="dxa"/>
@@ -783,11 +783,16 @@
             </w:tcMar>
           </w:tcPr>
           <w:p>
+            <w:pPr>
+              <w:jc w:val="left"/>
+            </w:pPr>
             <w:r>
               <w:rPr>
                 <w:rFonts w:ascii="Cambria" w:hAnsi="Cambria"/>
+                <w:b w:val="0"/>
+                <w:i w:val="0"/>
                 <w:color w:val="000000"/>
-                <w:sz w:val="19"/>
+                <w:sz w:val="20"/>
               </w:rPr>
               <w:t>0</w:t>
             </w:r>
@@ -796,6 +801,7 @@
         <w:tc>
           <w:tcPr>
             <w:tcW w:type="dxa" w:w="2172"/>
+            <w:shd w:val="clear" w:color="auto" w:fill="f8f8f8"/>
             <w:tcMar>
               <w:top w:w="60" w:type="dxa"/>
               <w:bottom w:w="60" w:type="dxa"/>
@@ -804,11 +810,16 @@
             </w:tcMar>
           </w:tcPr>
           <w:p>
+            <w:pPr>
+              <w:jc w:val="right"/>
+            </w:pPr>
             <w:r>
               <w:rPr>
                 <w:rFonts w:ascii="Cambria" w:hAnsi="Cambria"/>
+                <w:b w:val="0"/>
+                <w:i w:val="0"/>
                 <w:color w:val="000000"/>
-                <w:sz w:val="19"/>
+                <w:sz w:val="20"/>
               </w:rPr>
               <w:t>43</w:t>
             </w:r>
@@ -837,8 +848,8 @@
           <w:rFonts w:ascii="Cambria" w:hAnsi="Cambria"/>
           <w:b/>
           <w:i w:val="0"/>
-          <w:color w:val="1F497D"/>
-          <w:sz w:val="26"/>
+          <w:color w:val="008080"/>
+          <w:sz w:val="24"/>
         </w:rPr>
         <w:t>Key Findings:</w:t>
       </w:r>
@@ -859,12 +870,12 @@
         <w:jc w:val="center"/>
         <w:tblLook w:firstColumn="1" w:firstRow="1" w:lastColumn="0" w:lastRow="0" w:noHBand="0" w:noVBand="1" w:val="04A0"/>
         <w:tblBorders>
-          <w:top w:val="single" w:sz="4" w:space="0" w:color="1f497d"/>
-          <w:left w:val="single" w:sz="4" w:space="0" w:color="1f497d"/>
-          <w:bottom w:val="single" w:sz="4" w:space="0" w:color="1f497d"/>
-          <w:right w:val="single" w:sz="4" w:space="0" w:color="1f497d"/>
-          <w:insideH w:val="single" w:sz="4" w:space="0" w:color="1f497d"/>
-          <w:insideV w:val="single" w:sz="4" w:space="0" w:color="1f497d"/>
+          <w:top w:val="single" w:sz="4" w:space="0" w:color="000000"/>
+          <w:left w:val="single" w:sz="4" w:space="0" w:color="000000"/>
+          <w:bottom w:val="single" w:sz="4" w:space="0" w:color="000000"/>
+          <w:right w:val="single" w:sz="4" w:space="0" w:color="000000"/>
+          <w:insideH w:val="single" w:sz="4" w:space="0" w:color="000000"/>
+          <w:insideV w:val="single" w:sz="4" w:space="0" w:color="000000"/>
         </w:tblBorders>
       </w:tblPr>
       <w:tblGrid>
@@ -882,7 +893,7 @@
         <w:tc>
           <w:tcPr>
             <w:tcW w:type="dxa" w:w="1496"/>
-            <w:shd w:val="clear" w:color="auto" w:fill="1f497d"/>
+            <w:shd w:val="clear" w:color="auto" w:fill="008080"/>
             <w:tcMar>
               <w:top w:w="60" w:type="dxa"/>
               <w:bottom w:w="60" w:type="dxa"/>
@@ -899,7 +910,7 @@
                 <w:rFonts w:ascii="Cambria" w:hAnsi="Cambria"/>
                 <w:b/>
                 <w:color w:val="FFFFFF"/>
-                <w:sz w:val="19"/>
+                <w:sz w:val="20"/>
               </w:rPr>
               <w:t>Tier</w:t>
             </w:r>
@@ -908,7 +919,7 @@
         <w:tc>
           <w:tcPr>
             <w:tcW w:type="dxa" w:w="2607"/>
-            <w:shd w:val="clear" w:color="auto" w:fill="1f497d"/>
+            <w:shd w:val="clear" w:color="auto" w:fill="008080"/>
             <w:tcMar>
               <w:top w:w="60" w:type="dxa"/>
               <w:bottom w:w="60" w:type="dxa"/>
@@ -925,7 +936,7 @@
                 <w:rFonts w:ascii="Cambria" w:hAnsi="Cambria"/>
                 <w:b/>
                 <w:color w:val="FFFFFF"/>
-                <w:sz w:val="19"/>
+                <w:sz w:val="20"/>
               </w:rPr>
               <w:t>Gene &amp; Transcript</w:t>
             </w:r>
@@ -934,7 +945,7 @@
         <w:tc>
           <w:tcPr>
             <w:tcW w:type="dxa" w:w="2607"/>
-            <w:shd w:val="clear" w:color="auto" w:fill="1f497d"/>
+            <w:shd w:val="clear" w:color="auto" w:fill="008080"/>
             <w:tcMar>
               <w:top w:w="60" w:type="dxa"/>
               <w:bottom w:w="60" w:type="dxa"/>
@@ -951,7 +962,7 @@
                 <w:rFonts w:ascii="Cambria" w:hAnsi="Cambria"/>
                 <w:b/>
                 <w:color w:val="FFFFFF"/>
-                <w:sz w:val="19"/>
+                <w:sz w:val="20"/>
               </w:rPr>
               <w:t>Variant</w:t>
             </w:r>
@@ -960,7 +971,7 @@
         <w:tc>
           <w:tcPr>
             <w:tcW w:type="dxa" w:w="1496"/>
-            <w:shd w:val="clear" w:color="auto" w:fill="1f497d"/>
+            <w:shd w:val="clear" w:color="auto" w:fill="008080"/>
             <w:tcMar>
               <w:top w:w="60" w:type="dxa"/>
               <w:bottom w:w="60" w:type="dxa"/>
@@ -977,7 +988,7 @@
                 <w:rFonts w:ascii="Cambria" w:hAnsi="Cambria"/>
                 <w:b/>
                 <w:color w:val="FFFFFF"/>
-                <w:sz w:val="19"/>
+                <w:sz w:val="20"/>
               </w:rPr>
               <w:t>Exon</w:t>
             </w:r>
@@ -986,7 +997,7 @@
         <w:tc>
           <w:tcPr>
             <w:tcW w:type="dxa" w:w="2260"/>
-            <w:shd w:val="clear" w:color="auto" w:fill="1f497d"/>
+            <w:shd w:val="clear" w:color="auto" w:fill="008080"/>
             <w:tcMar>
               <w:top w:w="60" w:type="dxa"/>
               <w:bottom w:w="60" w:type="dxa"/>
@@ -1003,7 +1014,7 @@
                 <w:rFonts w:ascii="Cambria" w:hAnsi="Cambria"/>
                 <w:b/>
                 <w:color w:val="FFFFFF"/>
-                <w:sz w:val="19"/>
+                <w:sz w:val="20"/>
               </w:rPr>
               <w:t>Coverage/VAF</w:t>
             </w:r>
@@ -1017,6 +1028,7 @@
         <w:tc>
           <w:tcPr>
             <w:tcW w:type="dxa" w:w="1496"/>
+            <w:shd w:val="clear" w:color="auto" w:fill="f8f8f8"/>
             <w:tcMar>
               <w:top w:w="60" w:type="dxa"/>
               <w:bottom w:w="60" w:type="dxa"/>
@@ -1025,11 +1037,16 @@
             </w:tcMar>
           </w:tcPr>
           <w:p>
+            <w:pPr>
+              <w:jc w:val="left"/>
+            </w:pPr>
             <w:r>
               <w:rPr>
                 <w:rFonts w:ascii="Cambria" w:hAnsi="Cambria"/>
+                <w:b w:val="0"/>
+                <w:i w:val="0"/>
                 <w:color w:val="000000"/>
-                <w:sz w:val="19"/>
+                <w:sz w:val="20"/>
               </w:rPr>
               <w:t>IIC</w:t>
             </w:r>
@@ -1038,6 +1055,7 @@
         <w:tc>
           <w:tcPr>
             <w:tcW w:type="dxa" w:w="2607"/>
+            <w:shd w:val="clear" w:color="auto" w:fill="f8f8f8"/>
             <w:tcMar>
               <w:top w:w="60" w:type="dxa"/>
               <w:bottom w:w="60" w:type="dxa"/>
@@ -1046,11 +1064,16 @@
             </w:tcMar>
           </w:tcPr>
           <w:p>
+            <w:pPr>
+              <w:jc w:val="left"/>
+            </w:pPr>
             <w:r>
               <w:rPr>
                 <w:rFonts w:ascii="Cambria" w:hAnsi="Cambria"/>
+                <w:b w:val="0"/>
+                <w:i w:val="0"/>
                 <w:color w:val="000000"/>
-                <w:sz w:val="19"/>
+                <w:sz w:val="20"/>
               </w:rPr>
               <w:t>TP53</w:t>
               <w:br/>
@@ -1063,6 +1086,7 @@
         <w:tc>
           <w:tcPr>
             <w:tcW w:type="dxa" w:w="2607"/>
+            <w:shd w:val="clear" w:color="auto" w:fill="f8f8f8"/>
             <w:tcMar>
               <w:top w:w="60" w:type="dxa"/>
               <w:bottom w:w="60" w:type="dxa"/>
@@ -1071,11 +1095,16 @@
             </w:tcMar>
           </w:tcPr>
           <w:p>
+            <w:pPr>
+              <w:jc w:val="left"/>
+            </w:pPr>
             <w:r>
               <w:rPr>
                 <w:rFonts w:ascii="Cambria" w:hAnsi="Cambria"/>
+                <w:b w:val="0"/>
+                <w:i w:val="0"/>
                 <w:color w:val="000000"/>
-                <w:sz w:val="19"/>
+                <w:sz w:val="20"/>
               </w:rPr>
               <w:t>c.405C&gt;A</w:t>
               <w:br/>
@@ -1086,6 +1115,7 @@
         <w:tc>
           <w:tcPr>
             <w:tcW w:type="dxa" w:w="1496"/>
+            <w:shd w:val="clear" w:color="auto" w:fill="f8f8f8"/>
             <w:tcMar>
               <w:top w:w="60" w:type="dxa"/>
               <w:bottom w:w="60" w:type="dxa"/>
@@ -1094,11 +1124,16 @@
             </w:tcMar>
           </w:tcPr>
           <w:p>
+            <w:pPr>
+              <w:jc w:val="left"/>
+            </w:pPr>
             <w:r>
               <w:rPr>
                 <w:rFonts w:ascii="Cambria" w:hAnsi="Cambria"/>
+                <w:b w:val="0"/>
+                <w:i w:val="0"/>
                 <w:color w:val="000000"/>
-                <w:sz w:val="19"/>
+                <w:sz w:val="20"/>
               </w:rPr>
               <w:t>5</w:t>
             </w:r>
@@ -1107,6 +1142,7 @@
         <w:tc>
           <w:tcPr>
             <w:tcW w:type="dxa" w:w="2260"/>
+            <w:shd w:val="clear" w:color="auto" w:fill="f8f8f8"/>
             <w:tcMar>
               <w:top w:w="60" w:type="dxa"/>
               <w:bottom w:w="60" w:type="dxa"/>
@@ -1115,11 +1151,16 @@
             </w:tcMar>
           </w:tcPr>
           <w:p>
+            <w:pPr>
+              <w:jc w:val="right"/>
+            </w:pPr>
             <w:r>
               <w:rPr>
                 <w:rFonts w:ascii="Cambria" w:hAnsi="Cambria"/>
+                <w:b w:val="0"/>
+                <w:i w:val="0"/>
                 <w:color w:val="000000"/>
-                <w:sz w:val="19"/>
+                <w:sz w:val="20"/>
               </w:rPr>
               <w:t>691x /</w:t>
               <w:br/>
@@ -1143,6 +1184,7 @@
       <w:pPr>
         <w:pStyle w:val="ListBullet"/>
         <w:spacing w:before="0" w:after="80" w:line="276" w:lineRule="auto"/>
+        <w:jc w:val="left"/>
       </w:pPr>
       <w:r>
         <w:rPr>
@@ -1164,8 +1206,8 @@
           <w:rFonts w:ascii="Cambria" w:hAnsi="Cambria"/>
           <w:b/>
           <w:i w:val="0"/>
-          <w:color w:val="1F497D"/>
-          <w:sz w:val="26"/>
+          <w:color w:val="008080"/>
+          <w:sz w:val="24"/>
         </w:rPr>
         <w:t>Multi-Gene Biomarkers Results:</w:t>
       </w:r>
@@ -1186,12 +1228,12 @@
         <w:jc w:val="center"/>
         <w:tblLook w:firstColumn="1" w:firstRow="1" w:lastColumn="0" w:lastRow="0" w:noHBand="0" w:noVBand="1" w:val="04A0"/>
         <w:tblBorders>
-          <w:top w:val="single" w:sz="4" w:space="0" w:color="1f497d"/>
-          <w:left w:val="single" w:sz="4" w:space="0" w:color="1f497d"/>
-          <w:bottom w:val="single" w:sz="4" w:space="0" w:color="1f497d"/>
-          <w:right w:val="single" w:sz="4" w:space="0" w:color="1f497d"/>
-          <w:insideH w:val="single" w:sz="4" w:space="0" w:color="1f497d"/>
-          <w:insideV w:val="single" w:sz="4" w:space="0" w:color="1f497d"/>
+          <w:top w:val="single" w:sz="4" w:space="0" w:color="000000"/>
+          <w:left w:val="single" w:sz="4" w:space="0" w:color="000000"/>
+          <w:bottom w:val="single" w:sz="4" w:space="0" w:color="000000"/>
+          <w:right w:val="single" w:sz="4" w:space="0" w:color="000000"/>
+          <w:insideH w:val="single" w:sz="4" w:space="0" w:color="000000"/>
+          <w:insideV w:val="single" w:sz="4" w:space="0" w:color="000000"/>
         </w:tblBorders>
       </w:tblPr>
       <w:tblGrid>
@@ -1207,7 +1249,7 @@
         <w:tc>
           <w:tcPr>
             <w:tcW w:type="dxa" w:w="4328"/>
-            <w:shd w:val="clear" w:color="auto" w:fill="1f497d"/>
+            <w:shd w:val="clear" w:color="auto" w:fill="008080"/>
             <w:tcMar>
               <w:top w:w="60" w:type="dxa"/>
               <w:bottom w:w="60" w:type="dxa"/>
@@ -1224,7 +1266,7 @@
                 <w:rFonts w:ascii="Cambria" w:hAnsi="Cambria"/>
                 <w:b/>
                 <w:color w:val="FFFFFF"/>
-                <w:sz w:val="19"/>
+                <w:sz w:val="20"/>
               </w:rPr>
               <w:t>Assay Biomarker</w:t>
             </w:r>
@@ -1233,7 +1275,7 @@
         <w:tc>
           <w:tcPr>
             <w:tcW w:type="dxa" w:w="1962"/>
-            <w:shd w:val="clear" w:color="auto" w:fill="1f497d"/>
+            <w:shd w:val="clear" w:color="auto" w:fill="008080"/>
             <w:tcMar>
               <w:top w:w="60" w:type="dxa"/>
               <w:bottom w:w="60" w:type="dxa"/>
@@ -1250,7 +1292,7 @@
                 <w:rFonts w:ascii="Cambria" w:hAnsi="Cambria"/>
                 <w:b/>
                 <w:color w:val="FFFFFF"/>
-                <w:sz w:val="19"/>
+                <w:sz w:val="20"/>
               </w:rPr>
               <w:t>Result</w:t>
             </w:r>
@@ -1259,7 +1301,7 @@
         <w:tc>
           <w:tcPr>
             <w:tcW w:type="dxa" w:w="4176"/>
-            <w:shd w:val="clear" w:color="auto" w:fill="1f497d"/>
+            <w:shd w:val="clear" w:color="auto" w:fill="008080"/>
             <w:tcMar>
               <w:top w:w="60" w:type="dxa"/>
               <w:bottom w:w="60" w:type="dxa"/>
@@ -1276,7 +1318,7 @@
                 <w:rFonts w:ascii="Cambria" w:hAnsi="Cambria"/>
                 <w:b/>
                 <w:color w:val="FFFFFF"/>
-                <w:sz w:val="19"/>
+                <w:sz w:val="20"/>
               </w:rPr>
               <w:t>Interpretation</w:t>
             </w:r>
@@ -1290,6 +1332,7 @@
         <w:tc>
           <w:tcPr>
             <w:tcW w:type="dxa" w:w="4328"/>
+            <w:shd w:val="clear" w:color="auto" w:fill="f8f8f8"/>
             <w:tcMar>
               <w:top w:w="60" w:type="dxa"/>
               <w:bottom w:w="60" w:type="dxa"/>
@@ -1298,11 +1341,16 @@
             </w:tcMar>
           </w:tcPr>
           <w:p>
+            <w:pPr>
+              <w:jc w:val="left"/>
+            </w:pPr>
             <w:r>
               <w:rPr>
                 <w:rFonts w:ascii="Cambria" w:hAnsi="Cambria"/>
+                <w:b w:val="0"/>
+                <w:i w:val="0"/>
                 <w:color w:val="000000"/>
-                <w:sz w:val="19"/>
+                <w:sz w:val="20"/>
               </w:rPr>
               <w:t>Microsatellite Instability (MSI)</w:t>
             </w:r>
@@ -1311,6 +1359,7 @@
         <w:tc>
           <w:tcPr>
             <w:tcW w:type="dxa" w:w="1962"/>
+            <w:shd w:val="clear" w:color="auto" w:fill="f8f8f8"/>
             <w:tcMar>
               <w:top w:w="60" w:type="dxa"/>
               <w:bottom w:w="60" w:type="dxa"/>
@@ -1319,12 +1368,16 @@
             </w:tcMar>
           </w:tcPr>
           <w:p>
+            <w:pPr>
+              <w:jc w:val="left"/>
+            </w:pPr>
             <w:r>
               <w:rPr>
                 <w:rFonts w:ascii="Cambria" w:hAnsi="Cambria"/>
-                <w:b/>
-                <w:color w:val="008000"/>
-                <w:sz w:val="19"/>
+                <w:b w:val="0"/>
+                <w:i w:val="0"/>
+                <w:color w:val="000000"/>
+                <w:sz w:val="20"/>
               </w:rPr>
               <w:t>Stable</w:t>
             </w:r>
@@ -1333,6 +1386,7 @@
         <w:tc>
           <w:tcPr>
             <w:tcW w:type="dxa" w:w="4176"/>
+            <w:shd w:val="clear" w:color="auto" w:fill="f8f8f8"/>
             <w:tcMar>
               <w:top w:w="60" w:type="dxa"/>
               <w:bottom w:w="60" w:type="dxa"/>
@@ -1341,12 +1395,16 @@
             </w:tcMar>
           </w:tcPr>
           <w:p>
+            <w:pPr>
+              <w:jc w:val="right"/>
+            </w:pPr>
             <w:r>
               <w:rPr>
                 <w:rFonts w:ascii="Cambria" w:hAnsi="Cambria"/>
-                <w:b/>
-                <w:color w:val="008000"/>
-                <w:sz w:val="19"/>
+                <w:b w:val="0"/>
+                <w:i w:val="0"/>
+                <w:color w:val="000000"/>
+                <w:sz w:val="20"/>
               </w:rPr>
               <w:t>Stable Microsatellite detected</w:t>
             </w:r>
@@ -1525,8 +1583,8 @@
           <w:rFonts w:ascii="Cambria" w:hAnsi="Cambria"/>
           <w:b/>
           <w:i w:val="0"/>
-          <w:color w:val="1F497D"/>
-          <w:sz w:val="26"/>
+          <w:color w:val="008080"/>
+          <w:sz w:val="24"/>
         </w:rPr>
         <w:t>Clinical Significance:</w:t>
       </w:r>
@@ -1547,12 +1605,12 @@
         <w:jc w:val="center"/>
         <w:tblLook w:firstColumn="1" w:firstRow="1" w:lastColumn="0" w:lastRow="0" w:noHBand="0" w:noVBand="1" w:val="04A0"/>
         <w:tblBorders>
-          <w:top w:val="single" w:sz="4" w:space="0" w:color="1f497d"/>
-          <w:left w:val="single" w:sz="4" w:space="0" w:color="1f497d"/>
-          <w:bottom w:val="single" w:sz="4" w:space="0" w:color="1f497d"/>
-          <w:right w:val="single" w:sz="4" w:space="0" w:color="1f497d"/>
-          <w:insideH w:val="single" w:sz="4" w:space="0" w:color="1f497d"/>
-          <w:insideV w:val="single" w:sz="4" w:space="0" w:color="1f497d"/>
+          <w:top w:val="single" w:sz="4" w:space="0" w:color="000000"/>
+          <w:left w:val="single" w:sz="4" w:space="0" w:color="000000"/>
+          <w:bottom w:val="single" w:sz="4" w:space="0" w:color="000000"/>
+          <w:right w:val="single" w:sz="4" w:space="0" w:color="000000"/>
+          <w:insideH w:val="single" w:sz="4" w:space="0" w:color="000000"/>
+          <w:insideV w:val="single" w:sz="4" w:space="0" w:color="000000"/>
         </w:tblBorders>
       </w:tblPr>
       <w:tblGrid>
@@ -1568,7 +1626,7 @@
         <w:tc>
           <w:tcPr>
             <w:tcW w:type="dxa" w:w="3756"/>
-            <w:shd w:val="clear" w:color="auto" w:fill="1f497d"/>
+            <w:shd w:val="clear" w:color="auto" w:fill="008080"/>
             <w:tcMar>
               <w:top w:w="60" w:type="dxa"/>
               <w:bottom w:w="60" w:type="dxa"/>
@@ -1585,7 +1643,7 @@
                 <w:rFonts w:ascii="Cambria" w:hAnsi="Cambria"/>
                 <w:b/>
                 <w:color w:val="FFFFFF"/>
-                <w:sz w:val="19"/>
+                <w:sz w:val="20"/>
               </w:rPr>
               <w:t>Assay Biomarker</w:t>
             </w:r>
@@ -1594,7 +1652,7 @@
         <w:tc>
           <w:tcPr>
             <w:tcW w:type="dxa" w:w="3295"/>
-            <w:shd w:val="clear" w:color="auto" w:fill="1f497d"/>
+            <w:shd w:val="clear" w:color="auto" w:fill="008080"/>
             <w:tcMar>
               <w:top w:w="60" w:type="dxa"/>
               <w:bottom w:w="60" w:type="dxa"/>
@@ -1611,7 +1669,7 @@
                 <w:rFonts w:ascii="Cambria" w:hAnsi="Cambria"/>
                 <w:b/>
                 <w:color w:val="FFFFFF"/>
-                <w:sz w:val="19"/>
+                <w:sz w:val="20"/>
               </w:rPr>
               <w:t>Result</w:t>
             </w:r>
@@ -1651,6 +1709,7 @@
         <w:tc>
           <w:tcPr>
             <w:tcW w:type="dxa" w:w="3756"/>
+            <w:shd w:val="clear" w:color="auto" w:fill="a5a6a5"/>
             <w:tcMar>
               <w:top w:w="60" w:type="dxa"/>
               <w:bottom w:w="60" w:type="dxa"/>
@@ -1659,9 +1718,14 @@
             </w:tcMar>
           </w:tcPr>
           <w:p>
+            <w:pPr>
+              <w:jc w:val="left"/>
+            </w:pPr>
             <w:r>
               <w:rPr>
                 <w:rFonts w:ascii="Cambria" w:hAnsi="Cambria"/>
+                <w:b w:val="0"/>
+                <w:i w:val="0"/>
                 <w:color w:val="000000"/>
                 <w:sz w:val="19"/>
               </w:rPr>
@@ -1672,6 +1736,7 @@
         <w:tc>
           <w:tcPr>
             <w:tcW w:type="dxa" w:w="3295"/>
+            <w:shd w:val="clear" w:color="auto" w:fill="a5a6a5"/>
             <w:tcMar>
               <w:top w:w="60" w:type="dxa"/>
               <w:bottom w:w="60" w:type="dxa"/>
@@ -1680,11 +1745,16 @@
             </w:tcMar>
           </w:tcPr>
           <w:p>
+            <w:pPr>
+              <w:jc w:val="center"/>
+            </w:pPr>
             <w:r>
               <w:rPr>
                 <w:rFonts w:ascii="Cambria" w:hAnsi="Cambria"/>
-                <w:color w:val="000000"/>
-                <w:sz w:val="19"/>
+                <w:b/>
+                <w:i w:val="0"/>
+                <w:color w:val="FFFFFF"/>
+                <w:sz w:val="20"/>
               </w:rPr>
               <w:t>Therapy</w:t>
             </w:r>
@@ -1693,6 +1763,7 @@
         <w:tc>
           <w:tcPr>
             <w:tcW w:type="dxa" w:w="3414"/>
+            <w:shd w:val="clear" w:color="auto" w:fill="a5a6a5"/>
             <w:tcMar>
               <w:top w:w="60" w:type="dxa"/>
               <w:bottom w:w="60" w:type="dxa"/>
@@ -1701,11 +1772,16 @@
             </w:tcMar>
           </w:tcPr>
           <w:p>
+            <w:pPr>
+              <w:jc w:val="right"/>
+            </w:pPr>
             <w:r>
               <w:rPr>
                 <w:rFonts w:ascii="Cambria" w:hAnsi="Cambria"/>
-                <w:color w:val="000000"/>
-                <w:sz w:val="19"/>
+                <w:b/>
+                <w:i w:val="0"/>
+                <w:color w:val="FFFFFF"/>
+                <w:sz w:val="20"/>
               </w:rPr>
             </w:r>
           </w:p>
@@ -1718,7 +1794,7 @@
         <w:tc>
           <w:tcPr>
             <w:tcW w:type="dxa" w:w="3756"/>
-            <w:shd w:val="clear" w:color="auto" w:fill="f8fafc"/>
+            <w:shd w:val="clear" w:color="auto" w:fill="d8d9d8"/>
             <w:tcMar>
               <w:top w:w="60" w:type="dxa"/>
               <w:bottom w:w="60" w:type="dxa"/>
@@ -1727,11 +1803,16 @@
             </w:tcMar>
           </w:tcPr>
           <w:p>
+            <w:pPr>
+              <w:jc w:val="left"/>
+            </w:pPr>
             <w:r>
               <w:rPr>
                 <w:rFonts w:ascii="Cambria" w:hAnsi="Cambria"/>
+                <w:b w:val="0"/>
+                <w:i w:val="0"/>
                 <w:color w:val="000000"/>
-                <w:sz w:val="19"/>
+                <w:sz w:val="20"/>
               </w:rPr>
             </w:r>
           </w:p>
@@ -1739,7 +1820,7 @@
         <w:tc>
           <w:tcPr>
             <w:tcW w:type="dxa" w:w="3295"/>
-            <w:shd w:val="clear" w:color="auto" w:fill="f8fafc"/>
+            <w:shd w:val="clear" w:color="auto" w:fill="f8f8f8"/>
             <w:tcMar>
               <w:top w:w="60" w:type="dxa"/>
               <w:bottom w:w="60" w:type="dxa"/>
@@ -1748,11 +1829,16 @@
             </w:tcMar>
           </w:tcPr>
           <w:p>
+            <w:pPr>
+              <w:jc w:val="center"/>
+            </w:pPr>
             <w:r>
               <w:rPr>
                 <w:rFonts w:ascii="Cambria" w:hAnsi="Cambria"/>
-                <w:color w:val="000000"/>
-                <w:sz w:val="19"/>
+                <w:b w:val="0"/>
+                <w:i w:val="0"/>
+                <w:color w:val="006666"/>
+                <w:sz w:val="24"/>
               </w:rPr>
               <w:t>In This Cancer</w:t>
             </w:r>
@@ -1761,7 +1847,7 @@
         <w:tc>
           <w:tcPr>
             <w:tcW w:type="dxa" w:w="3414"/>
-            <w:shd w:val="clear" w:color="auto" w:fill="f8fafc"/>
+            <w:shd w:val="clear" w:color="auto" w:fill="f8f8f8"/>
             <w:tcMar>
               <w:top w:w="60" w:type="dxa"/>
               <w:bottom w:w="60" w:type="dxa"/>
@@ -1770,11 +1856,16 @@
             </w:tcMar>
           </w:tcPr>
           <w:p>
+            <w:pPr>
+              <w:jc w:val="right"/>
+            </w:pPr>
             <w:r>
               <w:rPr>
                 <w:rFonts w:ascii="Cambria" w:hAnsi="Cambria"/>
-                <w:color w:val="000000"/>
-                <w:sz w:val="19"/>
+                <w:b w:val="0"/>
+                <w:i w:val="0"/>
+                <w:color w:val="006666"/>
+                <w:sz w:val="24"/>
               </w:rPr>
               <w:t>In Other Cancer</w:t>
             </w:r>
@@ -1796,9 +1887,14 @@
             </w:tcMar>
           </w:tcPr>
           <w:p>
+            <w:pPr>
+              <w:jc w:val="left"/>
+            </w:pPr>
             <w:r>
               <w:rPr>
                 <w:rFonts w:ascii="Cambria" w:hAnsi="Cambria"/>
+                <w:b w:val="0"/>
+                <w:i w:val="0"/>
                 <w:color w:val="000000"/>
                 <w:sz w:val="19"/>
               </w:rPr>
@@ -1821,9 +1917,14 @@
             </w:tcMar>
           </w:tcPr>
           <w:p>
+            <w:pPr>
+              <w:jc w:val="left"/>
+            </w:pPr>
             <w:r>
               <w:rPr>
                 <w:rFonts w:ascii="Cambria" w:hAnsi="Cambria"/>
+                <w:b w:val="0"/>
+                <w:i w:val="0"/>
                 <w:color w:val="000000"/>
                 <w:sz w:val="19"/>
               </w:rPr>
@@ -1842,9 +1943,14 @@
             </w:tcMar>
           </w:tcPr>
           <w:p>
+            <w:pPr>
+              <w:jc w:val="left"/>
+            </w:pPr>
             <w:r>
               <w:rPr>
                 <w:rFonts w:ascii="Cambria" w:hAnsi="Cambria"/>
+                <w:b w:val="0"/>
+                <w:i w:val="0"/>
                 <w:color w:val="000000"/>
                 <w:sz w:val="19"/>
               </w:rPr>
@@ -1880,12 +1986,12 @@
         <w:jc w:val="center"/>
         <w:tblLook w:firstColumn="1" w:firstRow="1" w:lastColumn="0" w:lastRow="0" w:noHBand="0" w:noVBand="1" w:val="04A0"/>
         <w:tblBorders>
-          <w:top w:val="single" w:sz="4" w:space="0" w:color="1f497d"/>
-          <w:left w:val="single" w:sz="4" w:space="0" w:color="1f497d"/>
-          <w:bottom w:val="single" w:sz="4" w:space="0" w:color="1f497d"/>
-          <w:right w:val="single" w:sz="4" w:space="0" w:color="1f497d"/>
-          <w:insideH w:val="single" w:sz="4" w:space="0" w:color="1f497d"/>
-          <w:insideV w:val="single" w:sz="4" w:space="0" w:color="1f497d"/>
+          <w:top w:val="single" w:sz="4" w:space="0" w:color="000000"/>
+          <w:left w:val="single" w:sz="4" w:space="0" w:color="000000"/>
+          <w:bottom w:val="single" w:sz="4" w:space="0" w:color="000000"/>
+          <w:right w:val="single" w:sz="4" w:space="0" w:color="000000"/>
+          <w:insideH w:val="single" w:sz="4" w:space="0" w:color="000000"/>
+          <w:insideV w:val="single" w:sz="4" w:space="0" w:color="000000"/>
         </w:tblBorders>
       </w:tblPr>
       <w:tblGrid>
@@ -1901,7 +2007,7 @@
         <w:tc>
           <w:tcPr>
             <w:tcW w:type="dxa" w:w="2927"/>
-            <w:shd w:val="clear" w:color="auto" w:fill="1f497d"/>
+            <w:shd w:val="clear" w:color="auto" w:fill="008080"/>
             <w:tcMar>
               <w:top w:w="60" w:type="dxa"/>
               <w:bottom w:w="60" w:type="dxa"/>
@@ -1918,7 +2024,7 @@
                 <w:rFonts w:ascii="Cambria" w:hAnsi="Cambria"/>
                 <w:b/>
                 <w:color w:val="FFFFFF"/>
-                <w:sz w:val="19"/>
+                <w:sz w:val="20"/>
               </w:rPr>
               <w:t>Variant</w:t>
             </w:r>
@@ -1927,7 +2033,7 @@
         <w:tc>
           <w:tcPr>
             <w:tcW w:type="dxa" w:w="3769"/>
-            <w:shd w:val="clear" w:color="auto" w:fill="1f497d"/>
+            <w:shd w:val="clear" w:color="auto" w:fill="008080"/>
             <w:tcMar>
               <w:top w:w="60" w:type="dxa"/>
               <w:bottom w:w="60" w:type="dxa"/>
@@ -1944,7 +2050,7 @@
                 <w:rFonts w:ascii="Cambria" w:hAnsi="Cambria"/>
                 <w:b/>
                 <w:color w:val="FFFFFF"/>
-                <w:sz w:val="19"/>
+                <w:sz w:val="20"/>
               </w:rPr>
               <w:t>Diagnostic Significance</w:t>
             </w:r>
@@ -1953,7 +2059,7 @@
         <w:tc>
           <w:tcPr>
             <w:tcW w:type="dxa" w:w="3769"/>
-            <w:shd w:val="clear" w:color="auto" w:fill="1f497d"/>
+            <w:shd w:val="clear" w:color="auto" w:fill="008080"/>
             <w:tcMar>
               <w:top w:w="60" w:type="dxa"/>
               <w:bottom w:w="60" w:type="dxa"/>
@@ -1970,7 +2076,7 @@
                 <w:rFonts w:ascii="Cambria" w:hAnsi="Cambria"/>
                 <w:b/>
                 <w:color w:val="FFFFFF"/>
-                <w:sz w:val="19"/>
+                <w:sz w:val="20"/>
               </w:rPr>
               <w:t>Prognostic Significance</w:t>
             </w:r>
@@ -1984,6 +2090,7 @@
         <w:tc>
           <w:tcPr>
             <w:tcW w:type="dxa" w:w="2927"/>
+            <w:shd w:val="clear" w:color="auto" w:fill="d8d9d8"/>
             <w:tcMar>
               <w:top w:w="60" w:type="dxa"/>
               <w:bottom w:w="60" w:type="dxa"/>
@@ -1992,11 +2099,16 @@
             </w:tcMar>
           </w:tcPr>
           <w:p>
+            <w:pPr>
+              <w:jc w:val="left"/>
+            </w:pPr>
             <w:r>
               <w:rPr>
                 <w:rFonts w:ascii="Cambria" w:hAnsi="Cambria"/>
+                <w:b w:val="0"/>
+                <w:i w:val="0"/>
                 <w:color w:val="000000"/>
-                <w:sz w:val="19"/>
+                <w:sz w:val="20"/>
               </w:rPr>
               <w:t>TP53</w:t>
               <w:br/>
@@ -2007,6 +2119,7 @@
         <w:tc>
           <w:tcPr>
             <w:tcW w:type="dxa" w:w="3769"/>
+            <w:shd w:val="clear" w:color="auto" w:fill="f8f8f8"/>
             <w:tcMar>
               <w:top w:w="60" w:type="dxa"/>
               <w:bottom w:w="60" w:type="dxa"/>
@@ -2015,11 +2128,16 @@
             </w:tcMar>
           </w:tcPr>
           <w:p>
+            <w:pPr>
+              <w:jc w:val="left"/>
+            </w:pPr>
             <w:r>
               <w:rPr>
                 <w:rFonts w:ascii="Cambria" w:hAnsi="Cambria"/>
+                <w:b w:val="0"/>
+                <w:i w:val="0"/>
                 <w:color w:val="000000"/>
-                <w:sz w:val="19"/>
+                <w:sz w:val="20"/>
               </w:rPr>
               <w:t>None*</w:t>
             </w:r>
@@ -2028,6 +2146,7 @@
         <w:tc>
           <w:tcPr>
             <w:tcW w:type="dxa" w:w="3769"/>
+            <w:shd w:val="clear" w:color="auto" w:fill="f8f8f8"/>
             <w:tcMar>
               <w:top w:w="60" w:type="dxa"/>
               <w:bottom w:w="60" w:type="dxa"/>
@@ -2036,11 +2155,16 @@
             </w:tcMar>
           </w:tcPr>
           <w:p>
+            <w:pPr>
+              <w:jc w:val="right"/>
+            </w:pPr>
             <w:r>
               <w:rPr>
                 <w:rFonts w:ascii="Cambria" w:hAnsi="Cambria"/>
+                <w:b w:val="0"/>
+                <w:i w:val="0"/>
                 <w:color w:val="000000"/>
-                <w:sz w:val="19"/>
+                <w:sz w:val="20"/>
               </w:rPr>
               <w:t>None*</w:t>
             </w:r>
@@ -2069,8 +2193,8 @@
           <w:rFonts w:ascii="Cambria" w:hAnsi="Cambria"/>
           <w:b/>
           <w:i w:val="0"/>
-          <w:color w:val="1F497D"/>
-          <w:sz w:val="26"/>
+          <w:color w:val="008080"/>
+          <w:sz w:val="24"/>
         </w:rPr>
         <w:t>Biomarker Description:</w:t>
       </w:r>
@@ -2091,12 +2215,12 @@
         <w:jc w:val="center"/>
         <w:tblLook w:firstColumn="1" w:firstRow="1" w:lastColumn="0" w:lastRow="0" w:noHBand="0" w:noVBand="1" w:val="04A0"/>
         <w:tblBorders>
-          <w:top w:val="single" w:sz="4" w:space="0" w:color="1f497d"/>
-          <w:left w:val="single" w:sz="4" w:space="0" w:color="1f497d"/>
-          <w:bottom w:val="single" w:sz="4" w:space="0" w:color="1f497d"/>
-          <w:right w:val="single" w:sz="4" w:space="0" w:color="1f497d"/>
-          <w:insideH w:val="single" w:sz="4" w:space="0" w:color="1f497d"/>
-          <w:insideV w:val="single" w:sz="4" w:space="0" w:color="1f497d"/>
+          <w:top w:val="single" w:sz="4" w:space="0" w:color="000000"/>
+          <w:left w:val="single" w:sz="4" w:space="0" w:color="000000"/>
+          <w:bottom w:val="single" w:sz="4" w:space="0" w:color="000000"/>
+          <w:right w:val="single" w:sz="4" w:space="0" w:color="000000"/>
+          <w:insideH w:val="single" w:sz="4" w:space="0" w:color="000000"/>
+          <w:insideV w:val="single" w:sz="4" w:space="0" w:color="000000"/>
         </w:tblBorders>
       </w:tblPr>
       <w:tblGrid>
@@ -2111,7 +2235,7 @@
         <w:tc>
           <w:tcPr>
             <w:tcW w:type="dxa" w:w="1578"/>
-            <w:shd w:val="clear" w:color="auto" w:fill="1f497d"/>
+            <w:shd w:val="clear" w:color="auto" w:fill="008080"/>
             <w:tcMar>
               <w:top w:w="60" w:type="dxa"/>
               <w:bottom w:w="60" w:type="dxa"/>
@@ -2128,7 +2252,7 @@
                 <w:rFonts w:ascii="Cambria" w:hAnsi="Cambria"/>
                 <w:b/>
                 <w:color w:val="FFFFFF"/>
-                <w:sz w:val="19"/>
+                <w:sz w:val="20"/>
               </w:rPr>
               <w:t>Variant</w:t>
             </w:r>
@@ -2137,7 +2261,7 @@
         <w:tc>
           <w:tcPr>
             <w:tcW w:type="dxa" w:w="8888"/>
-            <w:shd w:val="clear" w:color="auto" w:fill="1f497d"/>
+            <w:shd w:val="clear" w:color="auto" w:fill="008080"/>
             <w:tcMar>
               <w:top w:w="60" w:type="dxa"/>
               <w:bottom w:w="60" w:type="dxa"/>
@@ -2154,7 +2278,7 @@
                 <w:rFonts w:ascii="Cambria" w:hAnsi="Cambria"/>
                 <w:b/>
                 <w:color w:val="FFFFFF"/>
-                <w:sz w:val="19"/>
+                <w:sz w:val="20"/>
               </w:rPr>
               <w:t>Biomarker Description</w:t>
             </w:r>
@@ -2168,6 +2292,7 @@
         <w:tc>
           <w:tcPr>
             <w:tcW w:type="dxa" w:w="1578"/>
+            <w:shd w:val="clear" w:color="auto" w:fill="d8d9d8"/>
             <w:tcMar>
               <w:top w:w="60" w:type="dxa"/>
               <w:bottom w:w="60" w:type="dxa"/>
@@ -2176,11 +2301,16 @@
             </w:tcMar>
           </w:tcPr>
           <w:p>
+            <w:pPr>
+              <w:jc w:val="left"/>
+            </w:pPr>
             <w:r>
               <w:rPr>
                 <w:rFonts w:ascii="Cambria" w:hAnsi="Cambria"/>
+                <w:b w:val="0"/>
+                <w:i w:val="0"/>
                 <w:color w:val="000000"/>
-                <w:sz w:val="19"/>
+                <w:sz w:val="20"/>
               </w:rPr>
               <w:t>TP53</w:t>
               <w:br/>
@@ -2199,6 +2329,7 @@
         <w:tc>
           <w:tcPr>
             <w:tcW w:type="dxa" w:w="8888"/>
+            <w:shd w:val="clear" w:color="auto" w:fill="f8f8f8"/>
             <w:tcMar>
               <w:top w:w="60" w:type="dxa"/>
               <w:bottom w:w="60" w:type="dxa"/>
@@ -2207,12 +2338,16 @@
             </w:tcMar>
           </w:tcPr>
           <w:p>
+            <w:pPr>
+              <w:jc w:val="left"/>
+            </w:pPr>
             <w:r>
               <w:rPr>
                 <w:rFonts w:ascii="Cambria" w:hAnsi="Cambria"/>
-                <w:b/>
-                <w:color w:val="C00000"/>
-                <w:sz w:val="19"/>
+                <w:b w:val="0"/>
+                <w:i w:val="0"/>
+                <w:color w:val="000000"/>
+                <w:sz w:val="20"/>
               </w:rPr>
               <w:t>The TP53 gene encodes the tumor suppressor protein p53, which binds to DNA and activates</w:t>
               <w:br/>
@@ -2414,12 +2549,12 @@
         <w:jc w:val="center"/>
         <w:tblLook w:firstColumn="1" w:firstRow="1" w:lastColumn="0" w:lastRow="0" w:noHBand="0" w:noVBand="1" w:val="04A0"/>
         <w:tblBorders>
-          <w:top w:val="single" w:sz="4" w:space="0" w:color="1f497d"/>
-          <w:left w:val="single" w:sz="4" w:space="0" w:color="1f497d"/>
-          <w:bottom w:val="single" w:sz="4" w:space="0" w:color="1f497d"/>
-          <w:right w:val="single" w:sz="4" w:space="0" w:color="1f497d"/>
-          <w:insideH w:val="single" w:sz="4" w:space="0" w:color="1f497d"/>
-          <w:insideV w:val="single" w:sz="4" w:space="0" w:color="1f497d"/>
+          <w:top w:val="single" w:sz="4" w:space="0" w:color="000000"/>
+          <w:left w:val="single" w:sz="4" w:space="0" w:color="000000"/>
+          <w:bottom w:val="single" w:sz="4" w:space="0" w:color="000000"/>
+          <w:right w:val="single" w:sz="4" w:space="0" w:color="000000"/>
+          <w:insideH w:val="single" w:sz="4" w:space="0" w:color="000000"/>
+          <w:insideV w:val="single" w:sz="4" w:space="0" w:color="000000"/>
         </w:tblBorders>
       </w:tblPr>
       <w:tblGrid>
@@ -2434,7 +2569,7 @@
         <w:tc>
           <w:tcPr>
             <w:tcW w:type="dxa" w:w="1093"/>
-            <w:shd w:val="clear" w:color="auto" w:fill="1f497d"/>
+            <w:shd w:val="clear" w:color="auto" w:fill="d8d9d8"/>
             <w:tcMar>
               <w:top w:w="60" w:type="dxa"/>
               <w:bottom w:w="60" w:type="dxa"/>
@@ -2460,7 +2595,7 @@
         <w:tc>
           <w:tcPr>
             <w:tcW w:type="dxa" w:w="9372"/>
-            <w:shd w:val="clear" w:color="auto" w:fill="1f497d"/>
+            <w:shd w:val="clear" w:color="auto" w:fill="f8f8f8"/>
             <w:tcMar>
               <w:top w:w="60" w:type="dxa"/>
               <w:bottom w:w="60" w:type="dxa"/>
@@ -2475,9 +2610,9 @@
             <w:r>
               <w:rPr>
                 <w:rFonts w:ascii="Cambria" w:hAnsi="Cambria"/>
-                <w:b/>
-                <w:color w:val="FFFFFF"/>
-                <w:sz w:val="19"/>
+                <w:b w:val="0"/>
+                <w:color w:val="000000"/>
+                <w:sz w:val="20"/>
               </w:rPr>
               <w:t>Biomarker Description</w:t>
             </w:r>
@@ -2499,9 +2634,14 @@
             </w:tcMar>
           </w:tcPr>
           <w:p>
+            <w:pPr>
+              <w:jc w:val="left"/>
+            </w:pPr>
             <w:r>
               <w:rPr>
                 <w:rFonts w:ascii="Cambria" w:hAnsi="Cambria"/>
+                <w:b w:val="0"/>
+                <w:i w:val="0"/>
                 <w:color w:val="000000"/>
                 <w:sz w:val="19"/>
               </w:rPr>
@@ -2519,11 +2659,15 @@
             </w:tcMar>
           </w:tcPr>
           <w:p>
+            <w:pPr>
+              <w:jc w:val="left"/>
+            </w:pPr>
             <w:r>
               <w:rPr>
                 <w:rFonts w:ascii="Cambria" w:hAnsi="Cambria"/>
-                <w:b/>
-                <w:color w:val="C00000"/>
+                <w:b w:val="0"/>
+                <w:i w:val="0"/>
+                <w:color w:val="000000"/>
                 <w:sz w:val="19"/>
               </w:rPr>
               <w:t>tumor, and less than 1% of B-lymphoblastic leukemia/lymphoma (2 in 731 cases) and</w:t>
@@ -2589,8 +2733,8 @@
           <w:rFonts w:ascii="Cambria" w:hAnsi="Cambria"/>
           <w:b/>
           <w:i w:val="0"/>
-          <w:color w:val="1F497D"/>
-          <w:sz w:val="26"/>
+          <w:color w:val="008080"/>
+          <w:sz w:val="24"/>
         </w:rPr>
         <w:t>Therapy &amp; Clinical Trials:</w:t>
       </w:r>
@@ -2607,7 +2751,7 @@
           <w:b/>
           <w:i w:val="0"/>
           <w:color w:val="008080"/>
-          <w:sz w:val="22"/>
+          <w:sz w:val="20"/>
         </w:rPr>
         <w:t>TP53 p.(C135*) c.405C&gt;A</w:t>
       </w:r>
@@ -2628,12 +2772,12 @@
         <w:jc w:val="center"/>
         <w:tblLook w:firstColumn="1" w:firstRow="1" w:lastColumn="0" w:lastRow="0" w:noHBand="0" w:noVBand="1" w:val="04A0"/>
         <w:tblBorders>
-          <w:top w:val="single" w:sz="4" w:space="0" w:color="1f497d"/>
-          <w:left w:val="single" w:sz="4" w:space="0" w:color="1f497d"/>
-          <w:bottom w:val="single" w:sz="4" w:space="0" w:color="1f497d"/>
-          <w:right w:val="single" w:sz="4" w:space="0" w:color="1f497d"/>
-          <w:insideH w:val="single" w:sz="4" w:space="0" w:color="1f497d"/>
-          <w:insideV w:val="single" w:sz="4" w:space="0" w:color="1f497d"/>
+          <w:top w:val="single" w:sz="4" w:space="0" w:color="000000"/>
+          <w:left w:val="single" w:sz="4" w:space="0" w:color="000000"/>
+          <w:bottom w:val="single" w:sz="4" w:space="0" w:color="000000"/>
+          <w:right w:val="single" w:sz="4" w:space="0" w:color="000000"/>
+          <w:insideH w:val="single" w:sz="4" w:space="0" w:color="000000"/>
+          <w:insideV w:val="single" w:sz="4" w:space="0" w:color="000000"/>
         </w:tblBorders>
       </w:tblPr>
       <w:tblGrid>
@@ -2652,7 +2796,7 @@
         <w:tc>
           <w:tcPr>
             <w:tcW w:type="dxa" w:w="2892"/>
-            <w:shd w:val="clear" w:color="auto" w:fill="1f497d"/>
+            <w:shd w:val="clear" w:color="auto" w:fill="008080"/>
             <w:tcMar>
               <w:top w:w="60" w:type="dxa"/>
               <w:bottom w:w="60" w:type="dxa"/>
@@ -2669,7 +2813,7 @@
                 <w:rFonts w:ascii="Cambria" w:hAnsi="Cambria"/>
                 <w:b/>
                 <w:color w:val="FFFFFF"/>
-                <w:sz w:val="19"/>
+                <w:sz w:val="20"/>
               </w:rPr>
               <w:t>Therapy</w:t>
             </w:r>
@@ -2678,7 +2822,7 @@
         <w:tc>
           <w:tcPr>
             <w:tcW w:type="dxa" w:w="1910"/>
-            <w:shd w:val="clear" w:color="auto" w:fill="1f497d"/>
+            <w:shd w:val="clear" w:color="auto" w:fill="008080"/>
             <w:tcMar>
               <w:top w:w="60" w:type="dxa"/>
               <w:bottom w:w="60" w:type="dxa"/>
@@ -2695,7 +2839,7 @@
                 <w:rFonts w:ascii="Cambria" w:hAnsi="Cambria"/>
                 <w:b/>
                 <w:color w:val="FFFFFF"/>
-                <w:sz w:val="19"/>
+                <w:sz w:val="20"/>
               </w:rPr>
               <w:t>FDA</w:t>
             </w:r>
@@ -2704,7 +2848,7 @@
         <w:tc>
           <w:tcPr>
             <w:tcW w:type="dxa" w:w="1398"/>
-            <w:shd w:val="clear" w:color="auto" w:fill="1f497d"/>
+            <w:shd w:val="clear" w:color="auto" w:fill="008080"/>
             <w:tcMar>
               <w:top w:w="60" w:type="dxa"/>
               <w:bottom w:w="60" w:type="dxa"/>
@@ -2721,7 +2865,7 @@
                 <w:rFonts w:ascii="Cambria" w:hAnsi="Cambria"/>
                 <w:b/>
                 <w:color w:val="FFFFFF"/>
-                <w:sz w:val="19"/>
+                <w:sz w:val="20"/>
               </w:rPr>
               <w:t>NCCN</w:t>
             </w:r>
@@ -2730,7 +2874,7 @@
         <w:tc>
           <w:tcPr>
             <w:tcW w:type="dxa" w:w="1307"/>
-            <w:shd w:val="clear" w:color="auto" w:fill="1f497d"/>
+            <w:shd w:val="clear" w:color="auto" w:fill="008080"/>
             <w:tcMar>
               <w:top w:w="60" w:type="dxa"/>
               <w:bottom w:w="60" w:type="dxa"/>
@@ -2747,7 +2891,7 @@
                 <w:rFonts w:ascii="Cambria" w:hAnsi="Cambria"/>
                 <w:b/>
                 <w:color w:val="FFFFFF"/>
-                <w:sz w:val="19"/>
+                <w:sz w:val="20"/>
               </w:rPr>
               <w:t>EMA</w:t>
             </w:r>
@@ -2756,7 +2900,7 @@
         <w:tc>
           <w:tcPr>
             <w:tcW w:type="dxa" w:w="1398"/>
-            <w:shd w:val="clear" w:color="auto" w:fill="1f497d"/>
+            <w:shd w:val="clear" w:color="auto" w:fill="008080"/>
             <w:tcMar>
               <w:top w:w="60" w:type="dxa"/>
               <w:bottom w:w="60" w:type="dxa"/>
@@ -2773,7 +2917,7 @@
                 <w:rFonts w:ascii="Cambria" w:hAnsi="Cambria"/>
                 <w:b/>
                 <w:color w:val="FFFFFF"/>
-                <w:sz w:val="19"/>
+                <w:sz w:val="20"/>
               </w:rPr>
               <w:t>ESMO</w:t>
             </w:r>
@@ -2782,7 +2926,7 @@
         <w:tc>
           <w:tcPr>
             <w:tcW w:type="dxa" w:w="1561"/>
-            <w:shd w:val="clear" w:color="auto" w:fill="1f497d"/>
+            <w:shd w:val="clear" w:color="auto" w:fill="008080"/>
             <w:tcMar>
               <w:top w:w="60" w:type="dxa"/>
               <w:bottom w:w="60" w:type="dxa"/>
@@ -2799,7 +2943,7 @@
                 <w:rFonts w:ascii="Cambria" w:hAnsi="Cambria"/>
                 <w:b/>
                 <w:color w:val="FFFFFF"/>
-                <w:sz w:val="19"/>
+                <w:sz w:val="20"/>
               </w:rPr>
               <w:t>Trials</w:t>
             </w:r>
@@ -2813,6 +2957,7 @@
         <w:tc>
           <w:tcPr>
             <w:tcW w:type="dxa" w:w="2892"/>
+            <w:shd w:val="clear" w:color="auto" w:fill="f8f8f8"/>
             <w:tcMar>
               <w:top w:w="60" w:type="dxa"/>
               <w:bottom w:w="60" w:type="dxa"/>
@@ -2821,11 +2966,16 @@
             </w:tcMar>
           </w:tcPr>
           <w:p>
+            <w:pPr>
+              <w:jc w:val="left"/>
+            </w:pPr>
             <w:r>
               <w:rPr>
                 <w:rFonts w:ascii="Cambria" w:hAnsi="Cambria"/>
+                <w:b w:val="0"/>
+                <w:i w:val="0"/>
                 <w:color w:val="000000"/>
-                <w:sz w:val="19"/>
+                <w:sz w:val="20"/>
               </w:rPr>
               <w:t>niraparib</w:t>
             </w:r>
@@ -2834,6 +2984,7 @@
         <w:tc>
           <w:tcPr>
             <w:tcW w:type="dxa" w:w="1910"/>
+            <w:shd w:val="clear" w:color="auto" w:fill="f8f8f8"/>
             <w:tcMar>
               <w:top w:w="60" w:type="dxa"/>
               <w:bottom w:w="60" w:type="dxa"/>
@@ -2842,11 +2993,16 @@
             </w:tcMar>
           </w:tcPr>
           <w:p>
+            <w:pPr>
+              <w:jc w:val="left"/>
+            </w:pPr>
             <w:r>
               <w:rPr>
                 <w:rFonts w:ascii="Cambria" w:hAnsi="Cambria"/>
-                <w:color w:val="000000"/>
-                <w:sz w:val="19"/>
+                <w:b w:val="0"/>
+                <w:i w:val="0"/>
+                <w:color w:val="808080"/>
+                <w:sz w:val="24"/>
               </w:rPr>
               <w:t>X</w:t>
             </w:r>
@@ -2855,6 +3011,7 @@
         <w:tc>
           <w:tcPr>
             <w:tcW w:type="dxa" w:w="1398"/>
+            <w:shd w:val="clear" w:color="auto" w:fill="f8f8f8"/>
             <w:tcMar>
               <w:top w:w="60" w:type="dxa"/>
               <w:bottom w:w="60" w:type="dxa"/>
@@ -2863,11 +3020,16 @@
             </w:tcMar>
           </w:tcPr>
           <w:p>
+            <w:pPr>
+              <w:jc w:val="left"/>
+            </w:pPr>
             <w:r>
               <w:rPr>
                 <w:rFonts w:ascii="Cambria" w:hAnsi="Cambria"/>
-                <w:color w:val="000000"/>
-                <w:sz w:val="19"/>
+                <w:b w:val="0"/>
+                <w:i w:val="0"/>
+                <w:color w:val="808080"/>
+                <w:sz w:val="24"/>
               </w:rPr>
               <w:t>X</w:t>
             </w:r>
@@ -2876,6 +3038,7 @@
         <w:tc>
           <w:tcPr>
             <w:tcW w:type="dxa" w:w="1307"/>
+            <w:shd w:val="clear" w:color="auto" w:fill="f8f8f8"/>
             <w:tcMar>
               <w:top w:w="60" w:type="dxa"/>
               <w:bottom w:w="60" w:type="dxa"/>
@@ -2884,11 +3047,16 @@
             </w:tcMar>
           </w:tcPr>
           <w:p>
+            <w:pPr>
+              <w:jc w:val="left"/>
+            </w:pPr>
             <w:r>
               <w:rPr>
                 <w:rFonts w:ascii="Cambria" w:hAnsi="Cambria"/>
-                <w:color w:val="000000"/>
-                <w:sz w:val="19"/>
+                <w:b w:val="0"/>
+                <w:i w:val="0"/>
+                <w:color w:val="808080"/>
+                <w:sz w:val="24"/>
               </w:rPr>
               <w:t>X</w:t>
             </w:r>
@@ -2897,6 +3065,7 @@
         <w:tc>
           <w:tcPr>
             <w:tcW w:type="dxa" w:w="1398"/>
+            <w:shd w:val="clear" w:color="auto" w:fill="f8f8f8"/>
             <w:tcMar>
               <w:top w:w="60" w:type="dxa"/>
               <w:bottom w:w="60" w:type="dxa"/>
@@ -2905,11 +3074,16 @@
             </w:tcMar>
           </w:tcPr>
           <w:p>
+            <w:pPr>
+              <w:jc w:val="left"/>
+            </w:pPr>
             <w:r>
               <w:rPr>
                 <w:rFonts w:ascii="Cambria" w:hAnsi="Cambria"/>
-                <w:color w:val="000000"/>
-                <w:sz w:val="19"/>
+                <w:b w:val="0"/>
+                <w:i w:val="0"/>
+                <w:color w:val="808080"/>
+                <w:sz w:val="24"/>
               </w:rPr>
               <w:t>X</w:t>
             </w:r>
@@ -2918,6 +3092,7 @@
         <w:tc>
           <w:tcPr>
             <w:tcW w:type="dxa" w:w="1561"/>
+            <w:shd w:val="clear" w:color="auto" w:fill="f8f8f8"/>
             <w:tcMar>
               <w:top w:w="60" w:type="dxa"/>
               <w:bottom w:w="60" w:type="dxa"/>
@@ -2926,11 +3101,16 @@
             </w:tcMar>
           </w:tcPr>
           <w:p>
+            <w:pPr>
+              <w:jc w:val="right"/>
+            </w:pPr>
             <w:r>
               <w:rPr>
                 <w:rFonts w:ascii="Cambria" w:hAnsi="Cambria"/>
+                <w:b w:val="0"/>
+                <w:i w:val="0"/>
                 <w:color w:val="000000"/>
-                <w:sz w:val="19"/>
+                <w:sz w:val="20"/>
               </w:rPr>
               <w:t>II</w:t>
             </w:r>
@@ -2944,7 +3124,7 @@
         <w:tc>
           <w:tcPr>
             <w:tcW w:type="dxa" w:w="2892"/>
-            <w:shd w:val="clear" w:color="auto" w:fill="f8fafc"/>
+            <w:shd w:val="clear" w:color="auto" w:fill="ffffff"/>
             <w:tcMar>
               <w:top w:w="60" w:type="dxa"/>
               <w:bottom w:w="60" w:type="dxa"/>
@@ -2953,11 +3133,16 @@
             </w:tcMar>
           </w:tcPr>
           <w:p>
+            <w:pPr>
+              <w:jc w:val="left"/>
+            </w:pPr>
             <w:r>
               <w:rPr>
                 <w:rFonts w:ascii="Cambria" w:hAnsi="Cambria"/>
+                <w:b w:val="0"/>
+                <w:i w:val="0"/>
                 <w:color w:val="000000"/>
-                <w:sz w:val="19"/>
+                <w:sz w:val="20"/>
               </w:rPr>
               <w:t>atezolizumab</w:t>
             </w:r>
@@ -2966,7 +3151,7 @@
         <w:tc>
           <w:tcPr>
             <w:tcW w:type="dxa" w:w="1910"/>
-            <w:shd w:val="clear" w:color="auto" w:fill="f8fafc"/>
+            <w:shd w:val="clear" w:color="auto" w:fill="ffffff"/>
             <w:tcMar>
               <w:top w:w="60" w:type="dxa"/>
               <w:bottom w:w="60" w:type="dxa"/>
@@ -2975,11 +3160,16 @@
             </w:tcMar>
           </w:tcPr>
           <w:p>
+            <w:pPr>
+              <w:jc w:val="left"/>
+            </w:pPr>
             <w:r>
               <w:rPr>
                 <w:rFonts w:ascii="Cambria" w:hAnsi="Cambria"/>
-                <w:color w:val="000000"/>
-                <w:sz w:val="19"/>
+                <w:b w:val="0"/>
+                <w:i w:val="0"/>
+                <w:color w:val="808080"/>
+                <w:sz w:val="24"/>
               </w:rPr>
               <w:t>X</w:t>
             </w:r>
@@ -2988,7 +3178,7 @@
         <w:tc>
           <w:tcPr>
             <w:tcW w:type="dxa" w:w="1398"/>
-            <w:shd w:val="clear" w:color="auto" w:fill="f8fafc"/>
+            <w:shd w:val="clear" w:color="auto" w:fill="ffffff"/>
             <w:tcMar>
               <w:top w:w="60" w:type="dxa"/>
               <w:bottom w:w="60" w:type="dxa"/>
@@ -2997,11 +3187,16 @@
             </w:tcMar>
           </w:tcPr>
           <w:p>
+            <w:pPr>
+              <w:jc w:val="left"/>
+            </w:pPr>
             <w:r>
               <w:rPr>
                 <w:rFonts w:ascii="Cambria" w:hAnsi="Cambria"/>
-                <w:color w:val="000000"/>
-                <w:sz w:val="19"/>
+                <w:b w:val="0"/>
+                <w:i w:val="0"/>
+                <w:color w:val="808080"/>
+                <w:sz w:val="24"/>
               </w:rPr>
               <w:t>X</w:t>
             </w:r>
@@ -3010,7 +3205,7 @@
         <w:tc>
           <w:tcPr>
             <w:tcW w:type="dxa" w:w="1307"/>
-            <w:shd w:val="clear" w:color="auto" w:fill="f8fafc"/>
+            <w:shd w:val="clear" w:color="auto" w:fill="ffffff"/>
             <w:tcMar>
               <w:top w:w="60" w:type="dxa"/>
               <w:bottom w:w="60" w:type="dxa"/>
@@ -3019,11 +3214,16 @@
             </w:tcMar>
           </w:tcPr>
           <w:p>
+            <w:pPr>
+              <w:jc w:val="left"/>
+            </w:pPr>
             <w:r>
               <w:rPr>
                 <w:rFonts w:ascii="Cambria" w:hAnsi="Cambria"/>
-                <w:color w:val="000000"/>
-                <w:sz w:val="19"/>
+                <w:b w:val="0"/>
+                <w:i w:val="0"/>
+                <w:color w:val="808080"/>
+                <w:sz w:val="24"/>
               </w:rPr>
               <w:t>X</w:t>
             </w:r>
@@ -3032,7 +3232,7 @@
         <w:tc>
           <w:tcPr>
             <w:tcW w:type="dxa" w:w="1398"/>
-            <w:shd w:val="clear" w:color="auto" w:fill="f8fafc"/>
+            <w:shd w:val="clear" w:color="auto" w:fill="ffffff"/>
             <w:tcMar>
               <w:top w:w="60" w:type="dxa"/>
               <w:bottom w:w="60" w:type="dxa"/>
@@ -3041,11 +3241,16 @@
             </w:tcMar>
           </w:tcPr>
           <w:p>
+            <w:pPr>
+              <w:jc w:val="left"/>
+            </w:pPr>
             <w:r>
               <w:rPr>
                 <w:rFonts w:ascii="Cambria" w:hAnsi="Cambria"/>
-                <w:color w:val="000000"/>
-                <w:sz w:val="19"/>
+                <w:b w:val="0"/>
+                <w:i w:val="0"/>
+                <w:color w:val="808080"/>
+                <w:sz w:val="24"/>
               </w:rPr>
               <w:t>X</w:t>
             </w:r>
@@ -3054,7 +3259,7 @@
         <w:tc>
           <w:tcPr>
             <w:tcW w:type="dxa" w:w="1561"/>
-            <w:shd w:val="clear" w:color="auto" w:fill="f8fafc"/>
+            <w:shd w:val="clear" w:color="auto" w:fill="ffffff"/>
             <w:tcMar>
               <w:top w:w="60" w:type="dxa"/>
               <w:bottom w:w="60" w:type="dxa"/>
@@ -3063,11 +3268,16 @@
             </w:tcMar>
           </w:tcPr>
           <w:p>
+            <w:pPr>
+              <w:jc w:val="right"/>
+            </w:pPr>
             <w:r>
               <w:rPr>
                 <w:rFonts w:ascii="Cambria" w:hAnsi="Cambria"/>
+                <w:b w:val="0"/>
+                <w:i w:val="0"/>
                 <w:color w:val="000000"/>
-                <w:sz w:val="19"/>
+                <w:sz w:val="20"/>
               </w:rPr>
               <w:t>II</w:t>
             </w:r>
@@ -3081,6 +3291,7 @@
         <w:tc>
           <w:tcPr>
             <w:tcW w:type="dxa" w:w="2892"/>
+            <w:shd w:val="clear" w:color="auto" w:fill="f8f8f8"/>
             <w:tcMar>
               <w:top w:w="60" w:type="dxa"/>
               <w:bottom w:w="60" w:type="dxa"/>
@@ -3089,11 +3300,16 @@
             </w:tcMar>
           </w:tcPr>
           <w:p>
+            <w:pPr>
+              <w:jc w:val="left"/>
+            </w:pPr>
             <w:r>
               <w:rPr>
                 <w:rFonts w:ascii="Cambria" w:hAnsi="Cambria"/>
+                <w:b w:val="0"/>
+                <w:i w:val="0"/>
                 <w:color w:val="000000"/>
-                <w:sz w:val="19"/>
+                <w:sz w:val="20"/>
               </w:rPr>
               <w:t>azenosertib</w:t>
             </w:r>
@@ -3102,6 +3318,7 @@
         <w:tc>
           <w:tcPr>
             <w:tcW w:type="dxa" w:w="1910"/>
+            <w:shd w:val="clear" w:color="auto" w:fill="f8f8f8"/>
             <w:tcMar>
               <w:top w:w="60" w:type="dxa"/>
               <w:bottom w:w="60" w:type="dxa"/>
@@ -3110,11 +3327,16 @@
             </w:tcMar>
           </w:tcPr>
           <w:p>
+            <w:pPr>
+              <w:jc w:val="left"/>
+            </w:pPr>
             <w:r>
               <w:rPr>
                 <w:rFonts w:ascii="Cambria" w:hAnsi="Cambria"/>
-                <w:color w:val="000000"/>
-                <w:sz w:val="19"/>
+                <w:b w:val="0"/>
+                <w:i w:val="0"/>
+                <w:color w:val="808080"/>
+                <w:sz w:val="24"/>
               </w:rPr>
               <w:t>X</w:t>
             </w:r>
@@ -3123,6 +3345,7 @@
         <w:tc>
           <w:tcPr>
             <w:tcW w:type="dxa" w:w="1398"/>
+            <w:shd w:val="clear" w:color="auto" w:fill="f8f8f8"/>
             <w:tcMar>
               <w:top w:w="60" w:type="dxa"/>
               <w:bottom w:w="60" w:type="dxa"/>
@@ -3131,11 +3354,16 @@
             </w:tcMar>
           </w:tcPr>
           <w:p>
+            <w:pPr>
+              <w:jc w:val="left"/>
+            </w:pPr>
             <w:r>
               <w:rPr>
                 <w:rFonts w:ascii="Cambria" w:hAnsi="Cambria"/>
-                <w:color w:val="000000"/>
-                <w:sz w:val="19"/>
+                <w:b w:val="0"/>
+                <w:i w:val="0"/>
+                <w:color w:val="808080"/>
+                <w:sz w:val="24"/>
               </w:rPr>
               <w:t>X</w:t>
             </w:r>
@@ -3144,6 +3372,7 @@
         <w:tc>
           <w:tcPr>
             <w:tcW w:type="dxa" w:w="1307"/>
+            <w:shd w:val="clear" w:color="auto" w:fill="f8f8f8"/>
             <w:tcMar>
               <w:top w:w="60" w:type="dxa"/>
               <w:bottom w:w="60" w:type="dxa"/>
@@ -3152,11 +3381,16 @@
             </w:tcMar>
           </w:tcPr>
           <w:p>
+            <w:pPr>
+              <w:jc w:val="left"/>
+            </w:pPr>
             <w:r>
               <w:rPr>
                 <w:rFonts w:ascii="Cambria" w:hAnsi="Cambria"/>
-                <w:color w:val="000000"/>
-                <w:sz w:val="19"/>
+                <w:b w:val="0"/>
+                <w:i w:val="0"/>
+                <w:color w:val="808080"/>
+                <w:sz w:val="24"/>
               </w:rPr>
               <w:t>X</w:t>
             </w:r>
@@ -3165,6 +3399,7 @@
         <w:tc>
           <w:tcPr>
             <w:tcW w:type="dxa" w:w="1398"/>
+            <w:shd w:val="clear" w:color="auto" w:fill="f8f8f8"/>
             <w:tcMar>
               <w:top w:w="60" w:type="dxa"/>
               <w:bottom w:w="60" w:type="dxa"/>
@@ -3173,11 +3408,16 @@
             </w:tcMar>
           </w:tcPr>
           <w:p>
+            <w:pPr>
+              <w:jc w:val="left"/>
+            </w:pPr>
             <w:r>
               <w:rPr>
                 <w:rFonts w:ascii="Cambria" w:hAnsi="Cambria"/>
-                <w:color w:val="000000"/>
-                <w:sz w:val="19"/>
+                <w:b w:val="0"/>
+                <w:i w:val="0"/>
+                <w:color w:val="808080"/>
+                <w:sz w:val="24"/>
               </w:rPr>
               <w:t>X</w:t>
             </w:r>
@@ -3186,6 +3426,7 @@
         <w:tc>
           <w:tcPr>
             <w:tcW w:type="dxa" w:w="1561"/>
+            <w:shd w:val="clear" w:color="auto" w:fill="f8f8f8"/>
             <w:tcMar>
               <w:top w:w="60" w:type="dxa"/>
               <w:bottom w:w="60" w:type="dxa"/>
@@ -3194,11 +3435,16 @@
             </w:tcMar>
           </w:tcPr>
           <w:p>
+            <w:pPr>
+              <w:jc w:val="right"/>
+            </w:pPr>
             <w:r>
               <w:rPr>
                 <w:rFonts w:ascii="Cambria" w:hAnsi="Cambria"/>
+                <w:b w:val="0"/>
+                <w:i w:val="0"/>
                 <w:color w:val="000000"/>
-                <w:sz w:val="19"/>
+                <w:sz w:val="20"/>
               </w:rPr>
               <w:t>II</w:t>
             </w:r>
@@ -3212,7 +3458,7 @@
         <w:tc>
           <w:tcPr>
             <w:tcW w:type="dxa" w:w="2892"/>
-            <w:shd w:val="clear" w:color="auto" w:fill="f8fafc"/>
+            <w:shd w:val="clear" w:color="auto" w:fill="ffffff"/>
             <w:tcMar>
               <w:top w:w="60" w:type="dxa"/>
               <w:bottom w:w="60" w:type="dxa"/>
@@ -3221,11 +3467,16 @@
             </w:tcMar>
           </w:tcPr>
           <w:p>
+            <w:pPr>
+              <w:jc w:val="left"/>
+            </w:pPr>
             <w:r>
               <w:rPr>
                 <w:rFonts w:ascii="Cambria" w:hAnsi="Cambria"/>
+                <w:b w:val="0"/>
+                <w:i w:val="0"/>
                 <w:color w:val="000000"/>
-                <w:sz w:val="19"/>
+                <w:sz w:val="20"/>
               </w:rPr>
               <w:t>ART-6043, olaparib, niraparib</w:t>
             </w:r>
@@ -3234,7 +3485,7 @@
         <w:tc>
           <w:tcPr>
             <w:tcW w:type="dxa" w:w="1910"/>
-            <w:shd w:val="clear" w:color="auto" w:fill="f8fafc"/>
+            <w:shd w:val="clear" w:color="auto" w:fill="ffffff"/>
             <w:tcMar>
               <w:top w:w="60" w:type="dxa"/>
               <w:bottom w:w="60" w:type="dxa"/>
@@ -3243,11 +3494,16 @@
             </w:tcMar>
           </w:tcPr>
           <w:p>
+            <w:pPr>
+              <w:jc w:val="left"/>
+            </w:pPr>
             <w:r>
               <w:rPr>
                 <w:rFonts w:ascii="Cambria" w:hAnsi="Cambria"/>
-                <w:color w:val="000000"/>
-                <w:sz w:val="19"/>
+                <w:b w:val="0"/>
+                <w:i w:val="0"/>
+                <w:color w:val="808080"/>
+                <w:sz w:val="24"/>
               </w:rPr>
               <w:t>X</w:t>
             </w:r>
@@ -3256,7 +3512,7 @@
         <w:tc>
           <w:tcPr>
             <w:tcW w:type="dxa" w:w="1398"/>
-            <w:shd w:val="clear" w:color="auto" w:fill="f8fafc"/>
+            <w:shd w:val="clear" w:color="auto" w:fill="ffffff"/>
             <w:tcMar>
               <w:top w:w="60" w:type="dxa"/>
               <w:bottom w:w="60" w:type="dxa"/>
@@ -3265,11 +3521,16 @@
             </w:tcMar>
           </w:tcPr>
           <w:p>
+            <w:pPr>
+              <w:jc w:val="left"/>
+            </w:pPr>
             <w:r>
               <w:rPr>
                 <w:rFonts w:ascii="Cambria" w:hAnsi="Cambria"/>
-                <w:color w:val="000000"/>
-                <w:sz w:val="19"/>
+                <w:b w:val="0"/>
+                <w:i w:val="0"/>
+                <w:color w:val="808080"/>
+                <w:sz w:val="24"/>
               </w:rPr>
               <w:t>X</w:t>
             </w:r>
@@ -3278,7 +3539,7 @@
         <w:tc>
           <w:tcPr>
             <w:tcW w:type="dxa" w:w="1307"/>
-            <w:shd w:val="clear" w:color="auto" w:fill="f8fafc"/>
+            <w:shd w:val="clear" w:color="auto" w:fill="ffffff"/>
             <w:tcMar>
               <w:top w:w="60" w:type="dxa"/>
               <w:bottom w:w="60" w:type="dxa"/>
@@ -3287,11 +3548,16 @@
             </w:tcMar>
           </w:tcPr>
           <w:p>
+            <w:pPr>
+              <w:jc w:val="left"/>
+            </w:pPr>
             <w:r>
               <w:rPr>
                 <w:rFonts w:ascii="Cambria" w:hAnsi="Cambria"/>
-                <w:color w:val="000000"/>
-                <w:sz w:val="19"/>
+                <w:b w:val="0"/>
+                <w:i w:val="0"/>
+                <w:color w:val="808080"/>
+                <w:sz w:val="24"/>
               </w:rPr>
               <w:t>X</w:t>
             </w:r>
@@ -3300,7 +3566,7 @@
         <w:tc>
           <w:tcPr>
             <w:tcW w:type="dxa" w:w="1398"/>
-            <w:shd w:val="clear" w:color="auto" w:fill="f8fafc"/>
+            <w:shd w:val="clear" w:color="auto" w:fill="ffffff"/>
             <w:tcMar>
               <w:top w:w="60" w:type="dxa"/>
               <w:bottom w:w="60" w:type="dxa"/>
@@ -3309,11 +3575,16 @@
             </w:tcMar>
           </w:tcPr>
           <w:p>
+            <w:pPr>
+              <w:jc w:val="left"/>
+            </w:pPr>
             <w:r>
               <w:rPr>
                 <w:rFonts w:ascii="Cambria" w:hAnsi="Cambria"/>
-                <w:color w:val="000000"/>
-                <w:sz w:val="19"/>
+                <w:b w:val="0"/>
+                <w:i w:val="0"/>
+                <w:color w:val="808080"/>
+                <w:sz w:val="24"/>
               </w:rPr>
               <w:t>X</w:t>
             </w:r>
@@ -3322,7 +3593,7 @@
         <w:tc>
           <w:tcPr>
             <w:tcW w:type="dxa" w:w="1561"/>
-            <w:shd w:val="clear" w:color="auto" w:fill="f8fafc"/>
+            <w:shd w:val="clear" w:color="auto" w:fill="ffffff"/>
             <w:tcMar>
               <w:top w:w="60" w:type="dxa"/>
               <w:bottom w:w="60" w:type="dxa"/>
@@ -3331,11 +3602,16 @@
             </w:tcMar>
           </w:tcPr>
           <w:p>
+            <w:pPr>
+              <w:jc w:val="right"/>
+            </w:pPr>
             <w:r>
               <w:rPr>
                 <w:rFonts w:ascii="Cambria" w:hAnsi="Cambria"/>
+                <w:b w:val="0"/>
+                <w:i w:val="0"/>
                 <w:color w:val="000000"/>
-                <w:sz w:val="19"/>
+                <w:sz w:val="20"/>
               </w:rPr>
               <w:t>I/II</w:t>
             </w:r>
@@ -3349,6 +3625,7 @@
         <w:tc>
           <w:tcPr>
             <w:tcW w:type="dxa" w:w="2892"/>
+            <w:shd w:val="clear" w:color="auto" w:fill="f8f8f8"/>
             <w:tcMar>
               <w:top w:w="60" w:type="dxa"/>
               <w:bottom w:w="60" w:type="dxa"/>
@@ -3357,11 +3634,16 @@
             </w:tcMar>
           </w:tcPr>
           <w:p>
+            <w:pPr>
+              <w:jc w:val="left"/>
+            </w:pPr>
             <w:r>
               <w:rPr>
                 <w:rFonts w:ascii="Cambria" w:hAnsi="Cambria"/>
+                <w:b w:val="0"/>
+                <w:i w:val="0"/>
                 <w:color w:val="000000"/>
-                <w:sz w:val="19"/>
+                <w:sz w:val="20"/>
               </w:rPr>
               <w:t>ATRN-119</w:t>
             </w:r>
@@ -3370,6 +3652,7 @@
         <w:tc>
           <w:tcPr>
             <w:tcW w:type="dxa" w:w="1910"/>
+            <w:shd w:val="clear" w:color="auto" w:fill="f8f8f8"/>
             <w:tcMar>
               <w:top w:w="60" w:type="dxa"/>
               <w:bottom w:w="60" w:type="dxa"/>
@@ -3378,11 +3661,16 @@
             </w:tcMar>
           </w:tcPr>
           <w:p>
+            <w:pPr>
+              <w:jc w:val="left"/>
+            </w:pPr>
             <w:r>
               <w:rPr>
                 <w:rFonts w:ascii="Cambria" w:hAnsi="Cambria"/>
-                <w:color w:val="000000"/>
-                <w:sz w:val="19"/>
+                <w:b w:val="0"/>
+                <w:i w:val="0"/>
+                <w:color w:val="808080"/>
+                <w:sz w:val="24"/>
               </w:rPr>
               <w:t>X</w:t>
             </w:r>
@@ -3391,6 +3679,7 @@
         <w:tc>
           <w:tcPr>
             <w:tcW w:type="dxa" w:w="1398"/>
+            <w:shd w:val="clear" w:color="auto" w:fill="f8f8f8"/>
             <w:tcMar>
               <w:top w:w="60" w:type="dxa"/>
               <w:bottom w:w="60" w:type="dxa"/>
@@ -3399,11 +3688,16 @@
             </w:tcMar>
           </w:tcPr>
           <w:p>
+            <w:pPr>
+              <w:jc w:val="left"/>
+            </w:pPr>
             <w:r>
               <w:rPr>
                 <w:rFonts w:ascii="Cambria" w:hAnsi="Cambria"/>
-                <w:color w:val="000000"/>
-                <w:sz w:val="19"/>
+                <w:b w:val="0"/>
+                <w:i w:val="0"/>
+                <w:color w:val="808080"/>
+                <w:sz w:val="24"/>
               </w:rPr>
               <w:t>X</w:t>
             </w:r>
@@ -3412,6 +3706,7 @@
         <w:tc>
           <w:tcPr>
             <w:tcW w:type="dxa" w:w="1307"/>
+            <w:shd w:val="clear" w:color="auto" w:fill="f8f8f8"/>
             <w:tcMar>
               <w:top w:w="60" w:type="dxa"/>
               <w:bottom w:w="60" w:type="dxa"/>
@@ -3420,11 +3715,16 @@
             </w:tcMar>
           </w:tcPr>
           <w:p>
+            <w:pPr>
+              <w:jc w:val="left"/>
+            </w:pPr>
             <w:r>
               <w:rPr>
                 <w:rFonts w:ascii="Cambria" w:hAnsi="Cambria"/>
-                <w:color w:val="000000"/>
-                <w:sz w:val="19"/>
+                <w:b w:val="0"/>
+                <w:i w:val="0"/>
+                <w:color w:val="808080"/>
+                <w:sz w:val="24"/>
               </w:rPr>
               <w:t>X</w:t>
             </w:r>
@@ -3433,6 +3733,7 @@
         <w:tc>
           <w:tcPr>
             <w:tcW w:type="dxa" w:w="1398"/>
+            <w:shd w:val="clear" w:color="auto" w:fill="f8f8f8"/>
             <w:tcMar>
               <w:top w:w="60" w:type="dxa"/>
               <w:bottom w:w="60" w:type="dxa"/>
@@ -3441,11 +3742,16 @@
             </w:tcMar>
           </w:tcPr>
           <w:p>
+            <w:pPr>
+              <w:jc w:val="left"/>
+            </w:pPr>
             <w:r>
               <w:rPr>
                 <w:rFonts w:ascii="Cambria" w:hAnsi="Cambria"/>
-                <w:color w:val="000000"/>
-                <w:sz w:val="19"/>
+                <w:b w:val="0"/>
+                <w:i w:val="0"/>
+                <w:color w:val="808080"/>
+                <w:sz w:val="24"/>
               </w:rPr>
               <w:t>X</w:t>
             </w:r>
@@ -3454,6 +3760,7 @@
         <w:tc>
           <w:tcPr>
             <w:tcW w:type="dxa" w:w="1561"/>
+            <w:shd w:val="clear" w:color="auto" w:fill="f8f8f8"/>
             <w:tcMar>
               <w:top w:w="60" w:type="dxa"/>
               <w:bottom w:w="60" w:type="dxa"/>
@@ -3462,11 +3769,16 @@
             </w:tcMar>
           </w:tcPr>
           <w:p>
+            <w:pPr>
+              <w:jc w:val="right"/>
+            </w:pPr>
             <w:r>
               <w:rPr>
                 <w:rFonts w:ascii="Cambria" w:hAnsi="Cambria"/>
+                <w:b w:val="0"/>
+                <w:i w:val="0"/>
                 <w:color w:val="000000"/>
-                <w:sz w:val="19"/>
+                <w:sz w:val="20"/>
               </w:rPr>
               <w:t>I/II</w:t>
             </w:r>
@@ -3480,7 +3792,7 @@
         <w:tc>
           <w:tcPr>
             <w:tcW w:type="dxa" w:w="2892"/>
-            <w:shd w:val="clear" w:color="auto" w:fill="f8fafc"/>
+            <w:shd w:val="clear" w:color="auto" w:fill="ffffff"/>
             <w:tcMar>
               <w:top w:w="60" w:type="dxa"/>
               <w:bottom w:w="60" w:type="dxa"/>
@@ -3489,11 +3801,16 @@
             </w:tcMar>
           </w:tcPr>
           <w:p>
+            <w:pPr>
+              <w:jc w:val="left"/>
+            </w:pPr>
             <w:r>
               <w:rPr>
                 <w:rFonts w:ascii="Cambria" w:hAnsi="Cambria"/>
+                <w:b w:val="0"/>
+                <w:i w:val="0"/>
                 <w:color w:val="000000"/>
-                <w:sz w:val="19"/>
+                <w:sz w:val="20"/>
               </w:rPr>
               <w:t>niraparib, GSK-101</w:t>
             </w:r>
@@ -3502,7 +3819,7 @@
         <w:tc>
           <w:tcPr>
             <w:tcW w:type="dxa" w:w="1910"/>
-            <w:shd w:val="clear" w:color="auto" w:fill="f8fafc"/>
+            <w:shd w:val="clear" w:color="auto" w:fill="ffffff"/>
             <w:tcMar>
               <w:top w:w="60" w:type="dxa"/>
               <w:bottom w:w="60" w:type="dxa"/>
@@ -3511,11 +3828,16 @@
             </w:tcMar>
           </w:tcPr>
           <w:p>
+            <w:pPr>
+              <w:jc w:val="left"/>
+            </w:pPr>
             <w:r>
               <w:rPr>
                 <w:rFonts w:ascii="Cambria" w:hAnsi="Cambria"/>
-                <w:color w:val="000000"/>
-                <w:sz w:val="19"/>
+                <w:b w:val="0"/>
+                <w:i w:val="0"/>
+                <w:color w:val="808080"/>
+                <w:sz w:val="24"/>
               </w:rPr>
               <w:t>X</w:t>
             </w:r>
@@ -3524,7 +3846,7 @@
         <w:tc>
           <w:tcPr>
             <w:tcW w:type="dxa" w:w="1398"/>
-            <w:shd w:val="clear" w:color="auto" w:fill="f8fafc"/>
+            <w:shd w:val="clear" w:color="auto" w:fill="ffffff"/>
             <w:tcMar>
               <w:top w:w="60" w:type="dxa"/>
               <w:bottom w:w="60" w:type="dxa"/>
@@ -3533,11 +3855,16 @@
             </w:tcMar>
           </w:tcPr>
           <w:p>
+            <w:pPr>
+              <w:jc w:val="left"/>
+            </w:pPr>
             <w:r>
               <w:rPr>
                 <w:rFonts w:ascii="Cambria" w:hAnsi="Cambria"/>
-                <w:color w:val="000000"/>
-                <w:sz w:val="19"/>
+                <w:b w:val="0"/>
+                <w:i w:val="0"/>
+                <w:color w:val="808080"/>
+                <w:sz w:val="24"/>
               </w:rPr>
               <w:t>X</w:t>
             </w:r>
@@ -3546,7 +3873,7 @@
         <w:tc>
           <w:tcPr>
             <w:tcW w:type="dxa" w:w="1307"/>
-            <w:shd w:val="clear" w:color="auto" w:fill="f8fafc"/>
+            <w:shd w:val="clear" w:color="auto" w:fill="ffffff"/>
             <w:tcMar>
               <w:top w:w="60" w:type="dxa"/>
               <w:bottom w:w="60" w:type="dxa"/>
@@ -3555,11 +3882,16 @@
             </w:tcMar>
           </w:tcPr>
           <w:p>
+            <w:pPr>
+              <w:jc w:val="left"/>
+            </w:pPr>
             <w:r>
               <w:rPr>
                 <w:rFonts w:ascii="Cambria" w:hAnsi="Cambria"/>
-                <w:color w:val="000000"/>
-                <w:sz w:val="19"/>
+                <w:b w:val="0"/>
+                <w:i w:val="0"/>
+                <w:color w:val="808080"/>
+                <w:sz w:val="24"/>
               </w:rPr>
               <w:t>X</w:t>
             </w:r>
@@ -3568,7 +3900,7 @@
         <w:tc>
           <w:tcPr>
             <w:tcW w:type="dxa" w:w="1398"/>
-            <w:shd w:val="clear" w:color="auto" w:fill="f8fafc"/>
+            <w:shd w:val="clear" w:color="auto" w:fill="ffffff"/>
             <w:tcMar>
               <w:top w:w="60" w:type="dxa"/>
               <w:bottom w:w="60" w:type="dxa"/>
@@ -3577,11 +3909,16 @@
             </w:tcMar>
           </w:tcPr>
           <w:p>
+            <w:pPr>
+              <w:jc w:val="left"/>
+            </w:pPr>
             <w:r>
               <w:rPr>
                 <w:rFonts w:ascii="Cambria" w:hAnsi="Cambria"/>
-                <w:color w:val="000000"/>
-                <w:sz w:val="19"/>
+                <w:b w:val="0"/>
+                <w:i w:val="0"/>
+                <w:color w:val="808080"/>
+                <w:sz w:val="24"/>
               </w:rPr>
               <w:t>X</w:t>
             </w:r>
@@ -3590,7 +3927,7 @@
         <w:tc>
           <w:tcPr>
             <w:tcW w:type="dxa" w:w="1561"/>
-            <w:shd w:val="clear" w:color="auto" w:fill="f8fafc"/>
+            <w:shd w:val="clear" w:color="auto" w:fill="ffffff"/>
             <w:tcMar>
               <w:top w:w="60" w:type="dxa"/>
               <w:bottom w:w="60" w:type="dxa"/>
@@ -3599,11 +3936,16 @@
             </w:tcMar>
           </w:tcPr>
           <w:p>
+            <w:pPr>
+              <w:jc w:val="right"/>
+            </w:pPr>
             <w:r>
               <w:rPr>
                 <w:rFonts w:ascii="Cambria" w:hAnsi="Cambria"/>
+                <w:b w:val="0"/>
+                <w:i w:val="0"/>
                 <w:color w:val="000000"/>
-                <w:sz w:val="19"/>
+                <w:sz w:val="20"/>
               </w:rPr>
               <w:t>I/II</w:t>
             </w:r>
@@ -3617,6 +3959,7 @@
         <w:tc>
           <w:tcPr>
             <w:tcW w:type="dxa" w:w="2892"/>
+            <w:shd w:val="clear" w:color="auto" w:fill="f8f8f8"/>
             <w:tcMar>
               <w:top w:w="60" w:type="dxa"/>
               <w:bottom w:w="60" w:type="dxa"/>
@@ -3625,11 +3968,16 @@
             </w:tcMar>
           </w:tcPr>
           <w:p>
+            <w:pPr>
+              <w:jc w:val="left"/>
+            </w:pPr>
             <w:r>
               <w:rPr>
                 <w:rFonts w:ascii="Cambria" w:hAnsi="Cambria"/>
+                <w:b w:val="0"/>
+                <w:i w:val="0"/>
                 <w:color w:val="000000"/>
-                <w:sz w:val="19"/>
+                <w:sz w:val="20"/>
               </w:rPr>
               <w:t>VB-15010</w:t>
             </w:r>
@@ -3638,6 +3986,7 @@
         <w:tc>
           <w:tcPr>
             <w:tcW w:type="dxa" w:w="1910"/>
+            <w:shd w:val="clear" w:color="auto" w:fill="f8f8f8"/>
             <w:tcMar>
               <w:top w:w="60" w:type="dxa"/>
               <w:bottom w:w="60" w:type="dxa"/>
@@ -3646,11 +3995,16 @@
             </w:tcMar>
           </w:tcPr>
           <w:p>
+            <w:pPr>
+              <w:jc w:val="left"/>
+            </w:pPr>
             <w:r>
               <w:rPr>
                 <w:rFonts w:ascii="Cambria" w:hAnsi="Cambria"/>
-                <w:color w:val="000000"/>
-                <w:sz w:val="19"/>
+                <w:b w:val="0"/>
+                <w:i w:val="0"/>
+                <w:color w:val="808080"/>
+                <w:sz w:val="24"/>
               </w:rPr>
               <w:t>X</w:t>
             </w:r>
@@ -3659,6 +4013,7 @@
         <w:tc>
           <w:tcPr>
             <w:tcW w:type="dxa" w:w="1398"/>
+            <w:shd w:val="clear" w:color="auto" w:fill="f8f8f8"/>
             <w:tcMar>
               <w:top w:w="60" w:type="dxa"/>
               <w:bottom w:w="60" w:type="dxa"/>
@@ -3667,11 +4022,16 @@
             </w:tcMar>
           </w:tcPr>
           <w:p>
+            <w:pPr>
+              <w:jc w:val="left"/>
+            </w:pPr>
             <w:r>
               <w:rPr>
                 <w:rFonts w:ascii="Cambria" w:hAnsi="Cambria"/>
-                <w:color w:val="000000"/>
-                <w:sz w:val="19"/>
+                <w:b w:val="0"/>
+                <w:i w:val="0"/>
+                <w:color w:val="808080"/>
+                <w:sz w:val="24"/>
               </w:rPr>
               <w:t>X</w:t>
             </w:r>
@@ -3680,6 +4040,7 @@
         <w:tc>
           <w:tcPr>
             <w:tcW w:type="dxa" w:w="1307"/>
+            <w:shd w:val="clear" w:color="auto" w:fill="f8f8f8"/>
             <w:tcMar>
               <w:top w:w="60" w:type="dxa"/>
               <w:bottom w:w="60" w:type="dxa"/>
@@ -3688,11 +4049,16 @@
             </w:tcMar>
           </w:tcPr>
           <w:p>
+            <w:pPr>
+              <w:jc w:val="left"/>
+            </w:pPr>
             <w:r>
               <w:rPr>
                 <w:rFonts w:ascii="Cambria" w:hAnsi="Cambria"/>
-                <w:color w:val="000000"/>
-                <w:sz w:val="19"/>
+                <w:b w:val="0"/>
+                <w:i w:val="0"/>
+                <w:color w:val="808080"/>
+                <w:sz w:val="24"/>
               </w:rPr>
               <w:t>X</w:t>
             </w:r>
@@ -3701,6 +4067,7 @@
         <w:tc>
           <w:tcPr>
             <w:tcW w:type="dxa" w:w="1398"/>
+            <w:shd w:val="clear" w:color="auto" w:fill="f8f8f8"/>
             <w:tcMar>
               <w:top w:w="60" w:type="dxa"/>
               <w:bottom w:w="60" w:type="dxa"/>
@@ -3709,11 +4076,16 @@
             </w:tcMar>
           </w:tcPr>
           <w:p>
+            <w:pPr>
+              <w:jc w:val="left"/>
+            </w:pPr>
             <w:r>
               <w:rPr>
                 <w:rFonts w:ascii="Cambria" w:hAnsi="Cambria"/>
-                <w:color w:val="000000"/>
-                <w:sz w:val="19"/>
+                <w:b w:val="0"/>
+                <w:i w:val="0"/>
+                <w:color w:val="808080"/>
+                <w:sz w:val="24"/>
               </w:rPr>
               <w:t>X</w:t>
             </w:r>
@@ -3722,6 +4094,7 @@
         <w:tc>
           <w:tcPr>
             <w:tcW w:type="dxa" w:w="1561"/>
+            <w:shd w:val="clear" w:color="auto" w:fill="f8f8f8"/>
             <w:tcMar>
               <w:top w:w="60" w:type="dxa"/>
               <w:bottom w:w="60" w:type="dxa"/>
@@ -3730,11 +4103,16 @@
             </w:tcMar>
           </w:tcPr>
           <w:p>
+            <w:pPr>
+              <w:jc w:val="right"/>
+            </w:pPr>
             <w:r>
               <w:rPr>
                 <w:rFonts w:ascii="Cambria" w:hAnsi="Cambria"/>
+                <w:b w:val="0"/>
+                <w:i w:val="0"/>
                 <w:color w:val="000000"/>
-                <w:sz w:val="19"/>
+                <w:sz w:val="20"/>
               </w:rPr>
               <w:t>I/II</w:t>
             </w:r>
@@ -3748,7 +4126,7 @@
         <w:tc>
           <w:tcPr>
             <w:tcW w:type="dxa" w:w="2892"/>
-            <w:shd w:val="clear" w:color="auto" w:fill="f8fafc"/>
+            <w:shd w:val="clear" w:color="auto" w:fill="ffffff"/>
             <w:tcMar>
               <w:top w:w="60" w:type="dxa"/>
               <w:bottom w:w="60" w:type="dxa"/>
@@ -3757,11 +4135,16 @@
             </w:tcMar>
           </w:tcPr>
           <w:p>
+            <w:pPr>
+              <w:jc w:val="left"/>
+            </w:pPr>
             <w:r>
               <w:rPr>
                 <w:rFonts w:ascii="Cambria" w:hAnsi="Cambria"/>
+                <w:b w:val="0"/>
+                <w:i w:val="0"/>
                 <w:color w:val="000000"/>
-                <w:sz w:val="19"/>
+                <w:sz w:val="20"/>
               </w:rPr>
               <w:t>GenSci-122</w:t>
               <w:br/>
@@ -3772,7 +4155,7 @@
         <w:tc>
           <w:tcPr>
             <w:tcW w:type="dxa" w:w="1910"/>
-            <w:shd w:val="clear" w:color="auto" w:fill="f8fafc"/>
+            <w:shd w:val="clear" w:color="auto" w:fill="ffffff"/>
             <w:tcMar>
               <w:top w:w="60" w:type="dxa"/>
               <w:bottom w:w="60" w:type="dxa"/>
@@ -3781,11 +4164,16 @@
             </w:tcMar>
           </w:tcPr>
           <w:p>
+            <w:pPr>
+              <w:jc w:val="left"/>
+            </w:pPr>
             <w:r>
               <w:rPr>
                 <w:rFonts w:ascii="Cambria" w:hAnsi="Cambria"/>
-                <w:color w:val="000000"/>
-                <w:sz w:val="19"/>
+                <w:b w:val="0"/>
+                <w:i w:val="0"/>
+                <w:color w:val="808080"/>
+                <w:sz w:val="24"/>
               </w:rPr>
               <w:t>X</w:t>
               <w:br/>
@@ -3796,7 +4184,7 @@
         <w:tc>
           <w:tcPr>
             <w:tcW w:type="dxa" w:w="1398"/>
-            <w:shd w:val="clear" w:color="auto" w:fill="f8fafc"/>
+            <w:shd w:val="clear" w:color="auto" w:fill="ffffff"/>
             <w:tcMar>
               <w:top w:w="60" w:type="dxa"/>
               <w:bottom w:w="60" w:type="dxa"/>
@@ -3805,11 +4193,16 @@
             </w:tcMar>
           </w:tcPr>
           <w:p>
+            <w:pPr>
+              <w:jc w:val="left"/>
+            </w:pPr>
             <w:r>
               <w:rPr>
                 <w:rFonts w:ascii="Cambria" w:hAnsi="Cambria"/>
-                <w:color w:val="000000"/>
-                <w:sz w:val="19"/>
+                <w:b w:val="0"/>
+                <w:i w:val="0"/>
+                <w:color w:val="808080"/>
+                <w:sz w:val="24"/>
               </w:rPr>
               <w:t>X</w:t>
             </w:r>
@@ -3818,7 +4211,7 @@
         <w:tc>
           <w:tcPr>
             <w:tcW w:type="dxa" w:w="1307"/>
-            <w:shd w:val="clear" w:color="auto" w:fill="f8fafc"/>
+            <w:shd w:val="clear" w:color="auto" w:fill="ffffff"/>
             <w:tcMar>
               <w:top w:w="60" w:type="dxa"/>
               <w:bottom w:w="60" w:type="dxa"/>
@@ -3827,11 +4220,16 @@
             </w:tcMar>
           </w:tcPr>
           <w:p>
+            <w:pPr>
+              <w:jc w:val="left"/>
+            </w:pPr>
             <w:r>
               <w:rPr>
                 <w:rFonts w:ascii="Cambria" w:hAnsi="Cambria"/>
-                <w:color w:val="000000"/>
-                <w:sz w:val="19"/>
+                <w:b w:val="0"/>
+                <w:i w:val="0"/>
+                <w:color w:val="808080"/>
+                <w:sz w:val="24"/>
               </w:rPr>
               <w:t>X</w:t>
             </w:r>
@@ -3840,7 +4238,7 @@
         <w:tc>
           <w:tcPr>
             <w:tcW w:type="dxa" w:w="1398"/>
-            <w:shd w:val="clear" w:color="auto" w:fill="f8fafc"/>
+            <w:shd w:val="clear" w:color="auto" w:fill="ffffff"/>
             <w:tcMar>
               <w:top w:w="60" w:type="dxa"/>
               <w:bottom w:w="60" w:type="dxa"/>
@@ -3849,11 +4247,16 @@
             </w:tcMar>
           </w:tcPr>
           <w:p>
+            <w:pPr>
+              <w:jc w:val="left"/>
+            </w:pPr>
             <w:r>
               <w:rPr>
                 <w:rFonts w:ascii="Cambria" w:hAnsi="Cambria"/>
-                <w:color w:val="000000"/>
-                <w:sz w:val="19"/>
+                <w:b w:val="0"/>
+                <w:i w:val="0"/>
+                <w:color w:val="808080"/>
+                <w:sz w:val="24"/>
               </w:rPr>
               <w:t>X</w:t>
             </w:r>
@@ -3862,7 +4265,7 @@
         <w:tc>
           <w:tcPr>
             <w:tcW w:type="dxa" w:w="1561"/>
-            <w:shd w:val="clear" w:color="auto" w:fill="f8fafc"/>
+            <w:shd w:val="clear" w:color="auto" w:fill="ffffff"/>
             <w:tcMar>
               <w:top w:w="60" w:type="dxa"/>
               <w:bottom w:w="60" w:type="dxa"/>
@@ -3871,11 +4274,16 @@
             </w:tcMar>
           </w:tcPr>
           <w:p>
+            <w:pPr>
+              <w:jc w:val="right"/>
+            </w:pPr>
             <w:r>
               <w:rPr>
                 <w:rFonts w:ascii="Cambria" w:hAnsi="Cambria"/>
+                <w:b w:val="0"/>
+                <w:i w:val="0"/>
                 <w:color w:val="000000"/>
-                <w:sz w:val="19"/>
+                <w:sz w:val="20"/>
               </w:rPr>
               <w:t>I</w:t>
             </w:r>
@@ -4041,12 +4449,12 @@
         <w:jc w:val="center"/>
         <w:tblLook w:firstColumn="1" w:firstRow="1" w:lastColumn="0" w:lastRow="0" w:noHBand="0" w:noVBand="1" w:val="04A0"/>
         <w:tblBorders>
-          <w:top w:val="single" w:sz="4" w:space="0" w:color="1f497d"/>
-          <w:left w:val="single" w:sz="4" w:space="0" w:color="1f497d"/>
-          <w:bottom w:val="single" w:sz="4" w:space="0" w:color="1f497d"/>
-          <w:right w:val="single" w:sz="4" w:space="0" w:color="1f497d"/>
-          <w:insideH w:val="single" w:sz="4" w:space="0" w:color="1f497d"/>
-          <w:insideV w:val="single" w:sz="4" w:space="0" w:color="1f497d"/>
+          <w:top w:val="single" w:sz="4" w:space="0" w:color="000000"/>
+          <w:left w:val="single" w:sz="4" w:space="0" w:color="000000"/>
+          <w:bottom w:val="single" w:sz="4" w:space="0" w:color="000000"/>
+          <w:right w:val="single" w:sz="4" w:space="0" w:color="000000"/>
+          <w:insideH w:val="single" w:sz="4" w:space="0" w:color="000000"/>
+          <w:insideV w:val="single" w:sz="4" w:space="0" w:color="000000"/>
         </w:tblBorders>
       </w:tblPr>
       <w:tblGrid>
@@ -4065,7 +4473,7 @@
         <w:tc>
           <w:tcPr>
             <w:tcW w:type="dxa" w:w="3910"/>
-            <w:shd w:val="clear" w:color="auto" w:fill="1f497d"/>
+            <w:shd w:val="clear" w:color="auto" w:fill="f8f8f8"/>
             <w:tcMar>
               <w:top w:w="60" w:type="dxa"/>
               <w:bottom w:w="60" w:type="dxa"/>
@@ -4080,9 +4488,9 @@
             <w:r>
               <w:rPr>
                 <w:rFonts w:ascii="Cambria" w:hAnsi="Cambria"/>
-                <w:b/>
-                <w:color w:val="FFFFFF"/>
-                <w:sz w:val="19"/>
+                <w:b w:val="0"/>
+                <w:color w:val="000000"/>
+                <w:sz w:val="20"/>
               </w:rPr>
               <w:t>Therapy</w:t>
             </w:r>
@@ -4091,7 +4499,7 @@
         <w:tc>
           <w:tcPr>
             <w:tcW w:type="dxa" w:w="1239"/>
-            <w:shd w:val="clear" w:color="auto" w:fill="1f497d"/>
+            <w:shd w:val="clear" w:color="auto" w:fill="f8f8f8"/>
             <w:tcMar>
               <w:top w:w="60" w:type="dxa"/>
               <w:bottom w:w="60" w:type="dxa"/>
@@ -4106,9 +4514,9 @@
             <w:r>
               <w:rPr>
                 <w:rFonts w:ascii="Cambria" w:hAnsi="Cambria"/>
-                <w:b/>
-                <w:color w:val="FFFFFF"/>
-                <w:sz w:val="19"/>
+                <w:b w:val="0"/>
+                <w:color w:val="808080"/>
+                <w:sz w:val="24"/>
               </w:rPr>
               <w:t>FDA</w:t>
             </w:r>
@@ -4117,7 +4525,7 @@
         <w:tc>
           <w:tcPr>
             <w:tcW w:type="dxa" w:w="1314"/>
-            <w:shd w:val="clear" w:color="auto" w:fill="1f497d"/>
+            <w:shd w:val="clear" w:color="auto" w:fill="f8f8f8"/>
             <w:tcMar>
               <w:top w:w="60" w:type="dxa"/>
               <w:bottom w:w="60" w:type="dxa"/>
@@ -4132,9 +4540,9 @@
             <w:r>
               <w:rPr>
                 <w:rFonts w:ascii="Cambria" w:hAnsi="Cambria"/>
-                <w:b/>
-                <w:color w:val="FFFFFF"/>
-                <w:sz w:val="19"/>
+                <w:b w:val="0"/>
+                <w:color w:val="808080"/>
+                <w:sz w:val="24"/>
               </w:rPr>
               <w:t>NCCN</w:t>
             </w:r>
@@ -4143,7 +4551,7 @@
         <w:tc>
           <w:tcPr>
             <w:tcW w:type="dxa" w:w="1239"/>
-            <w:shd w:val="clear" w:color="auto" w:fill="1f497d"/>
+            <w:shd w:val="clear" w:color="auto" w:fill="f8f8f8"/>
             <w:tcMar>
               <w:top w:w="60" w:type="dxa"/>
               <w:bottom w:w="60" w:type="dxa"/>
@@ -4158,9 +4566,9 @@
             <w:r>
               <w:rPr>
                 <w:rFonts w:ascii="Cambria" w:hAnsi="Cambria"/>
-                <w:b/>
-                <w:color w:val="FFFFFF"/>
-                <w:sz w:val="19"/>
+                <w:b w:val="0"/>
+                <w:color w:val="808080"/>
+                <w:sz w:val="24"/>
               </w:rPr>
               <w:t>EMA</w:t>
             </w:r>
@@ -4169,7 +4577,7 @@
         <w:tc>
           <w:tcPr>
             <w:tcW w:type="dxa" w:w="1314"/>
-            <w:shd w:val="clear" w:color="auto" w:fill="1f497d"/>
+            <w:shd w:val="clear" w:color="auto" w:fill="f8f8f8"/>
             <w:tcMar>
               <w:top w:w="60" w:type="dxa"/>
               <w:bottom w:w="60" w:type="dxa"/>
@@ -4184,9 +4592,9 @@
             <w:r>
               <w:rPr>
                 <w:rFonts w:ascii="Cambria" w:hAnsi="Cambria"/>
-                <w:b/>
-                <w:color w:val="FFFFFF"/>
-                <w:sz w:val="19"/>
+                <w:b w:val="0"/>
+                <w:color w:val="808080"/>
+                <w:sz w:val="24"/>
               </w:rPr>
               <w:t>ESMO</w:t>
             </w:r>
@@ -4195,7 +4603,7 @@
         <w:tc>
           <w:tcPr>
             <w:tcW w:type="dxa" w:w="1450"/>
-            <w:shd w:val="clear" w:color="auto" w:fill="1f497d"/>
+            <w:shd w:val="clear" w:color="auto" w:fill="f8f8f8"/>
             <w:tcMar>
               <w:top w:w="60" w:type="dxa"/>
               <w:bottom w:w="60" w:type="dxa"/>
@@ -4210,9 +4618,9 @@
             <w:r>
               <w:rPr>
                 <w:rFonts w:ascii="Cambria" w:hAnsi="Cambria"/>
-                <w:b/>
-                <w:color w:val="FFFFFF"/>
-                <w:sz w:val="19"/>
+                <w:b w:val="0"/>
+                <w:color w:val="000000"/>
+                <w:sz w:val="20"/>
               </w:rPr>
               <w:t>Trials</w:t>
             </w:r>
@@ -4226,6 +4634,7 @@
         <w:tc>
           <w:tcPr>
             <w:tcW w:type="dxa" w:w="3910"/>
+            <w:shd w:val="clear" w:color="auto" w:fill="ffffff"/>
             <w:tcMar>
               <w:top w:w="60" w:type="dxa"/>
               <w:bottom w:w="60" w:type="dxa"/>
@@ -4234,11 +4643,16 @@
             </w:tcMar>
           </w:tcPr>
           <w:p>
+            <w:pPr>
+              <w:jc w:val="left"/>
+            </w:pPr>
             <w:r>
               <w:rPr>
                 <w:rFonts w:ascii="Cambria" w:hAnsi="Cambria"/>
+                <w:b w:val="0"/>
+                <w:i w:val="0"/>
                 <w:color w:val="000000"/>
-                <w:sz w:val="19"/>
+                <w:sz w:val="20"/>
               </w:rPr>
               <w:t>GH-2616</w:t>
             </w:r>
@@ -4247,6 +4661,7 @@
         <w:tc>
           <w:tcPr>
             <w:tcW w:type="dxa" w:w="1239"/>
+            <w:shd w:val="clear" w:color="auto" w:fill="ffffff"/>
             <w:tcMar>
               <w:top w:w="60" w:type="dxa"/>
               <w:bottom w:w="60" w:type="dxa"/>
@@ -4255,11 +4670,16 @@
             </w:tcMar>
           </w:tcPr>
           <w:p>
+            <w:pPr>
+              <w:jc w:val="left"/>
+            </w:pPr>
             <w:r>
               <w:rPr>
                 <w:rFonts w:ascii="Cambria" w:hAnsi="Cambria"/>
-                <w:color w:val="000000"/>
-                <w:sz w:val="19"/>
+                <w:b w:val="0"/>
+                <w:i w:val="0"/>
+                <w:color w:val="808080"/>
+                <w:sz w:val="24"/>
               </w:rPr>
               <w:t>X</w:t>
             </w:r>
@@ -4268,6 +4688,7 @@
         <w:tc>
           <w:tcPr>
             <w:tcW w:type="dxa" w:w="1314"/>
+            <w:shd w:val="clear" w:color="auto" w:fill="ffffff"/>
             <w:tcMar>
               <w:top w:w="60" w:type="dxa"/>
               <w:bottom w:w="60" w:type="dxa"/>
@@ -4276,11 +4697,16 @@
             </w:tcMar>
           </w:tcPr>
           <w:p>
+            <w:pPr>
+              <w:jc w:val="left"/>
+            </w:pPr>
             <w:r>
               <w:rPr>
                 <w:rFonts w:ascii="Cambria" w:hAnsi="Cambria"/>
-                <w:color w:val="000000"/>
-                <w:sz w:val="19"/>
+                <w:b w:val="0"/>
+                <w:i w:val="0"/>
+                <w:color w:val="808080"/>
+                <w:sz w:val="24"/>
               </w:rPr>
               <w:t>X</w:t>
             </w:r>
@@ -4289,6 +4715,7 @@
         <w:tc>
           <w:tcPr>
             <w:tcW w:type="dxa" w:w="1239"/>
+            <w:shd w:val="clear" w:color="auto" w:fill="ffffff"/>
             <w:tcMar>
               <w:top w:w="60" w:type="dxa"/>
               <w:bottom w:w="60" w:type="dxa"/>
@@ -4297,11 +4724,16 @@
             </w:tcMar>
           </w:tcPr>
           <w:p>
+            <w:pPr>
+              <w:jc w:val="left"/>
+            </w:pPr>
             <w:r>
               <w:rPr>
                 <w:rFonts w:ascii="Cambria" w:hAnsi="Cambria"/>
-                <w:color w:val="000000"/>
-                <w:sz w:val="19"/>
+                <w:b w:val="0"/>
+                <w:i w:val="0"/>
+                <w:color w:val="808080"/>
+                <w:sz w:val="24"/>
               </w:rPr>
               <w:t>X</w:t>
             </w:r>
@@ -4310,6 +4742,7 @@
         <w:tc>
           <w:tcPr>
             <w:tcW w:type="dxa" w:w="1314"/>
+            <w:shd w:val="clear" w:color="auto" w:fill="ffffff"/>
             <w:tcMar>
               <w:top w:w="60" w:type="dxa"/>
               <w:bottom w:w="60" w:type="dxa"/>
@@ -4318,11 +4751,16 @@
             </w:tcMar>
           </w:tcPr>
           <w:p>
+            <w:pPr>
+              <w:jc w:val="left"/>
+            </w:pPr>
             <w:r>
               <w:rPr>
                 <w:rFonts w:ascii="Cambria" w:hAnsi="Cambria"/>
-                <w:color w:val="000000"/>
-                <w:sz w:val="19"/>
+                <w:b w:val="0"/>
+                <w:i w:val="0"/>
+                <w:color w:val="808080"/>
+                <w:sz w:val="24"/>
               </w:rPr>
               <w:t>X</w:t>
             </w:r>
@@ -4331,6 +4769,7 @@
         <w:tc>
           <w:tcPr>
             <w:tcW w:type="dxa" w:w="1450"/>
+            <w:shd w:val="clear" w:color="auto" w:fill="ffffff"/>
             <w:tcMar>
               <w:top w:w="60" w:type="dxa"/>
               <w:bottom w:w="60" w:type="dxa"/>
@@ -4339,11 +4778,16 @@
             </w:tcMar>
           </w:tcPr>
           <w:p>
+            <w:pPr>
+              <w:jc w:val="right"/>
+            </w:pPr>
             <w:r>
               <w:rPr>
                 <w:rFonts w:ascii="Cambria" w:hAnsi="Cambria"/>
+                <w:b w:val="0"/>
+                <w:i w:val="0"/>
                 <w:color w:val="000000"/>
-                <w:sz w:val="19"/>
+                <w:sz w:val="20"/>
               </w:rPr>
               <w:t>I</w:t>
             </w:r>
@@ -4357,7 +4801,7 @@
         <w:tc>
           <w:tcPr>
             <w:tcW w:type="dxa" w:w="3910"/>
-            <w:shd w:val="clear" w:color="auto" w:fill="f8fafc"/>
+            <w:shd w:val="clear" w:color="auto" w:fill="f8f8f8"/>
             <w:tcMar>
               <w:top w:w="60" w:type="dxa"/>
               <w:bottom w:w="60" w:type="dxa"/>
@@ -4366,11 +4810,16 @@
             </w:tcMar>
           </w:tcPr>
           <w:p>
+            <w:pPr>
+              <w:jc w:val="left"/>
+            </w:pPr>
             <w:r>
               <w:rPr>
                 <w:rFonts w:ascii="Cambria" w:hAnsi="Cambria"/>
+                <w:b w:val="0"/>
+                <w:i w:val="0"/>
                 <w:color w:val="000000"/>
-                <w:sz w:val="19"/>
+                <w:sz w:val="20"/>
               </w:rPr>
               <w:t>HRS-1167</w:t>
             </w:r>
@@ -4379,7 +4828,7 @@
         <w:tc>
           <w:tcPr>
             <w:tcW w:type="dxa" w:w="1239"/>
-            <w:shd w:val="clear" w:color="auto" w:fill="f8fafc"/>
+            <w:shd w:val="clear" w:color="auto" w:fill="f8f8f8"/>
             <w:tcMar>
               <w:top w:w="60" w:type="dxa"/>
               <w:bottom w:w="60" w:type="dxa"/>
@@ -4388,11 +4837,16 @@
             </w:tcMar>
           </w:tcPr>
           <w:p>
+            <w:pPr>
+              <w:jc w:val="left"/>
+            </w:pPr>
             <w:r>
               <w:rPr>
                 <w:rFonts w:ascii="Cambria" w:hAnsi="Cambria"/>
-                <w:color w:val="000000"/>
-                <w:sz w:val="19"/>
+                <w:b w:val="0"/>
+                <w:i w:val="0"/>
+                <w:color w:val="808080"/>
+                <w:sz w:val="24"/>
               </w:rPr>
               <w:t>X</w:t>
             </w:r>
@@ -4401,7 +4855,7 @@
         <w:tc>
           <w:tcPr>
             <w:tcW w:type="dxa" w:w="1314"/>
-            <w:shd w:val="clear" w:color="auto" w:fill="f8fafc"/>
+            <w:shd w:val="clear" w:color="auto" w:fill="f8f8f8"/>
             <w:tcMar>
               <w:top w:w="60" w:type="dxa"/>
               <w:bottom w:w="60" w:type="dxa"/>
@@ -4410,11 +4864,16 @@
             </w:tcMar>
           </w:tcPr>
           <w:p>
+            <w:pPr>
+              <w:jc w:val="left"/>
+            </w:pPr>
             <w:r>
               <w:rPr>
                 <w:rFonts w:ascii="Cambria" w:hAnsi="Cambria"/>
-                <w:color w:val="000000"/>
-                <w:sz w:val="19"/>
+                <w:b w:val="0"/>
+                <w:i w:val="0"/>
+                <w:color w:val="808080"/>
+                <w:sz w:val="24"/>
               </w:rPr>
               <w:t>X</w:t>
             </w:r>
@@ -4423,7 +4882,7 @@
         <w:tc>
           <w:tcPr>
             <w:tcW w:type="dxa" w:w="1239"/>
-            <w:shd w:val="clear" w:color="auto" w:fill="f8fafc"/>
+            <w:shd w:val="clear" w:color="auto" w:fill="f8f8f8"/>
             <w:tcMar>
               <w:top w:w="60" w:type="dxa"/>
               <w:bottom w:w="60" w:type="dxa"/>
@@ -4432,11 +4891,16 @@
             </w:tcMar>
           </w:tcPr>
           <w:p>
+            <w:pPr>
+              <w:jc w:val="left"/>
+            </w:pPr>
             <w:r>
               <w:rPr>
                 <w:rFonts w:ascii="Cambria" w:hAnsi="Cambria"/>
-                <w:color w:val="000000"/>
-                <w:sz w:val="19"/>
+                <w:b w:val="0"/>
+                <w:i w:val="0"/>
+                <w:color w:val="808080"/>
+                <w:sz w:val="24"/>
               </w:rPr>
               <w:t>X</w:t>
             </w:r>
@@ -4445,7 +4909,7 @@
         <w:tc>
           <w:tcPr>
             <w:tcW w:type="dxa" w:w="1314"/>
-            <w:shd w:val="clear" w:color="auto" w:fill="f8fafc"/>
+            <w:shd w:val="clear" w:color="auto" w:fill="f8f8f8"/>
             <w:tcMar>
               <w:top w:w="60" w:type="dxa"/>
               <w:bottom w:w="60" w:type="dxa"/>
@@ -4454,11 +4918,16 @@
             </w:tcMar>
           </w:tcPr>
           <w:p>
+            <w:pPr>
+              <w:jc w:val="left"/>
+            </w:pPr>
             <w:r>
               <w:rPr>
                 <w:rFonts w:ascii="Cambria" w:hAnsi="Cambria"/>
-                <w:color w:val="000000"/>
-                <w:sz w:val="19"/>
+                <w:b w:val="0"/>
+                <w:i w:val="0"/>
+                <w:color w:val="808080"/>
+                <w:sz w:val="24"/>
               </w:rPr>
               <w:t>X</w:t>
             </w:r>
@@ -4467,7 +4936,7 @@
         <w:tc>
           <w:tcPr>
             <w:tcW w:type="dxa" w:w="1450"/>
-            <w:shd w:val="clear" w:color="auto" w:fill="f8fafc"/>
+            <w:shd w:val="clear" w:color="auto" w:fill="f8f8f8"/>
             <w:tcMar>
               <w:top w:w="60" w:type="dxa"/>
               <w:bottom w:w="60" w:type="dxa"/>
@@ -4476,11 +4945,16 @@
             </w:tcMar>
           </w:tcPr>
           <w:p>
+            <w:pPr>
+              <w:jc w:val="right"/>
+            </w:pPr>
             <w:r>
               <w:rPr>
                 <w:rFonts w:ascii="Cambria" w:hAnsi="Cambria"/>
+                <w:b w:val="0"/>
+                <w:i w:val="0"/>
                 <w:color w:val="000000"/>
-                <w:sz w:val="19"/>
+                <w:sz w:val="20"/>
               </w:rPr>
               <w:t>I</w:t>
             </w:r>
@@ -4494,6 +4968,7 @@
         <w:tc>
           <w:tcPr>
             <w:tcW w:type="dxa" w:w="3910"/>
+            <w:shd w:val="clear" w:color="auto" w:fill="ffffff"/>
             <w:tcMar>
               <w:top w:w="60" w:type="dxa"/>
               <w:bottom w:w="60" w:type="dxa"/>
@@ -4502,11 +4977,16 @@
             </w:tcMar>
           </w:tcPr>
           <w:p>
+            <w:pPr>
+              <w:jc w:val="left"/>
+            </w:pPr>
             <w:r>
               <w:rPr>
                 <w:rFonts w:ascii="Cambria" w:hAnsi="Cambria"/>
+                <w:b w:val="0"/>
+                <w:i w:val="0"/>
                 <w:color w:val="000000"/>
-                <w:sz w:val="19"/>
+                <w:sz w:val="20"/>
               </w:rPr>
               <w:t>HS-10502</w:t>
             </w:r>
@@ -4515,6 +4995,7 @@
         <w:tc>
           <w:tcPr>
             <w:tcW w:type="dxa" w:w="1239"/>
+            <w:shd w:val="clear" w:color="auto" w:fill="ffffff"/>
             <w:tcMar>
               <w:top w:w="60" w:type="dxa"/>
               <w:bottom w:w="60" w:type="dxa"/>
@@ -4523,11 +5004,16 @@
             </w:tcMar>
           </w:tcPr>
           <w:p>
+            <w:pPr>
+              <w:jc w:val="left"/>
+            </w:pPr>
             <w:r>
               <w:rPr>
                 <w:rFonts w:ascii="Cambria" w:hAnsi="Cambria"/>
-                <w:color w:val="000000"/>
-                <w:sz w:val="19"/>
+                <w:b w:val="0"/>
+                <w:i w:val="0"/>
+                <w:color w:val="808080"/>
+                <w:sz w:val="24"/>
               </w:rPr>
               <w:t>X</w:t>
             </w:r>
@@ -4536,6 +5022,7 @@
         <w:tc>
           <w:tcPr>
             <w:tcW w:type="dxa" w:w="1314"/>
+            <w:shd w:val="clear" w:color="auto" w:fill="ffffff"/>
             <w:tcMar>
               <w:top w:w="60" w:type="dxa"/>
               <w:bottom w:w="60" w:type="dxa"/>
@@ -4544,11 +5031,16 @@
             </w:tcMar>
           </w:tcPr>
           <w:p>
+            <w:pPr>
+              <w:jc w:val="left"/>
+            </w:pPr>
             <w:r>
               <w:rPr>
                 <w:rFonts w:ascii="Cambria" w:hAnsi="Cambria"/>
-                <w:color w:val="000000"/>
-                <w:sz w:val="19"/>
+                <w:b w:val="0"/>
+                <w:i w:val="0"/>
+                <w:color w:val="808080"/>
+                <w:sz w:val="24"/>
               </w:rPr>
               <w:t>X</w:t>
             </w:r>
@@ -4557,6 +5049,7 @@
         <w:tc>
           <w:tcPr>
             <w:tcW w:type="dxa" w:w="1239"/>
+            <w:shd w:val="clear" w:color="auto" w:fill="ffffff"/>
             <w:tcMar>
               <w:top w:w="60" w:type="dxa"/>
               <w:bottom w:w="60" w:type="dxa"/>
@@ -4565,11 +5058,16 @@
             </w:tcMar>
           </w:tcPr>
           <w:p>
+            <w:pPr>
+              <w:jc w:val="left"/>
+            </w:pPr>
             <w:r>
               <w:rPr>
                 <w:rFonts w:ascii="Cambria" w:hAnsi="Cambria"/>
-                <w:color w:val="000000"/>
-                <w:sz w:val="19"/>
+                <w:b w:val="0"/>
+                <w:i w:val="0"/>
+                <w:color w:val="808080"/>
+                <w:sz w:val="24"/>
               </w:rPr>
               <w:t>X</w:t>
             </w:r>
@@ -4578,6 +5076,7 @@
         <w:tc>
           <w:tcPr>
             <w:tcW w:type="dxa" w:w="1314"/>
+            <w:shd w:val="clear" w:color="auto" w:fill="ffffff"/>
             <w:tcMar>
               <w:top w:w="60" w:type="dxa"/>
               <w:bottom w:w="60" w:type="dxa"/>
@@ -4586,11 +5085,16 @@
             </w:tcMar>
           </w:tcPr>
           <w:p>
+            <w:pPr>
+              <w:jc w:val="left"/>
+            </w:pPr>
             <w:r>
               <w:rPr>
                 <w:rFonts w:ascii="Cambria" w:hAnsi="Cambria"/>
-                <w:color w:val="000000"/>
-                <w:sz w:val="19"/>
+                <w:b w:val="0"/>
+                <w:i w:val="0"/>
+                <w:color w:val="808080"/>
+                <w:sz w:val="24"/>
               </w:rPr>
               <w:t>X</w:t>
             </w:r>
@@ -4599,6 +5103,7 @@
         <w:tc>
           <w:tcPr>
             <w:tcW w:type="dxa" w:w="1450"/>
+            <w:shd w:val="clear" w:color="auto" w:fill="ffffff"/>
             <w:tcMar>
               <w:top w:w="60" w:type="dxa"/>
               <w:bottom w:w="60" w:type="dxa"/>
@@ -4607,11 +5112,16 @@
             </w:tcMar>
           </w:tcPr>
           <w:p>
+            <w:pPr>
+              <w:jc w:val="right"/>
+            </w:pPr>
             <w:r>
               <w:rPr>
                 <w:rFonts w:ascii="Cambria" w:hAnsi="Cambria"/>
+                <w:b w:val="0"/>
+                <w:i w:val="0"/>
                 <w:color w:val="000000"/>
-                <w:sz w:val="19"/>
+                <w:sz w:val="20"/>
               </w:rPr>
               <w:t>I</w:t>
             </w:r>
@@ -4625,7 +5135,7 @@
         <w:tc>
           <w:tcPr>
             <w:tcW w:type="dxa" w:w="3910"/>
-            <w:shd w:val="clear" w:color="auto" w:fill="f8fafc"/>
+            <w:shd w:val="clear" w:color="auto" w:fill="f8f8f8"/>
             <w:tcMar>
               <w:top w:w="60" w:type="dxa"/>
               <w:bottom w:w="60" w:type="dxa"/>
@@ -4634,11 +5144,16 @@
             </w:tcMar>
           </w:tcPr>
           <w:p>
+            <w:pPr>
+              <w:jc w:val="left"/>
+            </w:pPr>
             <w:r>
               <w:rPr>
                 <w:rFonts w:ascii="Cambria" w:hAnsi="Cambria"/>
+                <w:b w:val="0"/>
+                <w:i w:val="0"/>
                 <w:color w:val="000000"/>
-                <w:sz w:val="19"/>
+                <w:sz w:val="20"/>
               </w:rPr>
               <w:t>SIM-0501</w:t>
             </w:r>
@@ -4647,7 +5162,7 @@
         <w:tc>
           <w:tcPr>
             <w:tcW w:type="dxa" w:w="1239"/>
-            <w:shd w:val="clear" w:color="auto" w:fill="f8fafc"/>
+            <w:shd w:val="clear" w:color="auto" w:fill="f8f8f8"/>
             <w:tcMar>
               <w:top w:w="60" w:type="dxa"/>
               <w:bottom w:w="60" w:type="dxa"/>
@@ -4656,11 +5171,16 @@
             </w:tcMar>
           </w:tcPr>
           <w:p>
+            <w:pPr>
+              <w:jc w:val="left"/>
+            </w:pPr>
             <w:r>
               <w:rPr>
                 <w:rFonts w:ascii="Cambria" w:hAnsi="Cambria"/>
-                <w:color w:val="000000"/>
-                <w:sz w:val="19"/>
+                <w:b w:val="0"/>
+                <w:i w:val="0"/>
+                <w:color w:val="808080"/>
+                <w:sz w:val="24"/>
               </w:rPr>
               <w:t>X</w:t>
             </w:r>
@@ -4669,7 +5189,7 @@
         <w:tc>
           <w:tcPr>
             <w:tcW w:type="dxa" w:w="1314"/>
-            <w:shd w:val="clear" w:color="auto" w:fill="f8fafc"/>
+            <w:shd w:val="clear" w:color="auto" w:fill="f8f8f8"/>
             <w:tcMar>
               <w:top w:w="60" w:type="dxa"/>
               <w:bottom w:w="60" w:type="dxa"/>
@@ -4678,11 +5198,16 @@
             </w:tcMar>
           </w:tcPr>
           <w:p>
+            <w:pPr>
+              <w:jc w:val="left"/>
+            </w:pPr>
             <w:r>
               <w:rPr>
                 <w:rFonts w:ascii="Cambria" w:hAnsi="Cambria"/>
-                <w:color w:val="000000"/>
-                <w:sz w:val="19"/>
+                <w:b w:val="0"/>
+                <w:i w:val="0"/>
+                <w:color w:val="808080"/>
+                <w:sz w:val="24"/>
               </w:rPr>
               <w:t>X</w:t>
             </w:r>
@@ -4691,7 +5216,7 @@
         <w:tc>
           <w:tcPr>
             <w:tcW w:type="dxa" w:w="1239"/>
-            <w:shd w:val="clear" w:color="auto" w:fill="f8fafc"/>
+            <w:shd w:val="clear" w:color="auto" w:fill="f8f8f8"/>
             <w:tcMar>
               <w:top w:w="60" w:type="dxa"/>
               <w:bottom w:w="60" w:type="dxa"/>
@@ -4700,11 +5225,16 @@
             </w:tcMar>
           </w:tcPr>
           <w:p>
+            <w:pPr>
+              <w:jc w:val="left"/>
+            </w:pPr>
             <w:r>
               <w:rPr>
                 <w:rFonts w:ascii="Cambria" w:hAnsi="Cambria"/>
-                <w:color w:val="000000"/>
-                <w:sz w:val="19"/>
+                <w:b w:val="0"/>
+                <w:i w:val="0"/>
+                <w:color w:val="808080"/>
+                <w:sz w:val="24"/>
               </w:rPr>
               <w:t>X</w:t>
             </w:r>
@@ -4713,7 +5243,7 @@
         <w:tc>
           <w:tcPr>
             <w:tcW w:type="dxa" w:w="1314"/>
-            <w:shd w:val="clear" w:color="auto" w:fill="f8fafc"/>
+            <w:shd w:val="clear" w:color="auto" w:fill="f8f8f8"/>
             <w:tcMar>
               <w:top w:w="60" w:type="dxa"/>
               <w:bottom w:w="60" w:type="dxa"/>
@@ -4722,11 +5252,16 @@
             </w:tcMar>
           </w:tcPr>
           <w:p>
+            <w:pPr>
+              <w:jc w:val="left"/>
+            </w:pPr>
             <w:r>
               <w:rPr>
                 <w:rFonts w:ascii="Cambria" w:hAnsi="Cambria"/>
-                <w:color w:val="000000"/>
-                <w:sz w:val="19"/>
+                <w:b w:val="0"/>
+                <w:i w:val="0"/>
+                <w:color w:val="808080"/>
+                <w:sz w:val="24"/>
               </w:rPr>
               <w:t>X</w:t>
             </w:r>
@@ -4735,7 +5270,7 @@
         <w:tc>
           <w:tcPr>
             <w:tcW w:type="dxa" w:w="1450"/>
-            <w:shd w:val="clear" w:color="auto" w:fill="f8fafc"/>
+            <w:shd w:val="clear" w:color="auto" w:fill="f8f8f8"/>
             <w:tcMar>
               <w:top w:w="60" w:type="dxa"/>
               <w:bottom w:w="60" w:type="dxa"/>
@@ -4744,11 +5279,16 @@
             </w:tcMar>
           </w:tcPr>
           <w:p>
+            <w:pPr>
+              <w:jc w:val="right"/>
+            </w:pPr>
             <w:r>
               <w:rPr>
                 <w:rFonts w:ascii="Cambria" w:hAnsi="Cambria"/>
+                <w:b w:val="0"/>
+                <w:i w:val="0"/>
                 <w:color w:val="000000"/>
-                <w:sz w:val="19"/>
+                <w:sz w:val="20"/>
               </w:rPr>
               <w:t>I</w:t>
             </w:r>
@@ -4762,6 +5302,7 @@
         <w:tc>
           <w:tcPr>
             <w:tcW w:type="dxa" w:w="3910"/>
+            <w:shd w:val="clear" w:color="auto" w:fill="ffffff"/>
             <w:tcMar>
               <w:top w:w="60" w:type="dxa"/>
               <w:bottom w:w="60" w:type="dxa"/>
@@ -4770,11 +5311,16 @@
             </w:tcMar>
           </w:tcPr>
           <w:p>
+            <w:pPr>
+              <w:jc w:val="left"/>
+            </w:pPr>
             <w:r>
               <w:rPr>
                 <w:rFonts w:ascii="Cambria" w:hAnsi="Cambria"/>
+                <w:b w:val="0"/>
+                <w:i w:val="0"/>
                 <w:color w:val="000000"/>
-                <w:sz w:val="19"/>
+                <w:sz w:val="20"/>
               </w:rPr>
               <w:t>talazoparib, palbociclib, axitinib, crizotinib</w:t>
             </w:r>
@@ -4783,6 +5329,7 @@
         <w:tc>
           <w:tcPr>
             <w:tcW w:type="dxa" w:w="1239"/>
+            <w:shd w:val="clear" w:color="auto" w:fill="ffffff"/>
             <w:tcMar>
               <w:top w:w="60" w:type="dxa"/>
               <w:bottom w:w="60" w:type="dxa"/>
@@ -4791,11 +5338,16 @@
             </w:tcMar>
           </w:tcPr>
           <w:p>
+            <w:pPr>
+              <w:jc w:val="left"/>
+            </w:pPr>
             <w:r>
               <w:rPr>
                 <w:rFonts w:ascii="Cambria" w:hAnsi="Cambria"/>
-                <w:color w:val="000000"/>
-                <w:sz w:val="19"/>
+                <w:b w:val="0"/>
+                <w:i w:val="0"/>
+                <w:color w:val="808080"/>
+                <w:sz w:val="24"/>
               </w:rPr>
               <w:t>X</w:t>
             </w:r>
@@ -4804,6 +5356,7 @@
         <w:tc>
           <w:tcPr>
             <w:tcW w:type="dxa" w:w="1314"/>
+            <w:shd w:val="clear" w:color="auto" w:fill="ffffff"/>
             <w:tcMar>
               <w:top w:w="60" w:type="dxa"/>
               <w:bottom w:w="60" w:type="dxa"/>
@@ -4812,11 +5365,16 @@
             </w:tcMar>
           </w:tcPr>
           <w:p>
+            <w:pPr>
+              <w:jc w:val="left"/>
+            </w:pPr>
             <w:r>
               <w:rPr>
                 <w:rFonts w:ascii="Cambria" w:hAnsi="Cambria"/>
-                <w:color w:val="000000"/>
-                <w:sz w:val="19"/>
+                <w:b w:val="0"/>
+                <w:i w:val="0"/>
+                <w:color w:val="808080"/>
+                <w:sz w:val="24"/>
               </w:rPr>
               <w:t>X</w:t>
             </w:r>
@@ -4825,6 +5383,7 @@
         <w:tc>
           <w:tcPr>
             <w:tcW w:type="dxa" w:w="1239"/>
+            <w:shd w:val="clear" w:color="auto" w:fill="ffffff"/>
             <w:tcMar>
               <w:top w:w="60" w:type="dxa"/>
               <w:bottom w:w="60" w:type="dxa"/>
@@ -4833,11 +5392,16 @@
             </w:tcMar>
           </w:tcPr>
           <w:p>
+            <w:pPr>
+              <w:jc w:val="left"/>
+            </w:pPr>
             <w:r>
               <w:rPr>
                 <w:rFonts w:ascii="Cambria" w:hAnsi="Cambria"/>
-                <w:color w:val="000000"/>
-                <w:sz w:val="19"/>
+                <w:b w:val="0"/>
+                <w:i w:val="0"/>
+                <w:color w:val="808080"/>
+                <w:sz w:val="24"/>
               </w:rPr>
               <w:t>X</w:t>
             </w:r>
@@ -4846,6 +5410,7 @@
         <w:tc>
           <w:tcPr>
             <w:tcW w:type="dxa" w:w="1314"/>
+            <w:shd w:val="clear" w:color="auto" w:fill="ffffff"/>
             <w:tcMar>
               <w:top w:w="60" w:type="dxa"/>
               <w:bottom w:w="60" w:type="dxa"/>
@@ -4854,11 +5419,16 @@
             </w:tcMar>
           </w:tcPr>
           <w:p>
+            <w:pPr>
+              <w:jc w:val="left"/>
+            </w:pPr>
             <w:r>
               <w:rPr>
                 <w:rFonts w:ascii="Cambria" w:hAnsi="Cambria"/>
-                <w:color w:val="000000"/>
-                <w:sz w:val="19"/>
+                <w:b w:val="0"/>
+                <w:i w:val="0"/>
+                <w:color w:val="808080"/>
+                <w:sz w:val="24"/>
               </w:rPr>
               <w:t>X</w:t>
             </w:r>
@@ -4867,6 +5437,7 @@
         <w:tc>
           <w:tcPr>
             <w:tcW w:type="dxa" w:w="1450"/>
+            <w:shd w:val="clear" w:color="auto" w:fill="ffffff"/>
             <w:tcMar>
               <w:top w:w="60" w:type="dxa"/>
               <w:bottom w:w="60" w:type="dxa"/>
@@ -4875,11 +5446,16 @@
             </w:tcMar>
           </w:tcPr>
           <w:p>
+            <w:pPr>
+              <w:jc w:val="right"/>
+            </w:pPr>
             <w:r>
               <w:rPr>
                 <w:rFonts w:ascii="Cambria" w:hAnsi="Cambria"/>
+                <w:b w:val="0"/>
+                <w:i w:val="0"/>
                 <w:color w:val="000000"/>
-                <w:sz w:val="19"/>
+                <w:sz w:val="20"/>
               </w:rPr>
               <w:t>I</w:t>
             </w:r>
@@ -4893,7 +5469,7 @@
         <w:tc>
           <w:tcPr>
             <w:tcW w:type="dxa" w:w="3910"/>
-            <w:shd w:val="clear" w:color="auto" w:fill="f8fafc"/>
+            <w:shd w:val="clear" w:color="auto" w:fill="f8f8f8"/>
             <w:tcMar>
               <w:top w:w="60" w:type="dxa"/>
               <w:bottom w:w="60" w:type="dxa"/>
@@ -4902,11 +5478,16 @@
             </w:tcMar>
           </w:tcPr>
           <w:p>
+            <w:pPr>
+              <w:jc w:val="left"/>
+            </w:pPr>
             <w:r>
               <w:rPr>
                 <w:rFonts w:ascii="Cambria" w:hAnsi="Cambria"/>
+                <w:b w:val="0"/>
+                <w:i w:val="0"/>
                 <w:color w:val="000000"/>
-                <w:sz w:val="19"/>
+                <w:sz w:val="20"/>
               </w:rPr>
               <w:t>XL-309, olaparib</w:t>
             </w:r>
@@ -4915,7 +5496,7 @@
         <w:tc>
           <w:tcPr>
             <w:tcW w:type="dxa" w:w="1239"/>
-            <w:shd w:val="clear" w:color="auto" w:fill="f8fafc"/>
+            <w:shd w:val="clear" w:color="auto" w:fill="f8f8f8"/>
             <w:tcMar>
               <w:top w:w="60" w:type="dxa"/>
               <w:bottom w:w="60" w:type="dxa"/>
@@ -4924,11 +5505,16 @@
             </w:tcMar>
           </w:tcPr>
           <w:p>
+            <w:pPr>
+              <w:jc w:val="left"/>
+            </w:pPr>
             <w:r>
               <w:rPr>
                 <w:rFonts w:ascii="Cambria" w:hAnsi="Cambria"/>
-                <w:color w:val="000000"/>
-                <w:sz w:val="19"/>
+                <w:b w:val="0"/>
+                <w:i w:val="0"/>
+                <w:color w:val="808080"/>
+                <w:sz w:val="24"/>
               </w:rPr>
               <w:t>X</w:t>
             </w:r>
@@ -4937,7 +5523,7 @@
         <w:tc>
           <w:tcPr>
             <w:tcW w:type="dxa" w:w="1314"/>
-            <w:shd w:val="clear" w:color="auto" w:fill="f8fafc"/>
+            <w:shd w:val="clear" w:color="auto" w:fill="f8f8f8"/>
             <w:tcMar>
               <w:top w:w="60" w:type="dxa"/>
               <w:bottom w:w="60" w:type="dxa"/>
@@ -4946,11 +5532,16 @@
             </w:tcMar>
           </w:tcPr>
           <w:p>
+            <w:pPr>
+              <w:jc w:val="left"/>
+            </w:pPr>
             <w:r>
               <w:rPr>
                 <w:rFonts w:ascii="Cambria" w:hAnsi="Cambria"/>
-                <w:color w:val="000000"/>
-                <w:sz w:val="19"/>
+                <w:b w:val="0"/>
+                <w:i w:val="0"/>
+                <w:color w:val="808080"/>
+                <w:sz w:val="24"/>
               </w:rPr>
               <w:t>X</w:t>
             </w:r>
@@ -4959,7 +5550,7 @@
         <w:tc>
           <w:tcPr>
             <w:tcW w:type="dxa" w:w="1239"/>
-            <w:shd w:val="clear" w:color="auto" w:fill="f8fafc"/>
+            <w:shd w:val="clear" w:color="auto" w:fill="f8f8f8"/>
             <w:tcMar>
               <w:top w:w="60" w:type="dxa"/>
               <w:bottom w:w="60" w:type="dxa"/>
@@ -4968,11 +5559,16 @@
             </w:tcMar>
           </w:tcPr>
           <w:p>
+            <w:pPr>
+              <w:jc w:val="left"/>
+            </w:pPr>
             <w:r>
               <w:rPr>
                 <w:rFonts w:ascii="Cambria" w:hAnsi="Cambria"/>
-                <w:color w:val="000000"/>
-                <w:sz w:val="19"/>
+                <w:b w:val="0"/>
+                <w:i w:val="0"/>
+                <w:color w:val="808080"/>
+                <w:sz w:val="24"/>
               </w:rPr>
               <w:t>X</w:t>
             </w:r>
@@ -4981,7 +5577,7 @@
         <w:tc>
           <w:tcPr>
             <w:tcW w:type="dxa" w:w="1314"/>
-            <w:shd w:val="clear" w:color="auto" w:fill="f8fafc"/>
+            <w:shd w:val="clear" w:color="auto" w:fill="f8f8f8"/>
             <w:tcMar>
               <w:top w:w="60" w:type="dxa"/>
               <w:bottom w:w="60" w:type="dxa"/>
@@ -4990,11 +5586,16 @@
             </w:tcMar>
           </w:tcPr>
           <w:p>
+            <w:pPr>
+              <w:jc w:val="left"/>
+            </w:pPr>
             <w:r>
               <w:rPr>
                 <w:rFonts w:ascii="Cambria" w:hAnsi="Cambria"/>
-                <w:color w:val="000000"/>
-                <w:sz w:val="19"/>
+                <w:b w:val="0"/>
+                <w:i w:val="0"/>
+                <w:color w:val="808080"/>
+                <w:sz w:val="24"/>
               </w:rPr>
               <w:t>X</w:t>
             </w:r>
@@ -5003,7 +5604,7 @@
         <w:tc>
           <w:tcPr>
             <w:tcW w:type="dxa" w:w="1450"/>
-            <w:shd w:val="clear" w:color="auto" w:fill="f8fafc"/>
+            <w:shd w:val="clear" w:color="auto" w:fill="f8f8f8"/>
             <w:tcMar>
               <w:top w:w="60" w:type="dxa"/>
               <w:bottom w:w="60" w:type="dxa"/>
@@ -5012,11 +5613,16 @@
             </w:tcMar>
           </w:tcPr>
           <w:p>
+            <w:pPr>
+              <w:jc w:val="right"/>
+            </w:pPr>
             <w:r>
               <w:rPr>
                 <w:rFonts w:ascii="Cambria" w:hAnsi="Cambria"/>
+                <w:b w:val="0"/>
+                <w:i w:val="0"/>
                 <w:color w:val="000000"/>
-                <w:sz w:val="19"/>
+                <w:sz w:val="20"/>
               </w:rPr>
               <w:t>I</w:t>
             </w:r>
@@ -5030,6 +5636,7 @@
         <w:tc>
           <w:tcPr>
             <w:tcW w:type="dxa" w:w="3910"/>
+            <w:shd w:val="clear" w:color="auto" w:fill="ffffff"/>
             <w:tcMar>
               <w:top w:w="60" w:type="dxa"/>
               <w:bottom w:w="60" w:type="dxa"/>
@@ -5038,11 +5645,16 @@
             </w:tcMar>
           </w:tcPr>
           <w:p>
+            <w:pPr>
+              <w:jc w:val="left"/>
+            </w:pPr>
             <w:r>
               <w:rPr>
                 <w:rFonts w:ascii="Cambria" w:hAnsi="Cambria"/>
+                <w:b w:val="0"/>
+                <w:i w:val="0"/>
                 <w:color w:val="000000"/>
-                <w:sz w:val="19"/>
+                <w:sz w:val="20"/>
               </w:rPr>
               <w:t>pembrolizumab, chemotherapy</w:t>
             </w:r>
@@ -5051,6 +5663,7 @@
         <w:tc>
           <w:tcPr>
             <w:tcW w:type="dxa" w:w="1239"/>
+            <w:shd w:val="clear" w:color="auto" w:fill="ffffff"/>
             <w:tcMar>
               <w:top w:w="60" w:type="dxa"/>
               <w:bottom w:w="60" w:type="dxa"/>
@@ -5059,11 +5672,16 @@
             </w:tcMar>
           </w:tcPr>
           <w:p>
+            <w:pPr>
+              <w:jc w:val="left"/>
+            </w:pPr>
             <w:r>
               <w:rPr>
                 <w:rFonts w:ascii="Cambria" w:hAnsi="Cambria"/>
-                <w:color w:val="000000"/>
-                <w:sz w:val="19"/>
+                <w:b w:val="0"/>
+                <w:i w:val="0"/>
+                <w:color w:val="808080"/>
+                <w:sz w:val="24"/>
               </w:rPr>
               <w:t>X</w:t>
             </w:r>
@@ -5072,6 +5690,7 @@
         <w:tc>
           <w:tcPr>
             <w:tcW w:type="dxa" w:w="1314"/>
+            <w:shd w:val="clear" w:color="auto" w:fill="ffffff"/>
             <w:tcMar>
               <w:top w:w="60" w:type="dxa"/>
               <w:bottom w:w="60" w:type="dxa"/>
@@ -5080,11 +5699,16 @@
             </w:tcMar>
           </w:tcPr>
           <w:p>
+            <w:pPr>
+              <w:jc w:val="left"/>
+            </w:pPr>
             <w:r>
               <w:rPr>
                 <w:rFonts w:ascii="Cambria" w:hAnsi="Cambria"/>
-                <w:color w:val="000000"/>
-                <w:sz w:val="19"/>
+                <w:b w:val="0"/>
+                <w:i w:val="0"/>
+                <w:color w:val="808080"/>
+                <w:sz w:val="24"/>
               </w:rPr>
               <w:t>X</w:t>
             </w:r>
@@ -5093,6 +5717,7 @@
         <w:tc>
           <w:tcPr>
             <w:tcW w:type="dxa" w:w="1239"/>
+            <w:shd w:val="clear" w:color="auto" w:fill="ffffff"/>
             <w:tcMar>
               <w:top w:w="60" w:type="dxa"/>
               <w:bottom w:w="60" w:type="dxa"/>
@@ -5101,11 +5726,16 @@
             </w:tcMar>
           </w:tcPr>
           <w:p>
+            <w:pPr>
+              <w:jc w:val="left"/>
+            </w:pPr>
             <w:r>
               <w:rPr>
                 <w:rFonts w:ascii="Cambria" w:hAnsi="Cambria"/>
-                <w:color w:val="000000"/>
-                <w:sz w:val="19"/>
+                <w:b w:val="0"/>
+                <w:i w:val="0"/>
+                <w:color w:val="808080"/>
+                <w:sz w:val="24"/>
               </w:rPr>
               <w:t>X</w:t>
             </w:r>
@@ -5114,6 +5744,7 @@
         <w:tc>
           <w:tcPr>
             <w:tcW w:type="dxa" w:w="1314"/>
+            <w:shd w:val="clear" w:color="auto" w:fill="ffffff"/>
             <w:tcMar>
               <w:top w:w="60" w:type="dxa"/>
               <w:bottom w:w="60" w:type="dxa"/>
@@ -5122,11 +5753,16 @@
             </w:tcMar>
           </w:tcPr>
           <w:p>
+            <w:pPr>
+              <w:jc w:val="left"/>
+            </w:pPr>
             <w:r>
               <w:rPr>
                 <w:rFonts w:ascii="Cambria" w:hAnsi="Cambria"/>
-                <w:color w:val="000000"/>
-                <w:sz w:val="19"/>
+                <w:b w:val="0"/>
+                <w:i w:val="0"/>
+                <w:color w:val="808080"/>
+                <w:sz w:val="24"/>
               </w:rPr>
               <w:t>X</w:t>
             </w:r>
@@ -5135,6 +5771,7 @@
         <w:tc>
           <w:tcPr>
             <w:tcW w:type="dxa" w:w="1450"/>
+            <w:shd w:val="clear" w:color="auto" w:fill="ffffff"/>
             <w:tcMar>
               <w:top w:w="60" w:type="dxa"/>
               <w:bottom w:w="60" w:type="dxa"/>
@@ -5143,11 +5780,16 @@
             </w:tcMar>
           </w:tcPr>
           <w:p>
+            <w:pPr>
+              <w:jc w:val="right"/>
+            </w:pPr>
             <w:r>
               <w:rPr>
                 <w:rFonts w:ascii="Cambria" w:hAnsi="Cambria"/>
+                <w:b w:val="0"/>
+                <w:i w:val="0"/>
                 <w:color w:val="000000"/>
-                <w:sz w:val="19"/>
+                <w:sz w:val="20"/>
               </w:rPr>
               <w:t>IV</w:t>
             </w:r>
@@ -5161,7 +5803,7 @@
         <w:tc>
           <w:tcPr>
             <w:tcW w:type="dxa" w:w="3910"/>
-            <w:shd w:val="clear" w:color="auto" w:fill="f8fafc"/>
+            <w:shd w:val="clear" w:color="auto" w:fill="f8f8f8"/>
             <w:tcMar>
               <w:top w:w="60" w:type="dxa"/>
               <w:bottom w:w="60" w:type="dxa"/>
@@ -5170,11 +5812,16 @@
             </w:tcMar>
           </w:tcPr>
           <w:p>
+            <w:pPr>
+              <w:jc w:val="left"/>
+            </w:pPr>
             <w:r>
               <w:rPr>
                 <w:rFonts w:ascii="Cambria" w:hAnsi="Cambria"/>
+                <w:b w:val="0"/>
+                <w:i w:val="0"/>
                 <w:color w:val="000000"/>
-                <w:sz w:val="19"/>
+                <w:sz w:val="20"/>
               </w:rPr>
               <w:t>hormone therapy, chemotherapy</w:t>
             </w:r>
@@ -5183,7 +5830,7 @@
         <w:tc>
           <w:tcPr>
             <w:tcW w:type="dxa" w:w="1239"/>
-            <w:shd w:val="clear" w:color="auto" w:fill="f8fafc"/>
+            <w:shd w:val="clear" w:color="auto" w:fill="f8f8f8"/>
             <w:tcMar>
               <w:top w:w="60" w:type="dxa"/>
               <w:bottom w:w="60" w:type="dxa"/>
@@ -5192,11 +5839,16 @@
             </w:tcMar>
           </w:tcPr>
           <w:p>
+            <w:pPr>
+              <w:jc w:val="left"/>
+            </w:pPr>
             <w:r>
               <w:rPr>
                 <w:rFonts w:ascii="Cambria" w:hAnsi="Cambria"/>
-                <w:color w:val="000000"/>
-                <w:sz w:val="19"/>
+                <w:b w:val="0"/>
+                <w:i w:val="0"/>
+                <w:color w:val="808080"/>
+                <w:sz w:val="24"/>
               </w:rPr>
               <w:t>X</w:t>
             </w:r>
@@ -5205,7 +5857,7 @@
         <w:tc>
           <w:tcPr>
             <w:tcW w:type="dxa" w:w="1314"/>
-            <w:shd w:val="clear" w:color="auto" w:fill="f8fafc"/>
+            <w:shd w:val="clear" w:color="auto" w:fill="f8f8f8"/>
             <w:tcMar>
               <w:top w:w="60" w:type="dxa"/>
               <w:bottom w:w="60" w:type="dxa"/>
@@ -5214,11 +5866,16 @@
             </w:tcMar>
           </w:tcPr>
           <w:p>
+            <w:pPr>
+              <w:jc w:val="left"/>
+            </w:pPr>
             <w:r>
               <w:rPr>
                 <w:rFonts w:ascii="Cambria" w:hAnsi="Cambria"/>
-                <w:color w:val="000000"/>
-                <w:sz w:val="19"/>
+                <w:b w:val="0"/>
+                <w:i w:val="0"/>
+                <w:color w:val="808080"/>
+                <w:sz w:val="24"/>
               </w:rPr>
               <w:t>X</w:t>
             </w:r>
@@ -5227,7 +5884,7 @@
         <w:tc>
           <w:tcPr>
             <w:tcW w:type="dxa" w:w="1239"/>
-            <w:shd w:val="clear" w:color="auto" w:fill="f8fafc"/>
+            <w:shd w:val="clear" w:color="auto" w:fill="f8f8f8"/>
             <w:tcMar>
               <w:top w:w="60" w:type="dxa"/>
               <w:bottom w:w="60" w:type="dxa"/>
@@ -5236,11 +5893,16 @@
             </w:tcMar>
           </w:tcPr>
           <w:p>
+            <w:pPr>
+              <w:jc w:val="left"/>
+            </w:pPr>
             <w:r>
               <w:rPr>
                 <w:rFonts w:ascii="Cambria" w:hAnsi="Cambria"/>
-                <w:color w:val="000000"/>
-                <w:sz w:val="19"/>
+                <w:b w:val="0"/>
+                <w:i w:val="0"/>
+                <w:color w:val="808080"/>
+                <w:sz w:val="24"/>
               </w:rPr>
               <w:t>X</w:t>
             </w:r>
@@ -5249,7 +5911,7 @@
         <w:tc>
           <w:tcPr>
             <w:tcW w:type="dxa" w:w="1314"/>
-            <w:shd w:val="clear" w:color="auto" w:fill="f8fafc"/>
+            <w:shd w:val="clear" w:color="auto" w:fill="f8f8f8"/>
             <w:tcMar>
               <w:top w:w="60" w:type="dxa"/>
               <w:bottom w:w="60" w:type="dxa"/>
@@ -5258,11 +5920,16 @@
             </w:tcMar>
           </w:tcPr>
           <w:p>
+            <w:pPr>
+              <w:jc w:val="left"/>
+            </w:pPr>
             <w:r>
               <w:rPr>
                 <w:rFonts w:ascii="Cambria" w:hAnsi="Cambria"/>
-                <w:color w:val="000000"/>
-                <w:sz w:val="19"/>
+                <w:b w:val="0"/>
+                <w:i w:val="0"/>
+                <w:color w:val="808080"/>
+                <w:sz w:val="24"/>
               </w:rPr>
               <w:t>X</w:t>
             </w:r>
@@ -5271,7 +5938,7 @@
         <w:tc>
           <w:tcPr>
             <w:tcW w:type="dxa" w:w="1450"/>
-            <w:shd w:val="clear" w:color="auto" w:fill="f8fafc"/>
+            <w:shd w:val="clear" w:color="auto" w:fill="f8f8f8"/>
             <w:tcMar>
               <w:top w:w="60" w:type="dxa"/>
               <w:bottom w:w="60" w:type="dxa"/>
@@ -5280,11 +5947,16 @@
             </w:tcMar>
           </w:tcPr>
           <w:p>
+            <w:pPr>
+              <w:jc w:val="right"/>
+            </w:pPr>
             <w:r>
               <w:rPr>
                 <w:rFonts w:ascii="Cambria" w:hAnsi="Cambria"/>
+                <w:b w:val="0"/>
+                <w:i w:val="0"/>
                 <w:color w:val="000000"/>
-                <w:sz w:val="19"/>
+                <w:sz w:val="20"/>
               </w:rPr>
               <w:t>III</w:t>
             </w:r>
@@ -5298,6 +5970,7 @@
         <w:tc>
           <w:tcPr>
             <w:tcW w:type="dxa" w:w="3910"/>
+            <w:shd w:val="clear" w:color="auto" w:fill="ffffff"/>
             <w:tcMar>
               <w:top w:w="60" w:type="dxa"/>
               <w:bottom w:w="60" w:type="dxa"/>
@@ -5306,11 +5979,16 @@
             </w:tcMar>
           </w:tcPr>
           <w:p>
+            <w:pPr>
+              <w:jc w:val="left"/>
+            </w:pPr>
             <w:r>
               <w:rPr>
                 <w:rFonts w:ascii="Cambria" w:hAnsi="Cambria"/>
+                <w:b w:val="0"/>
+                <w:i w:val="0"/>
                 <w:color w:val="000000"/>
-                <w:sz w:val="19"/>
+                <w:sz w:val="20"/>
               </w:rPr>
               <w:t>olaparib, chemotherapy, radiation therapy</w:t>
             </w:r>
@@ -5319,6 +5997,7 @@
         <w:tc>
           <w:tcPr>
             <w:tcW w:type="dxa" w:w="1239"/>
+            <w:shd w:val="clear" w:color="auto" w:fill="ffffff"/>
             <w:tcMar>
               <w:top w:w="60" w:type="dxa"/>
               <w:bottom w:w="60" w:type="dxa"/>
@@ -5327,11 +6006,16 @@
             </w:tcMar>
           </w:tcPr>
           <w:p>
+            <w:pPr>
+              <w:jc w:val="left"/>
+            </w:pPr>
             <w:r>
               <w:rPr>
                 <w:rFonts w:ascii="Cambria" w:hAnsi="Cambria"/>
-                <w:color w:val="000000"/>
-                <w:sz w:val="19"/>
+                <w:b w:val="0"/>
+                <w:i w:val="0"/>
+                <w:color w:val="808080"/>
+                <w:sz w:val="24"/>
               </w:rPr>
               <w:t>X</w:t>
             </w:r>
@@ -5340,6 +6024,7 @@
         <w:tc>
           <w:tcPr>
             <w:tcW w:type="dxa" w:w="1314"/>
+            <w:shd w:val="clear" w:color="auto" w:fill="ffffff"/>
             <w:tcMar>
               <w:top w:w="60" w:type="dxa"/>
               <w:bottom w:w="60" w:type="dxa"/>
@@ -5348,11 +6033,16 @@
             </w:tcMar>
           </w:tcPr>
           <w:p>
+            <w:pPr>
+              <w:jc w:val="left"/>
+            </w:pPr>
             <w:r>
               <w:rPr>
                 <w:rFonts w:ascii="Cambria" w:hAnsi="Cambria"/>
-                <w:color w:val="000000"/>
-                <w:sz w:val="19"/>
+                <w:b w:val="0"/>
+                <w:i w:val="0"/>
+                <w:color w:val="808080"/>
+                <w:sz w:val="24"/>
               </w:rPr>
               <w:t>X</w:t>
             </w:r>
@@ -5361,6 +6051,7 @@
         <w:tc>
           <w:tcPr>
             <w:tcW w:type="dxa" w:w="1239"/>
+            <w:shd w:val="clear" w:color="auto" w:fill="ffffff"/>
             <w:tcMar>
               <w:top w:w="60" w:type="dxa"/>
               <w:bottom w:w="60" w:type="dxa"/>
@@ -5369,11 +6060,16 @@
             </w:tcMar>
           </w:tcPr>
           <w:p>
+            <w:pPr>
+              <w:jc w:val="left"/>
+            </w:pPr>
             <w:r>
               <w:rPr>
                 <w:rFonts w:ascii="Cambria" w:hAnsi="Cambria"/>
-                <w:color w:val="000000"/>
-                <w:sz w:val="19"/>
+                <w:b w:val="0"/>
+                <w:i w:val="0"/>
+                <w:color w:val="808080"/>
+                <w:sz w:val="24"/>
               </w:rPr>
               <w:t>X</w:t>
             </w:r>
@@ -5382,6 +6078,7 @@
         <w:tc>
           <w:tcPr>
             <w:tcW w:type="dxa" w:w="1314"/>
+            <w:shd w:val="clear" w:color="auto" w:fill="ffffff"/>
             <w:tcMar>
               <w:top w:w="60" w:type="dxa"/>
               <w:bottom w:w="60" w:type="dxa"/>
@@ -5390,11 +6087,16 @@
             </w:tcMar>
           </w:tcPr>
           <w:p>
+            <w:pPr>
+              <w:jc w:val="left"/>
+            </w:pPr>
             <w:r>
               <w:rPr>
                 <w:rFonts w:ascii="Cambria" w:hAnsi="Cambria"/>
-                <w:color w:val="000000"/>
-                <w:sz w:val="19"/>
+                <w:b w:val="0"/>
+                <w:i w:val="0"/>
+                <w:color w:val="808080"/>
+                <w:sz w:val="24"/>
               </w:rPr>
               <w:t>X</w:t>
             </w:r>
@@ -5403,6 +6105,7 @@
         <w:tc>
           <w:tcPr>
             <w:tcW w:type="dxa" w:w="1450"/>
+            <w:shd w:val="clear" w:color="auto" w:fill="ffffff"/>
             <w:tcMar>
               <w:top w:w="60" w:type="dxa"/>
               <w:bottom w:w="60" w:type="dxa"/>
@@ -5411,11 +6114,16 @@
             </w:tcMar>
           </w:tcPr>
           <w:p>
+            <w:pPr>
+              <w:jc w:val="right"/>
+            </w:pPr>
             <w:r>
               <w:rPr>
                 <w:rFonts w:ascii="Cambria" w:hAnsi="Cambria"/>
+                <w:b w:val="0"/>
+                <w:i w:val="0"/>
                 <w:color w:val="000000"/>
-                <w:sz w:val="19"/>
+                <w:sz w:val="20"/>
               </w:rPr>
               <w:t>III</w:t>
             </w:r>
@@ -5429,7 +6137,7 @@
         <w:tc>
           <w:tcPr>
             <w:tcW w:type="dxa" w:w="3910"/>
-            <w:shd w:val="clear" w:color="auto" w:fill="f8fafc"/>
+            <w:shd w:val="clear" w:color="auto" w:fill="f8f8f8"/>
             <w:tcMar>
               <w:top w:w="60" w:type="dxa"/>
               <w:bottom w:w="60" w:type="dxa"/>
@@ -5438,11 +6146,16 @@
             </w:tcMar>
           </w:tcPr>
           <w:p>
+            <w:pPr>
+              <w:jc w:val="left"/>
+            </w:pPr>
             <w:r>
               <w:rPr>
                 <w:rFonts w:ascii="Cambria" w:hAnsi="Cambria"/>
+                <w:b w:val="0"/>
+                <w:i w:val="0"/>
                 <w:color w:val="000000"/>
-                <w:sz w:val="19"/>
+                <w:sz w:val="20"/>
               </w:rPr>
               <w:t>saruparib, hormone therapy</w:t>
             </w:r>
@@ -5451,7 +6164,7 @@
         <w:tc>
           <w:tcPr>
             <w:tcW w:type="dxa" w:w="1239"/>
-            <w:shd w:val="clear" w:color="auto" w:fill="f8fafc"/>
+            <w:shd w:val="clear" w:color="auto" w:fill="f8f8f8"/>
             <w:tcMar>
               <w:top w:w="60" w:type="dxa"/>
               <w:bottom w:w="60" w:type="dxa"/>
@@ -5460,11 +6173,16 @@
             </w:tcMar>
           </w:tcPr>
           <w:p>
+            <w:pPr>
+              <w:jc w:val="left"/>
+            </w:pPr>
             <w:r>
               <w:rPr>
                 <w:rFonts w:ascii="Cambria" w:hAnsi="Cambria"/>
-                <w:color w:val="000000"/>
-                <w:sz w:val="19"/>
+                <w:b w:val="0"/>
+                <w:i w:val="0"/>
+                <w:color w:val="808080"/>
+                <w:sz w:val="24"/>
               </w:rPr>
               <w:t>X</w:t>
             </w:r>
@@ -5473,7 +6191,7 @@
         <w:tc>
           <w:tcPr>
             <w:tcW w:type="dxa" w:w="1314"/>
-            <w:shd w:val="clear" w:color="auto" w:fill="f8fafc"/>
+            <w:shd w:val="clear" w:color="auto" w:fill="f8f8f8"/>
             <w:tcMar>
               <w:top w:w="60" w:type="dxa"/>
               <w:bottom w:w="60" w:type="dxa"/>
@@ -5482,11 +6200,16 @@
             </w:tcMar>
           </w:tcPr>
           <w:p>
+            <w:pPr>
+              <w:jc w:val="left"/>
+            </w:pPr>
             <w:r>
               <w:rPr>
                 <w:rFonts w:ascii="Cambria" w:hAnsi="Cambria"/>
-                <w:color w:val="000000"/>
-                <w:sz w:val="19"/>
+                <w:b w:val="0"/>
+                <w:i w:val="0"/>
+                <w:color w:val="808080"/>
+                <w:sz w:val="24"/>
               </w:rPr>
               <w:t>X</w:t>
             </w:r>
@@ -5495,7 +6218,7 @@
         <w:tc>
           <w:tcPr>
             <w:tcW w:type="dxa" w:w="1239"/>
-            <w:shd w:val="clear" w:color="auto" w:fill="f8fafc"/>
+            <w:shd w:val="clear" w:color="auto" w:fill="f8f8f8"/>
             <w:tcMar>
               <w:top w:w="60" w:type="dxa"/>
               <w:bottom w:w="60" w:type="dxa"/>
@@ -5504,11 +6227,16 @@
             </w:tcMar>
           </w:tcPr>
           <w:p>
+            <w:pPr>
+              <w:jc w:val="left"/>
+            </w:pPr>
             <w:r>
               <w:rPr>
                 <w:rFonts w:ascii="Cambria" w:hAnsi="Cambria"/>
-                <w:color w:val="000000"/>
-                <w:sz w:val="19"/>
+                <w:b w:val="0"/>
+                <w:i w:val="0"/>
+                <w:color w:val="808080"/>
+                <w:sz w:val="24"/>
               </w:rPr>
               <w:t>X</w:t>
             </w:r>
@@ -5517,7 +6245,7 @@
         <w:tc>
           <w:tcPr>
             <w:tcW w:type="dxa" w:w="1314"/>
-            <w:shd w:val="clear" w:color="auto" w:fill="f8fafc"/>
+            <w:shd w:val="clear" w:color="auto" w:fill="f8f8f8"/>
             <w:tcMar>
               <w:top w:w="60" w:type="dxa"/>
               <w:bottom w:w="60" w:type="dxa"/>
@@ -5526,11 +6254,16 @@
             </w:tcMar>
           </w:tcPr>
           <w:p>
+            <w:pPr>
+              <w:jc w:val="left"/>
+            </w:pPr>
             <w:r>
               <w:rPr>
                 <w:rFonts w:ascii="Cambria" w:hAnsi="Cambria"/>
-                <w:color w:val="000000"/>
-                <w:sz w:val="19"/>
+                <w:b w:val="0"/>
+                <w:i w:val="0"/>
+                <w:color w:val="808080"/>
+                <w:sz w:val="24"/>
               </w:rPr>
               <w:t>X</w:t>
             </w:r>
@@ -5539,7 +6272,7 @@
         <w:tc>
           <w:tcPr>
             <w:tcW w:type="dxa" w:w="1450"/>
-            <w:shd w:val="clear" w:color="auto" w:fill="f8fafc"/>
+            <w:shd w:val="clear" w:color="auto" w:fill="f8f8f8"/>
             <w:tcMar>
               <w:top w:w="60" w:type="dxa"/>
               <w:bottom w:w="60" w:type="dxa"/>
@@ -5548,11 +6281,16 @@
             </w:tcMar>
           </w:tcPr>
           <w:p>
+            <w:pPr>
+              <w:jc w:val="right"/>
+            </w:pPr>
             <w:r>
               <w:rPr>
                 <w:rFonts w:ascii="Cambria" w:hAnsi="Cambria"/>
+                <w:b w:val="0"/>
+                <w:i w:val="0"/>
                 <w:color w:val="000000"/>
-                <w:sz w:val="19"/>
+                <w:sz w:val="20"/>
               </w:rPr>
               <w:t>III</w:t>
             </w:r>
@@ -5566,6 +6304,7 @@
         <w:tc>
           <w:tcPr>
             <w:tcW w:type="dxa" w:w="3910"/>
+            <w:shd w:val="clear" w:color="auto" w:fill="ffffff"/>
             <w:tcMar>
               <w:top w:w="60" w:type="dxa"/>
               <w:bottom w:w="60" w:type="dxa"/>
@@ -5574,11 +6313,16 @@
             </w:tcMar>
           </w:tcPr>
           <w:p>
+            <w:pPr>
+              <w:jc w:val="left"/>
+            </w:pPr>
             <w:r>
               <w:rPr>
                 <w:rFonts w:ascii="Cambria" w:hAnsi="Cambria"/>
+                <w:b w:val="0"/>
+                <w:i w:val="0"/>
                 <w:color w:val="000000"/>
-                <w:sz w:val="19"/>
+                <w:sz w:val="20"/>
               </w:rPr>
               <w:t>niraparib, radiation therapy</w:t>
             </w:r>
@@ -5587,6 +6331,7 @@
         <w:tc>
           <w:tcPr>
             <w:tcW w:type="dxa" w:w="1239"/>
+            <w:shd w:val="clear" w:color="auto" w:fill="ffffff"/>
             <w:tcMar>
               <w:top w:w="60" w:type="dxa"/>
               <w:bottom w:w="60" w:type="dxa"/>
@@ -5595,11 +6340,16 @@
             </w:tcMar>
           </w:tcPr>
           <w:p>
+            <w:pPr>
+              <w:jc w:val="left"/>
+            </w:pPr>
             <w:r>
               <w:rPr>
                 <w:rFonts w:ascii="Cambria" w:hAnsi="Cambria"/>
-                <w:color w:val="000000"/>
-                <w:sz w:val="19"/>
+                <w:b w:val="0"/>
+                <w:i w:val="0"/>
+                <w:color w:val="808080"/>
+                <w:sz w:val="24"/>
               </w:rPr>
               <w:t>X</w:t>
             </w:r>
@@ -5608,6 +6358,7 @@
         <w:tc>
           <w:tcPr>
             <w:tcW w:type="dxa" w:w="1314"/>
+            <w:shd w:val="clear" w:color="auto" w:fill="ffffff"/>
             <w:tcMar>
               <w:top w:w="60" w:type="dxa"/>
               <w:bottom w:w="60" w:type="dxa"/>
@@ -5616,11 +6367,16 @@
             </w:tcMar>
           </w:tcPr>
           <w:p>
+            <w:pPr>
+              <w:jc w:val="left"/>
+            </w:pPr>
             <w:r>
               <w:rPr>
                 <w:rFonts w:ascii="Cambria" w:hAnsi="Cambria"/>
-                <w:color w:val="000000"/>
-                <w:sz w:val="19"/>
+                <w:b w:val="0"/>
+                <w:i w:val="0"/>
+                <w:color w:val="808080"/>
+                <w:sz w:val="24"/>
               </w:rPr>
               <w:t>X</w:t>
             </w:r>
@@ -5629,6 +6385,7 @@
         <w:tc>
           <w:tcPr>
             <w:tcW w:type="dxa" w:w="1239"/>
+            <w:shd w:val="clear" w:color="auto" w:fill="ffffff"/>
             <w:tcMar>
               <w:top w:w="60" w:type="dxa"/>
               <w:bottom w:w="60" w:type="dxa"/>
@@ -5637,11 +6394,16 @@
             </w:tcMar>
           </w:tcPr>
           <w:p>
+            <w:pPr>
+              <w:jc w:val="left"/>
+            </w:pPr>
             <w:r>
               <w:rPr>
                 <w:rFonts w:ascii="Cambria" w:hAnsi="Cambria"/>
-                <w:color w:val="000000"/>
-                <w:sz w:val="19"/>
+                <w:b w:val="0"/>
+                <w:i w:val="0"/>
+                <w:color w:val="808080"/>
+                <w:sz w:val="24"/>
               </w:rPr>
               <w:t>X</w:t>
             </w:r>
@@ -5650,6 +6412,7 @@
         <w:tc>
           <w:tcPr>
             <w:tcW w:type="dxa" w:w="1314"/>
+            <w:shd w:val="clear" w:color="auto" w:fill="ffffff"/>
             <w:tcMar>
               <w:top w:w="60" w:type="dxa"/>
               <w:bottom w:w="60" w:type="dxa"/>
@@ -5658,11 +6421,16 @@
             </w:tcMar>
           </w:tcPr>
           <w:p>
+            <w:pPr>
+              <w:jc w:val="left"/>
+            </w:pPr>
             <w:r>
               <w:rPr>
                 <w:rFonts w:ascii="Cambria" w:hAnsi="Cambria"/>
-                <w:color w:val="000000"/>
-                <w:sz w:val="19"/>
+                <w:b w:val="0"/>
+                <w:i w:val="0"/>
+                <w:color w:val="808080"/>
+                <w:sz w:val="24"/>
               </w:rPr>
               <w:t>X</w:t>
             </w:r>
@@ -5671,6 +6439,7 @@
         <w:tc>
           <w:tcPr>
             <w:tcW w:type="dxa" w:w="1450"/>
+            <w:shd w:val="clear" w:color="auto" w:fill="ffffff"/>
             <w:tcMar>
               <w:top w:w="60" w:type="dxa"/>
               <w:bottom w:w="60" w:type="dxa"/>
@@ -5679,11 +6448,16 @@
             </w:tcMar>
           </w:tcPr>
           <w:p>
+            <w:pPr>
+              <w:jc w:val="right"/>
+            </w:pPr>
             <w:r>
               <w:rPr>
                 <w:rFonts w:ascii="Cambria" w:hAnsi="Cambria"/>
+                <w:b w:val="0"/>
+                <w:i w:val="0"/>
                 <w:color w:val="000000"/>
-                <w:sz w:val="19"/>
+                <w:sz w:val="20"/>
               </w:rPr>
               <w:t>II/III</w:t>
             </w:r>
@@ -5697,7 +6471,7 @@
         <w:tc>
           <w:tcPr>
             <w:tcW w:type="dxa" w:w="3910"/>
-            <w:shd w:val="clear" w:color="auto" w:fill="f8fafc"/>
+            <w:shd w:val="clear" w:color="auto" w:fill="f8f8f8"/>
             <w:tcMar>
               <w:top w:w="60" w:type="dxa"/>
               <w:bottom w:w="60" w:type="dxa"/>
@@ -5706,11 +6480,16 @@
             </w:tcMar>
           </w:tcPr>
           <w:p>
+            <w:pPr>
+              <w:jc w:val="left"/>
+            </w:pPr>
             <w:r>
               <w:rPr>
                 <w:rFonts w:ascii="Cambria" w:hAnsi="Cambria"/>
+                <w:b w:val="0"/>
+                <w:i w:val="0"/>
                 <w:color w:val="000000"/>
-                <w:sz w:val="19"/>
+                <w:sz w:val="20"/>
               </w:rPr>
               <w:t>olaparib + chemotherapy</w:t>
             </w:r>
@@ -5719,7 +6498,7 @@
         <w:tc>
           <w:tcPr>
             <w:tcW w:type="dxa" w:w="1239"/>
-            <w:shd w:val="clear" w:color="auto" w:fill="f8fafc"/>
+            <w:shd w:val="clear" w:color="auto" w:fill="f8f8f8"/>
             <w:tcMar>
               <w:top w:w="60" w:type="dxa"/>
               <w:bottom w:w="60" w:type="dxa"/>
@@ -5728,11 +6507,16 @@
             </w:tcMar>
           </w:tcPr>
           <w:p>
+            <w:pPr>
+              <w:jc w:val="left"/>
+            </w:pPr>
             <w:r>
               <w:rPr>
                 <w:rFonts w:ascii="Cambria" w:hAnsi="Cambria"/>
-                <w:color w:val="000000"/>
-                <w:sz w:val="19"/>
+                <w:b w:val="0"/>
+                <w:i w:val="0"/>
+                <w:color w:val="808080"/>
+                <w:sz w:val="24"/>
               </w:rPr>
               <w:t>X</w:t>
             </w:r>
@@ -5741,7 +6525,7 @@
         <w:tc>
           <w:tcPr>
             <w:tcW w:type="dxa" w:w="1314"/>
-            <w:shd w:val="clear" w:color="auto" w:fill="f8fafc"/>
+            <w:shd w:val="clear" w:color="auto" w:fill="f8f8f8"/>
             <w:tcMar>
               <w:top w:w="60" w:type="dxa"/>
               <w:bottom w:w="60" w:type="dxa"/>
@@ -5750,11 +6534,16 @@
             </w:tcMar>
           </w:tcPr>
           <w:p>
+            <w:pPr>
+              <w:jc w:val="left"/>
+            </w:pPr>
             <w:r>
               <w:rPr>
                 <w:rFonts w:ascii="Cambria" w:hAnsi="Cambria"/>
-                <w:color w:val="000000"/>
-                <w:sz w:val="19"/>
+                <w:b w:val="0"/>
+                <w:i w:val="0"/>
+                <w:color w:val="808080"/>
+                <w:sz w:val="24"/>
               </w:rPr>
               <w:t>X</w:t>
             </w:r>
@@ -5763,7 +6552,7 @@
         <w:tc>
           <w:tcPr>
             <w:tcW w:type="dxa" w:w="1239"/>
-            <w:shd w:val="clear" w:color="auto" w:fill="f8fafc"/>
+            <w:shd w:val="clear" w:color="auto" w:fill="f8f8f8"/>
             <w:tcMar>
               <w:top w:w="60" w:type="dxa"/>
               <w:bottom w:w="60" w:type="dxa"/>
@@ -5772,11 +6561,16 @@
             </w:tcMar>
           </w:tcPr>
           <w:p>
+            <w:pPr>
+              <w:jc w:val="left"/>
+            </w:pPr>
             <w:r>
               <w:rPr>
                 <w:rFonts w:ascii="Cambria" w:hAnsi="Cambria"/>
-                <w:color w:val="000000"/>
-                <w:sz w:val="19"/>
+                <w:b w:val="0"/>
+                <w:i w:val="0"/>
+                <w:color w:val="808080"/>
+                <w:sz w:val="24"/>
               </w:rPr>
               <w:t>X</w:t>
             </w:r>
@@ -5785,7 +6579,7 @@
         <w:tc>
           <w:tcPr>
             <w:tcW w:type="dxa" w:w="1314"/>
-            <w:shd w:val="clear" w:color="auto" w:fill="f8fafc"/>
+            <w:shd w:val="clear" w:color="auto" w:fill="f8f8f8"/>
             <w:tcMar>
               <w:top w:w="60" w:type="dxa"/>
               <w:bottom w:w="60" w:type="dxa"/>
@@ -5794,11 +6588,16 @@
             </w:tcMar>
           </w:tcPr>
           <w:p>
+            <w:pPr>
+              <w:jc w:val="left"/>
+            </w:pPr>
             <w:r>
               <w:rPr>
                 <w:rFonts w:ascii="Cambria" w:hAnsi="Cambria"/>
-                <w:color w:val="000000"/>
-                <w:sz w:val="19"/>
+                <w:b w:val="0"/>
+                <w:i w:val="0"/>
+                <w:color w:val="808080"/>
+                <w:sz w:val="24"/>
               </w:rPr>
               <w:t>X</w:t>
             </w:r>
@@ -5807,7 +6606,7 @@
         <w:tc>
           <w:tcPr>
             <w:tcW w:type="dxa" w:w="1450"/>
-            <w:shd w:val="clear" w:color="auto" w:fill="f8fafc"/>
+            <w:shd w:val="clear" w:color="auto" w:fill="f8f8f8"/>
             <w:tcMar>
               <w:top w:w="60" w:type="dxa"/>
               <w:bottom w:w="60" w:type="dxa"/>
@@ -5816,11 +6615,16 @@
             </w:tcMar>
           </w:tcPr>
           <w:p>
+            <w:pPr>
+              <w:jc w:val="right"/>
+            </w:pPr>
             <w:r>
               <w:rPr>
                 <w:rFonts w:ascii="Cambria" w:hAnsi="Cambria"/>
+                <w:b w:val="0"/>
+                <w:i w:val="0"/>
                 <w:color w:val="000000"/>
-                <w:sz w:val="19"/>
+                <w:sz w:val="20"/>
               </w:rPr>
               <w:t>II/III</w:t>
             </w:r>
@@ -5834,6 +6638,7 @@
         <w:tc>
           <w:tcPr>
             <w:tcW w:type="dxa" w:w="3910"/>
+            <w:shd w:val="clear" w:color="auto" w:fill="ffffff"/>
             <w:tcMar>
               <w:top w:w="60" w:type="dxa"/>
               <w:bottom w:w="60" w:type="dxa"/>
@@ -5842,11 +6647,16 @@
             </w:tcMar>
           </w:tcPr>
           <w:p>
+            <w:pPr>
+              <w:jc w:val="left"/>
+            </w:pPr>
             <w:r>
               <w:rPr>
                 <w:rFonts w:ascii="Cambria" w:hAnsi="Cambria"/>
+                <w:b w:val="0"/>
+                <w:i w:val="0"/>
                 <w:color w:val="000000"/>
-                <w:sz w:val="19"/>
+                <w:sz w:val="20"/>
               </w:rPr>
               <w:t>abiraterone + niraparib, hormone therapy, radiation therapy,</w:t>
               <w:br/>
@@ -5857,6 +6667,7 @@
         <w:tc>
           <w:tcPr>
             <w:tcW w:type="dxa" w:w="1239"/>
+            <w:shd w:val="clear" w:color="auto" w:fill="ffffff"/>
             <w:tcMar>
               <w:top w:w="60" w:type="dxa"/>
               <w:bottom w:w="60" w:type="dxa"/>
@@ -5865,11 +6676,16 @@
             </w:tcMar>
           </w:tcPr>
           <w:p>
+            <w:pPr>
+              <w:jc w:val="left"/>
+            </w:pPr>
             <w:r>
               <w:rPr>
                 <w:rFonts w:ascii="Cambria" w:hAnsi="Cambria"/>
-                <w:color w:val="000000"/>
-                <w:sz w:val="19"/>
+                <w:b w:val="0"/>
+                <w:i w:val="0"/>
+                <w:color w:val="808080"/>
+                <w:sz w:val="24"/>
               </w:rPr>
               <w:t>X</w:t>
             </w:r>
@@ -5878,6 +6694,7 @@
         <w:tc>
           <w:tcPr>
             <w:tcW w:type="dxa" w:w="1314"/>
+            <w:shd w:val="clear" w:color="auto" w:fill="ffffff"/>
             <w:tcMar>
               <w:top w:w="60" w:type="dxa"/>
               <w:bottom w:w="60" w:type="dxa"/>
@@ -5886,11 +6703,16 @@
             </w:tcMar>
           </w:tcPr>
           <w:p>
+            <w:pPr>
+              <w:jc w:val="left"/>
+            </w:pPr>
             <w:r>
               <w:rPr>
                 <w:rFonts w:ascii="Cambria" w:hAnsi="Cambria"/>
-                <w:color w:val="000000"/>
-                <w:sz w:val="19"/>
+                <w:b w:val="0"/>
+                <w:i w:val="0"/>
+                <w:color w:val="808080"/>
+                <w:sz w:val="24"/>
               </w:rPr>
               <w:t>X</w:t>
             </w:r>
@@ -5899,6 +6721,7 @@
         <w:tc>
           <w:tcPr>
             <w:tcW w:type="dxa" w:w="1239"/>
+            <w:shd w:val="clear" w:color="auto" w:fill="ffffff"/>
             <w:tcMar>
               <w:top w:w="60" w:type="dxa"/>
               <w:bottom w:w="60" w:type="dxa"/>
@@ -5907,11 +6730,16 @@
             </w:tcMar>
           </w:tcPr>
           <w:p>
+            <w:pPr>
+              <w:jc w:val="left"/>
+            </w:pPr>
             <w:r>
               <w:rPr>
                 <w:rFonts w:ascii="Cambria" w:hAnsi="Cambria"/>
-                <w:color w:val="000000"/>
-                <w:sz w:val="19"/>
+                <w:b w:val="0"/>
+                <w:i w:val="0"/>
+                <w:color w:val="808080"/>
+                <w:sz w:val="24"/>
               </w:rPr>
               <w:t>X</w:t>
             </w:r>
@@ -5920,6 +6748,7 @@
         <w:tc>
           <w:tcPr>
             <w:tcW w:type="dxa" w:w="1314"/>
+            <w:shd w:val="clear" w:color="auto" w:fill="ffffff"/>
             <w:tcMar>
               <w:top w:w="60" w:type="dxa"/>
               <w:bottom w:w="60" w:type="dxa"/>
@@ -5928,11 +6757,16 @@
             </w:tcMar>
           </w:tcPr>
           <w:p>
+            <w:pPr>
+              <w:jc w:val="left"/>
+            </w:pPr>
             <w:r>
               <w:rPr>
                 <w:rFonts w:ascii="Cambria" w:hAnsi="Cambria"/>
-                <w:color w:val="000000"/>
-                <w:sz w:val="19"/>
+                <w:b w:val="0"/>
+                <w:i w:val="0"/>
+                <w:color w:val="808080"/>
+                <w:sz w:val="24"/>
               </w:rPr>
               <w:t>X</w:t>
             </w:r>
@@ -5941,6 +6775,7 @@
         <w:tc>
           <w:tcPr>
             <w:tcW w:type="dxa" w:w="1450"/>
+            <w:shd w:val="clear" w:color="auto" w:fill="ffffff"/>
             <w:tcMar>
               <w:top w:w="60" w:type="dxa"/>
               <w:bottom w:w="60" w:type="dxa"/>
@@ -5949,11 +6784,16 @@
             </w:tcMar>
           </w:tcPr>
           <w:p>
+            <w:pPr>
+              <w:jc w:val="right"/>
+            </w:pPr>
             <w:r>
               <w:rPr>
                 <w:rFonts w:ascii="Cambria" w:hAnsi="Cambria"/>
+                <w:b w:val="0"/>
+                <w:i w:val="0"/>
                 <w:color w:val="000000"/>
-                <w:sz w:val="19"/>
+                <w:sz w:val="20"/>
               </w:rPr>
               <w:t>II</w:t>
             </w:r>
@@ -5967,7 +6807,7 @@
         <w:tc>
           <w:tcPr>
             <w:tcW w:type="dxa" w:w="3910"/>
-            <w:shd w:val="clear" w:color="auto" w:fill="f8fafc"/>
+            <w:shd w:val="clear" w:color="auto" w:fill="f8f8f8"/>
             <w:tcMar>
               <w:top w:w="60" w:type="dxa"/>
               <w:bottom w:w="60" w:type="dxa"/>
@@ -5976,11 +6816,16 @@
             </w:tcMar>
           </w:tcPr>
           <w:p>
+            <w:pPr>
+              <w:jc w:val="left"/>
+            </w:pPr>
             <w:r>
               <w:rPr>
                 <w:rFonts w:ascii="Cambria" w:hAnsi="Cambria"/>
+                <w:b w:val="0"/>
+                <w:i w:val="0"/>
                 <w:color w:val="000000"/>
-                <w:sz w:val="19"/>
+                <w:sz w:val="20"/>
               </w:rPr>
               <w:t>camrelizumab, fluzoparib, chemotherapy</w:t>
             </w:r>
@@ -5989,7 +6834,7 @@
         <w:tc>
           <w:tcPr>
             <w:tcW w:type="dxa" w:w="1239"/>
-            <w:shd w:val="clear" w:color="auto" w:fill="f8fafc"/>
+            <w:shd w:val="clear" w:color="auto" w:fill="f8f8f8"/>
             <w:tcMar>
               <w:top w:w="60" w:type="dxa"/>
               <w:bottom w:w="60" w:type="dxa"/>
@@ -5998,11 +6843,16 @@
             </w:tcMar>
           </w:tcPr>
           <w:p>
+            <w:pPr>
+              <w:jc w:val="left"/>
+            </w:pPr>
             <w:r>
               <w:rPr>
                 <w:rFonts w:ascii="Cambria" w:hAnsi="Cambria"/>
-                <w:color w:val="000000"/>
-                <w:sz w:val="19"/>
+                <w:b w:val="0"/>
+                <w:i w:val="0"/>
+                <w:color w:val="808080"/>
+                <w:sz w:val="24"/>
               </w:rPr>
               <w:t>X</w:t>
             </w:r>
@@ -6011,7 +6861,7 @@
         <w:tc>
           <w:tcPr>
             <w:tcW w:type="dxa" w:w="1314"/>
-            <w:shd w:val="clear" w:color="auto" w:fill="f8fafc"/>
+            <w:shd w:val="clear" w:color="auto" w:fill="f8f8f8"/>
             <w:tcMar>
               <w:top w:w="60" w:type="dxa"/>
               <w:bottom w:w="60" w:type="dxa"/>
@@ -6020,11 +6870,16 @@
             </w:tcMar>
           </w:tcPr>
           <w:p>
+            <w:pPr>
+              <w:jc w:val="left"/>
+            </w:pPr>
             <w:r>
               <w:rPr>
                 <w:rFonts w:ascii="Cambria" w:hAnsi="Cambria"/>
-                <w:color w:val="000000"/>
-                <w:sz w:val="19"/>
+                <w:b w:val="0"/>
+                <w:i w:val="0"/>
+                <w:color w:val="808080"/>
+                <w:sz w:val="24"/>
               </w:rPr>
               <w:t>X</w:t>
             </w:r>
@@ -6033,7 +6888,7 @@
         <w:tc>
           <w:tcPr>
             <w:tcW w:type="dxa" w:w="1239"/>
-            <w:shd w:val="clear" w:color="auto" w:fill="f8fafc"/>
+            <w:shd w:val="clear" w:color="auto" w:fill="f8f8f8"/>
             <w:tcMar>
               <w:top w:w="60" w:type="dxa"/>
               <w:bottom w:w="60" w:type="dxa"/>
@@ -6042,11 +6897,16 @@
             </w:tcMar>
           </w:tcPr>
           <w:p>
+            <w:pPr>
+              <w:jc w:val="left"/>
+            </w:pPr>
             <w:r>
               <w:rPr>
                 <w:rFonts w:ascii="Cambria" w:hAnsi="Cambria"/>
-                <w:color w:val="000000"/>
-                <w:sz w:val="19"/>
+                <w:b w:val="0"/>
+                <w:i w:val="0"/>
+                <w:color w:val="808080"/>
+                <w:sz w:val="24"/>
               </w:rPr>
               <w:t>X</w:t>
             </w:r>
@@ -6055,7 +6915,7 @@
         <w:tc>
           <w:tcPr>
             <w:tcW w:type="dxa" w:w="1314"/>
-            <w:shd w:val="clear" w:color="auto" w:fill="f8fafc"/>
+            <w:shd w:val="clear" w:color="auto" w:fill="f8f8f8"/>
             <w:tcMar>
               <w:top w:w="60" w:type="dxa"/>
               <w:bottom w:w="60" w:type="dxa"/>
@@ -6064,11 +6924,16 @@
             </w:tcMar>
           </w:tcPr>
           <w:p>
+            <w:pPr>
+              <w:jc w:val="left"/>
+            </w:pPr>
             <w:r>
               <w:rPr>
                 <w:rFonts w:ascii="Cambria" w:hAnsi="Cambria"/>
-                <w:color w:val="000000"/>
-                <w:sz w:val="19"/>
+                <w:b w:val="0"/>
+                <w:i w:val="0"/>
+                <w:color w:val="808080"/>
+                <w:sz w:val="24"/>
               </w:rPr>
               <w:t>X</w:t>
             </w:r>
@@ -6077,7 +6942,7 @@
         <w:tc>
           <w:tcPr>
             <w:tcW w:type="dxa" w:w="1450"/>
-            <w:shd w:val="clear" w:color="auto" w:fill="f8fafc"/>
+            <w:shd w:val="clear" w:color="auto" w:fill="f8f8f8"/>
             <w:tcMar>
               <w:top w:w="60" w:type="dxa"/>
               <w:bottom w:w="60" w:type="dxa"/>
@@ -6086,11 +6951,16 @@
             </w:tcMar>
           </w:tcPr>
           <w:p>
+            <w:pPr>
+              <w:jc w:val="right"/>
+            </w:pPr>
             <w:r>
               <w:rPr>
                 <w:rFonts w:ascii="Cambria" w:hAnsi="Cambria"/>
+                <w:b w:val="0"/>
+                <w:i w:val="0"/>
                 <w:color w:val="000000"/>
-                <w:sz w:val="19"/>
+                <w:sz w:val="20"/>
               </w:rPr>
               <w:t>II</w:t>
             </w:r>
@@ -6104,6 +6974,7 @@
         <w:tc>
           <w:tcPr>
             <w:tcW w:type="dxa" w:w="3910"/>
+            <w:shd w:val="clear" w:color="auto" w:fill="ffffff"/>
             <w:tcMar>
               <w:top w:w="60" w:type="dxa"/>
               <w:bottom w:w="60" w:type="dxa"/>
@@ -6112,11 +6983,16 @@
             </w:tcMar>
           </w:tcPr>
           <w:p>
+            <w:pPr>
+              <w:jc w:val="left"/>
+            </w:pPr>
             <w:r>
               <w:rPr>
                 <w:rFonts w:ascii="Cambria" w:hAnsi="Cambria"/>
+                <w:b w:val="0"/>
+                <w:i w:val="0"/>
                 <w:color w:val="000000"/>
-                <w:sz w:val="19"/>
+                <w:sz w:val="20"/>
               </w:rPr>
               <w:t>eflornithine</w:t>
             </w:r>
@@ -6125,6 +7001,7 @@
         <w:tc>
           <w:tcPr>
             <w:tcW w:type="dxa" w:w="1239"/>
+            <w:shd w:val="clear" w:color="auto" w:fill="ffffff"/>
             <w:tcMar>
               <w:top w:w="60" w:type="dxa"/>
               <w:bottom w:w="60" w:type="dxa"/>
@@ -6133,11 +7010,16 @@
             </w:tcMar>
           </w:tcPr>
           <w:p>
+            <w:pPr>
+              <w:jc w:val="left"/>
+            </w:pPr>
             <w:r>
               <w:rPr>
                 <w:rFonts w:ascii="Cambria" w:hAnsi="Cambria"/>
-                <w:color w:val="000000"/>
-                <w:sz w:val="19"/>
+                <w:b w:val="0"/>
+                <w:i w:val="0"/>
+                <w:color w:val="808080"/>
+                <w:sz w:val="24"/>
               </w:rPr>
               <w:t>X</w:t>
             </w:r>
@@ -6146,6 +7028,7 @@
         <w:tc>
           <w:tcPr>
             <w:tcW w:type="dxa" w:w="1314"/>
+            <w:shd w:val="clear" w:color="auto" w:fill="ffffff"/>
             <w:tcMar>
               <w:top w:w="60" w:type="dxa"/>
               <w:bottom w:w="60" w:type="dxa"/>
@@ -6154,11 +7037,16 @@
             </w:tcMar>
           </w:tcPr>
           <w:p>
+            <w:pPr>
+              <w:jc w:val="left"/>
+            </w:pPr>
             <w:r>
               <w:rPr>
                 <w:rFonts w:ascii="Cambria" w:hAnsi="Cambria"/>
-                <w:color w:val="000000"/>
-                <w:sz w:val="19"/>
+                <w:b w:val="0"/>
+                <w:i w:val="0"/>
+                <w:color w:val="808080"/>
+                <w:sz w:val="24"/>
               </w:rPr>
               <w:t>X</w:t>
             </w:r>
@@ -6167,6 +7055,7 @@
         <w:tc>
           <w:tcPr>
             <w:tcW w:type="dxa" w:w="1239"/>
+            <w:shd w:val="clear" w:color="auto" w:fill="ffffff"/>
             <w:tcMar>
               <w:top w:w="60" w:type="dxa"/>
               <w:bottom w:w="60" w:type="dxa"/>
@@ -6175,11 +7064,16 @@
             </w:tcMar>
           </w:tcPr>
           <w:p>
+            <w:pPr>
+              <w:jc w:val="left"/>
+            </w:pPr>
             <w:r>
               <w:rPr>
                 <w:rFonts w:ascii="Cambria" w:hAnsi="Cambria"/>
-                <w:color w:val="000000"/>
-                <w:sz w:val="19"/>
+                <w:b w:val="0"/>
+                <w:i w:val="0"/>
+                <w:color w:val="808080"/>
+                <w:sz w:val="24"/>
               </w:rPr>
               <w:t>X</w:t>
             </w:r>
@@ -6188,6 +7082,7 @@
         <w:tc>
           <w:tcPr>
             <w:tcW w:type="dxa" w:w="1314"/>
+            <w:shd w:val="clear" w:color="auto" w:fill="ffffff"/>
             <w:tcMar>
               <w:top w:w="60" w:type="dxa"/>
               <w:bottom w:w="60" w:type="dxa"/>
@@ -6196,11 +7091,16 @@
             </w:tcMar>
           </w:tcPr>
           <w:p>
+            <w:pPr>
+              <w:jc w:val="left"/>
+            </w:pPr>
             <w:r>
               <w:rPr>
                 <w:rFonts w:ascii="Cambria" w:hAnsi="Cambria"/>
-                <w:color w:val="000000"/>
-                <w:sz w:val="19"/>
+                <w:b w:val="0"/>
+                <w:i w:val="0"/>
+                <w:color w:val="808080"/>
+                <w:sz w:val="24"/>
               </w:rPr>
               <w:t>X</w:t>
             </w:r>
@@ -6209,6 +7109,7 @@
         <w:tc>
           <w:tcPr>
             <w:tcW w:type="dxa" w:w="1450"/>
+            <w:shd w:val="clear" w:color="auto" w:fill="ffffff"/>
             <w:tcMar>
               <w:top w:w="60" w:type="dxa"/>
               <w:bottom w:w="60" w:type="dxa"/>
@@ -6217,11 +7118,16 @@
             </w:tcMar>
           </w:tcPr>
           <w:p>
+            <w:pPr>
+              <w:jc w:val="right"/>
+            </w:pPr>
             <w:r>
               <w:rPr>
                 <w:rFonts w:ascii="Cambria" w:hAnsi="Cambria"/>
+                <w:b w:val="0"/>
+                <w:i w:val="0"/>
                 <w:color w:val="000000"/>
-                <w:sz w:val="19"/>
+                <w:sz w:val="20"/>
               </w:rPr>
               <w:t>II</w:t>
             </w:r>
@@ -6235,7 +7141,7 @@
         <w:tc>
           <w:tcPr>
             <w:tcW w:type="dxa" w:w="3910"/>
-            <w:shd w:val="clear" w:color="auto" w:fill="f8fafc"/>
+            <w:shd w:val="clear" w:color="auto" w:fill="f8f8f8"/>
             <w:tcMar>
               <w:top w:w="60" w:type="dxa"/>
               <w:bottom w:w="60" w:type="dxa"/>
@@ -6244,11 +7150,16 @@
             </w:tcMar>
           </w:tcPr>
           <w:p>
+            <w:pPr>
+              <w:jc w:val="left"/>
+            </w:pPr>
             <w:r>
               <w:rPr>
                 <w:rFonts w:ascii="Cambria" w:hAnsi="Cambria"/>
+                <w:b w:val="0"/>
+                <w:i w:val="0"/>
                 <w:color w:val="000000"/>
-                <w:sz w:val="19"/>
+                <w:sz w:val="20"/>
               </w:rPr>
               <w:t>hormone therapy, hormone therapy + chemotherapy</w:t>
             </w:r>
@@ -6257,7 +7168,7 @@
         <w:tc>
           <w:tcPr>
             <w:tcW w:type="dxa" w:w="1239"/>
-            <w:shd w:val="clear" w:color="auto" w:fill="f8fafc"/>
+            <w:shd w:val="clear" w:color="auto" w:fill="f8f8f8"/>
             <w:tcMar>
               <w:top w:w="60" w:type="dxa"/>
               <w:bottom w:w="60" w:type="dxa"/>
@@ -6266,11 +7177,16 @@
             </w:tcMar>
           </w:tcPr>
           <w:p>
+            <w:pPr>
+              <w:jc w:val="left"/>
+            </w:pPr>
             <w:r>
               <w:rPr>
                 <w:rFonts w:ascii="Cambria" w:hAnsi="Cambria"/>
-                <w:color w:val="000000"/>
-                <w:sz w:val="19"/>
+                <w:b w:val="0"/>
+                <w:i w:val="0"/>
+                <w:color w:val="808080"/>
+                <w:sz w:val="24"/>
               </w:rPr>
               <w:t>X</w:t>
             </w:r>
@@ -6279,7 +7195,7 @@
         <w:tc>
           <w:tcPr>
             <w:tcW w:type="dxa" w:w="1314"/>
-            <w:shd w:val="clear" w:color="auto" w:fill="f8fafc"/>
+            <w:shd w:val="clear" w:color="auto" w:fill="f8f8f8"/>
             <w:tcMar>
               <w:top w:w="60" w:type="dxa"/>
               <w:bottom w:w="60" w:type="dxa"/>
@@ -6288,11 +7204,16 @@
             </w:tcMar>
           </w:tcPr>
           <w:p>
+            <w:pPr>
+              <w:jc w:val="left"/>
+            </w:pPr>
             <w:r>
               <w:rPr>
                 <w:rFonts w:ascii="Cambria" w:hAnsi="Cambria"/>
-                <w:color w:val="000000"/>
-                <w:sz w:val="19"/>
+                <w:b w:val="0"/>
+                <w:i w:val="0"/>
+                <w:color w:val="808080"/>
+                <w:sz w:val="24"/>
               </w:rPr>
               <w:t>X</w:t>
             </w:r>
@@ -6301,7 +7222,7 @@
         <w:tc>
           <w:tcPr>
             <w:tcW w:type="dxa" w:w="1239"/>
-            <w:shd w:val="clear" w:color="auto" w:fill="f8fafc"/>
+            <w:shd w:val="clear" w:color="auto" w:fill="f8f8f8"/>
             <w:tcMar>
               <w:top w:w="60" w:type="dxa"/>
               <w:bottom w:w="60" w:type="dxa"/>
@@ -6310,11 +7231,16 @@
             </w:tcMar>
           </w:tcPr>
           <w:p>
+            <w:pPr>
+              <w:jc w:val="left"/>
+            </w:pPr>
             <w:r>
               <w:rPr>
                 <w:rFonts w:ascii="Cambria" w:hAnsi="Cambria"/>
-                <w:color w:val="000000"/>
-                <w:sz w:val="19"/>
+                <w:b w:val="0"/>
+                <w:i w:val="0"/>
+                <w:color w:val="808080"/>
+                <w:sz w:val="24"/>
               </w:rPr>
               <w:t>X</w:t>
             </w:r>
@@ -6323,7 +7249,7 @@
         <w:tc>
           <w:tcPr>
             <w:tcW w:type="dxa" w:w="1314"/>
-            <w:shd w:val="clear" w:color="auto" w:fill="f8fafc"/>
+            <w:shd w:val="clear" w:color="auto" w:fill="f8f8f8"/>
             <w:tcMar>
               <w:top w:w="60" w:type="dxa"/>
               <w:bottom w:w="60" w:type="dxa"/>
@@ -6332,11 +7258,16 @@
             </w:tcMar>
           </w:tcPr>
           <w:p>
+            <w:pPr>
+              <w:jc w:val="left"/>
+            </w:pPr>
             <w:r>
               <w:rPr>
                 <w:rFonts w:ascii="Cambria" w:hAnsi="Cambria"/>
-                <w:color w:val="000000"/>
-                <w:sz w:val="19"/>
+                <w:b w:val="0"/>
+                <w:i w:val="0"/>
+                <w:color w:val="808080"/>
+                <w:sz w:val="24"/>
               </w:rPr>
               <w:t>X</w:t>
             </w:r>
@@ -6345,7 +7276,7 @@
         <w:tc>
           <w:tcPr>
             <w:tcW w:type="dxa" w:w="1450"/>
-            <w:shd w:val="clear" w:color="auto" w:fill="f8fafc"/>
+            <w:shd w:val="clear" w:color="auto" w:fill="f8f8f8"/>
             <w:tcMar>
               <w:top w:w="60" w:type="dxa"/>
               <w:bottom w:w="60" w:type="dxa"/>
@@ -6354,11 +7285,16 @@
             </w:tcMar>
           </w:tcPr>
           <w:p>
+            <w:pPr>
+              <w:jc w:val="right"/>
+            </w:pPr>
             <w:r>
               <w:rPr>
                 <w:rFonts w:ascii="Cambria" w:hAnsi="Cambria"/>
+                <w:b w:val="0"/>
+                <w:i w:val="0"/>
                 <w:color w:val="000000"/>
-                <w:sz w:val="19"/>
+                <w:sz w:val="20"/>
               </w:rPr>
               <w:t>II</w:t>
             </w:r>
@@ -6372,6 +7308,7 @@
         <w:tc>
           <w:tcPr>
             <w:tcW w:type="dxa" w:w="3910"/>
+            <w:shd w:val="clear" w:color="auto" w:fill="ffffff"/>
             <w:tcMar>
               <w:top w:w="60" w:type="dxa"/>
               <w:bottom w:w="60" w:type="dxa"/>
@@ -6380,11 +7317,16 @@
             </w:tcMar>
           </w:tcPr>
           <w:p>
+            <w:pPr>
+              <w:jc w:val="left"/>
+            </w:pPr>
             <w:r>
               <w:rPr>
                 <w:rFonts w:ascii="Cambria" w:hAnsi="Cambria"/>
+                <w:b w:val="0"/>
+                <w:i w:val="0"/>
                 <w:color w:val="000000"/>
-                <w:sz w:val="19"/>
+                <w:sz w:val="20"/>
               </w:rPr>
               <w:t>lunresertib, trastuzumab, chemotherapy, camonsertib</w:t>
             </w:r>
@@ -6393,6 +7335,7 @@
         <w:tc>
           <w:tcPr>
             <w:tcW w:type="dxa" w:w="1239"/>
+            <w:shd w:val="clear" w:color="auto" w:fill="ffffff"/>
             <w:tcMar>
               <w:top w:w="60" w:type="dxa"/>
               <w:bottom w:w="60" w:type="dxa"/>
@@ -6401,11 +7344,16 @@
             </w:tcMar>
           </w:tcPr>
           <w:p>
+            <w:pPr>
+              <w:jc w:val="left"/>
+            </w:pPr>
             <w:r>
               <w:rPr>
                 <w:rFonts w:ascii="Cambria" w:hAnsi="Cambria"/>
-                <w:color w:val="000000"/>
-                <w:sz w:val="19"/>
+                <w:b w:val="0"/>
+                <w:i w:val="0"/>
+                <w:color w:val="808080"/>
+                <w:sz w:val="24"/>
               </w:rPr>
               <w:t>X</w:t>
             </w:r>
@@ -6414,6 +7362,7 @@
         <w:tc>
           <w:tcPr>
             <w:tcW w:type="dxa" w:w="1314"/>
+            <w:shd w:val="clear" w:color="auto" w:fill="ffffff"/>
             <w:tcMar>
               <w:top w:w="60" w:type="dxa"/>
               <w:bottom w:w="60" w:type="dxa"/>
@@ -6422,11 +7371,16 @@
             </w:tcMar>
           </w:tcPr>
           <w:p>
+            <w:pPr>
+              <w:jc w:val="left"/>
+            </w:pPr>
             <w:r>
               <w:rPr>
                 <w:rFonts w:ascii="Cambria" w:hAnsi="Cambria"/>
-                <w:color w:val="000000"/>
-                <w:sz w:val="19"/>
+                <w:b w:val="0"/>
+                <w:i w:val="0"/>
+                <w:color w:val="808080"/>
+                <w:sz w:val="24"/>
               </w:rPr>
               <w:t>X</w:t>
             </w:r>
@@ -6435,6 +7389,7 @@
         <w:tc>
           <w:tcPr>
             <w:tcW w:type="dxa" w:w="1239"/>
+            <w:shd w:val="clear" w:color="auto" w:fill="ffffff"/>
             <w:tcMar>
               <w:top w:w="60" w:type="dxa"/>
               <w:bottom w:w="60" w:type="dxa"/>
@@ -6443,11 +7398,16 @@
             </w:tcMar>
           </w:tcPr>
           <w:p>
+            <w:pPr>
+              <w:jc w:val="left"/>
+            </w:pPr>
             <w:r>
               <w:rPr>
                 <w:rFonts w:ascii="Cambria" w:hAnsi="Cambria"/>
-                <w:color w:val="000000"/>
-                <w:sz w:val="19"/>
+                <w:b w:val="0"/>
+                <w:i w:val="0"/>
+                <w:color w:val="808080"/>
+                <w:sz w:val="24"/>
               </w:rPr>
               <w:t>X</w:t>
             </w:r>
@@ -6456,6 +7416,7 @@
         <w:tc>
           <w:tcPr>
             <w:tcW w:type="dxa" w:w="1314"/>
+            <w:shd w:val="clear" w:color="auto" w:fill="ffffff"/>
             <w:tcMar>
               <w:top w:w="60" w:type="dxa"/>
               <w:bottom w:w="60" w:type="dxa"/>
@@ -6464,11 +7425,16 @@
             </w:tcMar>
           </w:tcPr>
           <w:p>
+            <w:pPr>
+              <w:jc w:val="left"/>
+            </w:pPr>
             <w:r>
               <w:rPr>
                 <w:rFonts w:ascii="Cambria" w:hAnsi="Cambria"/>
-                <w:color w:val="000000"/>
-                <w:sz w:val="19"/>
+                <w:b w:val="0"/>
+                <w:i w:val="0"/>
+                <w:color w:val="808080"/>
+                <w:sz w:val="24"/>
               </w:rPr>
               <w:t>X</w:t>
             </w:r>
@@ -6477,6 +7443,7 @@
         <w:tc>
           <w:tcPr>
             <w:tcW w:type="dxa" w:w="1450"/>
+            <w:shd w:val="clear" w:color="auto" w:fill="ffffff"/>
             <w:tcMar>
               <w:top w:w="60" w:type="dxa"/>
               <w:bottom w:w="60" w:type="dxa"/>
@@ -6485,11 +7452,16 @@
             </w:tcMar>
           </w:tcPr>
           <w:p>
+            <w:pPr>
+              <w:jc w:val="right"/>
+            </w:pPr>
             <w:r>
               <w:rPr>
                 <w:rFonts w:ascii="Cambria" w:hAnsi="Cambria"/>
+                <w:b w:val="0"/>
+                <w:i w:val="0"/>
                 <w:color w:val="000000"/>
-                <w:sz w:val="19"/>
+                <w:sz w:val="20"/>
               </w:rPr>
               <w:t>II</w:t>
             </w:r>
@@ -6503,7 +7475,7 @@
         <w:tc>
           <w:tcPr>
             <w:tcW w:type="dxa" w:w="3910"/>
-            <w:shd w:val="clear" w:color="auto" w:fill="f8fafc"/>
+            <w:shd w:val="clear" w:color="auto" w:fill="f8f8f8"/>
             <w:tcMar>
               <w:top w:w="60" w:type="dxa"/>
               <w:bottom w:w="60" w:type="dxa"/>
@@ -6512,11 +7484,16 @@
             </w:tcMar>
           </w:tcPr>
           <w:p>
+            <w:pPr>
+              <w:jc w:val="left"/>
+            </w:pPr>
             <w:r>
               <w:rPr>
                 <w:rFonts w:ascii="Cambria" w:hAnsi="Cambria"/>
+                <w:b w:val="0"/>
+                <w:i w:val="0"/>
                 <w:color w:val="000000"/>
-                <w:sz w:val="19"/>
+                <w:sz w:val="20"/>
               </w:rPr>
               <w:t>niraparib, dostarlimab</w:t>
             </w:r>
@@ -6525,7 +7502,7 @@
         <w:tc>
           <w:tcPr>
             <w:tcW w:type="dxa" w:w="1239"/>
-            <w:shd w:val="clear" w:color="auto" w:fill="f8fafc"/>
+            <w:shd w:val="clear" w:color="auto" w:fill="f8f8f8"/>
             <w:tcMar>
               <w:top w:w="60" w:type="dxa"/>
               <w:bottom w:w="60" w:type="dxa"/>
@@ -6534,11 +7511,16 @@
             </w:tcMar>
           </w:tcPr>
           <w:p>
+            <w:pPr>
+              <w:jc w:val="left"/>
+            </w:pPr>
             <w:r>
               <w:rPr>
                 <w:rFonts w:ascii="Cambria" w:hAnsi="Cambria"/>
-                <w:color w:val="000000"/>
-                <w:sz w:val="19"/>
+                <w:b w:val="0"/>
+                <w:i w:val="0"/>
+                <w:color w:val="808080"/>
+                <w:sz w:val="24"/>
               </w:rPr>
               <w:t>X</w:t>
             </w:r>
@@ -6547,7 +7529,7 @@
         <w:tc>
           <w:tcPr>
             <w:tcW w:type="dxa" w:w="1314"/>
-            <w:shd w:val="clear" w:color="auto" w:fill="f8fafc"/>
+            <w:shd w:val="clear" w:color="auto" w:fill="f8f8f8"/>
             <w:tcMar>
               <w:top w:w="60" w:type="dxa"/>
               <w:bottom w:w="60" w:type="dxa"/>
@@ -6556,11 +7538,16 @@
             </w:tcMar>
           </w:tcPr>
           <w:p>
+            <w:pPr>
+              <w:jc w:val="left"/>
+            </w:pPr>
             <w:r>
               <w:rPr>
                 <w:rFonts w:ascii="Cambria" w:hAnsi="Cambria"/>
-                <w:color w:val="000000"/>
-                <w:sz w:val="19"/>
+                <w:b w:val="0"/>
+                <w:i w:val="0"/>
+                <w:color w:val="808080"/>
+                <w:sz w:val="24"/>
               </w:rPr>
               <w:t>X</w:t>
             </w:r>
@@ -6569,7 +7556,7 @@
         <w:tc>
           <w:tcPr>
             <w:tcW w:type="dxa" w:w="1239"/>
-            <w:shd w:val="clear" w:color="auto" w:fill="f8fafc"/>
+            <w:shd w:val="clear" w:color="auto" w:fill="f8f8f8"/>
             <w:tcMar>
               <w:top w:w="60" w:type="dxa"/>
               <w:bottom w:w="60" w:type="dxa"/>
@@ -6578,11 +7565,16 @@
             </w:tcMar>
           </w:tcPr>
           <w:p>
+            <w:pPr>
+              <w:jc w:val="left"/>
+            </w:pPr>
             <w:r>
               <w:rPr>
                 <w:rFonts w:ascii="Cambria" w:hAnsi="Cambria"/>
-                <w:color w:val="000000"/>
-                <w:sz w:val="19"/>
+                <w:b w:val="0"/>
+                <w:i w:val="0"/>
+                <w:color w:val="808080"/>
+                <w:sz w:val="24"/>
               </w:rPr>
               <w:t>X</w:t>
             </w:r>
@@ -6591,7 +7583,7 @@
         <w:tc>
           <w:tcPr>
             <w:tcW w:type="dxa" w:w="1314"/>
-            <w:shd w:val="clear" w:color="auto" w:fill="f8fafc"/>
+            <w:shd w:val="clear" w:color="auto" w:fill="f8f8f8"/>
             <w:tcMar>
               <w:top w:w="60" w:type="dxa"/>
               <w:bottom w:w="60" w:type="dxa"/>
@@ -6600,11 +7592,16 @@
             </w:tcMar>
           </w:tcPr>
           <w:p>
+            <w:pPr>
+              <w:jc w:val="left"/>
+            </w:pPr>
             <w:r>
               <w:rPr>
                 <w:rFonts w:ascii="Cambria" w:hAnsi="Cambria"/>
-                <w:color w:val="000000"/>
-                <w:sz w:val="19"/>
+                <w:b w:val="0"/>
+                <w:i w:val="0"/>
+                <w:color w:val="808080"/>
+                <w:sz w:val="24"/>
               </w:rPr>
               <w:t>X</w:t>
             </w:r>
@@ -6613,7 +7610,7 @@
         <w:tc>
           <w:tcPr>
             <w:tcW w:type="dxa" w:w="1450"/>
-            <w:shd w:val="clear" w:color="auto" w:fill="f8fafc"/>
+            <w:shd w:val="clear" w:color="auto" w:fill="f8f8f8"/>
             <w:tcMar>
               <w:top w:w="60" w:type="dxa"/>
               <w:bottom w:w="60" w:type="dxa"/>
@@ -6622,11 +7619,16 @@
             </w:tcMar>
           </w:tcPr>
           <w:p>
+            <w:pPr>
+              <w:jc w:val="right"/>
+            </w:pPr>
             <w:r>
               <w:rPr>
                 <w:rFonts w:ascii="Cambria" w:hAnsi="Cambria"/>
+                <w:b w:val="0"/>
+                <w:i w:val="0"/>
                 <w:color w:val="000000"/>
-                <w:sz w:val="19"/>
+                <w:sz w:val="20"/>
               </w:rPr>
               <w:t>II</w:t>
             </w:r>
@@ -6640,6 +7642,7 @@
         <w:tc>
           <w:tcPr>
             <w:tcW w:type="dxa" w:w="3910"/>
+            <w:shd w:val="clear" w:color="auto" w:fill="ffffff"/>
             <w:tcMar>
               <w:top w:w="60" w:type="dxa"/>
               <w:bottom w:w="60" w:type="dxa"/>
@@ -6648,11 +7651,16 @@
             </w:tcMar>
           </w:tcPr>
           <w:p>
+            <w:pPr>
+              <w:jc w:val="left"/>
+            </w:pPr>
             <w:r>
               <w:rPr>
                 <w:rFonts w:ascii="Cambria" w:hAnsi="Cambria"/>
+                <w:b w:val="0"/>
+                <w:i w:val="0"/>
                 <w:color w:val="000000"/>
-                <w:sz w:val="19"/>
+                <w:sz w:val="20"/>
               </w:rPr>
               <w:t>olaparib</w:t>
             </w:r>
@@ -6661,6 +7669,7 @@
         <w:tc>
           <w:tcPr>
             <w:tcW w:type="dxa" w:w="1239"/>
+            <w:shd w:val="clear" w:color="auto" w:fill="ffffff"/>
             <w:tcMar>
               <w:top w:w="60" w:type="dxa"/>
               <w:bottom w:w="60" w:type="dxa"/>
@@ -6669,11 +7678,16 @@
             </w:tcMar>
           </w:tcPr>
           <w:p>
+            <w:pPr>
+              <w:jc w:val="left"/>
+            </w:pPr>
             <w:r>
               <w:rPr>
                 <w:rFonts w:ascii="Cambria" w:hAnsi="Cambria"/>
-                <w:color w:val="000000"/>
-                <w:sz w:val="19"/>
+                <w:b w:val="0"/>
+                <w:i w:val="0"/>
+                <w:color w:val="808080"/>
+                <w:sz w:val="24"/>
               </w:rPr>
               <w:t>X</w:t>
             </w:r>
@@ -6682,6 +7696,7 @@
         <w:tc>
           <w:tcPr>
             <w:tcW w:type="dxa" w:w="1314"/>
+            <w:shd w:val="clear" w:color="auto" w:fill="ffffff"/>
             <w:tcMar>
               <w:top w:w="60" w:type="dxa"/>
               <w:bottom w:w="60" w:type="dxa"/>
@@ -6690,11 +7705,16 @@
             </w:tcMar>
           </w:tcPr>
           <w:p>
+            <w:pPr>
+              <w:jc w:val="left"/>
+            </w:pPr>
             <w:r>
               <w:rPr>
                 <w:rFonts w:ascii="Cambria" w:hAnsi="Cambria"/>
-                <w:color w:val="000000"/>
-                <w:sz w:val="19"/>
+                <w:b w:val="0"/>
+                <w:i w:val="0"/>
+                <w:color w:val="808080"/>
+                <w:sz w:val="24"/>
               </w:rPr>
               <w:t>X</w:t>
             </w:r>
@@ -6703,6 +7723,7 @@
         <w:tc>
           <w:tcPr>
             <w:tcW w:type="dxa" w:w="1239"/>
+            <w:shd w:val="clear" w:color="auto" w:fill="ffffff"/>
             <w:tcMar>
               <w:top w:w="60" w:type="dxa"/>
               <w:bottom w:w="60" w:type="dxa"/>
@@ -6711,11 +7732,16 @@
             </w:tcMar>
           </w:tcPr>
           <w:p>
+            <w:pPr>
+              <w:jc w:val="left"/>
+            </w:pPr>
             <w:r>
               <w:rPr>
                 <w:rFonts w:ascii="Cambria" w:hAnsi="Cambria"/>
-                <w:color w:val="000000"/>
-                <w:sz w:val="19"/>
+                <w:b w:val="0"/>
+                <w:i w:val="0"/>
+                <w:color w:val="808080"/>
+                <w:sz w:val="24"/>
               </w:rPr>
               <w:t>X</w:t>
             </w:r>
@@ -6724,6 +7750,7 @@
         <w:tc>
           <w:tcPr>
             <w:tcW w:type="dxa" w:w="1314"/>
+            <w:shd w:val="clear" w:color="auto" w:fill="ffffff"/>
             <w:tcMar>
               <w:top w:w="60" w:type="dxa"/>
               <w:bottom w:w="60" w:type="dxa"/>
@@ -6732,11 +7759,16 @@
             </w:tcMar>
           </w:tcPr>
           <w:p>
+            <w:pPr>
+              <w:jc w:val="left"/>
+            </w:pPr>
             <w:r>
               <w:rPr>
                 <w:rFonts w:ascii="Cambria" w:hAnsi="Cambria"/>
-                <w:color w:val="000000"/>
-                <w:sz w:val="19"/>
+                <w:b w:val="0"/>
+                <w:i w:val="0"/>
+                <w:color w:val="808080"/>
+                <w:sz w:val="24"/>
               </w:rPr>
               <w:t>X</w:t>
             </w:r>
@@ -6745,6 +7777,7 @@
         <w:tc>
           <w:tcPr>
             <w:tcW w:type="dxa" w:w="1450"/>
+            <w:shd w:val="clear" w:color="auto" w:fill="ffffff"/>
             <w:tcMar>
               <w:top w:w="60" w:type="dxa"/>
               <w:bottom w:w="60" w:type="dxa"/>
@@ -6753,11 +7786,16 @@
             </w:tcMar>
           </w:tcPr>
           <w:p>
+            <w:pPr>
+              <w:jc w:val="right"/>
+            </w:pPr>
             <w:r>
               <w:rPr>
                 <w:rFonts w:ascii="Cambria" w:hAnsi="Cambria"/>
+                <w:b w:val="0"/>
+                <w:i w:val="0"/>
                 <w:color w:val="000000"/>
-                <w:sz w:val="19"/>
+                <w:sz w:val="20"/>
               </w:rPr>
               <w:t>II</w:t>
             </w:r>
@@ -6771,7 +7809,7 @@
         <w:tc>
           <w:tcPr>
             <w:tcW w:type="dxa" w:w="3910"/>
-            <w:shd w:val="clear" w:color="auto" w:fill="f8fafc"/>
+            <w:shd w:val="clear" w:color="auto" w:fill="f8f8f8"/>
             <w:tcMar>
               <w:top w:w="60" w:type="dxa"/>
               <w:bottom w:w="60" w:type="dxa"/>
@@ -6780,11 +7818,16 @@
             </w:tcMar>
           </w:tcPr>
           <w:p>
+            <w:pPr>
+              <w:jc w:val="left"/>
+            </w:pPr>
             <w:r>
               <w:rPr>
                 <w:rFonts w:ascii="Cambria" w:hAnsi="Cambria"/>
+                <w:b w:val="0"/>
+                <w:i w:val="0"/>
                 <w:color w:val="000000"/>
-                <w:sz w:val="19"/>
+                <w:sz w:val="20"/>
               </w:rPr>
               <w:t>olaparib + hormone therapy</w:t>
             </w:r>
@@ -6793,7 +7836,7 @@
         <w:tc>
           <w:tcPr>
             <w:tcW w:type="dxa" w:w="1239"/>
-            <w:shd w:val="clear" w:color="auto" w:fill="f8fafc"/>
+            <w:shd w:val="clear" w:color="auto" w:fill="f8f8f8"/>
             <w:tcMar>
               <w:top w:w="60" w:type="dxa"/>
               <w:bottom w:w="60" w:type="dxa"/>
@@ -6802,11 +7845,16 @@
             </w:tcMar>
           </w:tcPr>
           <w:p>
+            <w:pPr>
+              <w:jc w:val="left"/>
+            </w:pPr>
             <w:r>
               <w:rPr>
                 <w:rFonts w:ascii="Cambria" w:hAnsi="Cambria"/>
-                <w:color w:val="000000"/>
-                <w:sz w:val="19"/>
+                <w:b w:val="0"/>
+                <w:i w:val="0"/>
+                <w:color w:val="808080"/>
+                <w:sz w:val="24"/>
               </w:rPr>
               <w:t>X</w:t>
             </w:r>
@@ -6815,7 +7863,7 @@
         <w:tc>
           <w:tcPr>
             <w:tcW w:type="dxa" w:w="1314"/>
-            <w:shd w:val="clear" w:color="auto" w:fill="f8fafc"/>
+            <w:shd w:val="clear" w:color="auto" w:fill="f8f8f8"/>
             <w:tcMar>
               <w:top w:w="60" w:type="dxa"/>
               <w:bottom w:w="60" w:type="dxa"/>
@@ -6824,11 +7872,16 @@
             </w:tcMar>
           </w:tcPr>
           <w:p>
+            <w:pPr>
+              <w:jc w:val="left"/>
+            </w:pPr>
             <w:r>
               <w:rPr>
                 <w:rFonts w:ascii="Cambria" w:hAnsi="Cambria"/>
-                <w:color w:val="000000"/>
-                <w:sz w:val="19"/>
+                <w:b w:val="0"/>
+                <w:i w:val="0"/>
+                <w:color w:val="808080"/>
+                <w:sz w:val="24"/>
               </w:rPr>
               <w:t>X</w:t>
             </w:r>
@@ -6837,7 +7890,7 @@
         <w:tc>
           <w:tcPr>
             <w:tcW w:type="dxa" w:w="1239"/>
-            <w:shd w:val="clear" w:color="auto" w:fill="f8fafc"/>
+            <w:shd w:val="clear" w:color="auto" w:fill="f8f8f8"/>
             <w:tcMar>
               <w:top w:w="60" w:type="dxa"/>
               <w:bottom w:w="60" w:type="dxa"/>
@@ -6846,11 +7899,16 @@
             </w:tcMar>
           </w:tcPr>
           <w:p>
+            <w:pPr>
+              <w:jc w:val="left"/>
+            </w:pPr>
             <w:r>
               <w:rPr>
                 <w:rFonts w:ascii="Cambria" w:hAnsi="Cambria"/>
-                <w:color w:val="000000"/>
-                <w:sz w:val="19"/>
+                <w:b w:val="0"/>
+                <w:i w:val="0"/>
+                <w:color w:val="808080"/>
+                <w:sz w:val="24"/>
               </w:rPr>
               <w:t>X</w:t>
             </w:r>
@@ -6859,7 +7917,7 @@
         <w:tc>
           <w:tcPr>
             <w:tcW w:type="dxa" w:w="1314"/>
-            <w:shd w:val="clear" w:color="auto" w:fill="f8fafc"/>
+            <w:shd w:val="clear" w:color="auto" w:fill="f8f8f8"/>
             <w:tcMar>
               <w:top w:w="60" w:type="dxa"/>
               <w:bottom w:w="60" w:type="dxa"/>
@@ -6868,11 +7926,16 @@
             </w:tcMar>
           </w:tcPr>
           <w:p>
+            <w:pPr>
+              <w:jc w:val="left"/>
+            </w:pPr>
             <w:r>
               <w:rPr>
                 <w:rFonts w:ascii="Cambria" w:hAnsi="Cambria"/>
-                <w:color w:val="000000"/>
-                <w:sz w:val="19"/>
+                <w:b w:val="0"/>
+                <w:i w:val="0"/>
+                <w:color w:val="808080"/>
+                <w:sz w:val="24"/>
               </w:rPr>
               <w:t>X</w:t>
             </w:r>
@@ -6881,7 +7944,7 @@
         <w:tc>
           <w:tcPr>
             <w:tcW w:type="dxa" w:w="1450"/>
-            <w:shd w:val="clear" w:color="auto" w:fill="f8fafc"/>
+            <w:shd w:val="clear" w:color="auto" w:fill="f8f8f8"/>
             <w:tcMar>
               <w:top w:w="60" w:type="dxa"/>
               <w:bottom w:w="60" w:type="dxa"/>
@@ -6890,11 +7953,16 @@
             </w:tcMar>
           </w:tcPr>
           <w:p>
+            <w:pPr>
+              <w:jc w:val="right"/>
+            </w:pPr>
             <w:r>
               <w:rPr>
                 <w:rFonts w:ascii="Cambria" w:hAnsi="Cambria"/>
+                <w:b w:val="0"/>
+                <w:i w:val="0"/>
                 <w:color w:val="000000"/>
-                <w:sz w:val="19"/>
+                <w:sz w:val="20"/>
               </w:rPr>
               <w:t>II</w:t>
             </w:r>
@@ -6916,9 +7984,14 @@
             </w:tcMar>
           </w:tcPr>
           <w:p>
+            <w:pPr>
+              <w:jc w:val="left"/>
+            </w:pPr>
             <w:r>
               <w:rPr>
                 <w:rFonts w:ascii="Cambria" w:hAnsi="Cambria"/>
+                <w:b w:val="0"/>
+                <w:i w:val="0"/>
                 <w:color w:val="000000"/>
                 <w:sz w:val="19"/>
               </w:rPr>
@@ -6937,9 +8010,14 @@
             </w:tcMar>
           </w:tcPr>
           <w:p>
+            <w:pPr>
+              <w:jc w:val="left"/>
+            </w:pPr>
             <w:r>
               <w:rPr>
                 <w:rFonts w:ascii="Cambria" w:hAnsi="Cambria"/>
+                <w:b w:val="0"/>
+                <w:i w:val="0"/>
                 <w:color w:val="000000"/>
                 <w:sz w:val="19"/>
               </w:rPr>
@@ -6958,9 +8036,14 @@
             </w:tcMar>
           </w:tcPr>
           <w:p>
+            <w:pPr>
+              <w:jc w:val="left"/>
+            </w:pPr>
             <w:r>
               <w:rPr>
                 <w:rFonts w:ascii="Cambria" w:hAnsi="Cambria"/>
+                <w:b w:val="0"/>
+                <w:i w:val="0"/>
                 <w:color w:val="000000"/>
                 <w:sz w:val="19"/>
               </w:rPr>
@@ -6979,9 +8062,14 @@
             </w:tcMar>
           </w:tcPr>
           <w:p>
+            <w:pPr>
+              <w:jc w:val="left"/>
+            </w:pPr>
             <w:r>
               <w:rPr>
                 <w:rFonts w:ascii="Cambria" w:hAnsi="Cambria"/>
+                <w:b w:val="0"/>
+                <w:i w:val="0"/>
                 <w:color w:val="000000"/>
                 <w:sz w:val="19"/>
               </w:rPr>
@@ -7000,9 +8088,14 @@
             </w:tcMar>
           </w:tcPr>
           <w:p>
+            <w:pPr>
+              <w:jc w:val="left"/>
+            </w:pPr>
             <w:r>
               <w:rPr>
                 <w:rFonts w:ascii="Cambria" w:hAnsi="Cambria"/>
+                <w:b w:val="0"/>
+                <w:i w:val="0"/>
                 <w:color w:val="000000"/>
                 <w:sz w:val="19"/>
               </w:rPr>
@@ -7021,9 +8114,14 @@
             </w:tcMar>
           </w:tcPr>
           <w:p>
+            <w:pPr>
+              <w:jc w:val="left"/>
+            </w:pPr>
             <w:r>
               <w:rPr>
                 <w:rFonts w:ascii="Cambria" w:hAnsi="Cambria"/>
+                <w:b w:val="0"/>
+                <w:i w:val="0"/>
                 <w:color w:val="000000"/>
                 <w:sz w:val="19"/>
               </w:rPr>
@@ -7191,12 +8289,12 @@
         <w:jc w:val="center"/>
         <w:tblLook w:firstColumn="1" w:firstRow="1" w:lastColumn="0" w:lastRow="0" w:noHBand="0" w:noVBand="1" w:val="04A0"/>
         <w:tblBorders>
-          <w:top w:val="single" w:sz="4" w:space="0" w:color="1f497d"/>
-          <w:left w:val="single" w:sz="4" w:space="0" w:color="1f497d"/>
-          <w:bottom w:val="single" w:sz="4" w:space="0" w:color="1f497d"/>
-          <w:right w:val="single" w:sz="4" w:space="0" w:color="1f497d"/>
-          <w:insideH w:val="single" w:sz="4" w:space="0" w:color="1f497d"/>
-          <w:insideV w:val="single" w:sz="4" w:space="0" w:color="1f497d"/>
+          <w:top w:val="single" w:sz="4" w:space="0" w:color="000000"/>
+          <w:left w:val="single" w:sz="4" w:space="0" w:color="000000"/>
+          <w:bottom w:val="single" w:sz="4" w:space="0" w:color="000000"/>
+          <w:right w:val="single" w:sz="4" w:space="0" w:color="000000"/>
+          <w:insideH w:val="single" w:sz="4" w:space="0" w:color="000000"/>
+          <w:insideV w:val="single" w:sz="4" w:space="0" w:color="000000"/>
         </w:tblBorders>
       </w:tblPr>
       <w:tblGrid>
@@ -7215,7 +8313,7 @@
         <w:tc>
           <w:tcPr>
             <w:tcW w:type="dxa" w:w="3400"/>
-            <w:shd w:val="clear" w:color="auto" w:fill="1f497d"/>
+            <w:shd w:val="clear" w:color="auto" w:fill="ffffff"/>
             <w:tcMar>
               <w:top w:w="60" w:type="dxa"/>
               <w:bottom w:w="60" w:type="dxa"/>
@@ -7230,9 +8328,9 @@
             <w:r>
               <w:rPr>
                 <w:rFonts w:ascii="Cambria" w:hAnsi="Cambria"/>
-                <w:b/>
-                <w:color w:val="FFFFFF"/>
-                <w:sz w:val="19"/>
+                <w:b w:val="0"/>
+                <w:color w:val="000000"/>
+                <w:sz w:val="20"/>
               </w:rPr>
               <w:t>Therapy</w:t>
             </w:r>
@@ -7241,7 +8339,7 @@
         <w:tc>
           <w:tcPr>
             <w:tcW w:type="dxa" w:w="1323"/>
-            <w:shd w:val="clear" w:color="auto" w:fill="1f497d"/>
+            <w:shd w:val="clear" w:color="auto" w:fill="ffffff"/>
             <w:tcMar>
               <w:top w:w="60" w:type="dxa"/>
               <w:bottom w:w="60" w:type="dxa"/>
@@ -7256,9 +8354,9 @@
             <w:r>
               <w:rPr>
                 <w:rFonts w:ascii="Cambria" w:hAnsi="Cambria"/>
-                <w:b/>
-                <w:color w:val="FFFFFF"/>
-                <w:sz w:val="19"/>
+                <w:b w:val="0"/>
+                <w:color w:val="808080"/>
+                <w:sz w:val="24"/>
               </w:rPr>
               <w:t>FDA</w:t>
             </w:r>
@@ -7267,7 +8365,7 @@
         <w:tc>
           <w:tcPr>
             <w:tcW w:type="dxa" w:w="1417"/>
-            <w:shd w:val="clear" w:color="auto" w:fill="1f497d"/>
+            <w:shd w:val="clear" w:color="auto" w:fill="ffffff"/>
             <w:tcMar>
               <w:top w:w="60" w:type="dxa"/>
               <w:bottom w:w="60" w:type="dxa"/>
@@ -7282,9 +8380,9 @@
             <w:r>
               <w:rPr>
                 <w:rFonts w:ascii="Cambria" w:hAnsi="Cambria"/>
-                <w:b/>
-                <w:color w:val="FFFFFF"/>
-                <w:sz w:val="19"/>
+                <w:b w:val="0"/>
+                <w:color w:val="808080"/>
+                <w:sz w:val="24"/>
               </w:rPr>
               <w:t>NCCN</w:t>
             </w:r>
@@ -7293,7 +8391,7 @@
         <w:tc>
           <w:tcPr>
             <w:tcW w:type="dxa" w:w="1323"/>
-            <w:shd w:val="clear" w:color="auto" w:fill="1f497d"/>
+            <w:shd w:val="clear" w:color="auto" w:fill="ffffff"/>
             <w:tcMar>
               <w:top w:w="60" w:type="dxa"/>
               <w:bottom w:w="60" w:type="dxa"/>
@@ -7308,9 +8406,9 @@
             <w:r>
               <w:rPr>
                 <w:rFonts w:ascii="Cambria" w:hAnsi="Cambria"/>
-                <w:b/>
-                <w:color w:val="FFFFFF"/>
-                <w:sz w:val="19"/>
+                <w:b w:val="0"/>
+                <w:color w:val="808080"/>
+                <w:sz w:val="24"/>
               </w:rPr>
               <w:t>EMA</w:t>
             </w:r>
@@ -7319,7 +8417,7 @@
         <w:tc>
           <w:tcPr>
             <w:tcW w:type="dxa" w:w="1417"/>
-            <w:shd w:val="clear" w:color="auto" w:fill="1f497d"/>
+            <w:shd w:val="clear" w:color="auto" w:fill="ffffff"/>
             <w:tcMar>
               <w:top w:w="60" w:type="dxa"/>
               <w:bottom w:w="60" w:type="dxa"/>
@@ -7334,9 +8432,9 @@
             <w:r>
               <w:rPr>
                 <w:rFonts w:ascii="Cambria" w:hAnsi="Cambria"/>
-                <w:b/>
-                <w:color w:val="FFFFFF"/>
-                <w:sz w:val="19"/>
+                <w:b w:val="0"/>
+                <w:color w:val="808080"/>
+                <w:sz w:val="24"/>
               </w:rPr>
               <w:t>ESMO</w:t>
             </w:r>
@@ -7345,7 +8443,7 @@
         <w:tc>
           <w:tcPr>
             <w:tcW w:type="dxa" w:w="1587"/>
-            <w:shd w:val="clear" w:color="auto" w:fill="1f497d"/>
+            <w:shd w:val="clear" w:color="auto" w:fill="ffffff"/>
             <w:tcMar>
               <w:top w:w="60" w:type="dxa"/>
               <w:bottom w:w="60" w:type="dxa"/>
@@ -7360,9 +8458,9 @@
             <w:r>
               <w:rPr>
                 <w:rFonts w:ascii="Cambria" w:hAnsi="Cambria"/>
-                <w:b/>
-                <w:color w:val="FFFFFF"/>
-                <w:sz w:val="19"/>
+                <w:b w:val="0"/>
+                <w:color w:val="000000"/>
+                <w:sz w:val="20"/>
               </w:rPr>
               <w:t>Trials</w:t>
             </w:r>
@@ -7376,6 +8474,7 @@
         <w:tc>
           <w:tcPr>
             <w:tcW w:type="dxa" w:w="3400"/>
+            <w:shd w:val="clear" w:color="auto" w:fill="f8f8f8"/>
             <w:tcMar>
               <w:top w:w="60" w:type="dxa"/>
               <w:bottom w:w="60" w:type="dxa"/>
@@ -7384,11 +8483,16 @@
             </w:tcMar>
           </w:tcPr>
           <w:p>
+            <w:pPr>
+              <w:jc w:val="left"/>
+            </w:pPr>
             <w:r>
               <w:rPr>
                 <w:rFonts w:ascii="Cambria" w:hAnsi="Cambria"/>
+                <w:b w:val="0"/>
+                <w:i w:val="0"/>
                 <w:color w:val="000000"/>
-                <w:sz w:val="19"/>
+                <w:sz w:val="20"/>
               </w:rPr>
               <w:t>olaparib, durvalumab</w:t>
             </w:r>
@@ -7397,6 +8501,7 @@
         <w:tc>
           <w:tcPr>
             <w:tcW w:type="dxa" w:w="1323"/>
+            <w:shd w:val="clear" w:color="auto" w:fill="f8f8f8"/>
             <w:tcMar>
               <w:top w:w="60" w:type="dxa"/>
               <w:bottom w:w="60" w:type="dxa"/>
@@ -7405,11 +8510,16 @@
             </w:tcMar>
           </w:tcPr>
           <w:p>
+            <w:pPr>
+              <w:jc w:val="left"/>
+            </w:pPr>
             <w:r>
               <w:rPr>
                 <w:rFonts w:ascii="Cambria" w:hAnsi="Cambria"/>
-                <w:color w:val="000000"/>
-                <w:sz w:val="19"/>
+                <w:b w:val="0"/>
+                <w:i w:val="0"/>
+                <w:color w:val="808080"/>
+                <w:sz w:val="24"/>
               </w:rPr>
               <w:t>X</w:t>
             </w:r>
@@ -7418,6 +8528,7 @@
         <w:tc>
           <w:tcPr>
             <w:tcW w:type="dxa" w:w="1417"/>
+            <w:shd w:val="clear" w:color="auto" w:fill="f8f8f8"/>
             <w:tcMar>
               <w:top w:w="60" w:type="dxa"/>
               <w:bottom w:w="60" w:type="dxa"/>
@@ -7426,11 +8537,16 @@
             </w:tcMar>
           </w:tcPr>
           <w:p>
+            <w:pPr>
+              <w:jc w:val="left"/>
+            </w:pPr>
             <w:r>
               <w:rPr>
                 <w:rFonts w:ascii="Cambria" w:hAnsi="Cambria"/>
-                <w:color w:val="000000"/>
-                <w:sz w:val="19"/>
+                <w:b w:val="0"/>
+                <w:i w:val="0"/>
+                <w:color w:val="808080"/>
+                <w:sz w:val="24"/>
               </w:rPr>
               <w:t>X</w:t>
             </w:r>
@@ -7439,6 +8555,7 @@
         <w:tc>
           <w:tcPr>
             <w:tcW w:type="dxa" w:w="1323"/>
+            <w:shd w:val="clear" w:color="auto" w:fill="f8f8f8"/>
             <w:tcMar>
               <w:top w:w="60" w:type="dxa"/>
               <w:bottom w:w="60" w:type="dxa"/>
@@ -7447,11 +8564,16 @@
             </w:tcMar>
           </w:tcPr>
           <w:p>
+            <w:pPr>
+              <w:jc w:val="left"/>
+            </w:pPr>
             <w:r>
               <w:rPr>
                 <w:rFonts w:ascii="Cambria" w:hAnsi="Cambria"/>
-                <w:color w:val="000000"/>
-                <w:sz w:val="19"/>
+                <w:b w:val="0"/>
+                <w:i w:val="0"/>
+                <w:color w:val="808080"/>
+                <w:sz w:val="24"/>
               </w:rPr>
               <w:t>X</w:t>
             </w:r>
@@ -7460,6 +8582,7 @@
         <w:tc>
           <w:tcPr>
             <w:tcW w:type="dxa" w:w="1417"/>
+            <w:shd w:val="clear" w:color="auto" w:fill="f8f8f8"/>
             <w:tcMar>
               <w:top w:w="60" w:type="dxa"/>
               <w:bottom w:w="60" w:type="dxa"/>
@@ -7468,11 +8591,16 @@
             </w:tcMar>
           </w:tcPr>
           <w:p>
+            <w:pPr>
+              <w:jc w:val="left"/>
+            </w:pPr>
             <w:r>
               <w:rPr>
                 <w:rFonts w:ascii="Cambria" w:hAnsi="Cambria"/>
-                <w:color w:val="000000"/>
-                <w:sz w:val="19"/>
+                <w:b w:val="0"/>
+                <w:i w:val="0"/>
+                <w:color w:val="808080"/>
+                <w:sz w:val="24"/>
               </w:rPr>
               <w:t>X</w:t>
             </w:r>
@@ -7481,6 +8609,7 @@
         <w:tc>
           <w:tcPr>
             <w:tcW w:type="dxa" w:w="1587"/>
+            <w:shd w:val="clear" w:color="auto" w:fill="f8f8f8"/>
             <w:tcMar>
               <w:top w:w="60" w:type="dxa"/>
               <w:bottom w:w="60" w:type="dxa"/>
@@ -7489,11 +8618,16 @@
             </w:tcMar>
           </w:tcPr>
           <w:p>
+            <w:pPr>
+              <w:jc w:val="right"/>
+            </w:pPr>
             <w:r>
               <w:rPr>
                 <w:rFonts w:ascii="Cambria" w:hAnsi="Cambria"/>
+                <w:b w:val="0"/>
+                <w:i w:val="0"/>
                 <w:color w:val="000000"/>
-                <w:sz w:val="19"/>
+                <w:sz w:val="20"/>
               </w:rPr>
               <w:t>II</w:t>
             </w:r>
@@ -7507,7 +8641,7 @@
         <w:tc>
           <w:tcPr>
             <w:tcW w:type="dxa" w:w="3400"/>
-            <w:shd w:val="clear" w:color="auto" w:fill="f8fafc"/>
+            <w:shd w:val="clear" w:color="auto" w:fill="ffffff"/>
             <w:tcMar>
               <w:top w:w="60" w:type="dxa"/>
               <w:bottom w:w="60" w:type="dxa"/>
@@ -7516,11 +8650,16 @@
             </w:tcMar>
           </w:tcPr>
           <w:p>
+            <w:pPr>
+              <w:jc w:val="left"/>
+            </w:pPr>
             <w:r>
               <w:rPr>
                 <w:rFonts w:ascii="Cambria" w:hAnsi="Cambria"/>
+                <w:b w:val="0"/>
+                <w:i w:val="0"/>
                 <w:color w:val="000000"/>
-                <w:sz w:val="19"/>
+                <w:sz w:val="20"/>
               </w:rPr>
               <w:t>olaparib, pembrolizumab</w:t>
             </w:r>
@@ -7529,7 +8668,7 @@
         <w:tc>
           <w:tcPr>
             <w:tcW w:type="dxa" w:w="1323"/>
-            <w:shd w:val="clear" w:color="auto" w:fill="f8fafc"/>
+            <w:shd w:val="clear" w:color="auto" w:fill="ffffff"/>
             <w:tcMar>
               <w:top w:w="60" w:type="dxa"/>
               <w:bottom w:w="60" w:type="dxa"/>
@@ -7538,11 +8677,16 @@
             </w:tcMar>
           </w:tcPr>
           <w:p>
+            <w:pPr>
+              <w:jc w:val="left"/>
+            </w:pPr>
             <w:r>
               <w:rPr>
                 <w:rFonts w:ascii="Cambria" w:hAnsi="Cambria"/>
-                <w:color w:val="000000"/>
-                <w:sz w:val="19"/>
+                <w:b w:val="0"/>
+                <w:i w:val="0"/>
+                <w:color w:val="808080"/>
+                <w:sz w:val="24"/>
               </w:rPr>
               <w:t>X</w:t>
             </w:r>
@@ -7551,7 +8695,7 @@
         <w:tc>
           <w:tcPr>
             <w:tcW w:type="dxa" w:w="1417"/>
-            <w:shd w:val="clear" w:color="auto" w:fill="f8fafc"/>
+            <w:shd w:val="clear" w:color="auto" w:fill="ffffff"/>
             <w:tcMar>
               <w:top w:w="60" w:type="dxa"/>
               <w:bottom w:w="60" w:type="dxa"/>
@@ -7560,11 +8704,16 @@
             </w:tcMar>
           </w:tcPr>
           <w:p>
+            <w:pPr>
+              <w:jc w:val="left"/>
+            </w:pPr>
             <w:r>
               <w:rPr>
                 <w:rFonts w:ascii="Cambria" w:hAnsi="Cambria"/>
-                <w:color w:val="000000"/>
-                <w:sz w:val="19"/>
+                <w:b w:val="0"/>
+                <w:i w:val="0"/>
+                <w:color w:val="808080"/>
+                <w:sz w:val="24"/>
               </w:rPr>
               <w:t>X</w:t>
             </w:r>
@@ -7573,7 +8722,7 @@
         <w:tc>
           <w:tcPr>
             <w:tcW w:type="dxa" w:w="1323"/>
-            <w:shd w:val="clear" w:color="auto" w:fill="f8fafc"/>
+            <w:shd w:val="clear" w:color="auto" w:fill="ffffff"/>
             <w:tcMar>
               <w:top w:w="60" w:type="dxa"/>
               <w:bottom w:w="60" w:type="dxa"/>
@@ -7582,11 +8731,16 @@
             </w:tcMar>
           </w:tcPr>
           <w:p>
+            <w:pPr>
+              <w:jc w:val="left"/>
+            </w:pPr>
             <w:r>
               <w:rPr>
                 <w:rFonts w:ascii="Cambria" w:hAnsi="Cambria"/>
-                <w:color w:val="000000"/>
-                <w:sz w:val="19"/>
+                <w:b w:val="0"/>
+                <w:i w:val="0"/>
+                <w:color w:val="808080"/>
+                <w:sz w:val="24"/>
               </w:rPr>
               <w:t>X</w:t>
             </w:r>
@@ -7595,7 +8749,7 @@
         <w:tc>
           <w:tcPr>
             <w:tcW w:type="dxa" w:w="1417"/>
-            <w:shd w:val="clear" w:color="auto" w:fill="f8fafc"/>
+            <w:shd w:val="clear" w:color="auto" w:fill="ffffff"/>
             <w:tcMar>
               <w:top w:w="60" w:type="dxa"/>
               <w:bottom w:w="60" w:type="dxa"/>
@@ -7604,11 +8758,16 @@
             </w:tcMar>
           </w:tcPr>
           <w:p>
+            <w:pPr>
+              <w:jc w:val="left"/>
+            </w:pPr>
             <w:r>
               <w:rPr>
                 <w:rFonts w:ascii="Cambria" w:hAnsi="Cambria"/>
-                <w:color w:val="000000"/>
-                <w:sz w:val="19"/>
+                <w:b w:val="0"/>
+                <w:i w:val="0"/>
+                <w:color w:val="808080"/>
+                <w:sz w:val="24"/>
               </w:rPr>
               <w:t>X</w:t>
             </w:r>
@@ -7617,7 +8776,7 @@
         <w:tc>
           <w:tcPr>
             <w:tcW w:type="dxa" w:w="1587"/>
-            <w:shd w:val="clear" w:color="auto" w:fill="f8fafc"/>
+            <w:shd w:val="clear" w:color="auto" w:fill="ffffff"/>
             <w:tcMar>
               <w:top w:w="60" w:type="dxa"/>
               <w:bottom w:w="60" w:type="dxa"/>
@@ -7626,11 +8785,16 @@
             </w:tcMar>
           </w:tcPr>
           <w:p>
+            <w:pPr>
+              <w:jc w:val="right"/>
+            </w:pPr>
             <w:r>
               <w:rPr>
                 <w:rFonts w:ascii="Cambria" w:hAnsi="Cambria"/>
+                <w:b w:val="0"/>
+                <w:i w:val="0"/>
                 <w:color w:val="000000"/>
-                <w:sz w:val="19"/>
+                <w:sz w:val="20"/>
               </w:rPr>
               <w:t>II</w:t>
             </w:r>
@@ -7644,6 +8808,7 @@
         <w:tc>
           <w:tcPr>
             <w:tcW w:type="dxa" w:w="3400"/>
+            <w:shd w:val="clear" w:color="auto" w:fill="f8f8f8"/>
             <w:tcMar>
               <w:top w:w="60" w:type="dxa"/>
               <w:bottom w:w="60" w:type="dxa"/>
@@ -7652,11 +8817,16 @@
             </w:tcMar>
           </w:tcPr>
           <w:p>
+            <w:pPr>
+              <w:jc w:val="left"/>
+            </w:pPr>
             <w:r>
               <w:rPr>
                 <w:rFonts w:ascii="Cambria" w:hAnsi="Cambria"/>
+                <w:b w:val="0"/>
+                <w:i w:val="0"/>
                 <w:color w:val="000000"/>
-                <w:sz w:val="19"/>
+                <w:sz w:val="20"/>
               </w:rPr>
               <w:t>sintilimab, chemotherapy</w:t>
             </w:r>
@@ -7665,6 +8835,7 @@
         <w:tc>
           <w:tcPr>
             <w:tcW w:type="dxa" w:w="1323"/>
+            <w:shd w:val="clear" w:color="auto" w:fill="f8f8f8"/>
             <w:tcMar>
               <w:top w:w="60" w:type="dxa"/>
               <w:bottom w:w="60" w:type="dxa"/>
@@ -7673,11 +8844,16 @@
             </w:tcMar>
           </w:tcPr>
           <w:p>
+            <w:pPr>
+              <w:jc w:val="left"/>
+            </w:pPr>
             <w:r>
               <w:rPr>
                 <w:rFonts w:ascii="Cambria" w:hAnsi="Cambria"/>
-                <w:color w:val="000000"/>
-                <w:sz w:val="19"/>
+                <w:b w:val="0"/>
+                <w:i w:val="0"/>
+                <w:color w:val="808080"/>
+                <w:sz w:val="24"/>
               </w:rPr>
               <w:t>X</w:t>
             </w:r>
@@ -7686,6 +8862,7 @@
         <w:tc>
           <w:tcPr>
             <w:tcW w:type="dxa" w:w="1417"/>
+            <w:shd w:val="clear" w:color="auto" w:fill="f8f8f8"/>
             <w:tcMar>
               <w:top w:w="60" w:type="dxa"/>
               <w:bottom w:w="60" w:type="dxa"/>
@@ -7694,11 +8871,16 @@
             </w:tcMar>
           </w:tcPr>
           <w:p>
+            <w:pPr>
+              <w:jc w:val="left"/>
+            </w:pPr>
             <w:r>
               <w:rPr>
                 <w:rFonts w:ascii="Cambria" w:hAnsi="Cambria"/>
-                <w:color w:val="000000"/>
-                <w:sz w:val="19"/>
+                <w:b w:val="0"/>
+                <w:i w:val="0"/>
+                <w:color w:val="808080"/>
+                <w:sz w:val="24"/>
               </w:rPr>
               <w:t>X</w:t>
             </w:r>
@@ -7707,6 +8889,7 @@
         <w:tc>
           <w:tcPr>
             <w:tcW w:type="dxa" w:w="1323"/>
+            <w:shd w:val="clear" w:color="auto" w:fill="f8f8f8"/>
             <w:tcMar>
               <w:top w:w="60" w:type="dxa"/>
               <w:bottom w:w="60" w:type="dxa"/>
@@ -7715,11 +8898,16 @@
             </w:tcMar>
           </w:tcPr>
           <w:p>
+            <w:pPr>
+              <w:jc w:val="left"/>
+            </w:pPr>
             <w:r>
               <w:rPr>
                 <w:rFonts w:ascii="Cambria" w:hAnsi="Cambria"/>
-                <w:color w:val="000000"/>
-                <w:sz w:val="19"/>
+                <w:b w:val="0"/>
+                <w:i w:val="0"/>
+                <w:color w:val="808080"/>
+                <w:sz w:val="24"/>
               </w:rPr>
               <w:t>X</w:t>
             </w:r>
@@ -7728,6 +8916,7 @@
         <w:tc>
           <w:tcPr>
             <w:tcW w:type="dxa" w:w="1417"/>
+            <w:shd w:val="clear" w:color="auto" w:fill="f8f8f8"/>
             <w:tcMar>
               <w:top w:w="60" w:type="dxa"/>
               <w:bottom w:w="60" w:type="dxa"/>
@@ -7736,11 +8925,16 @@
             </w:tcMar>
           </w:tcPr>
           <w:p>
+            <w:pPr>
+              <w:jc w:val="left"/>
+            </w:pPr>
             <w:r>
               <w:rPr>
                 <w:rFonts w:ascii="Cambria" w:hAnsi="Cambria"/>
-                <w:color w:val="000000"/>
-                <w:sz w:val="19"/>
+                <w:b w:val="0"/>
+                <w:i w:val="0"/>
+                <w:color w:val="808080"/>
+                <w:sz w:val="24"/>
               </w:rPr>
               <w:t>X</w:t>
             </w:r>
@@ -7749,6 +8943,7 @@
         <w:tc>
           <w:tcPr>
             <w:tcW w:type="dxa" w:w="1587"/>
+            <w:shd w:val="clear" w:color="auto" w:fill="f8f8f8"/>
             <w:tcMar>
               <w:top w:w="60" w:type="dxa"/>
               <w:bottom w:w="60" w:type="dxa"/>
@@ -7757,11 +8952,16 @@
             </w:tcMar>
           </w:tcPr>
           <w:p>
+            <w:pPr>
+              <w:jc w:val="right"/>
+            </w:pPr>
             <w:r>
               <w:rPr>
                 <w:rFonts w:ascii="Cambria" w:hAnsi="Cambria"/>
+                <w:b w:val="0"/>
+                <w:i w:val="0"/>
                 <w:color w:val="000000"/>
-                <w:sz w:val="19"/>
+                <w:sz w:val="20"/>
               </w:rPr>
               <w:t>II</w:t>
             </w:r>
@@ -7775,7 +8975,7 @@
         <w:tc>
           <w:tcPr>
             <w:tcW w:type="dxa" w:w="3400"/>
-            <w:shd w:val="clear" w:color="auto" w:fill="f8fafc"/>
+            <w:shd w:val="clear" w:color="auto" w:fill="ffffff"/>
             <w:tcMar>
               <w:top w:w="60" w:type="dxa"/>
               <w:bottom w:w="60" w:type="dxa"/>
@@ -7784,11 +8984,16 @@
             </w:tcMar>
           </w:tcPr>
           <w:p>
+            <w:pPr>
+              <w:jc w:val="left"/>
+            </w:pPr>
             <w:r>
               <w:rPr>
                 <w:rFonts w:ascii="Cambria" w:hAnsi="Cambria"/>
+                <w:b w:val="0"/>
+                <w:i w:val="0"/>
                 <w:color w:val="000000"/>
-                <w:sz w:val="19"/>
+                <w:sz w:val="20"/>
               </w:rPr>
               <w:t>fluzoparib, camrelizumab, chemotherapy</w:t>
             </w:r>
@@ -7797,7 +9002,7 @@
         <w:tc>
           <w:tcPr>
             <w:tcW w:type="dxa" w:w="1323"/>
-            <w:shd w:val="clear" w:color="auto" w:fill="f8fafc"/>
+            <w:shd w:val="clear" w:color="auto" w:fill="ffffff"/>
             <w:tcMar>
               <w:top w:w="60" w:type="dxa"/>
               <w:bottom w:w="60" w:type="dxa"/>
@@ -7806,11 +9011,16 @@
             </w:tcMar>
           </w:tcPr>
           <w:p>
+            <w:pPr>
+              <w:jc w:val="left"/>
+            </w:pPr>
             <w:r>
               <w:rPr>
                 <w:rFonts w:ascii="Cambria" w:hAnsi="Cambria"/>
-                <w:color w:val="000000"/>
-                <w:sz w:val="19"/>
+                <w:b w:val="0"/>
+                <w:i w:val="0"/>
+                <w:color w:val="808080"/>
+                <w:sz w:val="24"/>
               </w:rPr>
               <w:t>X</w:t>
             </w:r>
@@ -7819,7 +9029,7 @@
         <w:tc>
           <w:tcPr>
             <w:tcW w:type="dxa" w:w="1417"/>
-            <w:shd w:val="clear" w:color="auto" w:fill="f8fafc"/>
+            <w:shd w:val="clear" w:color="auto" w:fill="ffffff"/>
             <w:tcMar>
               <w:top w:w="60" w:type="dxa"/>
               <w:bottom w:w="60" w:type="dxa"/>
@@ -7828,11 +9038,16 @@
             </w:tcMar>
           </w:tcPr>
           <w:p>
+            <w:pPr>
+              <w:jc w:val="left"/>
+            </w:pPr>
             <w:r>
               <w:rPr>
                 <w:rFonts w:ascii="Cambria" w:hAnsi="Cambria"/>
-                <w:color w:val="000000"/>
-                <w:sz w:val="19"/>
+                <w:b w:val="0"/>
+                <w:i w:val="0"/>
+                <w:color w:val="808080"/>
+                <w:sz w:val="24"/>
               </w:rPr>
               <w:t>X</w:t>
             </w:r>
@@ -7841,7 +9056,7 @@
         <w:tc>
           <w:tcPr>
             <w:tcW w:type="dxa" w:w="1323"/>
-            <w:shd w:val="clear" w:color="auto" w:fill="f8fafc"/>
+            <w:shd w:val="clear" w:color="auto" w:fill="ffffff"/>
             <w:tcMar>
               <w:top w:w="60" w:type="dxa"/>
               <w:bottom w:w="60" w:type="dxa"/>
@@ -7850,11 +9065,16 @@
             </w:tcMar>
           </w:tcPr>
           <w:p>
+            <w:pPr>
+              <w:jc w:val="left"/>
+            </w:pPr>
             <w:r>
               <w:rPr>
                 <w:rFonts w:ascii="Cambria" w:hAnsi="Cambria"/>
-                <w:color w:val="000000"/>
-                <w:sz w:val="19"/>
+                <w:b w:val="0"/>
+                <w:i w:val="0"/>
+                <w:color w:val="808080"/>
+                <w:sz w:val="24"/>
               </w:rPr>
               <w:t>X</w:t>
             </w:r>
@@ -7863,7 +9083,7 @@
         <w:tc>
           <w:tcPr>
             <w:tcW w:type="dxa" w:w="1417"/>
-            <w:shd w:val="clear" w:color="auto" w:fill="f8fafc"/>
+            <w:shd w:val="clear" w:color="auto" w:fill="ffffff"/>
             <w:tcMar>
               <w:top w:w="60" w:type="dxa"/>
               <w:bottom w:w="60" w:type="dxa"/>
@@ -7872,11 +9092,16 @@
             </w:tcMar>
           </w:tcPr>
           <w:p>
+            <w:pPr>
+              <w:jc w:val="left"/>
+            </w:pPr>
             <w:r>
               <w:rPr>
                 <w:rFonts w:ascii="Cambria" w:hAnsi="Cambria"/>
-                <w:color w:val="000000"/>
-                <w:sz w:val="19"/>
+                <w:b w:val="0"/>
+                <w:i w:val="0"/>
+                <w:color w:val="808080"/>
+                <w:sz w:val="24"/>
               </w:rPr>
               <w:t>X</w:t>
             </w:r>
@@ -7885,7 +9110,7 @@
         <w:tc>
           <w:tcPr>
             <w:tcW w:type="dxa" w:w="1587"/>
-            <w:shd w:val="clear" w:color="auto" w:fill="f8fafc"/>
+            <w:shd w:val="clear" w:color="auto" w:fill="ffffff"/>
             <w:tcMar>
               <w:top w:w="60" w:type="dxa"/>
               <w:bottom w:w="60" w:type="dxa"/>
@@ -7894,11 +9119,16 @@
             </w:tcMar>
           </w:tcPr>
           <w:p>
+            <w:pPr>
+              <w:jc w:val="right"/>
+            </w:pPr>
             <w:r>
               <w:rPr>
                 <w:rFonts w:ascii="Cambria" w:hAnsi="Cambria"/>
+                <w:b w:val="0"/>
+                <w:i w:val="0"/>
                 <w:color w:val="000000"/>
-                <w:sz w:val="19"/>
+                <w:sz w:val="20"/>
               </w:rPr>
               <w:t>I/II</w:t>
             </w:r>
@@ -7912,6 +9142,7 @@
         <w:tc>
           <w:tcPr>
             <w:tcW w:type="dxa" w:w="3400"/>
+            <w:shd w:val="clear" w:color="auto" w:fill="f8f8f8"/>
             <w:tcMar>
               <w:top w:w="60" w:type="dxa"/>
               <w:bottom w:w="60" w:type="dxa"/>
@@ -7920,11 +9151,16 @@
             </w:tcMar>
           </w:tcPr>
           <w:p>
+            <w:pPr>
+              <w:jc w:val="left"/>
+            </w:pPr>
             <w:r>
               <w:rPr>
                 <w:rFonts w:ascii="Cambria" w:hAnsi="Cambria"/>
+                <w:b w:val="0"/>
+                <w:i w:val="0"/>
                 <w:color w:val="000000"/>
-                <w:sz w:val="19"/>
+                <w:sz w:val="20"/>
               </w:rPr>
               <w:t>IMP-1734</w:t>
             </w:r>
@@ -7933,6 +9169,7 @@
         <w:tc>
           <w:tcPr>
             <w:tcW w:type="dxa" w:w="1323"/>
+            <w:shd w:val="clear" w:color="auto" w:fill="f8f8f8"/>
             <w:tcMar>
               <w:top w:w="60" w:type="dxa"/>
               <w:bottom w:w="60" w:type="dxa"/>
@@ -7941,11 +9178,16 @@
             </w:tcMar>
           </w:tcPr>
           <w:p>
+            <w:pPr>
+              <w:jc w:val="left"/>
+            </w:pPr>
             <w:r>
               <w:rPr>
                 <w:rFonts w:ascii="Cambria" w:hAnsi="Cambria"/>
-                <w:color w:val="000000"/>
-                <w:sz w:val="19"/>
+                <w:b w:val="0"/>
+                <w:i w:val="0"/>
+                <w:color w:val="808080"/>
+                <w:sz w:val="24"/>
               </w:rPr>
               <w:t>X</w:t>
             </w:r>
@@ -7954,6 +9196,7 @@
         <w:tc>
           <w:tcPr>
             <w:tcW w:type="dxa" w:w="1417"/>
+            <w:shd w:val="clear" w:color="auto" w:fill="f8f8f8"/>
             <w:tcMar>
               <w:top w:w="60" w:type="dxa"/>
               <w:bottom w:w="60" w:type="dxa"/>
@@ -7962,11 +9205,16 @@
             </w:tcMar>
           </w:tcPr>
           <w:p>
+            <w:pPr>
+              <w:jc w:val="left"/>
+            </w:pPr>
             <w:r>
               <w:rPr>
                 <w:rFonts w:ascii="Cambria" w:hAnsi="Cambria"/>
-                <w:color w:val="000000"/>
-                <w:sz w:val="19"/>
+                <w:b w:val="0"/>
+                <w:i w:val="0"/>
+                <w:color w:val="808080"/>
+                <w:sz w:val="24"/>
               </w:rPr>
               <w:t>X</w:t>
             </w:r>
@@ -7975,6 +9223,7 @@
         <w:tc>
           <w:tcPr>
             <w:tcW w:type="dxa" w:w="1323"/>
+            <w:shd w:val="clear" w:color="auto" w:fill="f8f8f8"/>
             <w:tcMar>
               <w:top w:w="60" w:type="dxa"/>
               <w:bottom w:w="60" w:type="dxa"/>
@@ -7983,11 +9232,16 @@
             </w:tcMar>
           </w:tcPr>
           <w:p>
+            <w:pPr>
+              <w:jc w:val="left"/>
+            </w:pPr>
             <w:r>
               <w:rPr>
                 <w:rFonts w:ascii="Cambria" w:hAnsi="Cambria"/>
-                <w:color w:val="000000"/>
-                <w:sz w:val="19"/>
+                <w:b w:val="0"/>
+                <w:i w:val="0"/>
+                <w:color w:val="808080"/>
+                <w:sz w:val="24"/>
               </w:rPr>
               <w:t>X</w:t>
             </w:r>
@@ -7996,6 +9250,7 @@
         <w:tc>
           <w:tcPr>
             <w:tcW w:type="dxa" w:w="1417"/>
+            <w:shd w:val="clear" w:color="auto" w:fill="f8f8f8"/>
             <w:tcMar>
               <w:top w:w="60" w:type="dxa"/>
               <w:bottom w:w="60" w:type="dxa"/>
@@ -8004,11 +9259,16 @@
             </w:tcMar>
           </w:tcPr>
           <w:p>
+            <w:pPr>
+              <w:jc w:val="left"/>
+            </w:pPr>
             <w:r>
               <w:rPr>
                 <w:rFonts w:ascii="Cambria" w:hAnsi="Cambria"/>
-                <w:color w:val="000000"/>
-                <w:sz w:val="19"/>
+                <w:b w:val="0"/>
+                <w:i w:val="0"/>
+                <w:color w:val="808080"/>
+                <w:sz w:val="24"/>
               </w:rPr>
               <w:t>X</w:t>
             </w:r>
@@ -8017,6 +9277,7 @@
         <w:tc>
           <w:tcPr>
             <w:tcW w:type="dxa" w:w="1587"/>
+            <w:shd w:val="clear" w:color="auto" w:fill="f8f8f8"/>
             <w:tcMar>
               <w:top w:w="60" w:type="dxa"/>
               <w:bottom w:w="60" w:type="dxa"/>
@@ -8025,11 +9286,16 @@
             </w:tcMar>
           </w:tcPr>
           <w:p>
+            <w:pPr>
+              <w:jc w:val="right"/>
+            </w:pPr>
             <w:r>
               <w:rPr>
                 <w:rFonts w:ascii="Cambria" w:hAnsi="Cambria"/>
+                <w:b w:val="0"/>
+                <w:i w:val="0"/>
                 <w:color w:val="000000"/>
-                <w:sz w:val="19"/>
+                <w:sz w:val="20"/>
               </w:rPr>
               <w:t>I/II</w:t>
             </w:r>
@@ -8043,7 +9309,7 @@
         <w:tc>
           <w:tcPr>
             <w:tcW w:type="dxa" w:w="3400"/>
-            <w:shd w:val="clear" w:color="auto" w:fill="f8fafc"/>
+            <w:shd w:val="clear" w:color="auto" w:fill="ffffff"/>
             <w:tcMar>
               <w:top w:w="60" w:type="dxa"/>
               <w:bottom w:w="60" w:type="dxa"/>
@@ -8052,11 +9318,16 @@
             </w:tcMar>
           </w:tcPr>
           <w:p>
+            <w:pPr>
+              <w:jc w:val="left"/>
+            </w:pPr>
             <w:r>
               <w:rPr>
                 <w:rFonts w:ascii="Cambria" w:hAnsi="Cambria"/>
+                <w:b w:val="0"/>
+                <w:i w:val="0"/>
                 <w:color w:val="000000"/>
-                <w:sz w:val="19"/>
+                <w:sz w:val="20"/>
               </w:rPr>
               <w:t>tislelizumab, radiation therapy</w:t>
             </w:r>
@@ -8065,7 +9336,7 @@
         <w:tc>
           <w:tcPr>
             <w:tcW w:type="dxa" w:w="1323"/>
-            <w:shd w:val="clear" w:color="auto" w:fill="f8fafc"/>
+            <w:shd w:val="clear" w:color="auto" w:fill="ffffff"/>
             <w:tcMar>
               <w:top w:w="60" w:type="dxa"/>
               <w:bottom w:w="60" w:type="dxa"/>
@@ -8074,11 +9345,16 @@
             </w:tcMar>
           </w:tcPr>
           <w:p>
+            <w:pPr>
+              <w:jc w:val="left"/>
+            </w:pPr>
             <w:r>
               <w:rPr>
                 <w:rFonts w:ascii="Cambria" w:hAnsi="Cambria"/>
-                <w:color w:val="000000"/>
-                <w:sz w:val="19"/>
+                <w:b w:val="0"/>
+                <w:i w:val="0"/>
+                <w:color w:val="808080"/>
+                <w:sz w:val="24"/>
               </w:rPr>
               <w:t>X</w:t>
             </w:r>
@@ -8087,7 +9363,7 @@
         <w:tc>
           <w:tcPr>
             <w:tcW w:type="dxa" w:w="1417"/>
-            <w:shd w:val="clear" w:color="auto" w:fill="f8fafc"/>
+            <w:shd w:val="clear" w:color="auto" w:fill="ffffff"/>
             <w:tcMar>
               <w:top w:w="60" w:type="dxa"/>
               <w:bottom w:w="60" w:type="dxa"/>
@@ -8096,11 +9372,16 @@
             </w:tcMar>
           </w:tcPr>
           <w:p>
+            <w:pPr>
+              <w:jc w:val="left"/>
+            </w:pPr>
             <w:r>
               <w:rPr>
                 <w:rFonts w:ascii="Cambria" w:hAnsi="Cambria"/>
-                <w:color w:val="000000"/>
-                <w:sz w:val="19"/>
+                <w:b w:val="0"/>
+                <w:i w:val="0"/>
+                <w:color w:val="808080"/>
+                <w:sz w:val="24"/>
               </w:rPr>
               <w:t>X</w:t>
             </w:r>
@@ -8109,7 +9390,7 @@
         <w:tc>
           <w:tcPr>
             <w:tcW w:type="dxa" w:w="1323"/>
-            <w:shd w:val="clear" w:color="auto" w:fill="f8fafc"/>
+            <w:shd w:val="clear" w:color="auto" w:fill="ffffff"/>
             <w:tcMar>
               <w:top w:w="60" w:type="dxa"/>
               <w:bottom w:w="60" w:type="dxa"/>
@@ -8118,11 +9399,16 @@
             </w:tcMar>
           </w:tcPr>
           <w:p>
+            <w:pPr>
+              <w:jc w:val="left"/>
+            </w:pPr>
             <w:r>
               <w:rPr>
                 <w:rFonts w:ascii="Cambria" w:hAnsi="Cambria"/>
-                <w:color w:val="000000"/>
-                <w:sz w:val="19"/>
+                <w:b w:val="0"/>
+                <w:i w:val="0"/>
+                <w:color w:val="808080"/>
+                <w:sz w:val="24"/>
               </w:rPr>
               <w:t>X</w:t>
             </w:r>
@@ -8131,7 +9417,7 @@
         <w:tc>
           <w:tcPr>
             <w:tcW w:type="dxa" w:w="1417"/>
-            <w:shd w:val="clear" w:color="auto" w:fill="f8fafc"/>
+            <w:shd w:val="clear" w:color="auto" w:fill="ffffff"/>
             <w:tcMar>
               <w:top w:w="60" w:type="dxa"/>
               <w:bottom w:w="60" w:type="dxa"/>
@@ -8140,11 +9426,16 @@
             </w:tcMar>
           </w:tcPr>
           <w:p>
+            <w:pPr>
+              <w:jc w:val="left"/>
+            </w:pPr>
             <w:r>
               <w:rPr>
                 <w:rFonts w:ascii="Cambria" w:hAnsi="Cambria"/>
-                <w:color w:val="000000"/>
-                <w:sz w:val="19"/>
+                <w:b w:val="0"/>
+                <w:i w:val="0"/>
+                <w:color w:val="808080"/>
+                <w:sz w:val="24"/>
               </w:rPr>
               <w:t>X</w:t>
             </w:r>
@@ -8153,7 +9444,7 @@
         <w:tc>
           <w:tcPr>
             <w:tcW w:type="dxa" w:w="1587"/>
-            <w:shd w:val="clear" w:color="auto" w:fill="f8fafc"/>
+            <w:shd w:val="clear" w:color="auto" w:fill="ffffff"/>
             <w:tcMar>
               <w:top w:w="60" w:type="dxa"/>
               <w:bottom w:w="60" w:type="dxa"/>
@@ -8162,11 +9453,16 @@
             </w:tcMar>
           </w:tcPr>
           <w:p>
+            <w:pPr>
+              <w:jc w:val="right"/>
+            </w:pPr>
             <w:r>
               <w:rPr>
                 <w:rFonts w:ascii="Cambria" w:hAnsi="Cambria"/>
+                <w:b w:val="0"/>
+                <w:i w:val="0"/>
                 <w:color w:val="000000"/>
-                <w:sz w:val="19"/>
+                <w:sz w:val="20"/>
               </w:rPr>
               <w:t>I/II</w:t>
             </w:r>
@@ -8180,6 +9476,7 @@
         <w:tc>
           <w:tcPr>
             <w:tcW w:type="dxa" w:w="3400"/>
+            <w:shd w:val="clear" w:color="auto" w:fill="f8f8f8"/>
             <w:tcMar>
               <w:top w:w="60" w:type="dxa"/>
               <w:bottom w:w="60" w:type="dxa"/>
@@ -8188,11 +9485,16 @@
             </w:tcMar>
           </w:tcPr>
           <w:p>
+            <w:pPr>
+              <w:jc w:val="left"/>
+            </w:pPr>
             <w:r>
               <w:rPr>
                 <w:rFonts w:ascii="Cambria" w:hAnsi="Cambria"/>
+                <w:b w:val="0"/>
+                <w:i w:val="0"/>
                 <w:color w:val="000000"/>
-                <w:sz w:val="19"/>
+                <w:sz w:val="20"/>
               </w:rPr>
               <w:t>A2A-252</w:t>
             </w:r>
@@ -8201,6 +9503,7 @@
         <w:tc>
           <w:tcPr>
             <w:tcW w:type="dxa" w:w="1323"/>
+            <w:shd w:val="clear" w:color="auto" w:fill="f8f8f8"/>
             <w:tcMar>
               <w:top w:w="60" w:type="dxa"/>
               <w:bottom w:w="60" w:type="dxa"/>
@@ -8209,11 +9512,16 @@
             </w:tcMar>
           </w:tcPr>
           <w:p>
+            <w:pPr>
+              <w:jc w:val="left"/>
+            </w:pPr>
             <w:r>
               <w:rPr>
                 <w:rFonts w:ascii="Cambria" w:hAnsi="Cambria"/>
-                <w:color w:val="000000"/>
-                <w:sz w:val="19"/>
+                <w:b w:val="0"/>
+                <w:i w:val="0"/>
+                <w:color w:val="808080"/>
+                <w:sz w:val="24"/>
               </w:rPr>
               <w:t>X</w:t>
             </w:r>
@@ -8222,6 +9530,7 @@
         <w:tc>
           <w:tcPr>
             <w:tcW w:type="dxa" w:w="1417"/>
+            <w:shd w:val="clear" w:color="auto" w:fill="f8f8f8"/>
             <w:tcMar>
               <w:top w:w="60" w:type="dxa"/>
               <w:bottom w:w="60" w:type="dxa"/>
@@ -8230,11 +9539,16 @@
             </w:tcMar>
           </w:tcPr>
           <w:p>
+            <w:pPr>
+              <w:jc w:val="left"/>
+            </w:pPr>
             <w:r>
               <w:rPr>
                 <w:rFonts w:ascii="Cambria" w:hAnsi="Cambria"/>
-                <w:color w:val="000000"/>
-                <w:sz w:val="19"/>
+                <w:b w:val="0"/>
+                <w:i w:val="0"/>
+                <w:color w:val="808080"/>
+                <w:sz w:val="24"/>
               </w:rPr>
               <w:t>X</w:t>
             </w:r>
@@ -8243,6 +9557,7 @@
         <w:tc>
           <w:tcPr>
             <w:tcW w:type="dxa" w:w="1323"/>
+            <w:shd w:val="clear" w:color="auto" w:fill="f8f8f8"/>
             <w:tcMar>
               <w:top w:w="60" w:type="dxa"/>
               <w:bottom w:w="60" w:type="dxa"/>
@@ -8251,11 +9566,16 @@
             </w:tcMar>
           </w:tcPr>
           <w:p>
+            <w:pPr>
+              <w:jc w:val="left"/>
+            </w:pPr>
             <w:r>
               <w:rPr>
                 <w:rFonts w:ascii="Cambria" w:hAnsi="Cambria"/>
-                <w:color w:val="000000"/>
-                <w:sz w:val="19"/>
+                <w:b w:val="0"/>
+                <w:i w:val="0"/>
+                <w:color w:val="808080"/>
+                <w:sz w:val="24"/>
               </w:rPr>
               <w:t>X</w:t>
             </w:r>
@@ -8264,6 +9584,7 @@
         <w:tc>
           <w:tcPr>
             <w:tcW w:type="dxa" w:w="1417"/>
+            <w:shd w:val="clear" w:color="auto" w:fill="f8f8f8"/>
             <w:tcMar>
               <w:top w:w="60" w:type="dxa"/>
               <w:bottom w:w="60" w:type="dxa"/>
@@ -8272,11 +9593,16 @@
             </w:tcMar>
           </w:tcPr>
           <w:p>
+            <w:pPr>
+              <w:jc w:val="left"/>
+            </w:pPr>
             <w:r>
               <w:rPr>
                 <w:rFonts w:ascii="Cambria" w:hAnsi="Cambria"/>
-                <w:color w:val="000000"/>
-                <w:sz w:val="19"/>
+                <w:b w:val="0"/>
+                <w:i w:val="0"/>
+                <w:color w:val="808080"/>
+                <w:sz w:val="24"/>
               </w:rPr>
               <w:t>X</w:t>
             </w:r>
@@ -8285,6 +9611,7 @@
         <w:tc>
           <w:tcPr>
             <w:tcW w:type="dxa" w:w="1587"/>
+            <w:shd w:val="clear" w:color="auto" w:fill="f8f8f8"/>
             <w:tcMar>
               <w:top w:w="60" w:type="dxa"/>
               <w:bottom w:w="60" w:type="dxa"/>
@@ -8293,11 +9620,16 @@
             </w:tcMar>
           </w:tcPr>
           <w:p>
+            <w:pPr>
+              <w:jc w:val="right"/>
+            </w:pPr>
             <w:r>
               <w:rPr>
                 <w:rFonts w:ascii="Cambria" w:hAnsi="Cambria"/>
+                <w:b w:val="0"/>
+                <w:i w:val="0"/>
                 <w:color w:val="000000"/>
-                <w:sz w:val="19"/>
+                <w:sz w:val="20"/>
               </w:rPr>
               <w:t>I</w:t>
             </w:r>
@@ -8311,7 +9643,7 @@
         <w:tc>
           <w:tcPr>
             <w:tcW w:type="dxa" w:w="3400"/>
-            <w:shd w:val="clear" w:color="auto" w:fill="f8fafc"/>
+            <w:shd w:val="clear" w:color="auto" w:fill="ffffff"/>
             <w:tcMar>
               <w:top w:w="60" w:type="dxa"/>
               <w:bottom w:w="60" w:type="dxa"/>
@@ -8320,11 +9652,16 @@
             </w:tcMar>
           </w:tcPr>
           <w:p>
+            <w:pPr>
+              <w:jc w:val="left"/>
+            </w:pPr>
             <w:r>
               <w:rPr>
                 <w:rFonts w:ascii="Cambria" w:hAnsi="Cambria"/>
+                <w:b w:val="0"/>
+                <w:i w:val="0"/>
                 <w:color w:val="000000"/>
-                <w:sz w:val="19"/>
+                <w:sz w:val="20"/>
               </w:rPr>
               <w:t>GB-3010</w:t>
             </w:r>
@@ -8333,7 +9670,7 @@
         <w:tc>
           <w:tcPr>
             <w:tcW w:type="dxa" w:w="1323"/>
-            <w:shd w:val="clear" w:color="auto" w:fill="f8fafc"/>
+            <w:shd w:val="clear" w:color="auto" w:fill="ffffff"/>
             <w:tcMar>
               <w:top w:w="60" w:type="dxa"/>
               <w:bottom w:w="60" w:type="dxa"/>
@@ -8342,11 +9679,16 @@
             </w:tcMar>
           </w:tcPr>
           <w:p>
+            <w:pPr>
+              <w:jc w:val="left"/>
+            </w:pPr>
             <w:r>
               <w:rPr>
                 <w:rFonts w:ascii="Cambria" w:hAnsi="Cambria"/>
-                <w:color w:val="000000"/>
-                <w:sz w:val="19"/>
+                <w:b w:val="0"/>
+                <w:i w:val="0"/>
+                <w:color w:val="808080"/>
+                <w:sz w:val="24"/>
               </w:rPr>
               <w:t>X</w:t>
             </w:r>
@@ -8355,7 +9697,7 @@
         <w:tc>
           <w:tcPr>
             <w:tcW w:type="dxa" w:w="1417"/>
-            <w:shd w:val="clear" w:color="auto" w:fill="f8fafc"/>
+            <w:shd w:val="clear" w:color="auto" w:fill="ffffff"/>
             <w:tcMar>
               <w:top w:w="60" w:type="dxa"/>
               <w:bottom w:w="60" w:type="dxa"/>
@@ -8364,11 +9706,16 @@
             </w:tcMar>
           </w:tcPr>
           <w:p>
+            <w:pPr>
+              <w:jc w:val="left"/>
+            </w:pPr>
             <w:r>
               <w:rPr>
                 <w:rFonts w:ascii="Cambria" w:hAnsi="Cambria"/>
-                <w:color w:val="000000"/>
-                <w:sz w:val="19"/>
+                <w:b w:val="0"/>
+                <w:i w:val="0"/>
+                <w:color w:val="808080"/>
+                <w:sz w:val="24"/>
               </w:rPr>
               <w:t>X</w:t>
             </w:r>
@@ -8377,7 +9724,7 @@
         <w:tc>
           <w:tcPr>
             <w:tcW w:type="dxa" w:w="1323"/>
-            <w:shd w:val="clear" w:color="auto" w:fill="f8fafc"/>
+            <w:shd w:val="clear" w:color="auto" w:fill="ffffff"/>
             <w:tcMar>
               <w:top w:w="60" w:type="dxa"/>
               <w:bottom w:w="60" w:type="dxa"/>
@@ -8386,11 +9733,16 @@
             </w:tcMar>
           </w:tcPr>
           <w:p>
+            <w:pPr>
+              <w:jc w:val="left"/>
+            </w:pPr>
             <w:r>
               <w:rPr>
                 <w:rFonts w:ascii="Cambria" w:hAnsi="Cambria"/>
-                <w:color w:val="000000"/>
-                <w:sz w:val="19"/>
+                <w:b w:val="0"/>
+                <w:i w:val="0"/>
+                <w:color w:val="808080"/>
+                <w:sz w:val="24"/>
               </w:rPr>
               <w:t>X</w:t>
             </w:r>
@@ -8399,7 +9751,7 @@
         <w:tc>
           <w:tcPr>
             <w:tcW w:type="dxa" w:w="1417"/>
-            <w:shd w:val="clear" w:color="auto" w:fill="f8fafc"/>
+            <w:shd w:val="clear" w:color="auto" w:fill="ffffff"/>
             <w:tcMar>
               <w:top w:w="60" w:type="dxa"/>
               <w:bottom w:w="60" w:type="dxa"/>
@@ -8408,11 +9760,16 @@
             </w:tcMar>
           </w:tcPr>
           <w:p>
+            <w:pPr>
+              <w:jc w:val="left"/>
+            </w:pPr>
             <w:r>
               <w:rPr>
                 <w:rFonts w:ascii="Cambria" w:hAnsi="Cambria"/>
-                <w:color w:val="000000"/>
-                <w:sz w:val="19"/>
+                <w:b w:val="0"/>
+                <w:i w:val="0"/>
+                <w:color w:val="808080"/>
+                <w:sz w:val="24"/>
               </w:rPr>
               <w:t>X</w:t>
             </w:r>
@@ -8421,7 +9778,7 @@
         <w:tc>
           <w:tcPr>
             <w:tcW w:type="dxa" w:w="1587"/>
-            <w:shd w:val="clear" w:color="auto" w:fill="f8fafc"/>
+            <w:shd w:val="clear" w:color="auto" w:fill="ffffff"/>
             <w:tcMar>
               <w:top w:w="60" w:type="dxa"/>
               <w:bottom w:w="60" w:type="dxa"/>
@@ -8430,11 +9787,16 @@
             </w:tcMar>
           </w:tcPr>
           <w:p>
+            <w:pPr>
+              <w:jc w:val="right"/>
+            </w:pPr>
             <w:r>
               <w:rPr>
                 <w:rFonts w:ascii="Cambria" w:hAnsi="Cambria"/>
+                <w:b w:val="0"/>
+                <w:i w:val="0"/>
                 <w:color w:val="000000"/>
-                <w:sz w:val="19"/>
+                <w:sz w:val="20"/>
               </w:rPr>
               <w:t>I</w:t>
             </w:r>
@@ -8448,6 +9810,7 @@
         <w:tc>
           <w:tcPr>
             <w:tcW w:type="dxa" w:w="3400"/>
+            <w:shd w:val="clear" w:color="auto" w:fill="f8f8f8"/>
             <w:tcMar>
               <w:top w:w="60" w:type="dxa"/>
               <w:bottom w:w="60" w:type="dxa"/>
@@ -8456,11 +9819,16 @@
             </w:tcMar>
           </w:tcPr>
           <w:p>
+            <w:pPr>
+              <w:jc w:val="left"/>
+            </w:pPr>
             <w:r>
               <w:rPr>
                 <w:rFonts w:ascii="Cambria" w:hAnsi="Cambria"/>
+                <w:b w:val="0"/>
+                <w:i w:val="0"/>
                 <w:color w:val="000000"/>
-                <w:sz w:val="19"/>
+                <w:sz w:val="20"/>
               </w:rPr>
               <w:t>lunresertib, camonsertib, Debio-0123</w:t>
             </w:r>
@@ -8469,6 +9837,7 @@
         <w:tc>
           <w:tcPr>
             <w:tcW w:type="dxa" w:w="1323"/>
+            <w:shd w:val="clear" w:color="auto" w:fill="f8f8f8"/>
             <w:tcMar>
               <w:top w:w="60" w:type="dxa"/>
               <w:bottom w:w="60" w:type="dxa"/>
@@ -8477,11 +9846,16 @@
             </w:tcMar>
           </w:tcPr>
           <w:p>
+            <w:pPr>
+              <w:jc w:val="left"/>
+            </w:pPr>
             <w:r>
               <w:rPr>
                 <w:rFonts w:ascii="Cambria" w:hAnsi="Cambria"/>
-                <w:color w:val="000000"/>
-                <w:sz w:val="19"/>
+                <w:b w:val="0"/>
+                <w:i w:val="0"/>
+                <w:color w:val="808080"/>
+                <w:sz w:val="24"/>
               </w:rPr>
               <w:t>X</w:t>
             </w:r>
@@ -8490,6 +9864,7 @@
         <w:tc>
           <w:tcPr>
             <w:tcW w:type="dxa" w:w="1417"/>
+            <w:shd w:val="clear" w:color="auto" w:fill="f8f8f8"/>
             <w:tcMar>
               <w:top w:w="60" w:type="dxa"/>
               <w:bottom w:w="60" w:type="dxa"/>
@@ -8498,11 +9873,16 @@
             </w:tcMar>
           </w:tcPr>
           <w:p>
+            <w:pPr>
+              <w:jc w:val="left"/>
+            </w:pPr>
             <w:r>
               <w:rPr>
                 <w:rFonts w:ascii="Cambria" w:hAnsi="Cambria"/>
-                <w:color w:val="000000"/>
-                <w:sz w:val="19"/>
+                <w:b w:val="0"/>
+                <w:i w:val="0"/>
+                <w:color w:val="808080"/>
+                <w:sz w:val="24"/>
               </w:rPr>
               <w:t>X</w:t>
             </w:r>
@@ -8511,6 +9891,7 @@
         <w:tc>
           <w:tcPr>
             <w:tcW w:type="dxa" w:w="1323"/>
+            <w:shd w:val="clear" w:color="auto" w:fill="f8f8f8"/>
             <w:tcMar>
               <w:top w:w="60" w:type="dxa"/>
               <w:bottom w:w="60" w:type="dxa"/>
@@ -8519,11 +9900,16 @@
             </w:tcMar>
           </w:tcPr>
           <w:p>
+            <w:pPr>
+              <w:jc w:val="left"/>
+            </w:pPr>
             <w:r>
               <w:rPr>
                 <w:rFonts w:ascii="Cambria" w:hAnsi="Cambria"/>
-                <w:color w:val="000000"/>
-                <w:sz w:val="19"/>
+                <w:b w:val="0"/>
+                <w:i w:val="0"/>
+                <w:color w:val="808080"/>
+                <w:sz w:val="24"/>
               </w:rPr>
               <w:t>X</w:t>
             </w:r>
@@ -8532,6 +9918,7 @@
         <w:tc>
           <w:tcPr>
             <w:tcW w:type="dxa" w:w="1417"/>
+            <w:shd w:val="clear" w:color="auto" w:fill="f8f8f8"/>
             <w:tcMar>
               <w:top w:w="60" w:type="dxa"/>
               <w:bottom w:w="60" w:type="dxa"/>
@@ -8540,11 +9927,16 @@
             </w:tcMar>
           </w:tcPr>
           <w:p>
+            <w:pPr>
+              <w:jc w:val="left"/>
+            </w:pPr>
             <w:r>
               <w:rPr>
                 <w:rFonts w:ascii="Cambria" w:hAnsi="Cambria"/>
-                <w:color w:val="000000"/>
-                <w:sz w:val="19"/>
+                <w:b w:val="0"/>
+                <w:i w:val="0"/>
+                <w:color w:val="808080"/>
+                <w:sz w:val="24"/>
               </w:rPr>
               <w:t>X</w:t>
             </w:r>
@@ -8553,6 +9945,7 @@
         <w:tc>
           <w:tcPr>
             <w:tcW w:type="dxa" w:w="1587"/>
+            <w:shd w:val="clear" w:color="auto" w:fill="f8f8f8"/>
             <w:tcMar>
               <w:top w:w="60" w:type="dxa"/>
               <w:bottom w:w="60" w:type="dxa"/>
@@ -8561,11 +9954,16 @@
             </w:tcMar>
           </w:tcPr>
           <w:p>
+            <w:pPr>
+              <w:jc w:val="right"/>
+            </w:pPr>
             <w:r>
               <w:rPr>
                 <w:rFonts w:ascii="Cambria" w:hAnsi="Cambria"/>
+                <w:b w:val="0"/>
+                <w:i w:val="0"/>
                 <w:color w:val="000000"/>
-                <w:sz w:val="19"/>
+                <w:sz w:val="20"/>
               </w:rPr>
               <w:t>I</w:t>
             </w:r>
@@ -8588,9 +9986,14 @@
             </w:tcMar>
           </w:tcPr>
           <w:p>
+            <w:pPr>
+              <w:jc w:val="left"/>
+            </w:pPr>
             <w:r>
               <w:rPr>
                 <w:rFonts w:ascii="Cambria" w:hAnsi="Cambria"/>
+                <w:b w:val="0"/>
+                <w:i w:val="0"/>
                 <w:color w:val="000000"/>
                 <w:sz w:val="19"/>
               </w:rPr>
@@ -8610,9 +10013,14 @@
             </w:tcMar>
           </w:tcPr>
           <w:p>
+            <w:pPr>
+              <w:jc w:val="left"/>
+            </w:pPr>
             <w:r>
               <w:rPr>
                 <w:rFonts w:ascii="Cambria" w:hAnsi="Cambria"/>
+                <w:b w:val="0"/>
+                <w:i w:val="0"/>
                 <w:color w:val="000000"/>
                 <w:sz w:val="19"/>
               </w:rPr>
@@ -8632,9 +10040,14 @@
             </w:tcMar>
           </w:tcPr>
           <w:p>
+            <w:pPr>
+              <w:jc w:val="left"/>
+            </w:pPr>
             <w:r>
               <w:rPr>
                 <w:rFonts w:ascii="Cambria" w:hAnsi="Cambria"/>
+                <w:b w:val="0"/>
+                <w:i w:val="0"/>
                 <w:color w:val="000000"/>
                 <w:sz w:val="19"/>
               </w:rPr>
@@ -8654,9 +10067,14 @@
             </w:tcMar>
           </w:tcPr>
           <w:p>
+            <w:pPr>
+              <w:jc w:val="left"/>
+            </w:pPr>
             <w:r>
               <w:rPr>
                 <w:rFonts w:ascii="Cambria" w:hAnsi="Cambria"/>
+                <w:b w:val="0"/>
+                <w:i w:val="0"/>
                 <w:color w:val="000000"/>
                 <w:sz w:val="19"/>
               </w:rPr>
@@ -8676,9 +10094,14 @@
             </w:tcMar>
           </w:tcPr>
           <w:p>
+            <w:pPr>
+              <w:jc w:val="left"/>
+            </w:pPr>
             <w:r>
               <w:rPr>
                 <w:rFonts w:ascii="Cambria" w:hAnsi="Cambria"/>
+                <w:b w:val="0"/>
+                <w:i w:val="0"/>
                 <w:color w:val="000000"/>
                 <w:sz w:val="19"/>
               </w:rPr>
@@ -8698,9 +10121,14 @@
             </w:tcMar>
           </w:tcPr>
           <w:p>
+            <w:pPr>
+              <w:jc w:val="left"/>
+            </w:pPr>
             <w:r>
               <w:rPr>
                 <w:rFonts w:ascii="Cambria" w:hAnsi="Cambria"/>
+                <w:b w:val="0"/>
+                <w:i w:val="0"/>
                 <w:color w:val="000000"/>
                 <w:sz w:val="19"/>
               </w:rPr>
@@ -8726,12 +10154,12 @@
         <w:jc w:val="center"/>
         <w:tblLook w:firstColumn="1" w:firstRow="1" w:lastColumn="0" w:lastRow="0" w:noHBand="0" w:noVBand="1" w:val="04A0"/>
         <w:tblBorders>
-          <w:top w:val="single" w:sz="2" w:space="0" w:color="cbd5e1"/>
-          <w:left w:val="single" w:sz="2" w:space="0" w:color="cbd5e1"/>
-          <w:bottom w:val="single" w:sz="2" w:space="0" w:color="cbd5e1"/>
-          <w:right w:val="single" w:sz="2" w:space="0" w:color="cbd5e1"/>
-          <w:insideH w:val="single" w:sz="2" w:space="0" w:color="cbd5e1"/>
-          <w:insideV w:val="single" w:sz="2" w:space="0" w:color="cbd5e1"/>
+          <w:top w:val="single" w:sz="2" w:space="0" w:color="000000"/>
+          <w:left w:val="single" w:sz="2" w:space="0" w:color="000000"/>
+          <w:bottom w:val="single" w:sz="2" w:space="0" w:color="000000"/>
+          <w:right w:val="single" w:sz="2" w:space="0" w:color="000000"/>
+          <w:insideH w:val="single" w:sz="2" w:space="0" w:color="000000"/>
+          <w:insideV w:val="single" w:sz="2" w:space="0" w:color="000000"/>
         </w:tblBorders>
       </w:tblPr>
       <w:tblGrid>
@@ -8834,8 +10262,8 @@
           <w:rFonts w:ascii="Cambria" w:hAnsi="Cambria"/>
           <w:b/>
           <w:i w:val="0"/>
-          <w:color w:val="008080"/>
-          <w:sz w:val="22"/>
+          <w:color w:val="1F497D"/>
+          <w:sz w:val="20"/>
         </w:rPr>
         <w:t>Test Description</w:t>
       </w:r>
@@ -9044,12 +10472,12 @@
         <w:jc w:val="center"/>
         <w:tblLook w:firstColumn="1" w:firstRow="1" w:lastColumn="0" w:lastRow="0" w:noHBand="0" w:noVBand="1" w:val="04A0"/>
         <w:tblBorders>
-          <w:top w:val="single" w:sz="2" w:space="0" w:color="cbd5e1"/>
-          <w:left w:val="single" w:sz="2" w:space="0" w:color="cbd5e1"/>
-          <w:bottom w:val="single" w:sz="2" w:space="0" w:color="cbd5e1"/>
-          <w:right w:val="single" w:sz="2" w:space="0" w:color="cbd5e1"/>
-          <w:insideH w:val="single" w:sz="2" w:space="0" w:color="cbd5e1"/>
-          <w:insideV w:val="single" w:sz="2" w:space="0" w:color="cbd5e1"/>
+          <w:top w:val="single" w:sz="2" w:space="0" w:color="000000"/>
+          <w:left w:val="single" w:sz="2" w:space="0" w:color="000000"/>
+          <w:bottom w:val="single" w:sz="2" w:space="0" w:color="000000"/>
+          <w:right w:val="single" w:sz="2" w:space="0" w:color="000000"/>
+          <w:insideH w:val="single" w:sz="2" w:space="0" w:color="000000"/>
+          <w:insideV w:val="single" w:sz="2" w:space="0" w:color="000000"/>
         </w:tblBorders>
       </w:tblPr>
       <w:tblGrid>
@@ -9185,8 +10613,8 @@
           <w:rFonts w:ascii="Cambria" w:hAnsi="Cambria"/>
           <w:b/>
           <w:i w:val="0"/>
-          <w:color w:val="008080"/>
-          <w:sz w:val="22"/>
+          <w:color w:val="1F497D"/>
+          <w:sz w:val="20"/>
         </w:rPr>
         <w:t>Notes</w:t>
       </w:r>
@@ -9493,12 +10921,12 @@
         <w:jc w:val="center"/>
         <w:tblLook w:firstColumn="1" w:firstRow="1" w:lastColumn="0" w:lastRow="0" w:noHBand="0" w:noVBand="1" w:val="04A0"/>
         <w:tblBorders>
-          <w:top w:val="single" w:sz="4" w:space="0" w:color="1f497d"/>
-          <w:left w:val="single" w:sz="4" w:space="0" w:color="1f497d"/>
-          <w:bottom w:val="single" w:sz="4" w:space="0" w:color="1f497d"/>
-          <w:right w:val="single" w:sz="4" w:space="0" w:color="1f497d"/>
-          <w:insideH w:val="single" w:sz="4" w:space="0" w:color="1f497d"/>
-          <w:insideV w:val="single" w:sz="4" w:space="0" w:color="1f497d"/>
+          <w:top w:val="single" w:sz="4" w:space="0" w:color="000000"/>
+          <w:left w:val="single" w:sz="4" w:space="0" w:color="000000"/>
+          <w:bottom w:val="single" w:sz="4" w:space="0" w:color="000000"/>
+          <w:right w:val="single" w:sz="4" w:space="0" w:color="000000"/>
+          <w:insideH w:val="single" w:sz="4" w:space="0" w:color="000000"/>
+          <w:insideV w:val="single" w:sz="4" w:space="0" w:color="000000"/>
         </w:tblBorders>
       </w:tblPr>
       <w:tblGrid>
@@ -9516,7 +10944,7 @@
         <w:tc>
           <w:tcPr>
             <w:tcW w:type="dxa" w:w="2451"/>
-            <w:shd w:val="clear" w:color="auto" w:fill="1f497d"/>
+            <w:shd w:val="clear" w:color="auto" w:fill="008080"/>
             <w:tcMar>
               <w:top w:w="60" w:type="dxa"/>
               <w:bottom w:w="60" w:type="dxa"/>
@@ -9533,7 +10961,7 @@
                 <w:rFonts w:ascii="Cambria" w:hAnsi="Cambria"/>
                 <w:b/>
                 <w:color w:val="FFFFFF"/>
-                <w:sz w:val="19"/>
+                <w:sz w:val="20"/>
               </w:rPr>
               <w:t>DNA Gene List</w:t>
             </w:r>
@@ -9659,11 +11087,16 @@
             </w:tcMar>
           </w:tcPr>
           <w:p>
+            <w:pPr>
+              <w:jc w:val="left"/>
+            </w:pPr>
             <w:r>
               <w:rPr>
                 <w:rFonts w:ascii="Cambria" w:hAnsi="Cambria"/>
+                <w:b w:val="0"/>
+                <w:i w:val="0"/>
                 <w:color w:val="000000"/>
-                <w:sz w:val="19"/>
+                <w:sz w:val="20"/>
               </w:rPr>
               <w:t>AKT1</w:t>
             </w:r>
@@ -9680,11 +11113,16 @@
             </w:tcMar>
           </w:tcPr>
           <w:p>
+            <w:pPr>
+              <w:jc w:val="left"/>
+            </w:pPr>
             <w:r>
               <w:rPr>
                 <w:rFonts w:ascii="Cambria" w:hAnsi="Cambria"/>
+                <w:b w:val="0"/>
+                <w:i w:val="0"/>
                 <w:color w:val="000000"/>
-                <w:sz w:val="19"/>
+                <w:sz w:val="20"/>
               </w:rPr>
               <w:t>ALK</w:t>
             </w:r>
@@ -9701,11 +11139,16 @@
             </w:tcMar>
           </w:tcPr>
           <w:p>
+            <w:pPr>
+              <w:jc w:val="center"/>
+            </w:pPr>
             <w:r>
               <w:rPr>
                 <w:rFonts w:ascii="Cambria" w:hAnsi="Cambria"/>
+                <w:b w:val="0"/>
+                <w:i w:val="0"/>
                 <w:color w:val="000000"/>
-                <w:sz w:val="19"/>
+                <w:sz w:val="20"/>
               </w:rPr>
               <w:t>APC</w:t>
             </w:r>
@@ -9722,11 +11165,16 @@
             </w:tcMar>
           </w:tcPr>
           <w:p>
+            <w:pPr>
+              <w:jc w:val="left"/>
+            </w:pPr>
             <w:r>
               <w:rPr>
                 <w:rFonts w:ascii="Cambria" w:hAnsi="Cambria"/>
+                <w:b w:val="0"/>
+                <w:i w:val="0"/>
                 <w:color w:val="000000"/>
-                <w:sz w:val="19"/>
+                <w:sz w:val="20"/>
               </w:rPr>
               <w:t>ATM</w:t>
             </w:r>
@@ -9743,11 +11191,16 @@
             </w:tcMar>
           </w:tcPr>
           <w:p>
+            <w:pPr>
+              <w:jc w:val="right"/>
+            </w:pPr>
             <w:r>
               <w:rPr>
                 <w:rFonts w:ascii="Cambria" w:hAnsi="Cambria"/>
+                <w:b w:val="0"/>
+                <w:i w:val="0"/>
                 <w:color w:val="000000"/>
-                <w:sz w:val="19"/>
+                <w:sz w:val="20"/>
               </w:rPr>
               <w:t>BRAF</w:t>
             </w:r>
@@ -9770,11 +11223,16 @@
             </w:tcMar>
           </w:tcPr>
           <w:p>
+            <w:pPr>
+              <w:jc w:val="left"/>
+            </w:pPr>
             <w:r>
               <w:rPr>
                 <w:rFonts w:ascii="Cambria" w:hAnsi="Cambria"/>
+                <w:b w:val="0"/>
+                <w:i w:val="0"/>
                 <w:color w:val="000000"/>
-                <w:sz w:val="19"/>
+                <w:sz w:val="20"/>
               </w:rPr>
               <w:t>BRCA1</w:t>
             </w:r>
@@ -9792,11 +11250,16 @@
             </w:tcMar>
           </w:tcPr>
           <w:p>
+            <w:pPr>
+              <w:jc w:val="left"/>
+            </w:pPr>
             <w:r>
               <w:rPr>
                 <w:rFonts w:ascii="Cambria" w:hAnsi="Cambria"/>
+                <w:b w:val="0"/>
+                <w:i w:val="0"/>
                 <w:color w:val="000000"/>
-                <w:sz w:val="19"/>
+                <w:sz w:val="20"/>
               </w:rPr>
               <w:t>BRCA2</w:t>
             </w:r>
@@ -9814,11 +11277,16 @@
             </w:tcMar>
           </w:tcPr>
           <w:p>
+            <w:pPr>
+              <w:jc w:val="center"/>
+            </w:pPr>
             <w:r>
               <w:rPr>
                 <w:rFonts w:ascii="Cambria" w:hAnsi="Cambria"/>
+                <w:b w:val="0"/>
+                <w:i w:val="0"/>
                 <w:color w:val="000000"/>
-                <w:sz w:val="19"/>
+                <w:sz w:val="20"/>
               </w:rPr>
               <w:t>CTNNB1</w:t>
             </w:r>
@@ -9836,11 +11304,16 @@
             </w:tcMar>
           </w:tcPr>
           <w:p>
+            <w:pPr>
+              <w:jc w:val="left"/>
+            </w:pPr>
             <w:r>
               <w:rPr>
                 <w:rFonts w:ascii="Cambria" w:hAnsi="Cambria"/>
+                <w:b w:val="0"/>
+                <w:i w:val="0"/>
                 <w:color w:val="000000"/>
-                <w:sz w:val="19"/>
+                <w:sz w:val="20"/>
               </w:rPr>
               <w:t>EGFR</w:t>
             </w:r>
@@ -9858,11 +11331,16 @@
             </w:tcMar>
           </w:tcPr>
           <w:p>
+            <w:pPr>
+              <w:jc w:val="right"/>
+            </w:pPr>
             <w:r>
               <w:rPr>
                 <w:rFonts w:ascii="Cambria" w:hAnsi="Cambria"/>
+                <w:b w:val="0"/>
+                <w:i w:val="0"/>
                 <w:color w:val="000000"/>
-                <w:sz w:val="19"/>
+                <w:sz w:val="20"/>
               </w:rPr>
               <w:t>ERBB2</w:t>
             </w:r>
@@ -9884,11 +11362,16 @@
             </w:tcMar>
           </w:tcPr>
           <w:p>
+            <w:pPr>
+              <w:jc w:val="left"/>
+            </w:pPr>
             <w:r>
               <w:rPr>
                 <w:rFonts w:ascii="Cambria" w:hAnsi="Cambria"/>
+                <w:b w:val="0"/>
+                <w:i w:val="0"/>
                 <w:color w:val="000000"/>
-                <w:sz w:val="19"/>
+                <w:sz w:val="20"/>
               </w:rPr>
               <w:t>ERBB3</w:t>
             </w:r>
@@ -9905,11 +11388,16 @@
             </w:tcMar>
           </w:tcPr>
           <w:p>
+            <w:pPr>
+              <w:jc w:val="left"/>
+            </w:pPr>
             <w:r>
               <w:rPr>
                 <w:rFonts w:ascii="Cambria" w:hAnsi="Cambria"/>
+                <w:b w:val="0"/>
+                <w:i w:val="0"/>
                 <w:color w:val="000000"/>
-                <w:sz w:val="19"/>
+                <w:sz w:val="20"/>
               </w:rPr>
               <w:t>ESR1</w:t>
             </w:r>
@@ -9926,11 +11414,16 @@
             </w:tcMar>
           </w:tcPr>
           <w:p>
+            <w:pPr>
+              <w:jc w:val="center"/>
+            </w:pPr>
             <w:r>
               <w:rPr>
                 <w:rFonts w:ascii="Cambria" w:hAnsi="Cambria"/>
+                <w:b w:val="0"/>
+                <w:i w:val="0"/>
                 <w:color w:val="000000"/>
-                <w:sz w:val="19"/>
+                <w:sz w:val="20"/>
               </w:rPr>
               <w:t>FOXL2</w:t>
             </w:r>
@@ -9947,11 +11440,16 @@
             </w:tcMar>
           </w:tcPr>
           <w:p>
+            <w:pPr>
+              <w:jc w:val="left"/>
+            </w:pPr>
             <w:r>
               <w:rPr>
                 <w:rFonts w:ascii="Cambria" w:hAnsi="Cambria"/>
+                <w:b w:val="0"/>
+                <w:i w:val="0"/>
                 <w:color w:val="000000"/>
-                <w:sz w:val="19"/>
+                <w:sz w:val="20"/>
               </w:rPr>
               <w:t>GNA11</w:t>
             </w:r>
@@ -9968,11 +11466,16 @@
             </w:tcMar>
           </w:tcPr>
           <w:p>
+            <w:pPr>
+              <w:jc w:val="right"/>
+            </w:pPr>
             <w:r>
               <w:rPr>
                 <w:rFonts w:ascii="Cambria" w:hAnsi="Cambria"/>
+                <w:b w:val="0"/>
+                <w:i w:val="0"/>
                 <w:color w:val="000000"/>
-                <w:sz w:val="19"/>
+                <w:sz w:val="20"/>
               </w:rPr>
               <w:t>GNAQ</w:t>
             </w:r>
@@ -9995,11 +11498,16 @@
             </w:tcMar>
           </w:tcPr>
           <w:p>
+            <w:pPr>
+              <w:jc w:val="left"/>
+            </w:pPr>
             <w:r>
               <w:rPr>
                 <w:rFonts w:ascii="Cambria" w:hAnsi="Cambria"/>
+                <w:b w:val="0"/>
+                <w:i w:val="0"/>
                 <w:color w:val="000000"/>
-                <w:sz w:val="19"/>
+                <w:sz w:val="20"/>
               </w:rPr>
               <w:t>HRAS</w:t>
             </w:r>
@@ -10017,11 +11525,16 @@
             </w:tcMar>
           </w:tcPr>
           <w:p>
+            <w:pPr>
+              <w:jc w:val="left"/>
+            </w:pPr>
             <w:r>
               <w:rPr>
                 <w:rFonts w:ascii="Cambria" w:hAnsi="Cambria"/>
+                <w:b w:val="0"/>
+                <w:i w:val="0"/>
                 <w:color w:val="000000"/>
-                <w:sz w:val="19"/>
+                <w:sz w:val="20"/>
               </w:rPr>
               <w:t>IDH1</w:t>
             </w:r>
@@ -10039,11 +11552,16 @@
             </w:tcMar>
           </w:tcPr>
           <w:p>
+            <w:pPr>
+              <w:jc w:val="center"/>
+            </w:pPr>
             <w:r>
               <w:rPr>
                 <w:rFonts w:ascii="Cambria" w:hAnsi="Cambria"/>
+                <w:b w:val="0"/>
+                <w:i w:val="0"/>
                 <w:color w:val="000000"/>
-                <w:sz w:val="19"/>
+                <w:sz w:val="20"/>
               </w:rPr>
               <w:t>IDH2</w:t>
             </w:r>
@@ -10061,11 +11579,16 @@
             </w:tcMar>
           </w:tcPr>
           <w:p>
+            <w:pPr>
+              <w:jc w:val="left"/>
+            </w:pPr>
             <w:r>
               <w:rPr>
                 <w:rFonts w:ascii="Cambria" w:hAnsi="Cambria"/>
+                <w:b w:val="0"/>
+                <w:i w:val="0"/>
                 <w:color w:val="000000"/>
-                <w:sz w:val="19"/>
+                <w:sz w:val="20"/>
               </w:rPr>
               <w:t>KIT</w:t>
             </w:r>
@@ -10083,11 +11606,16 @@
             </w:tcMar>
           </w:tcPr>
           <w:p>
+            <w:pPr>
+              <w:jc w:val="right"/>
+            </w:pPr>
             <w:r>
               <w:rPr>
                 <w:rFonts w:ascii="Cambria" w:hAnsi="Cambria"/>
+                <w:b w:val="0"/>
+                <w:i w:val="0"/>
                 <w:color w:val="000000"/>
-                <w:sz w:val="19"/>
+                <w:sz w:val="20"/>
               </w:rPr>
               <w:t>KRAS</w:t>
             </w:r>
@@ -10109,11 +11637,16 @@
             </w:tcMar>
           </w:tcPr>
           <w:p>
+            <w:pPr>
+              <w:jc w:val="left"/>
+            </w:pPr>
             <w:r>
               <w:rPr>
                 <w:rFonts w:ascii="Cambria" w:hAnsi="Cambria"/>
+                <w:b w:val="0"/>
+                <w:i w:val="0"/>
                 <w:color w:val="000000"/>
-                <w:sz w:val="19"/>
+                <w:sz w:val="20"/>
               </w:rPr>
               <w:t>MET</w:t>
             </w:r>
@@ -10130,11 +11663,16 @@
             </w:tcMar>
           </w:tcPr>
           <w:p>
+            <w:pPr>
+              <w:jc w:val="left"/>
+            </w:pPr>
             <w:r>
               <w:rPr>
                 <w:rFonts w:ascii="Cambria" w:hAnsi="Cambria"/>
+                <w:b w:val="0"/>
+                <w:i w:val="0"/>
                 <w:color w:val="000000"/>
-                <w:sz w:val="19"/>
+                <w:sz w:val="20"/>
               </w:rPr>
               <w:t>NRAS</w:t>
             </w:r>
@@ -10151,11 +11689,16 @@
             </w:tcMar>
           </w:tcPr>
           <w:p>
+            <w:pPr>
+              <w:jc w:val="center"/>
+            </w:pPr>
             <w:r>
               <w:rPr>
                 <w:rFonts w:ascii="Cambria" w:hAnsi="Cambria"/>
+                <w:b w:val="0"/>
+                <w:i w:val="0"/>
                 <w:color w:val="000000"/>
-                <w:sz w:val="19"/>
+                <w:sz w:val="20"/>
               </w:rPr>
               <w:t>PDGFRA</w:t>
             </w:r>
@@ -10172,11 +11715,16 @@
             </w:tcMar>
           </w:tcPr>
           <w:p>
+            <w:pPr>
+              <w:jc w:val="left"/>
+            </w:pPr>
             <w:r>
               <w:rPr>
                 <w:rFonts w:ascii="Cambria" w:hAnsi="Cambria"/>
+                <w:b w:val="0"/>
+                <w:i w:val="0"/>
                 <w:color w:val="000000"/>
-                <w:sz w:val="19"/>
+                <w:sz w:val="20"/>
               </w:rPr>
               <w:t>PIK3CA</w:t>
             </w:r>
@@ -10193,11 +11741,16 @@
             </w:tcMar>
           </w:tcPr>
           <w:p>
+            <w:pPr>
+              <w:jc w:val="right"/>
+            </w:pPr>
             <w:r>
               <w:rPr>
                 <w:rFonts w:ascii="Cambria" w:hAnsi="Cambria"/>
+                <w:b w:val="0"/>
+                <w:i w:val="0"/>
                 <w:color w:val="000000"/>
-                <w:sz w:val="19"/>
+                <w:sz w:val="20"/>
               </w:rPr>
               <w:t>POLE</w:t>
             </w:r>
@@ -10220,11 +11773,16 @@
             </w:tcMar>
           </w:tcPr>
           <w:p>
+            <w:pPr>
+              <w:jc w:val="left"/>
+            </w:pPr>
             <w:r>
               <w:rPr>
                 <w:rFonts w:ascii="Cambria" w:hAnsi="Cambria"/>
+                <w:b w:val="0"/>
+                <w:i w:val="0"/>
                 <w:color w:val="000000"/>
-                <w:sz w:val="19"/>
+                <w:sz w:val="20"/>
               </w:rPr>
               <w:t>RAF1</w:t>
             </w:r>
@@ -10242,11 +11800,16 @@
             </w:tcMar>
           </w:tcPr>
           <w:p>
+            <w:pPr>
+              <w:jc w:val="left"/>
+            </w:pPr>
             <w:r>
               <w:rPr>
                 <w:rFonts w:ascii="Cambria" w:hAnsi="Cambria"/>
+                <w:b w:val="0"/>
+                <w:i w:val="0"/>
                 <w:color w:val="000000"/>
-                <w:sz w:val="19"/>
+                <w:sz w:val="20"/>
               </w:rPr>
               <w:t>RET</w:t>
             </w:r>
@@ -10264,11 +11827,16 @@
             </w:tcMar>
           </w:tcPr>
           <w:p>
+            <w:pPr>
+              <w:jc w:val="center"/>
+            </w:pPr>
             <w:r>
               <w:rPr>
                 <w:rFonts w:ascii="Cambria" w:hAnsi="Cambria"/>
+                <w:b w:val="0"/>
+                <w:i w:val="0"/>
                 <w:color w:val="000000"/>
-                <w:sz w:val="19"/>
+                <w:sz w:val="20"/>
               </w:rPr>
               <w:t>TP53</w:t>
             </w:r>
@@ -10286,9 +11854,14 @@
             </w:tcMar>
           </w:tcPr>
           <w:p>
+            <w:pPr>
+              <w:jc w:val="left"/>
+            </w:pPr>
             <w:r>
               <w:rPr>
                 <w:rFonts w:ascii="Cambria" w:hAnsi="Cambria"/>
+                <w:b w:val="0"/>
+                <w:i w:val="0"/>
                 <w:color w:val="000000"/>
                 <w:sz w:val="19"/>
               </w:rPr>
@@ -10307,9 +11880,14 @@
             </w:tcMar>
           </w:tcPr>
           <w:p>
+            <w:pPr>
+              <w:jc w:val="right"/>
+            </w:pPr>
             <w:r>
               <w:rPr>
                 <w:rFonts w:ascii="Cambria" w:hAnsi="Cambria"/>
+                <w:b w:val="0"/>
+                <w:i w:val="0"/>
                 <w:color w:val="000000"/>
                 <w:sz w:val="19"/>
               </w:rPr>
@@ -10344,12 +11922,12 @@
         <w:jc w:val="center"/>
         <w:tblLook w:firstColumn="1" w:firstRow="1" w:lastColumn="0" w:lastRow="0" w:noHBand="0" w:noVBand="1" w:val="04A0"/>
         <w:tblBorders>
-          <w:top w:val="single" w:sz="4" w:space="0" w:color="1f497d"/>
-          <w:left w:val="single" w:sz="4" w:space="0" w:color="1f497d"/>
-          <w:bottom w:val="single" w:sz="4" w:space="0" w:color="1f497d"/>
-          <w:right w:val="single" w:sz="4" w:space="0" w:color="1f497d"/>
-          <w:insideH w:val="single" w:sz="4" w:space="0" w:color="1f497d"/>
-          <w:insideV w:val="single" w:sz="4" w:space="0" w:color="1f497d"/>
+          <w:top w:val="single" w:sz="4" w:space="0" w:color="000000"/>
+          <w:left w:val="single" w:sz="4" w:space="0" w:color="000000"/>
+          <w:bottom w:val="single" w:sz="4" w:space="0" w:color="000000"/>
+          <w:right w:val="single" w:sz="4" w:space="0" w:color="000000"/>
+          <w:insideH w:val="single" w:sz="4" w:space="0" w:color="000000"/>
+          <w:insideV w:val="single" w:sz="4" w:space="0" w:color="000000"/>
         </w:tblBorders>
       </w:tblPr>
       <w:tblGrid>
@@ -10367,7 +11945,7 @@
         <w:tc>
           <w:tcPr>
             <w:tcW w:type="dxa" w:w="2451"/>
-            <w:shd w:val="clear" w:color="auto" w:fill="1f497d"/>
+            <w:shd w:val="clear" w:color="auto" w:fill="008080"/>
             <w:tcMar>
               <w:top w:w="60" w:type="dxa"/>
               <w:bottom w:w="60" w:type="dxa"/>
@@ -10384,7 +11962,7 @@
                 <w:rFonts w:ascii="Cambria" w:hAnsi="Cambria"/>
                 <w:b/>
                 <w:color w:val="FFFFFF"/>
-                <w:sz w:val="19"/>
+                <w:sz w:val="20"/>
               </w:rPr>
               <w:t>RNA Gene List</w:t>
             </w:r>
@@ -10510,11 +12088,16 @@
             </w:tcMar>
           </w:tcPr>
           <w:p>
+            <w:pPr>
+              <w:jc w:val="left"/>
+            </w:pPr>
             <w:r>
               <w:rPr>
                 <w:rFonts w:ascii="Cambria" w:hAnsi="Cambria"/>
+                <w:b w:val="0"/>
+                <w:i w:val="0"/>
                 <w:color w:val="000000"/>
-                <w:sz w:val="19"/>
+                <w:sz w:val="20"/>
               </w:rPr>
               <w:t>ALK</w:t>
             </w:r>
@@ -10531,11 +12114,16 @@
             </w:tcMar>
           </w:tcPr>
           <w:p>
+            <w:pPr>
+              <w:jc w:val="left"/>
+            </w:pPr>
             <w:r>
               <w:rPr>
                 <w:rFonts w:ascii="Cambria" w:hAnsi="Cambria"/>
+                <w:b w:val="0"/>
+                <w:i w:val="0"/>
                 <w:color w:val="000000"/>
-                <w:sz w:val="19"/>
+                <w:sz w:val="20"/>
               </w:rPr>
               <w:t>MET</w:t>
             </w:r>
@@ -10552,11 +12140,16 @@
             </w:tcMar>
           </w:tcPr>
           <w:p>
+            <w:pPr>
+              <w:jc w:val="center"/>
+            </w:pPr>
             <w:r>
               <w:rPr>
                 <w:rFonts w:ascii="Cambria" w:hAnsi="Cambria"/>
+                <w:b w:val="0"/>
+                <w:i w:val="0"/>
                 <w:color w:val="000000"/>
-                <w:sz w:val="19"/>
+                <w:sz w:val="20"/>
               </w:rPr>
               <w:t>NTRK1</w:t>
             </w:r>
@@ -10573,11 +12166,16 @@
             </w:tcMar>
           </w:tcPr>
           <w:p>
+            <w:pPr>
+              <w:jc w:val="left"/>
+            </w:pPr>
             <w:r>
               <w:rPr>
                 <w:rFonts w:ascii="Cambria" w:hAnsi="Cambria"/>
+                <w:b w:val="0"/>
+                <w:i w:val="0"/>
                 <w:color w:val="000000"/>
-                <w:sz w:val="19"/>
+                <w:sz w:val="20"/>
               </w:rPr>
               <w:t>NTRK2</w:t>
             </w:r>
@@ -10594,11 +12192,16 @@
             </w:tcMar>
           </w:tcPr>
           <w:p>
+            <w:pPr>
+              <w:jc w:val="right"/>
+            </w:pPr>
             <w:r>
               <w:rPr>
                 <w:rFonts w:ascii="Cambria" w:hAnsi="Cambria"/>
+                <w:b w:val="0"/>
+                <w:i w:val="0"/>
                 <w:color w:val="000000"/>
-                <w:sz w:val="19"/>
+                <w:sz w:val="20"/>
               </w:rPr>
               <w:t>NTRK3</w:t>
             </w:r>
@@ -10621,11 +12224,16 @@
             </w:tcMar>
           </w:tcPr>
           <w:p>
+            <w:pPr>
+              <w:jc w:val="left"/>
+            </w:pPr>
             <w:r>
               <w:rPr>
                 <w:rFonts w:ascii="Cambria" w:hAnsi="Cambria"/>
+                <w:b w:val="0"/>
+                <w:i w:val="0"/>
                 <w:color w:val="000000"/>
-                <w:sz w:val="19"/>
+                <w:sz w:val="20"/>
               </w:rPr>
               <w:t>ROS1</w:t>
             </w:r>
@@ -10643,9 +12251,14 @@
             </w:tcMar>
           </w:tcPr>
           <w:p>
+            <w:pPr>
+              <w:jc w:val="left"/>
+            </w:pPr>
             <w:r>
               <w:rPr>
                 <w:rFonts w:ascii="Cambria" w:hAnsi="Cambria"/>
+                <w:b w:val="0"/>
+                <w:i w:val="0"/>
                 <w:color w:val="000000"/>
                 <w:sz w:val="19"/>
               </w:rPr>
@@ -10664,9 +12277,14 @@
             </w:tcMar>
           </w:tcPr>
           <w:p>
+            <w:pPr>
+              <w:jc w:val="center"/>
+            </w:pPr>
             <w:r>
               <w:rPr>
                 <w:rFonts w:ascii="Cambria" w:hAnsi="Cambria"/>
+                <w:b w:val="0"/>
+                <w:i w:val="0"/>
                 <w:color w:val="000000"/>
                 <w:sz w:val="19"/>
               </w:rPr>
@@ -10685,9 +12303,14 @@
             </w:tcMar>
           </w:tcPr>
           <w:p>
+            <w:pPr>
+              <w:jc w:val="left"/>
+            </w:pPr>
             <w:r>
               <w:rPr>
                 <w:rFonts w:ascii="Cambria" w:hAnsi="Cambria"/>
+                <w:b w:val="0"/>
+                <w:i w:val="0"/>
                 <w:color w:val="000000"/>
                 <w:sz w:val="19"/>
               </w:rPr>
@@ -10706,9 +12329,14 @@
             </w:tcMar>
           </w:tcPr>
           <w:p>
+            <w:pPr>
+              <w:jc w:val="right"/>
+            </w:pPr>
             <w:r>
               <w:rPr>
                 <w:rFonts w:ascii="Cambria" w:hAnsi="Cambria"/>
+                <w:b w:val="0"/>
+                <w:i w:val="0"/>
                 <w:color w:val="000000"/>
                 <w:sz w:val="19"/>
               </w:rPr>
@@ -10743,12 +12371,12 @@
         <w:jc w:val="center"/>
         <w:tblLook w:firstColumn="1" w:firstRow="1" w:lastColumn="0" w:lastRow="0" w:noHBand="0" w:noVBand="1" w:val="04A0"/>
         <w:tblBorders>
-          <w:top w:val="single" w:sz="4" w:space="0" w:color="1f497d"/>
-          <w:left w:val="single" w:sz="4" w:space="0" w:color="1f497d"/>
-          <w:bottom w:val="single" w:sz="4" w:space="0" w:color="1f497d"/>
-          <w:right w:val="single" w:sz="4" w:space="0" w:color="1f497d"/>
-          <w:insideH w:val="single" w:sz="4" w:space="0" w:color="1f497d"/>
-          <w:insideV w:val="single" w:sz="4" w:space="0" w:color="1f497d"/>
+          <w:top w:val="single" w:sz="4" w:space="0" w:color="000000"/>
+          <w:left w:val="single" w:sz="4" w:space="0" w:color="000000"/>
+          <w:bottom w:val="single" w:sz="4" w:space="0" w:color="000000"/>
+          <w:right w:val="single" w:sz="4" w:space="0" w:color="000000"/>
+          <w:insideH w:val="single" w:sz="4" w:space="0" w:color="000000"/>
+          <w:insideV w:val="single" w:sz="4" w:space="0" w:color="000000"/>
         </w:tblBorders>
       </w:tblPr>
       <w:tblGrid>
@@ -10763,7 +12391,7 @@
         <w:tc>
           <w:tcPr>
             <w:tcW w:type="dxa" w:w="5668"/>
-            <w:shd w:val="clear" w:color="auto" w:fill="1f497d"/>
+            <w:shd w:val="clear" w:color="auto" w:fill="008080"/>
             <w:tcMar>
               <w:top w:w="60" w:type="dxa"/>
               <w:bottom w:w="60" w:type="dxa"/>
@@ -10780,7 +12408,7 @@
                 <w:rFonts w:ascii="Cambria" w:hAnsi="Cambria"/>
                 <w:b/>
                 <w:color w:val="FFFFFF"/>
-                <w:sz w:val="19"/>
+                <w:sz w:val="20"/>
               </w:rPr>
               <w:t>MSI</w:t>
             </w:r>
@@ -10789,7 +12417,7 @@
         <w:tc>
           <w:tcPr>
             <w:tcW w:type="dxa" w:w="4798"/>
-            <w:shd w:val="clear" w:color="auto" w:fill="1f497d"/>
+            <w:shd w:val="clear" w:color="auto" w:fill="008080"/>
             <w:tcMar>
               <w:top w:w="60" w:type="dxa"/>
               <w:bottom w:w="60" w:type="dxa"/>
@@ -10806,7 +12434,7 @@
                 <w:rFonts w:ascii="Cambria" w:hAnsi="Cambria"/>
                 <w:b/>
                 <w:color w:val="FFFFFF"/>
-                <w:sz w:val="19"/>
+                <w:sz w:val="20"/>
               </w:rPr>
               <w:t>% of Unstable Loci</w:t>
             </w:r>
@@ -10820,6 +12448,7 @@
         <w:tc>
           <w:tcPr>
             <w:tcW w:type="dxa" w:w="5668"/>
+            <w:shd w:val="clear" w:color="auto" w:fill="ececec"/>
             <w:tcMar>
               <w:top w:w="60" w:type="dxa"/>
               <w:bottom w:w="60" w:type="dxa"/>
@@ -10828,12 +12457,16 @@
             </w:tcMar>
           </w:tcPr>
           <w:p>
+            <w:pPr>
+              <w:jc w:val="left"/>
+            </w:pPr>
             <w:r>
               <w:rPr>
                 <w:rFonts w:ascii="Cambria" w:hAnsi="Cambria"/>
-                <w:b/>
-                <w:color w:val="008000"/>
-                <w:sz w:val="19"/>
+                <w:b w:val="0"/>
+                <w:i w:val="0"/>
+                <w:color w:val="000000"/>
+                <w:sz w:val="20"/>
               </w:rPr>
               <w:t>MSI - Stable</w:t>
             </w:r>
@@ -10842,6 +12475,7 @@
         <w:tc>
           <w:tcPr>
             <w:tcW w:type="dxa" w:w="4798"/>
+            <w:shd w:val="clear" w:color="auto" w:fill="ececec"/>
             <w:tcMar>
               <w:top w:w="60" w:type="dxa"/>
               <w:bottom w:w="60" w:type="dxa"/>
@@ -10850,11 +12484,16 @@
             </w:tcMar>
           </w:tcPr>
           <w:p>
+            <w:pPr>
+              <w:jc w:val="right"/>
+            </w:pPr>
             <w:r>
               <w:rPr>
                 <w:rFonts w:ascii="Cambria" w:hAnsi="Cambria"/>
+                <w:b w:val="0"/>
+                <w:i w:val="0"/>
                 <w:color w:val="000000"/>
-                <w:sz w:val="19"/>
+                <w:sz w:val="20"/>
               </w:rPr>
               <w:t>0-19%</w:t>
             </w:r>
@@ -10877,11 +12516,16 @@
             </w:tcMar>
           </w:tcPr>
           <w:p>
+            <w:pPr>
+              <w:jc w:val="left"/>
+            </w:pPr>
             <w:r>
               <w:rPr>
                 <w:rFonts w:ascii="Cambria" w:hAnsi="Cambria"/>
+                <w:b w:val="0"/>
+                <w:i w:val="0"/>
                 <w:color w:val="000000"/>
-                <w:sz w:val="19"/>
+                <w:sz w:val="20"/>
               </w:rPr>
               <w:t>MSI - Low / Intermediate</w:t>
             </w:r>
@@ -10899,11 +12543,16 @@
             </w:tcMar>
           </w:tcPr>
           <w:p>
+            <w:pPr>
+              <w:jc w:val="right"/>
+            </w:pPr>
             <w:r>
               <w:rPr>
                 <w:rFonts w:ascii="Cambria" w:hAnsi="Cambria"/>
+                <w:b w:val="0"/>
+                <w:i w:val="0"/>
                 <w:color w:val="000000"/>
-                <w:sz w:val="19"/>
+                <w:sz w:val="20"/>
               </w:rPr>
               <w:t>20-30%</w:t>
             </w:r>
@@ -10917,6 +12566,7 @@
         <w:tc>
           <w:tcPr>
             <w:tcW w:type="dxa" w:w="5668"/>
+            <w:shd w:val="clear" w:color="auto" w:fill="ececec"/>
             <w:tcMar>
               <w:top w:w="60" w:type="dxa"/>
               <w:bottom w:w="60" w:type="dxa"/>
@@ -10925,12 +12575,16 @@
             </w:tcMar>
           </w:tcPr>
           <w:p>
+            <w:pPr>
+              <w:jc w:val="left"/>
+            </w:pPr>
             <w:r>
               <w:rPr>
                 <w:rFonts w:ascii="Cambria" w:hAnsi="Cambria"/>
-                <w:b/>
-                <w:color w:val="C00000"/>
-                <w:sz w:val="19"/>
+                <w:b w:val="0"/>
+                <w:i w:val="0"/>
+                <w:color w:val="000000"/>
+                <w:sz w:val="20"/>
               </w:rPr>
               <w:t>MSI - High</w:t>
             </w:r>
@@ -10939,6 +12593,7 @@
         <w:tc>
           <w:tcPr>
             <w:tcW w:type="dxa" w:w="4798"/>
+            <w:shd w:val="clear" w:color="auto" w:fill="ececec"/>
             <w:tcMar>
               <w:top w:w="60" w:type="dxa"/>
               <w:bottom w:w="60" w:type="dxa"/>
@@ -10947,11 +12602,16 @@
             </w:tcMar>
           </w:tcPr>
           <w:p>
+            <w:pPr>
+              <w:jc w:val="right"/>
+            </w:pPr>
             <w:r>
               <w:rPr>
                 <w:rFonts w:ascii="Cambria" w:hAnsi="Cambria"/>
+                <w:b w:val="0"/>
+                <w:i w:val="0"/>
                 <w:color w:val="000000"/>
-                <w:sz w:val="19"/>
+                <w:sz w:val="20"/>
               </w:rPr>
               <w:t>&gt;30%</w:t>
             </w:r>
@@ -10985,12 +12645,12 @@
         <w:jc w:val="center"/>
         <w:tblLook w:firstColumn="1" w:firstRow="1" w:lastColumn="0" w:lastRow="0" w:noHBand="0" w:noVBand="1" w:val="04A0"/>
         <w:tblBorders>
-          <w:top w:val="single" w:sz="4" w:space="0" w:color="1f497d"/>
-          <w:left w:val="single" w:sz="4" w:space="0" w:color="1f497d"/>
-          <w:bottom w:val="single" w:sz="4" w:space="0" w:color="1f497d"/>
-          <w:right w:val="single" w:sz="4" w:space="0" w:color="1f497d"/>
-          <w:insideH w:val="single" w:sz="4" w:space="0" w:color="1f497d"/>
-          <w:insideV w:val="single" w:sz="4" w:space="0" w:color="1f497d"/>
+          <w:top w:val="single" w:sz="4" w:space="0" w:color="000000"/>
+          <w:left w:val="single" w:sz="4" w:space="0" w:color="000000"/>
+          <w:bottom w:val="single" w:sz="4" w:space="0" w:color="000000"/>
+          <w:right w:val="single" w:sz="4" w:space="0" w:color="000000"/>
+          <w:insideH w:val="single" w:sz="4" w:space="0" w:color="000000"/>
+          <w:insideV w:val="single" w:sz="4" w:space="0" w:color="000000"/>
         </w:tblBorders>
       </w:tblPr>
       <w:tblGrid>
@@ -11005,7 +12665,7 @@
         <w:tc>
           <w:tcPr>
             <w:tcW w:type="dxa" w:w="1505"/>
-            <w:shd w:val="clear" w:color="auto" w:fill="1f497d"/>
+            <w:shd w:val="clear" w:color="auto" w:fill="008080"/>
             <w:tcMar>
               <w:top w:w="60" w:type="dxa"/>
               <w:bottom w:w="60" w:type="dxa"/>
@@ -11022,7 +12682,7 @@
                 <w:rFonts w:ascii="Cambria" w:hAnsi="Cambria"/>
                 <w:b/>
                 <w:color w:val="FFFFFF"/>
-                <w:sz w:val="19"/>
+                <w:sz w:val="20"/>
               </w:rPr>
               <w:t>Tier</w:t>
             </w:r>
@@ -11031,7 +12691,7 @@
         <w:tc>
           <w:tcPr>
             <w:tcW w:type="dxa" w:w="8961"/>
-            <w:shd w:val="clear" w:color="auto" w:fill="1f497d"/>
+            <w:shd w:val="clear" w:color="auto" w:fill="008080"/>
             <w:tcMar>
               <w:top w:w="60" w:type="dxa"/>
               <w:bottom w:w="60" w:type="dxa"/>
@@ -11048,7 +12708,7 @@
                 <w:rFonts w:ascii="Cambria" w:hAnsi="Cambria"/>
                 <w:b/>
                 <w:color w:val="FFFFFF"/>
-                <w:sz w:val="19"/>
+                <w:sz w:val="20"/>
               </w:rPr>
               <w:t>Interpretation</w:t>
             </w:r>
@@ -11062,6 +12722,7 @@
         <w:tc>
           <w:tcPr>
             <w:tcW w:type="dxa" w:w="1505"/>
+            <w:shd w:val="clear" w:color="auto" w:fill="ececec"/>
             <w:tcMar>
               <w:top w:w="60" w:type="dxa"/>
               <w:bottom w:w="60" w:type="dxa"/>
@@ -11070,11 +12731,16 @@
             </w:tcMar>
           </w:tcPr>
           <w:p>
+            <w:pPr>
+              <w:jc w:val="left"/>
+            </w:pPr>
             <w:r>
               <w:rPr>
                 <w:rFonts w:ascii="Cambria" w:hAnsi="Cambria"/>
+                <w:b/>
+                <w:i w:val="0"/>
                 <w:color w:val="000000"/>
-                <w:sz w:val="19"/>
+                <w:sz w:val="20"/>
               </w:rPr>
               <w:t>Tier IA</w:t>
             </w:r>
@@ -11083,6 +12749,7 @@
         <w:tc>
           <w:tcPr>
             <w:tcW w:type="dxa" w:w="8961"/>
+            <w:shd w:val="clear" w:color="auto" w:fill="ececec"/>
             <w:tcMar>
               <w:top w:w="60" w:type="dxa"/>
               <w:bottom w:w="60" w:type="dxa"/>
@@ -11091,11 +12758,16 @@
             </w:tcMar>
           </w:tcPr>
           <w:p>
+            <w:pPr>
+              <w:jc w:val="left"/>
+            </w:pPr>
             <w:r>
               <w:rPr>
                 <w:rFonts w:ascii="Cambria" w:hAnsi="Cambria"/>
+                <w:b w:val="0"/>
+                <w:i w:val="0"/>
                 <w:color w:val="000000"/>
-                <w:sz w:val="19"/>
+                <w:sz w:val="20"/>
               </w:rPr>
               <w:t>Variants of Strong Clinical Significance: Biomarkers that predict response or resistance to US FDA-</w:t>
               <w:br/>
@@ -11122,11 +12794,16 @@
             </w:tcMar>
           </w:tcPr>
           <w:p>
+            <w:pPr>
+              <w:jc w:val="left"/>
+            </w:pPr>
             <w:r>
               <w:rPr>
                 <w:rFonts w:ascii="Cambria" w:hAnsi="Cambria"/>
+                <w:b/>
+                <w:i w:val="0"/>
                 <w:color w:val="000000"/>
-                <w:sz w:val="19"/>
+                <w:sz w:val="20"/>
               </w:rPr>
               <w:t>Tier IB</w:t>
             </w:r>
@@ -11144,11 +12821,16 @@
             </w:tcMar>
           </w:tcPr>
           <w:p>
-            <w:r>
-              <w:rPr>
-                <w:rFonts w:ascii="Cambria" w:hAnsi="Cambria"/>
+            <w:pPr>
+              <w:jc w:val="left"/>
+            </w:pPr>
+            <w:r>
+              <w:rPr>
+                <w:rFonts w:ascii="Arial" w:hAnsi="Arial"/>
+                <w:b w:val="0"/>
+                <w:i w:val="0"/>
                 <w:color w:val="000000"/>
-                <w:sz w:val="19"/>
+                <w:sz w:val="20"/>
               </w:rPr>
               <w:t>Variants of Strong Clinical Significance: Biomarkers that predict response or resistance to a therapy</w:t>
               <w:br/>
@@ -11316,12 +12998,12 @@
         <w:jc w:val="center"/>
         <w:tblLook w:firstColumn="1" w:firstRow="1" w:lastColumn="0" w:lastRow="0" w:noHBand="0" w:noVBand="1" w:val="04A0"/>
         <w:tblBorders>
-          <w:top w:val="single" w:sz="4" w:space="0" w:color="1f497d"/>
-          <w:left w:val="single" w:sz="4" w:space="0" w:color="1f497d"/>
-          <w:bottom w:val="single" w:sz="4" w:space="0" w:color="1f497d"/>
-          <w:right w:val="single" w:sz="4" w:space="0" w:color="1f497d"/>
-          <w:insideH w:val="single" w:sz="4" w:space="0" w:color="1f497d"/>
-          <w:insideV w:val="single" w:sz="4" w:space="0" w:color="1f497d"/>
+          <w:top w:val="single" w:sz="4" w:space="0" w:color="000000"/>
+          <w:left w:val="single" w:sz="4" w:space="0" w:color="000000"/>
+          <w:bottom w:val="single" w:sz="4" w:space="0" w:color="000000"/>
+          <w:right w:val="single" w:sz="4" w:space="0" w:color="000000"/>
+          <w:insideH w:val="single" w:sz="4" w:space="0" w:color="000000"/>
+          <w:insideV w:val="single" w:sz="4" w:space="0" w:color="000000"/>
         </w:tblBorders>
       </w:tblPr>
       <w:tblGrid>
@@ -11377,9 +13059,9 @@
             <w:r>
               <w:rPr>
                 <w:rFonts w:ascii="Cambria" w:hAnsi="Cambria"/>
-                <w:b/>
-                <w:color w:val="FFFFFF"/>
-                <w:sz w:val="19"/>
+                <w:b w:val="0"/>
+                <w:color w:val="000000"/>
+                <w:sz w:val="20"/>
               </w:rPr>
               <w:t>Interpretation</w:t>
             </w:r>
@@ -11393,6 +13075,7 @@
         <w:tc>
           <w:tcPr>
             <w:tcW w:type="dxa" w:w="1471"/>
+            <w:shd w:val="clear" w:color="auto" w:fill="ececec"/>
             <w:tcMar>
               <w:top w:w="60" w:type="dxa"/>
               <w:bottom w:w="60" w:type="dxa"/>
@@ -11401,11 +13084,16 @@
             </w:tcMar>
           </w:tcPr>
           <w:p>
+            <w:pPr>
+              <w:jc w:val="left"/>
+            </w:pPr>
             <w:r>
               <w:rPr>
                 <w:rFonts w:ascii="Cambria" w:hAnsi="Cambria"/>
+                <w:b/>
+                <w:i w:val="0"/>
                 <w:color w:val="000000"/>
-                <w:sz w:val="19"/>
+                <w:sz w:val="20"/>
               </w:rPr>
             </w:r>
           </w:p>
@@ -11413,6 +13101,7 @@
         <w:tc>
           <w:tcPr>
             <w:tcW w:type="dxa" w:w="8994"/>
+            <w:shd w:val="clear" w:color="auto" w:fill="ececec"/>
             <w:tcMar>
               <w:top w:w="60" w:type="dxa"/>
               <w:bottom w:w="60" w:type="dxa"/>
@@ -11421,11 +13110,16 @@
             </w:tcMar>
           </w:tcPr>
           <w:p>
+            <w:pPr>
+              <w:jc w:val="left"/>
+            </w:pPr>
             <w:r>
               <w:rPr>
                 <w:rFonts w:ascii="Cambria" w:hAnsi="Cambria"/>
+                <w:b w:val="0"/>
+                <w:i w:val="0"/>
                 <w:color w:val="000000"/>
-                <w:sz w:val="19"/>
+                <w:sz w:val="20"/>
               </w:rPr>
               <w:t>prognostic significance of certain diseases based on well-powered studies with expert consensus.</w:t>
             </w:r>
@@ -11448,11 +13142,16 @@
             </w:tcMar>
           </w:tcPr>
           <w:p>
+            <w:pPr>
+              <w:jc w:val="left"/>
+            </w:pPr>
             <w:r>
               <w:rPr>
                 <w:rFonts w:ascii="Cambria" w:hAnsi="Cambria"/>
+                <w:b/>
+                <w:i w:val="0"/>
                 <w:color w:val="000000"/>
-                <w:sz w:val="19"/>
+                <w:sz w:val="20"/>
               </w:rPr>
               <w:t>Tier IIC</w:t>
             </w:r>
@@ -11470,11 +13169,16 @@
             </w:tcMar>
           </w:tcPr>
           <w:p>
+            <w:pPr>
+              <w:jc w:val="left"/>
+            </w:pPr>
             <w:r>
               <w:rPr>
                 <w:rFonts w:ascii="Cambria" w:hAnsi="Cambria"/>
+                <w:b w:val="0"/>
+                <w:i w:val="0"/>
                 <w:color w:val="000000"/>
-                <w:sz w:val="19"/>
+                <w:sz w:val="20"/>
               </w:rPr>
               <w:t>Variants of Potential Clinical Significance: biomarkers that predict response or resistance to</w:t>
               <w:br/>
@@ -11494,6 +13198,7 @@
         <w:tc>
           <w:tcPr>
             <w:tcW w:type="dxa" w:w="1471"/>
+            <w:shd w:val="clear" w:color="auto" w:fill="ececec"/>
             <w:tcMar>
               <w:top w:w="60" w:type="dxa"/>
               <w:bottom w:w="60" w:type="dxa"/>
@@ -11502,11 +13207,16 @@
             </w:tcMar>
           </w:tcPr>
           <w:p>
+            <w:pPr>
+              <w:jc w:val="left"/>
+            </w:pPr>
             <w:r>
               <w:rPr>
                 <w:rFonts w:ascii="Cambria" w:hAnsi="Cambria"/>
+                <w:b/>
+                <w:i w:val="0"/>
                 <w:color w:val="000000"/>
-                <w:sz w:val="19"/>
+                <w:sz w:val="20"/>
               </w:rPr>
               <w:t>Tier IID</w:t>
             </w:r>
@@ -11515,6 +13225,7 @@
         <w:tc>
           <w:tcPr>
             <w:tcW w:type="dxa" w:w="8994"/>
+            <w:shd w:val="clear" w:color="auto" w:fill="ececec"/>
             <w:tcMar>
               <w:top w:w="60" w:type="dxa"/>
               <w:bottom w:w="60" w:type="dxa"/>
@@ -11523,11 +13234,16 @@
             </w:tcMar>
           </w:tcPr>
           <w:p>
+            <w:pPr>
+              <w:jc w:val="left"/>
+            </w:pPr>
             <w:r>
               <w:rPr>
                 <w:rFonts w:ascii="Cambria" w:hAnsi="Cambria"/>
+                <w:b w:val="0"/>
+                <w:i w:val="0"/>
                 <w:color w:val="000000"/>
-                <w:sz w:val="19"/>
+                <w:sz w:val="20"/>
               </w:rPr>
               <w:t>Variants of Potential Clinical Significance: Biomarkers that show plausible therapeutic significance</w:t>
               <w:br/>
@@ -11554,9 +13270,14 @@
             </w:tcMar>
           </w:tcPr>
           <w:p>
+            <w:pPr>
+              <w:jc w:val="left"/>
+            </w:pPr>
             <w:r>
               <w:rPr>
                 <w:rFonts w:ascii="Cambria" w:hAnsi="Cambria"/>
+                <w:b w:val="0"/>
+                <w:i w:val="0"/>
                 <w:color w:val="000000"/>
                 <w:sz w:val="19"/>
               </w:rPr>
@@ -11576,9 +13297,14 @@
             </w:tcMar>
           </w:tcPr>
           <w:p>
+            <w:pPr>
+              <w:jc w:val="left"/>
+            </w:pPr>
             <w:r>
               <w:rPr>
                 <w:rFonts w:ascii="Cambria" w:hAnsi="Cambria"/>
+                <w:b w:val="0"/>
+                <w:i w:val="0"/>
                 <w:color w:val="000000"/>
                 <w:sz w:val="19"/>
               </w:rPr>
@@ -11614,7 +13340,7 @@
           <w:b/>
           <w:i w:val="0"/>
           <w:color w:val="008080"/>
-          <w:sz w:val="22"/>
+          <w:sz w:val="20"/>
         </w:rPr>
         <w:t>References:</w:t>
       </w:r>
@@ -11727,9 +13453,9 @@
         <w:rPr>
           <w:rFonts w:ascii="Cambria" w:hAnsi="Cambria"/>
           <w:b/>
-          <w:i w:val="0"/>
-          <w:color w:val="008080"/>
-          <w:sz w:val="22"/>
+          <w:i/>
+          <w:color w:val="000000"/>
+          <w:sz w:val="20"/>
         </w:rPr>
         <w:t>28270529</w:t>
       </w:r>
@@ -12198,9 +13924,9 @@
         <w:rPr>
           <w:rFonts w:ascii="Cambria" w:hAnsi="Cambria"/>
           <w:b/>
-          <w:i w:val="0"/>
-          <w:color w:val="008080"/>
-          <w:sz w:val="22"/>
+          <w:i/>
+          <w:color w:val="000000"/>
+          <w:sz w:val="20"/>
         </w:rPr>
         <w:t>fda-breakthrough-therapy-designation-1769167</w:t>
       </w:r>
@@ -12243,9 +13969,9 @@
         <w:rPr>
           <w:rFonts w:ascii="Cambria" w:hAnsi="Cambria"/>
           <w:b/>
-          <w:i w:val="0"/>
-          <w:color w:val="008080"/>
-          <w:sz w:val="22"/>
+          <w:i/>
+          <w:color w:val="000000"/>
+          <w:sz w:val="20"/>
         </w:rPr>
         <w:t>28643165</w:t>
       </w:r>
@@ -12288,9 +14014,9 @@
         <w:rPr>
           <w:rFonts w:ascii="Cambria" w:hAnsi="Cambria"/>
           <w:b/>
-          <w:i w:val="0"/>
-          <w:color w:val="008080"/>
-          <w:sz w:val="22"/>
+          <w:i/>
+          <w:color w:val="000000"/>
+          <w:sz w:val="20"/>
         </w:rPr>
         <w:t>NCCN Guidelines&amp;amp;reg; - NCCN-Acute Myeloid Leukemia [Version 2.2025]</w:t>
       </w:r>
@@ -12333,9 +14059,9 @@
         <w:rPr>
           <w:rFonts w:ascii="Cambria" w:hAnsi="Cambria"/>
           <w:b/>
-          <w:i w:val="0"/>
-          <w:color w:val="008080"/>
-          <w:sz w:val="22"/>
+          <w:i/>
+          <w:color w:val="000000"/>
+          <w:sz w:val="20"/>
         </w:rPr>
         <w:t>NCCN Guidelines&amp;amp;reg; - NCCN-Myelodysplastic Syndromes [Version 2.2025]</w:t>
       </w:r>
@@ -12350,9 +14076,9 @@
         <w:rPr>
           <w:rFonts w:ascii="Cambria" w:hAnsi="Cambria"/>
           <w:b/>
-          <w:i w:val="0"/>
-          <w:color w:val="008080"/>
-          <w:sz w:val="22"/>
+          <w:i/>
+          <w:color w:val="000000"/>
+          <w:sz w:val="20"/>
         </w:rPr>
         <w:t>NCCN Guidelines&amp;amp;reg; - NCCN-Myeloproliferative Neoplasms [Version 1.2025]</w:t>
       </w:r>
@@ -12381,9 +14107,9 @@
         <w:rPr>
           <w:rFonts w:ascii="Cambria" w:hAnsi="Cambria"/>
           <w:b/>
-          <w:i w:val="0"/>
-          <w:color w:val="008080"/>
-          <w:sz w:val="22"/>
+          <w:i/>
+          <w:color w:val="000000"/>
+          <w:sz w:val="20"/>
         </w:rPr>
         <w:t>NCCN Guidelines&amp;amp;reg; - NCCN-Acute Lymphoblastic Leukemia [Version 3.2024]</w:t>
       </w:r>
@@ -12398,9 +14124,9 @@
         <w:rPr>
           <w:rFonts w:ascii="Cambria" w:hAnsi="Cambria"/>
           <w:b/>
-          <w:i w:val="0"/>
-          <w:color w:val="008080"/>
-          <w:sz w:val="22"/>
+          <w:i/>
+          <w:color w:val="000000"/>
+          <w:sz w:val="20"/>
         </w:rPr>
         <w:t>NCCN Guidelines&amp;amp;reg; - NCCN-B-Cell Lymphomas [Version 2.2025]</w:t>
       </w:r>
@@ -12569,10 +14295,11 @@
       <w:pPr>
         <w:pStyle w:val="ListBullet"/>
         <w:spacing w:before="360" w:after="80" w:line="276" w:lineRule="auto"/>
+        <w:jc w:val="center"/>
       </w:pPr>
       <w:r>
         <w:rPr>
-          <w:rFonts w:ascii="Cambria" w:hAnsi="Cambria"/>
+          <w:rFonts w:ascii="Calibri" w:hAnsi="Calibri"/>
           <w:color w:val="000000"/>
           <w:sz w:val="20"/>
         </w:rPr>

--- a/output/TestReport_DULAL NAHA (KOL2604070057)_2600128556_11d3f985-7e08-40be-91b4-48b35be363ee.docx
+++ b/output/TestReport_DULAL NAHA (KOL2604070057)_2600128556_11d3f985-7e08-40be-91b4-48b35be363ee.docx
@@ -405,6 +405,23 @@
         <w:rPr>
           <w:sz w:val="2"/>
         </w:rPr>
+      </w:r>
+    </w:p>
+    <w:p>
+      <w:pPr>
+        <w:keepNext/>
+        <w:spacing w:before="78" w:after="80"/>
+        <w:jc w:val="center"/>
+      </w:pPr>
+      <w:r>
+        <w:rPr>
+          <w:rFonts w:ascii="Cambria" w:hAnsi="Cambria"/>
+          <w:b/>
+          <w:i/>
+          <w:color w:val="008080"/>
+          <w:sz w:val="28"/>
+        </w:rPr>
+        <w:t>TEST NAME</w:t>
       </w:r>
     </w:p>
     <w:p>
@@ -14293,7 +14310,6 @@
     </w:p>
     <w:p>
       <w:pPr>
-        <w:pStyle w:val="ListBullet"/>
         <w:spacing w:before="360" w:after="80" w:line="276" w:lineRule="auto"/>
         <w:jc w:val="center"/>
       </w:pPr>
@@ -14303,7 +14319,7 @@
           <w:color w:val="000000"/>
           <w:sz w:val="20"/>
         </w:rPr>
-        <w:t>End Of Report ------------------</w:t>
+        <w:t>------------------ End Of Report ------------------</w:t>
       </w:r>
     </w:p>
     <w:p>
@@ -14424,20 +14440,6 @@
             </a:graphic>
           </wp:inline>
         </w:drawing>
-      </w:r>
-    </w:p>
-    <w:p>
-      <w:pPr>
-        <w:spacing w:before="240" w:after="240"/>
-        <w:jc w:val="center"/>
-      </w:pPr>
-      <w:r>
-        <w:rPr>
-          <w:rFonts w:ascii="Calibri" w:hAnsi="Calibri"/>
-          <w:color w:val="000000"/>
-          <w:sz w:val="20"/>
-        </w:rPr>
-        <w:t>------------------ End Of Report ------------------</w:t>
       </w:r>
     </w:p>
     <w:sectPr>
